--- a/programming_mental_models/p3_types_of_api_and_api_security.docx
+++ b/programming_mental_models/p3_types_of_api_and_api_security.docx
@@ -7,17 +7,17 @@
         <w:jc w:val="center"/>
         <w:rPr>
           <w:rFonts w:ascii="Calibri" w:hAnsi="Calibri" w:cs="Calibri"/>
-          <w:sz w:val="44"/>
-          <w:szCs w:val="44"/>
-        </w:rPr>
-      </w:pPr>
-      <w:r>
-        <w:rPr>
-          <w:rFonts w:ascii="Calibri" w:hAnsi="Calibri" w:cs="Calibri"/>
-          <w:b/>
-          <w:bCs/>
-          <w:sz w:val="44"/>
-          <w:szCs w:val="44"/>
+          <w:sz w:val="42"/>
+          <w:szCs w:val="42"/>
+        </w:rPr>
+      </w:pPr>
+      <w:r>
+        <w:rPr>
+          <w:rFonts w:ascii="Calibri" w:hAnsi="Calibri" w:cs="Calibri"/>
+          <w:b/>
+          <w:bCs/>
+          <w:sz w:val="42"/>
+          <w:szCs w:val="42"/>
         </w:rPr>
         <w:t>INDEX</w:t>
       </w:r>
@@ -309,7 +309,7 @@
           <w:sz w:val="32"/>
           <w:szCs w:val="32"/>
         </w:rPr>
-        <w:t>7</w:t>
+        <w:t>6</w:t>
       </w:r>
       <w:r>
         <w:rPr>
@@ -327,17 +327,17 @@
           <w:rFonts w:ascii="Calibri" w:hAnsi="Calibri" w:cs="Calibri"/>
           <w:b/>
           <w:bCs/>
-          <w:sz w:val="36"/>
-          <w:szCs w:val="36"/>
-        </w:rPr>
-      </w:pPr>
-      <w:r>
-        <w:rPr>
-          <w:rFonts w:ascii="Calibri" w:hAnsi="Calibri" w:cs="Calibri"/>
-          <w:b/>
-          <w:bCs/>
-          <w:sz w:val="36"/>
-          <w:szCs w:val="36"/>
+          <w:sz w:val="34"/>
+          <w:szCs w:val="34"/>
+        </w:rPr>
+      </w:pPr>
+      <w:r>
+        <w:rPr>
+          <w:rFonts w:ascii="Calibri" w:hAnsi="Calibri" w:cs="Calibri"/>
+          <w:b/>
+          <w:bCs/>
+          <w:sz w:val="34"/>
+          <w:szCs w:val="34"/>
         </w:rPr>
         <w:lastRenderedPageBreak/>
         <w:t>Types of API Concepts</w:t>
@@ -347,8 +347,8 @@
           <w:rFonts w:ascii="Calibri" w:hAnsi="Calibri" w:cs="Calibri"/>
           <w:b/>
           <w:bCs/>
-          <w:sz w:val="36"/>
-          <w:szCs w:val="36"/>
+          <w:sz w:val="34"/>
+          <w:szCs w:val="34"/>
         </w:rPr>
         <w:t>:</w:t>
       </w:r>
@@ -358,23 +358,23 @@
         <w:jc w:val="both"/>
         <w:rPr>
           <w:rFonts w:ascii="Calibri" w:hAnsi="Calibri" w:cs="Calibri"/>
-          <w:sz w:val="36"/>
-          <w:szCs w:val="36"/>
-        </w:rPr>
-      </w:pPr>
-      <w:r>
-        <w:rPr>
-          <w:rFonts w:ascii="Calibri" w:hAnsi="Calibri" w:cs="Calibri"/>
-          <w:sz w:val="36"/>
-          <w:szCs w:val="36"/>
+          <w:sz w:val="34"/>
+          <w:szCs w:val="34"/>
+        </w:rPr>
+      </w:pPr>
+      <w:r>
+        <w:rPr>
+          <w:rFonts w:ascii="Calibri" w:hAnsi="Calibri" w:cs="Calibri"/>
+          <w:sz w:val="34"/>
+          <w:szCs w:val="34"/>
         </w:rPr>
         <w:t xml:space="preserve"># </w:t>
       </w:r>
       <w:r>
         <w:rPr>
           <w:rFonts w:ascii="Calibri" w:hAnsi="Calibri" w:cs="Calibri"/>
-          <w:sz w:val="36"/>
-          <w:szCs w:val="36"/>
+          <w:sz w:val="34"/>
+          <w:szCs w:val="34"/>
         </w:rPr>
         <w:t>APIs aren’t one-size-fits-all. Different problems need different types</w:t>
       </w:r>
@@ -384,8 +384,8 @@
         <w:jc w:val="both"/>
         <w:rPr>
           <w:rFonts w:ascii="Calibri" w:hAnsi="Calibri" w:cs="Calibri"/>
-          <w:sz w:val="36"/>
-          <w:szCs w:val="36"/>
+          <w:sz w:val="34"/>
+          <w:szCs w:val="34"/>
         </w:rPr>
       </w:pPr>
     </w:p>
@@ -399,15 +399,15 @@
         <w:jc w:val="both"/>
         <w:rPr>
           <w:rFonts w:ascii="Calibri" w:hAnsi="Calibri" w:cs="Calibri"/>
-          <w:sz w:val="36"/>
-          <w:szCs w:val="36"/>
-        </w:rPr>
-      </w:pPr>
-      <w:r>
-        <w:rPr>
-          <w:rFonts w:ascii="Calibri" w:hAnsi="Calibri" w:cs="Calibri"/>
-          <w:sz w:val="36"/>
-          <w:szCs w:val="36"/>
+          <w:sz w:val="34"/>
+          <w:szCs w:val="34"/>
+        </w:rPr>
+      </w:pPr>
+      <w:r>
+        <w:rPr>
+          <w:rFonts w:ascii="Calibri" w:hAnsi="Calibri" w:cs="Calibri"/>
+          <w:sz w:val="34"/>
+          <w:szCs w:val="34"/>
         </w:rPr>
         <w:t>Open API:</w:t>
       </w:r>
@@ -422,15 +422,15 @@
         <w:jc w:val="both"/>
         <w:rPr>
           <w:rFonts w:ascii="Calibri" w:hAnsi="Calibri" w:cs="Calibri"/>
-          <w:sz w:val="36"/>
-          <w:szCs w:val="36"/>
-        </w:rPr>
-      </w:pPr>
-      <w:r>
-        <w:rPr>
-          <w:rFonts w:ascii="Calibri" w:hAnsi="Calibri" w:cs="Calibri"/>
-          <w:sz w:val="36"/>
-          <w:szCs w:val="36"/>
+          <w:sz w:val="34"/>
+          <w:szCs w:val="34"/>
+        </w:rPr>
+      </w:pPr>
+      <w:r>
+        <w:rPr>
+          <w:rFonts w:ascii="Calibri" w:hAnsi="Calibri" w:cs="Calibri"/>
+          <w:sz w:val="34"/>
+          <w:szCs w:val="34"/>
         </w:rPr>
         <w:t>Public access for anyone.</w:t>
       </w:r>
@@ -445,31 +445,31 @@
         <w:jc w:val="both"/>
         <w:rPr>
           <w:rFonts w:ascii="Calibri" w:hAnsi="Calibri" w:cs="Calibri"/>
-          <w:sz w:val="36"/>
-          <w:szCs w:val="36"/>
-        </w:rPr>
-      </w:pPr>
-      <w:r>
-        <w:rPr>
-          <w:rFonts w:ascii="Calibri" w:hAnsi="Calibri" w:cs="Calibri"/>
-          <w:sz w:val="36"/>
-          <w:szCs w:val="36"/>
+          <w:sz w:val="34"/>
+          <w:szCs w:val="34"/>
+        </w:rPr>
+      </w:pPr>
+      <w:r>
+        <w:rPr>
+          <w:rFonts w:ascii="Calibri" w:hAnsi="Calibri" w:cs="Calibri"/>
+          <w:sz w:val="34"/>
+          <w:szCs w:val="34"/>
         </w:rPr>
         <w:t>Use</w:t>
       </w:r>
       <w:r>
         <w:rPr>
           <w:rFonts w:ascii="Calibri" w:hAnsi="Calibri" w:cs="Calibri"/>
-          <w:sz w:val="36"/>
-          <w:szCs w:val="36"/>
+          <w:sz w:val="34"/>
+          <w:szCs w:val="34"/>
         </w:rPr>
         <w:t>d</w:t>
       </w:r>
       <w:r>
         <w:rPr>
           <w:rFonts w:ascii="Calibri" w:hAnsi="Calibri" w:cs="Calibri"/>
-          <w:sz w:val="36"/>
-          <w:szCs w:val="36"/>
+          <w:sz w:val="34"/>
+          <w:szCs w:val="34"/>
         </w:rPr>
         <w:t xml:space="preserve"> for: Weather data, login systems, product catalogs</w:t>
       </w:r>
@@ -484,15 +484,15 @@
         <w:jc w:val="both"/>
         <w:rPr>
           <w:rFonts w:ascii="Calibri" w:hAnsi="Calibri" w:cs="Calibri"/>
-          <w:sz w:val="36"/>
-          <w:szCs w:val="36"/>
-        </w:rPr>
-      </w:pPr>
-      <w:r>
-        <w:rPr>
-          <w:rFonts w:ascii="Calibri" w:hAnsi="Calibri" w:cs="Calibri"/>
-          <w:sz w:val="36"/>
-          <w:szCs w:val="36"/>
+          <w:sz w:val="34"/>
+          <w:szCs w:val="34"/>
+        </w:rPr>
+      </w:pPr>
+      <w:r>
+        <w:rPr>
+          <w:rFonts w:ascii="Calibri" w:hAnsi="Calibri" w:cs="Calibri"/>
+          <w:sz w:val="34"/>
+          <w:szCs w:val="34"/>
         </w:rPr>
         <w:t>Example: Stripe payments, Google Maps</w:t>
       </w:r>
@@ -502,8 +502,8 @@
         <w:jc w:val="both"/>
         <w:rPr>
           <w:rFonts w:ascii="Calibri" w:hAnsi="Calibri" w:cs="Calibri"/>
-          <w:sz w:val="36"/>
-          <w:szCs w:val="36"/>
+          <w:sz w:val="34"/>
+          <w:szCs w:val="34"/>
         </w:rPr>
       </w:pPr>
     </w:p>
@@ -517,15 +517,15 @@
         <w:jc w:val="both"/>
         <w:rPr>
           <w:rFonts w:ascii="Calibri" w:hAnsi="Calibri" w:cs="Calibri"/>
-          <w:sz w:val="36"/>
-          <w:szCs w:val="36"/>
-        </w:rPr>
-      </w:pPr>
-      <w:r>
-        <w:rPr>
-          <w:rFonts w:ascii="Calibri" w:hAnsi="Calibri" w:cs="Calibri"/>
-          <w:sz w:val="36"/>
-          <w:szCs w:val="36"/>
+          <w:sz w:val="34"/>
+          <w:szCs w:val="34"/>
+        </w:rPr>
+      </w:pPr>
+      <w:r>
+        <w:rPr>
+          <w:rFonts w:ascii="Calibri" w:hAnsi="Calibri" w:cs="Calibri"/>
+          <w:sz w:val="34"/>
+          <w:szCs w:val="34"/>
         </w:rPr>
         <w:t>REST API:</w:t>
       </w:r>
@@ -540,15 +540,15 @@
         <w:jc w:val="both"/>
         <w:rPr>
           <w:rFonts w:ascii="Calibri" w:hAnsi="Calibri" w:cs="Calibri"/>
-          <w:sz w:val="36"/>
-          <w:szCs w:val="36"/>
-        </w:rPr>
-      </w:pPr>
-      <w:r>
-        <w:rPr>
-          <w:rFonts w:ascii="Calibri" w:hAnsi="Calibri" w:cs="Calibri"/>
-          <w:sz w:val="36"/>
-          <w:szCs w:val="36"/>
+          <w:sz w:val="34"/>
+          <w:szCs w:val="34"/>
+        </w:rPr>
+      </w:pPr>
+      <w:r>
+        <w:rPr>
+          <w:rFonts w:ascii="Calibri" w:hAnsi="Calibri" w:cs="Calibri"/>
+          <w:sz w:val="34"/>
+          <w:szCs w:val="34"/>
         </w:rPr>
         <w:t>HTTP-based, simple, universal.</w:t>
       </w:r>
@@ -563,31 +563,31 @@
         <w:jc w:val="both"/>
         <w:rPr>
           <w:rFonts w:ascii="Calibri" w:hAnsi="Calibri" w:cs="Calibri"/>
-          <w:sz w:val="36"/>
-          <w:szCs w:val="36"/>
-        </w:rPr>
-      </w:pPr>
-      <w:r>
-        <w:rPr>
-          <w:rFonts w:ascii="Calibri" w:hAnsi="Calibri" w:cs="Calibri"/>
-          <w:sz w:val="36"/>
-          <w:szCs w:val="36"/>
+          <w:sz w:val="34"/>
+          <w:szCs w:val="34"/>
+        </w:rPr>
+      </w:pPr>
+      <w:r>
+        <w:rPr>
+          <w:rFonts w:ascii="Calibri" w:hAnsi="Calibri" w:cs="Calibri"/>
+          <w:sz w:val="34"/>
+          <w:szCs w:val="34"/>
         </w:rPr>
         <w:t>Use</w:t>
       </w:r>
       <w:r>
         <w:rPr>
           <w:rFonts w:ascii="Calibri" w:hAnsi="Calibri" w:cs="Calibri"/>
-          <w:sz w:val="36"/>
-          <w:szCs w:val="36"/>
+          <w:sz w:val="34"/>
+          <w:szCs w:val="34"/>
         </w:rPr>
         <w:t>d</w:t>
       </w:r>
       <w:r>
         <w:rPr>
           <w:rFonts w:ascii="Calibri" w:hAnsi="Calibri" w:cs="Calibri"/>
-          <w:sz w:val="36"/>
-          <w:szCs w:val="36"/>
+          <w:sz w:val="34"/>
+          <w:szCs w:val="34"/>
         </w:rPr>
         <w:t xml:space="preserve"> for: 90% of modern web apps</w:t>
       </w:r>
@@ -602,15 +602,15 @@
         <w:jc w:val="both"/>
         <w:rPr>
           <w:rFonts w:ascii="Calibri" w:hAnsi="Calibri" w:cs="Calibri"/>
-          <w:sz w:val="36"/>
-          <w:szCs w:val="36"/>
-        </w:rPr>
-      </w:pPr>
-      <w:r>
-        <w:rPr>
-          <w:rFonts w:ascii="Calibri" w:hAnsi="Calibri" w:cs="Calibri"/>
-          <w:sz w:val="36"/>
-          <w:szCs w:val="36"/>
+          <w:sz w:val="34"/>
+          <w:szCs w:val="34"/>
+        </w:rPr>
+      </w:pPr>
+      <w:r>
+        <w:rPr>
+          <w:rFonts w:ascii="Calibri" w:hAnsi="Calibri" w:cs="Calibri"/>
+          <w:sz w:val="34"/>
+          <w:szCs w:val="34"/>
         </w:rPr>
         <w:t>Example: Mobile app fetching user data</w:t>
       </w:r>
@@ -620,8 +620,8 @@
         <w:jc w:val="both"/>
         <w:rPr>
           <w:rFonts w:ascii="Calibri" w:hAnsi="Calibri" w:cs="Calibri"/>
-          <w:sz w:val="36"/>
-          <w:szCs w:val="36"/>
+          <w:sz w:val="34"/>
+          <w:szCs w:val="34"/>
         </w:rPr>
       </w:pPr>
     </w:p>
@@ -635,15 +635,15 @@
         <w:jc w:val="both"/>
         <w:rPr>
           <w:rFonts w:ascii="Calibri" w:hAnsi="Calibri" w:cs="Calibri"/>
-          <w:sz w:val="36"/>
-          <w:szCs w:val="36"/>
-        </w:rPr>
-      </w:pPr>
-      <w:r>
-        <w:rPr>
-          <w:rFonts w:ascii="Calibri" w:hAnsi="Calibri" w:cs="Calibri"/>
-          <w:sz w:val="36"/>
-          <w:szCs w:val="36"/>
+          <w:sz w:val="34"/>
+          <w:szCs w:val="34"/>
+        </w:rPr>
+      </w:pPr>
+      <w:r>
+        <w:rPr>
+          <w:rFonts w:ascii="Calibri" w:hAnsi="Calibri" w:cs="Calibri"/>
+          <w:sz w:val="34"/>
+          <w:szCs w:val="34"/>
         </w:rPr>
         <w:t>SOAP API:</w:t>
       </w:r>
@@ -658,15 +658,15 @@
         <w:jc w:val="both"/>
         <w:rPr>
           <w:rFonts w:ascii="Calibri" w:hAnsi="Calibri" w:cs="Calibri"/>
-          <w:sz w:val="36"/>
-          <w:szCs w:val="36"/>
-        </w:rPr>
-      </w:pPr>
-      <w:r>
-        <w:rPr>
-          <w:rFonts w:ascii="Calibri" w:hAnsi="Calibri" w:cs="Calibri"/>
-          <w:sz w:val="36"/>
-          <w:szCs w:val="36"/>
+          <w:sz w:val="34"/>
+          <w:szCs w:val="34"/>
+        </w:rPr>
+      </w:pPr>
+      <w:r>
+        <w:rPr>
+          <w:rFonts w:ascii="Calibri" w:hAnsi="Calibri" w:cs="Calibri"/>
+          <w:sz w:val="34"/>
+          <w:szCs w:val="34"/>
         </w:rPr>
         <w:t>XML-based, strict, formal.</w:t>
       </w:r>
@@ -681,15 +681,15 @@
         <w:jc w:val="both"/>
         <w:rPr>
           <w:rFonts w:ascii="Calibri" w:hAnsi="Calibri" w:cs="Calibri"/>
-          <w:sz w:val="36"/>
-          <w:szCs w:val="36"/>
-        </w:rPr>
-      </w:pPr>
-      <w:r>
-        <w:rPr>
-          <w:rFonts w:ascii="Calibri" w:hAnsi="Calibri" w:cs="Calibri"/>
-          <w:sz w:val="36"/>
-          <w:szCs w:val="36"/>
+          <w:sz w:val="34"/>
+          <w:szCs w:val="34"/>
+        </w:rPr>
+      </w:pPr>
+      <w:r>
+        <w:rPr>
+          <w:rFonts w:ascii="Calibri" w:hAnsi="Calibri" w:cs="Calibri"/>
+          <w:sz w:val="34"/>
+          <w:szCs w:val="34"/>
         </w:rPr>
         <w:t>Use for: Banks, insurance, government</w:t>
       </w:r>
@@ -704,15 +704,15 @@
         <w:jc w:val="both"/>
         <w:rPr>
           <w:rFonts w:ascii="Calibri" w:hAnsi="Calibri" w:cs="Calibri"/>
-          <w:sz w:val="36"/>
-          <w:szCs w:val="36"/>
-        </w:rPr>
-      </w:pPr>
-      <w:r>
-        <w:rPr>
-          <w:rFonts w:ascii="Calibri" w:hAnsi="Calibri" w:cs="Calibri"/>
-          <w:sz w:val="36"/>
-          <w:szCs w:val="36"/>
+          <w:sz w:val="34"/>
+          <w:szCs w:val="34"/>
+        </w:rPr>
+      </w:pPr>
+      <w:r>
+        <w:rPr>
+          <w:rFonts w:ascii="Calibri" w:hAnsi="Calibri" w:cs="Calibri"/>
+          <w:sz w:val="34"/>
+          <w:szCs w:val="34"/>
         </w:rPr>
         <w:t>Example: Processing insurance claims, wire transfers</w:t>
       </w:r>
@@ -722,8 +722,8 @@
         <w:jc w:val="both"/>
         <w:rPr>
           <w:rFonts w:ascii="Calibri" w:hAnsi="Calibri" w:cs="Calibri"/>
-          <w:sz w:val="36"/>
-          <w:szCs w:val="36"/>
+          <w:sz w:val="34"/>
+          <w:szCs w:val="34"/>
         </w:rPr>
       </w:pPr>
     </w:p>
@@ -737,17 +737,27 @@
         <w:jc w:val="both"/>
         <w:rPr>
           <w:rFonts w:ascii="Calibri" w:hAnsi="Calibri" w:cs="Calibri"/>
-          <w:sz w:val="36"/>
-          <w:szCs w:val="36"/>
-        </w:rPr>
-      </w:pPr>
-      <w:r>
-        <w:rPr>
-          <w:rFonts w:ascii="Calibri" w:hAnsi="Calibri" w:cs="Calibri"/>
-          <w:sz w:val="36"/>
-          <w:szCs w:val="36"/>
-        </w:rPr>
-        <w:t>GraphQL API:</w:t>
+          <w:sz w:val="34"/>
+          <w:szCs w:val="34"/>
+        </w:rPr>
+      </w:pPr>
+      <w:proofErr w:type="spellStart"/>
+      <w:r>
+        <w:rPr>
+          <w:rFonts w:ascii="Calibri" w:hAnsi="Calibri" w:cs="Calibri"/>
+          <w:sz w:val="34"/>
+          <w:szCs w:val="34"/>
+        </w:rPr>
+        <w:t>GraphQL</w:t>
+      </w:r>
+      <w:proofErr w:type="spellEnd"/>
+      <w:r>
+        <w:rPr>
+          <w:rFonts w:ascii="Calibri" w:hAnsi="Calibri" w:cs="Calibri"/>
+          <w:sz w:val="34"/>
+          <w:szCs w:val="34"/>
+        </w:rPr>
+        <w:t xml:space="preserve"> API:</w:t>
       </w:r>
     </w:p>
     <w:p>
@@ -760,15 +770,15 @@
         <w:jc w:val="both"/>
         <w:rPr>
           <w:rFonts w:ascii="Calibri" w:hAnsi="Calibri" w:cs="Calibri"/>
-          <w:sz w:val="36"/>
-          <w:szCs w:val="36"/>
-        </w:rPr>
-      </w:pPr>
-      <w:r>
-        <w:rPr>
-          <w:rFonts w:ascii="Calibri" w:hAnsi="Calibri" w:cs="Calibri"/>
-          <w:sz w:val="36"/>
-          <w:szCs w:val="36"/>
+          <w:sz w:val="34"/>
+          <w:szCs w:val="34"/>
+        </w:rPr>
+      </w:pPr>
+      <w:r>
+        <w:rPr>
+          <w:rFonts w:ascii="Calibri" w:hAnsi="Calibri" w:cs="Calibri"/>
+          <w:sz w:val="34"/>
+          <w:szCs w:val="34"/>
         </w:rPr>
         <w:t>Query exactly what you need.</w:t>
       </w:r>
@@ -783,15 +793,15 @@
         <w:jc w:val="both"/>
         <w:rPr>
           <w:rFonts w:ascii="Calibri" w:hAnsi="Calibri" w:cs="Calibri"/>
-          <w:sz w:val="36"/>
-          <w:szCs w:val="36"/>
-        </w:rPr>
-      </w:pPr>
-      <w:r>
-        <w:rPr>
-          <w:rFonts w:ascii="Calibri" w:hAnsi="Calibri" w:cs="Calibri"/>
-          <w:sz w:val="36"/>
-          <w:szCs w:val="36"/>
+          <w:sz w:val="34"/>
+          <w:szCs w:val="34"/>
+        </w:rPr>
+      </w:pPr>
+      <w:r>
+        <w:rPr>
+          <w:rFonts w:ascii="Calibri" w:hAnsi="Calibri" w:cs="Calibri"/>
+          <w:sz w:val="34"/>
+          <w:szCs w:val="34"/>
         </w:rPr>
         <w:t>Use for: Complex data with many relationships</w:t>
       </w:r>
@@ -806,15 +816,15 @@
         <w:jc w:val="both"/>
         <w:rPr>
           <w:rFonts w:ascii="Calibri" w:hAnsi="Calibri" w:cs="Calibri"/>
-          <w:sz w:val="36"/>
-          <w:szCs w:val="36"/>
-        </w:rPr>
-      </w:pPr>
-      <w:r>
-        <w:rPr>
-          <w:rFonts w:ascii="Calibri" w:hAnsi="Calibri" w:cs="Calibri"/>
-          <w:sz w:val="36"/>
-          <w:szCs w:val="36"/>
+          <w:sz w:val="34"/>
+          <w:szCs w:val="34"/>
+        </w:rPr>
+      </w:pPr>
+      <w:r>
+        <w:rPr>
+          <w:rFonts w:ascii="Calibri" w:hAnsi="Calibri" w:cs="Calibri"/>
+          <w:sz w:val="34"/>
+          <w:szCs w:val="34"/>
         </w:rPr>
         <w:t>Example: Facebook feed (only fetch what's needed)</w:t>
       </w:r>
@@ -824,8 +834,8 @@
         <w:jc w:val="both"/>
         <w:rPr>
           <w:rFonts w:ascii="Calibri" w:hAnsi="Calibri" w:cs="Calibri"/>
-          <w:sz w:val="36"/>
-          <w:szCs w:val="36"/>
+          <w:sz w:val="34"/>
+          <w:szCs w:val="34"/>
         </w:rPr>
       </w:pPr>
     </w:p>
@@ -839,15 +849,15 @@
         <w:jc w:val="both"/>
         <w:rPr>
           <w:rFonts w:ascii="Calibri" w:hAnsi="Calibri" w:cs="Calibri"/>
-          <w:sz w:val="36"/>
-          <w:szCs w:val="36"/>
-        </w:rPr>
-      </w:pPr>
-      <w:r>
-        <w:rPr>
-          <w:rFonts w:ascii="Calibri" w:hAnsi="Calibri" w:cs="Calibri"/>
-          <w:sz w:val="36"/>
-          <w:szCs w:val="36"/>
+          <w:sz w:val="34"/>
+          <w:szCs w:val="34"/>
+        </w:rPr>
+      </w:pPr>
+      <w:r>
+        <w:rPr>
+          <w:rFonts w:ascii="Calibri" w:hAnsi="Calibri" w:cs="Calibri"/>
+          <w:sz w:val="34"/>
+          <w:szCs w:val="34"/>
         </w:rPr>
         <w:t>Backend To Backend:</w:t>
       </w:r>
@@ -862,16 +872,17 @@
         <w:jc w:val="both"/>
         <w:rPr>
           <w:rFonts w:ascii="Calibri" w:hAnsi="Calibri" w:cs="Calibri"/>
-          <w:sz w:val="36"/>
-          <w:szCs w:val="36"/>
-        </w:rPr>
-      </w:pPr>
-      <w:r>
-        <w:rPr>
-          <w:rFonts w:ascii="Calibri" w:hAnsi="Calibri" w:cs="Calibri"/>
-          <w:sz w:val="36"/>
-          <w:szCs w:val="36"/>
-        </w:rPr>
+          <w:sz w:val="34"/>
+          <w:szCs w:val="34"/>
+        </w:rPr>
+      </w:pPr>
+      <w:r>
+        <w:rPr>
+          <w:rFonts w:ascii="Calibri" w:hAnsi="Calibri" w:cs="Calibri"/>
+          <w:sz w:val="34"/>
+          <w:szCs w:val="34"/>
+        </w:rPr>
+        <w:lastRenderedPageBreak/>
         <w:t>Internal microservices talking.</w:t>
       </w:r>
     </w:p>
@@ -885,31 +896,31 @@
         <w:jc w:val="both"/>
         <w:rPr>
           <w:rFonts w:ascii="Calibri" w:hAnsi="Calibri" w:cs="Calibri"/>
-          <w:sz w:val="36"/>
-          <w:szCs w:val="36"/>
-        </w:rPr>
-      </w:pPr>
-      <w:r>
-        <w:rPr>
-          <w:rFonts w:ascii="Calibri" w:hAnsi="Calibri" w:cs="Calibri"/>
-          <w:sz w:val="36"/>
-          <w:szCs w:val="36"/>
+          <w:sz w:val="34"/>
+          <w:szCs w:val="34"/>
+        </w:rPr>
+      </w:pPr>
+      <w:r>
+        <w:rPr>
+          <w:rFonts w:ascii="Calibri" w:hAnsi="Calibri" w:cs="Calibri"/>
+          <w:sz w:val="34"/>
+          <w:szCs w:val="34"/>
         </w:rPr>
         <w:t xml:space="preserve">Use for: </w:t>
       </w:r>
       <w:r>
         <w:rPr>
           <w:rFonts w:ascii="Calibri" w:hAnsi="Calibri" w:cs="Calibri"/>
-          <w:sz w:val="36"/>
-          <w:szCs w:val="36"/>
+          <w:sz w:val="34"/>
+          <w:szCs w:val="34"/>
         </w:rPr>
         <w:t>O</w:t>
       </w:r>
       <w:r>
         <w:rPr>
           <w:rFonts w:ascii="Calibri" w:hAnsi="Calibri" w:cs="Calibri"/>
-          <w:sz w:val="36"/>
-          <w:szCs w:val="36"/>
+          <w:sz w:val="34"/>
+          <w:szCs w:val="34"/>
         </w:rPr>
         <w:t>ur own system architecture</w:t>
       </w:r>
@@ -924,15 +935,15 @@
         <w:jc w:val="both"/>
         <w:rPr>
           <w:rFonts w:ascii="Calibri" w:hAnsi="Calibri" w:cs="Calibri"/>
-          <w:sz w:val="36"/>
-          <w:szCs w:val="36"/>
-        </w:rPr>
-      </w:pPr>
-      <w:r>
-        <w:rPr>
-          <w:rFonts w:ascii="Calibri" w:hAnsi="Calibri" w:cs="Calibri"/>
-          <w:sz w:val="36"/>
-          <w:szCs w:val="36"/>
+          <w:sz w:val="34"/>
+          <w:szCs w:val="34"/>
+        </w:rPr>
+      </w:pPr>
+      <w:r>
+        <w:rPr>
+          <w:rFonts w:ascii="Calibri" w:hAnsi="Calibri" w:cs="Calibri"/>
+          <w:sz w:val="34"/>
+          <w:szCs w:val="34"/>
         </w:rPr>
         <w:t>Example: Auth service → User service → Payment service</w:t>
       </w:r>
@@ -942,8 +953,8 @@
         <w:jc w:val="both"/>
         <w:rPr>
           <w:rFonts w:ascii="Calibri" w:hAnsi="Calibri" w:cs="Calibri"/>
-          <w:sz w:val="36"/>
-          <w:szCs w:val="36"/>
+          <w:sz w:val="34"/>
+          <w:szCs w:val="34"/>
         </w:rPr>
       </w:pPr>
     </w:p>
@@ -957,15 +968,15 @@
         <w:jc w:val="both"/>
         <w:rPr>
           <w:rFonts w:ascii="Calibri" w:hAnsi="Calibri" w:cs="Calibri"/>
-          <w:sz w:val="36"/>
-          <w:szCs w:val="36"/>
-        </w:rPr>
-      </w:pPr>
-      <w:r>
-        <w:rPr>
-          <w:rFonts w:ascii="Calibri" w:hAnsi="Calibri" w:cs="Calibri"/>
-          <w:sz w:val="36"/>
-          <w:szCs w:val="36"/>
+          <w:sz w:val="34"/>
+          <w:szCs w:val="34"/>
+        </w:rPr>
+      </w:pPr>
+      <w:r>
+        <w:rPr>
+          <w:rFonts w:ascii="Calibri" w:hAnsi="Calibri" w:cs="Calibri"/>
+          <w:sz w:val="34"/>
+          <w:szCs w:val="34"/>
         </w:rPr>
         <w:t>Frontend To Backend:</w:t>
       </w:r>
@@ -980,23 +991,23 @@
         <w:jc w:val="both"/>
         <w:rPr>
           <w:rFonts w:ascii="Calibri" w:hAnsi="Calibri" w:cs="Calibri"/>
-          <w:sz w:val="36"/>
-          <w:szCs w:val="36"/>
-        </w:rPr>
-      </w:pPr>
-      <w:r>
-        <w:rPr>
-          <w:rFonts w:ascii="Calibri" w:hAnsi="Calibri" w:cs="Calibri"/>
-          <w:sz w:val="36"/>
-          <w:szCs w:val="36"/>
+          <w:sz w:val="34"/>
+          <w:szCs w:val="34"/>
+        </w:rPr>
+      </w:pPr>
+      <w:r>
+        <w:rPr>
+          <w:rFonts w:ascii="Calibri" w:hAnsi="Calibri" w:cs="Calibri"/>
+          <w:sz w:val="34"/>
+          <w:szCs w:val="34"/>
         </w:rPr>
         <w:t>O</w:t>
       </w:r>
       <w:r>
         <w:rPr>
           <w:rFonts w:ascii="Calibri" w:hAnsi="Calibri" w:cs="Calibri"/>
-          <w:sz w:val="36"/>
-          <w:szCs w:val="36"/>
+          <w:sz w:val="34"/>
+          <w:szCs w:val="34"/>
         </w:rPr>
         <w:t>ur UI requesting server data.</w:t>
       </w:r>
@@ -1011,15 +1022,15 @@
         <w:jc w:val="both"/>
         <w:rPr>
           <w:rFonts w:ascii="Calibri" w:hAnsi="Calibri" w:cs="Calibri"/>
-          <w:sz w:val="36"/>
-          <w:szCs w:val="36"/>
-        </w:rPr>
-      </w:pPr>
-      <w:r>
-        <w:rPr>
-          <w:rFonts w:ascii="Calibri" w:hAnsi="Calibri" w:cs="Calibri"/>
-          <w:sz w:val="36"/>
-          <w:szCs w:val="36"/>
+          <w:sz w:val="34"/>
+          <w:szCs w:val="34"/>
+        </w:rPr>
+      </w:pPr>
+      <w:r>
+        <w:rPr>
+          <w:rFonts w:ascii="Calibri" w:hAnsi="Calibri" w:cs="Calibri"/>
+          <w:sz w:val="34"/>
+          <w:szCs w:val="34"/>
         </w:rPr>
         <w:t>Use for: Every web/mobile app interaction</w:t>
       </w:r>
@@ -1034,15 +1045,15 @@
         <w:jc w:val="both"/>
         <w:rPr>
           <w:rFonts w:ascii="Calibri" w:hAnsi="Calibri" w:cs="Calibri"/>
-          <w:sz w:val="36"/>
-          <w:szCs w:val="36"/>
-        </w:rPr>
-      </w:pPr>
-      <w:r>
-        <w:rPr>
-          <w:rFonts w:ascii="Calibri" w:hAnsi="Calibri" w:cs="Calibri"/>
-          <w:sz w:val="36"/>
-          <w:szCs w:val="36"/>
+          <w:sz w:val="34"/>
+          <w:szCs w:val="34"/>
+        </w:rPr>
+      </w:pPr>
+      <w:r>
+        <w:rPr>
+          <w:rFonts w:ascii="Calibri" w:hAnsi="Calibri" w:cs="Calibri"/>
+          <w:sz w:val="34"/>
+          <w:szCs w:val="34"/>
         </w:rPr>
         <w:t>Example: Login, search, profile updates</w:t>
       </w:r>
@@ -1052,8 +1063,8 @@
         <w:jc w:val="both"/>
         <w:rPr>
           <w:rFonts w:ascii="Calibri" w:hAnsi="Calibri" w:cs="Calibri"/>
-          <w:sz w:val="36"/>
-          <w:szCs w:val="36"/>
+          <w:sz w:val="34"/>
+          <w:szCs w:val="34"/>
         </w:rPr>
       </w:pPr>
     </w:p>
@@ -1067,15 +1078,15 @@
         <w:jc w:val="both"/>
         <w:rPr>
           <w:rFonts w:ascii="Calibri" w:hAnsi="Calibri" w:cs="Calibri"/>
-          <w:sz w:val="36"/>
-          <w:szCs w:val="36"/>
-        </w:rPr>
-      </w:pPr>
-      <w:r>
-        <w:rPr>
-          <w:rFonts w:ascii="Calibri" w:hAnsi="Calibri" w:cs="Calibri"/>
-          <w:sz w:val="36"/>
-          <w:szCs w:val="36"/>
+          <w:sz w:val="34"/>
+          <w:szCs w:val="34"/>
+        </w:rPr>
+      </w:pPr>
+      <w:r>
+        <w:rPr>
+          <w:rFonts w:ascii="Calibri" w:hAnsi="Calibri" w:cs="Calibri"/>
+          <w:sz w:val="34"/>
+          <w:szCs w:val="34"/>
         </w:rPr>
         <w:t>Service To Database:</w:t>
       </w:r>
@@ -1090,15 +1101,15 @@
         <w:jc w:val="both"/>
         <w:rPr>
           <w:rFonts w:ascii="Calibri" w:hAnsi="Calibri" w:cs="Calibri"/>
-          <w:sz w:val="36"/>
-          <w:szCs w:val="36"/>
-        </w:rPr>
-      </w:pPr>
-      <w:r>
-        <w:rPr>
-          <w:rFonts w:ascii="Calibri" w:hAnsi="Calibri" w:cs="Calibri"/>
-          <w:sz w:val="36"/>
-          <w:szCs w:val="36"/>
+          <w:sz w:val="34"/>
+          <w:szCs w:val="34"/>
+        </w:rPr>
+      </w:pPr>
+      <w:r>
+        <w:rPr>
+          <w:rFonts w:ascii="Calibri" w:hAnsi="Calibri" w:cs="Calibri"/>
+          <w:sz w:val="34"/>
+          <w:szCs w:val="34"/>
         </w:rPr>
         <w:t>Backend querying databases.</w:t>
       </w:r>
@@ -1113,15 +1124,15 @@
         <w:jc w:val="both"/>
         <w:rPr>
           <w:rFonts w:ascii="Calibri" w:hAnsi="Calibri" w:cs="Calibri"/>
-          <w:sz w:val="36"/>
-          <w:szCs w:val="36"/>
-        </w:rPr>
-      </w:pPr>
-      <w:r>
-        <w:rPr>
-          <w:rFonts w:ascii="Calibri" w:hAnsi="Calibri" w:cs="Calibri"/>
-          <w:sz w:val="36"/>
-          <w:szCs w:val="36"/>
+          <w:sz w:val="34"/>
+          <w:szCs w:val="34"/>
+        </w:rPr>
+      </w:pPr>
+      <w:r>
+        <w:rPr>
+          <w:rFonts w:ascii="Calibri" w:hAnsi="Calibri" w:cs="Calibri"/>
+          <w:sz w:val="34"/>
+          <w:szCs w:val="34"/>
         </w:rPr>
         <w:t>Use for: All data operations</w:t>
       </w:r>
@@ -1136,31 +1147,31 @@
         <w:jc w:val="both"/>
         <w:rPr>
           <w:rFonts w:ascii="Calibri" w:hAnsi="Calibri" w:cs="Calibri"/>
-          <w:sz w:val="36"/>
-          <w:szCs w:val="36"/>
-        </w:rPr>
-      </w:pPr>
-      <w:r>
-        <w:rPr>
-          <w:rFonts w:ascii="Calibri" w:hAnsi="Calibri" w:cs="Calibri"/>
-          <w:sz w:val="36"/>
-          <w:szCs w:val="36"/>
+          <w:sz w:val="34"/>
+          <w:szCs w:val="34"/>
+        </w:rPr>
+      </w:pPr>
+      <w:r>
+        <w:rPr>
+          <w:rFonts w:ascii="Calibri" w:hAnsi="Calibri" w:cs="Calibri"/>
+          <w:sz w:val="34"/>
+          <w:szCs w:val="34"/>
         </w:rPr>
         <w:t>Example: Storing users, fetching orders</w:t>
       </w:r>
       <w:r>
         <w:rPr>
           <w:rFonts w:ascii="Calibri" w:hAnsi="Calibri" w:cs="Calibri"/>
-          <w:sz w:val="36"/>
-          <w:szCs w:val="36"/>
+          <w:sz w:val="34"/>
+          <w:szCs w:val="34"/>
         </w:rPr>
         <w:t xml:space="preserve">, </w:t>
       </w:r>
       <w:r>
         <w:rPr>
           <w:rFonts w:ascii="Calibri" w:hAnsi="Calibri" w:cs="Calibri"/>
-          <w:sz w:val="36"/>
-          <w:szCs w:val="36"/>
+          <w:sz w:val="34"/>
+          <w:szCs w:val="34"/>
         </w:rPr>
         <w:t>B2B INTEGRATION</w:t>
       </w:r>
@@ -1170,8 +1181,8 @@
         <w:jc w:val="both"/>
         <w:rPr>
           <w:rFonts w:ascii="Calibri" w:hAnsi="Calibri" w:cs="Calibri"/>
-          <w:sz w:val="36"/>
-          <w:szCs w:val="36"/>
+          <w:sz w:val="34"/>
+          <w:szCs w:val="34"/>
         </w:rPr>
       </w:pPr>
     </w:p>
@@ -1185,15 +1196,15 @@
         <w:jc w:val="both"/>
         <w:rPr>
           <w:rFonts w:ascii="Calibri" w:hAnsi="Calibri" w:cs="Calibri"/>
-          <w:sz w:val="36"/>
-          <w:szCs w:val="36"/>
-        </w:rPr>
-      </w:pPr>
-      <w:r>
-        <w:rPr>
-          <w:rFonts w:ascii="Calibri" w:hAnsi="Calibri" w:cs="Calibri"/>
-          <w:sz w:val="36"/>
-          <w:szCs w:val="36"/>
+          <w:sz w:val="34"/>
+          <w:szCs w:val="34"/>
+        </w:rPr>
+      </w:pPr>
+      <w:r>
+        <w:rPr>
+          <w:rFonts w:ascii="Calibri" w:hAnsi="Calibri" w:cs="Calibri"/>
+          <w:sz w:val="34"/>
+          <w:szCs w:val="34"/>
         </w:rPr>
         <w:t>Partner API:</w:t>
       </w:r>
@@ -1208,15 +1219,15 @@
         <w:jc w:val="both"/>
         <w:rPr>
           <w:rFonts w:ascii="Calibri" w:hAnsi="Calibri" w:cs="Calibri"/>
-          <w:sz w:val="36"/>
-          <w:szCs w:val="36"/>
-        </w:rPr>
-      </w:pPr>
-      <w:r>
-        <w:rPr>
-          <w:rFonts w:ascii="Calibri" w:hAnsi="Calibri" w:cs="Calibri"/>
-          <w:sz w:val="36"/>
-          <w:szCs w:val="36"/>
+          <w:sz w:val="34"/>
+          <w:szCs w:val="34"/>
+        </w:rPr>
+      </w:pPr>
+      <w:r>
+        <w:rPr>
+          <w:rFonts w:ascii="Calibri" w:hAnsi="Calibri" w:cs="Calibri"/>
+          <w:sz w:val="34"/>
+          <w:szCs w:val="34"/>
         </w:rPr>
         <w:t>Controlled access for trusted partners.</w:t>
       </w:r>
@@ -1231,23 +1242,23 @@
         <w:jc w:val="both"/>
         <w:rPr>
           <w:rFonts w:ascii="Calibri" w:hAnsi="Calibri" w:cs="Calibri"/>
-          <w:sz w:val="36"/>
-          <w:szCs w:val="36"/>
-        </w:rPr>
-      </w:pPr>
-      <w:r>
-        <w:rPr>
-          <w:rFonts w:ascii="Calibri" w:hAnsi="Calibri" w:cs="Calibri"/>
-          <w:sz w:val="36"/>
-          <w:szCs w:val="36"/>
+          <w:sz w:val="34"/>
+          <w:szCs w:val="34"/>
+        </w:rPr>
+      </w:pPr>
+      <w:r>
+        <w:rPr>
+          <w:rFonts w:ascii="Calibri" w:hAnsi="Calibri" w:cs="Calibri"/>
+          <w:sz w:val="34"/>
+          <w:szCs w:val="34"/>
         </w:rPr>
         <w:t>U</w:t>
       </w:r>
       <w:r>
         <w:rPr>
           <w:rFonts w:ascii="Calibri" w:hAnsi="Calibri" w:cs="Calibri"/>
-          <w:sz w:val="36"/>
-          <w:szCs w:val="36"/>
+          <w:sz w:val="34"/>
+          <w:szCs w:val="34"/>
         </w:rPr>
         <w:t>se for: Affiliate programs, reseller systems</w:t>
       </w:r>
@@ -1262,15 +1273,15 @@
         <w:jc w:val="both"/>
         <w:rPr>
           <w:rFonts w:ascii="Calibri" w:hAnsi="Calibri" w:cs="Calibri"/>
-          <w:sz w:val="36"/>
-          <w:szCs w:val="36"/>
-        </w:rPr>
-      </w:pPr>
-      <w:r>
-        <w:rPr>
-          <w:rFonts w:ascii="Calibri" w:hAnsi="Calibri" w:cs="Calibri"/>
-          <w:sz w:val="36"/>
-          <w:szCs w:val="36"/>
+          <w:sz w:val="34"/>
+          <w:szCs w:val="34"/>
+        </w:rPr>
+      </w:pPr>
+      <w:r>
+        <w:rPr>
+          <w:rFonts w:ascii="Calibri" w:hAnsi="Calibri" w:cs="Calibri"/>
+          <w:sz w:val="34"/>
+          <w:szCs w:val="34"/>
         </w:rPr>
         <w:t>Example: Amazon affiliate tracking</w:t>
       </w:r>
@@ -1280,8 +1291,8 @@
         <w:jc w:val="both"/>
         <w:rPr>
           <w:rFonts w:ascii="Calibri" w:hAnsi="Calibri" w:cs="Calibri"/>
-          <w:sz w:val="36"/>
-          <w:szCs w:val="36"/>
+          <w:sz w:val="34"/>
+          <w:szCs w:val="34"/>
         </w:rPr>
       </w:pPr>
     </w:p>
@@ -1295,15 +1306,15 @@
         <w:jc w:val="both"/>
         <w:rPr>
           <w:rFonts w:ascii="Calibri" w:hAnsi="Calibri" w:cs="Calibri"/>
-          <w:sz w:val="36"/>
-          <w:szCs w:val="36"/>
-        </w:rPr>
-      </w:pPr>
-      <w:r>
-        <w:rPr>
-          <w:rFonts w:ascii="Calibri" w:hAnsi="Calibri" w:cs="Calibri"/>
-          <w:sz w:val="36"/>
-          <w:szCs w:val="36"/>
+          <w:sz w:val="34"/>
+          <w:szCs w:val="34"/>
+        </w:rPr>
+      </w:pPr>
+      <w:r>
+        <w:rPr>
+          <w:rFonts w:ascii="Calibri" w:hAnsi="Calibri" w:cs="Calibri"/>
+          <w:sz w:val="34"/>
+          <w:szCs w:val="34"/>
         </w:rPr>
         <w:t>Data Sharing API:</w:t>
       </w:r>
@@ -1318,15 +1329,15 @@
         <w:jc w:val="both"/>
         <w:rPr>
           <w:rFonts w:ascii="Calibri" w:hAnsi="Calibri" w:cs="Calibri"/>
-          <w:sz w:val="36"/>
-          <w:szCs w:val="36"/>
-        </w:rPr>
-      </w:pPr>
-      <w:r>
-        <w:rPr>
-          <w:rFonts w:ascii="Calibri" w:hAnsi="Calibri" w:cs="Calibri"/>
-          <w:sz w:val="36"/>
-          <w:szCs w:val="36"/>
+          <w:sz w:val="34"/>
+          <w:szCs w:val="34"/>
+        </w:rPr>
+      </w:pPr>
+      <w:r>
+        <w:rPr>
+          <w:rFonts w:ascii="Calibri" w:hAnsi="Calibri" w:cs="Calibri"/>
+          <w:sz w:val="34"/>
+          <w:szCs w:val="34"/>
         </w:rPr>
         <w:t>Secure exchange of sensitive data.</w:t>
       </w:r>
@@ -1341,15 +1352,15 @@
         <w:jc w:val="both"/>
         <w:rPr>
           <w:rFonts w:ascii="Calibri" w:hAnsi="Calibri" w:cs="Calibri"/>
-          <w:sz w:val="36"/>
-          <w:szCs w:val="36"/>
-        </w:rPr>
-      </w:pPr>
-      <w:r>
-        <w:rPr>
-          <w:rFonts w:ascii="Calibri" w:hAnsi="Calibri" w:cs="Calibri"/>
-          <w:sz w:val="36"/>
-          <w:szCs w:val="36"/>
+          <w:sz w:val="34"/>
+          <w:szCs w:val="34"/>
+        </w:rPr>
+      </w:pPr>
+      <w:r>
+        <w:rPr>
+          <w:rFonts w:ascii="Calibri" w:hAnsi="Calibri" w:cs="Calibri"/>
+          <w:sz w:val="34"/>
+          <w:szCs w:val="34"/>
         </w:rPr>
         <w:t>Use for: Health records, financial data</w:t>
       </w:r>
@@ -1364,102 +1375,102 @@
         <w:jc w:val="both"/>
         <w:rPr>
           <w:rFonts w:ascii="Calibri" w:hAnsi="Calibri" w:cs="Calibri"/>
-          <w:sz w:val="36"/>
-          <w:szCs w:val="36"/>
-        </w:rPr>
-      </w:pPr>
-      <w:r>
-        <w:rPr>
-          <w:rFonts w:ascii="Calibri" w:hAnsi="Calibri" w:cs="Calibri"/>
-          <w:sz w:val="36"/>
-          <w:szCs w:val="36"/>
+          <w:sz w:val="34"/>
+          <w:szCs w:val="34"/>
+        </w:rPr>
+      </w:pPr>
+      <w:r>
+        <w:rPr>
+          <w:rFonts w:ascii="Calibri" w:hAnsi="Calibri" w:cs="Calibri"/>
+          <w:sz w:val="34"/>
+          <w:szCs w:val="34"/>
+        </w:rPr>
+        <w:t>Example: Hospital systems sharing patient info</w:t>
+      </w:r>
+    </w:p>
+    <w:p>
+      <w:pPr>
+        <w:jc w:val="both"/>
+        <w:rPr>
+          <w:rFonts w:ascii="Calibri" w:hAnsi="Calibri" w:cs="Calibri"/>
+          <w:sz w:val="34"/>
+          <w:szCs w:val="34"/>
+        </w:rPr>
+      </w:pPr>
+    </w:p>
+    <w:p>
+      <w:pPr>
+        <w:jc w:val="both"/>
+        <w:rPr>
+          <w:rFonts w:ascii="Calibri" w:hAnsi="Calibri" w:cs="Calibri"/>
+          <w:sz w:val="34"/>
+          <w:szCs w:val="34"/>
+        </w:rPr>
+      </w:pPr>
+      <w:r>
+        <w:rPr>
+          <w:rFonts w:ascii="Calibri" w:hAnsi="Calibri" w:cs="Calibri"/>
+          <w:sz w:val="34"/>
+          <w:szCs w:val="34"/>
+        </w:rPr>
+        <w:t>The Patterns:</w:t>
+      </w:r>
+    </w:p>
+    <w:p>
+      <w:pPr>
+        <w:jc w:val="both"/>
+        <w:rPr>
+          <w:rFonts w:ascii="Calibri" w:hAnsi="Calibri" w:cs="Calibri"/>
+          <w:sz w:val="34"/>
+          <w:szCs w:val="34"/>
+        </w:rPr>
+      </w:pPr>
+      <w:r>
+        <w:rPr>
+          <w:rFonts w:ascii="Calibri" w:hAnsi="Calibri" w:cs="Calibri"/>
+          <w:sz w:val="34"/>
+          <w:szCs w:val="34"/>
         </w:rPr>
         <w:lastRenderedPageBreak/>
-        <w:t>Example: Hospital systems sharing patient info</w:t>
-      </w:r>
-    </w:p>
-    <w:p>
-      <w:pPr>
-        <w:jc w:val="both"/>
-        <w:rPr>
-          <w:rFonts w:ascii="Calibri" w:hAnsi="Calibri" w:cs="Calibri"/>
-          <w:sz w:val="36"/>
-          <w:szCs w:val="36"/>
-        </w:rPr>
-      </w:pPr>
-    </w:p>
-    <w:p>
-      <w:pPr>
-        <w:jc w:val="both"/>
-        <w:rPr>
-          <w:rFonts w:ascii="Calibri" w:hAnsi="Calibri" w:cs="Calibri"/>
-          <w:sz w:val="36"/>
-          <w:szCs w:val="36"/>
-        </w:rPr>
-      </w:pPr>
-      <w:r>
-        <w:rPr>
-          <w:rFonts w:ascii="Calibri" w:hAnsi="Calibri" w:cs="Calibri"/>
-          <w:sz w:val="36"/>
-          <w:szCs w:val="36"/>
-        </w:rPr>
-        <w:t>The Patterns:</w:t>
-      </w:r>
-    </w:p>
-    <w:p>
-      <w:pPr>
-        <w:jc w:val="both"/>
-        <w:rPr>
-          <w:rFonts w:ascii="Calibri" w:hAnsi="Calibri" w:cs="Calibri"/>
-          <w:sz w:val="36"/>
-          <w:szCs w:val="36"/>
-        </w:rPr>
-      </w:pPr>
-      <w:r>
-        <w:rPr>
-          <w:rFonts w:ascii="Calibri" w:hAnsi="Calibri" w:cs="Calibri"/>
-          <w:sz w:val="36"/>
-          <w:szCs w:val="36"/>
-        </w:rPr>
         <w:t xml:space="preserve"># </w:t>
       </w:r>
       <w:r>
         <w:rPr>
           <w:rFonts w:ascii="Calibri" w:hAnsi="Calibri" w:cs="Calibri"/>
-          <w:sz w:val="36"/>
-          <w:szCs w:val="36"/>
+          <w:sz w:val="34"/>
+          <w:szCs w:val="34"/>
         </w:rPr>
         <w:t>Us</w:t>
       </w:r>
       <w:r>
         <w:rPr>
           <w:rFonts w:ascii="Calibri" w:hAnsi="Calibri" w:cs="Calibri"/>
-          <w:sz w:val="36"/>
-          <w:szCs w:val="36"/>
+          <w:sz w:val="34"/>
+          <w:szCs w:val="34"/>
         </w:rPr>
         <w:t>ing</w:t>
       </w:r>
       <w:r>
         <w:rPr>
           <w:rFonts w:ascii="Calibri" w:hAnsi="Calibri" w:cs="Calibri"/>
-          <w:sz w:val="36"/>
-          <w:szCs w:val="36"/>
+          <w:sz w:val="34"/>
+          <w:szCs w:val="34"/>
         </w:rPr>
         <w:t xml:space="preserve"> REST for everythin</w:t>
       </w:r>
       <w:r>
         <w:rPr>
           <w:rFonts w:ascii="Calibri" w:hAnsi="Calibri" w:cs="Calibri"/>
-          <w:sz w:val="36"/>
-          <w:szCs w:val="36"/>
+          <w:sz w:val="34"/>
+          <w:szCs w:val="34"/>
         </w:rPr>
         <w:t xml:space="preserve">g is wrong. </w:t>
       </w:r>
       <w:r>
         <w:rPr>
           <w:rFonts w:ascii="Calibri" w:hAnsi="Calibri" w:cs="Calibri"/>
-          <w:sz w:val="36"/>
-          <w:szCs w:val="36"/>
+          <w:sz w:val="34"/>
+          <w:szCs w:val="34"/>
         </w:rPr>
         <w:t>Match API type to problem</w:t>
       </w:r>
@@ -1469,25 +1480,25 @@
         <w:jc w:val="both"/>
         <w:rPr>
           <w:rFonts w:ascii="Calibri" w:hAnsi="Calibri" w:cs="Calibri"/>
-          <w:sz w:val="36"/>
-          <w:szCs w:val="36"/>
-        </w:rPr>
-      </w:pPr>
-    </w:p>
-    <w:p>
-      <w:pPr>
-        <w:jc w:val="both"/>
-        <w:rPr>
-          <w:rFonts w:ascii="Calibri" w:hAnsi="Calibri" w:cs="Calibri"/>
-          <w:sz w:val="36"/>
-          <w:szCs w:val="36"/>
-        </w:rPr>
-      </w:pPr>
-      <w:r>
-        <w:rPr>
-          <w:rFonts w:ascii="Calibri" w:hAnsi="Calibri" w:cs="Calibri"/>
-          <w:sz w:val="36"/>
-          <w:szCs w:val="36"/>
+          <w:sz w:val="34"/>
+          <w:szCs w:val="34"/>
+        </w:rPr>
+      </w:pPr>
+    </w:p>
+    <w:p>
+      <w:pPr>
+        <w:jc w:val="both"/>
+        <w:rPr>
+          <w:rFonts w:ascii="Calibri" w:hAnsi="Calibri" w:cs="Calibri"/>
+          <w:sz w:val="34"/>
+          <w:szCs w:val="34"/>
+        </w:rPr>
+      </w:pPr>
+      <w:r>
+        <w:rPr>
+          <w:rFonts w:ascii="Calibri" w:hAnsi="Calibri" w:cs="Calibri"/>
+          <w:sz w:val="34"/>
+          <w:szCs w:val="34"/>
         </w:rPr>
         <w:t>Decision Framework:</w:t>
       </w:r>
@@ -1502,15 +1513,15 @@
         <w:jc w:val="both"/>
         <w:rPr>
           <w:rFonts w:ascii="Calibri" w:hAnsi="Calibri" w:cs="Calibri"/>
-          <w:sz w:val="36"/>
-          <w:szCs w:val="36"/>
-        </w:rPr>
-      </w:pPr>
-      <w:r>
-        <w:rPr>
-          <w:rFonts w:ascii="Calibri" w:hAnsi="Calibri" w:cs="Calibri"/>
-          <w:sz w:val="36"/>
-          <w:szCs w:val="36"/>
+          <w:sz w:val="34"/>
+          <w:szCs w:val="34"/>
+        </w:rPr>
+      </w:pPr>
+      <w:r>
+        <w:rPr>
+          <w:rFonts w:ascii="Calibri" w:hAnsi="Calibri" w:cs="Calibri"/>
+          <w:sz w:val="34"/>
+          <w:szCs w:val="34"/>
         </w:rPr>
         <w:t>Public access? → Open API or REST</w:t>
       </w:r>
@@ -1525,18 +1536,28 @@
         <w:jc w:val="both"/>
         <w:rPr>
           <w:rFonts w:ascii="Calibri" w:hAnsi="Calibri" w:cs="Calibri"/>
-          <w:sz w:val="36"/>
-          <w:szCs w:val="36"/>
-        </w:rPr>
-      </w:pPr>
-      <w:r>
-        <w:rPr>
-          <w:rFonts w:ascii="Calibri" w:hAnsi="Calibri" w:cs="Calibri"/>
-          <w:sz w:val="36"/>
-          <w:szCs w:val="36"/>
-        </w:rPr>
-        <w:t>Complex queries? → GraphQL</w:t>
-      </w:r>
+          <w:sz w:val="34"/>
+          <w:szCs w:val="34"/>
+        </w:rPr>
+      </w:pPr>
+      <w:r>
+        <w:rPr>
+          <w:rFonts w:ascii="Calibri" w:hAnsi="Calibri" w:cs="Calibri"/>
+          <w:sz w:val="34"/>
+          <w:szCs w:val="34"/>
+        </w:rPr>
+        <w:t xml:space="preserve">Complex queries? → </w:t>
+      </w:r>
+      <w:proofErr w:type="spellStart"/>
+      <w:r>
+        <w:rPr>
+          <w:rFonts w:ascii="Calibri" w:hAnsi="Calibri" w:cs="Calibri"/>
+          <w:sz w:val="34"/>
+          <w:szCs w:val="34"/>
+        </w:rPr>
+        <w:t>GraphQL</w:t>
+      </w:r>
+      <w:proofErr w:type="spellEnd"/>
     </w:p>
     <w:p>
       <w:pPr>
@@ -1548,15 +1569,15 @@
         <w:jc w:val="both"/>
         <w:rPr>
           <w:rFonts w:ascii="Calibri" w:hAnsi="Calibri" w:cs="Calibri"/>
-          <w:sz w:val="36"/>
-          <w:szCs w:val="36"/>
-        </w:rPr>
-      </w:pPr>
-      <w:r>
-        <w:rPr>
-          <w:rFonts w:ascii="Calibri" w:hAnsi="Calibri" w:cs="Calibri"/>
-          <w:sz w:val="36"/>
-          <w:szCs w:val="36"/>
+          <w:sz w:val="34"/>
+          <w:szCs w:val="34"/>
+        </w:rPr>
+      </w:pPr>
+      <w:r>
+        <w:rPr>
+          <w:rFonts w:ascii="Calibri" w:hAnsi="Calibri" w:cs="Calibri"/>
+          <w:sz w:val="34"/>
+          <w:szCs w:val="34"/>
         </w:rPr>
         <w:t>Enterprise/legacy? → SOAP</w:t>
       </w:r>
@@ -1571,15 +1592,15 @@
         <w:jc w:val="both"/>
         <w:rPr>
           <w:rFonts w:ascii="Calibri" w:hAnsi="Calibri" w:cs="Calibri"/>
-          <w:sz w:val="36"/>
-          <w:szCs w:val="36"/>
-        </w:rPr>
-      </w:pPr>
-      <w:r>
-        <w:rPr>
-          <w:rFonts w:ascii="Calibri" w:hAnsi="Calibri" w:cs="Calibri"/>
-          <w:sz w:val="36"/>
-          <w:szCs w:val="36"/>
+          <w:sz w:val="34"/>
+          <w:szCs w:val="34"/>
+        </w:rPr>
+      </w:pPr>
+      <w:r>
+        <w:rPr>
+          <w:rFonts w:ascii="Calibri" w:hAnsi="Calibri" w:cs="Calibri"/>
+          <w:sz w:val="34"/>
+          <w:szCs w:val="34"/>
         </w:rPr>
         <w:t>Internal services? → Backend to Backend</w:t>
       </w:r>
@@ -1594,15 +1615,15 @@
         <w:jc w:val="both"/>
         <w:rPr>
           <w:rFonts w:ascii="Calibri" w:hAnsi="Calibri" w:cs="Calibri"/>
-          <w:sz w:val="36"/>
-          <w:szCs w:val="36"/>
-        </w:rPr>
-      </w:pPr>
-      <w:r>
-        <w:rPr>
-          <w:rFonts w:ascii="Calibri" w:hAnsi="Calibri" w:cs="Calibri"/>
-          <w:sz w:val="36"/>
-          <w:szCs w:val="36"/>
+          <w:sz w:val="34"/>
+          <w:szCs w:val="34"/>
+        </w:rPr>
+      </w:pPr>
+      <w:r>
+        <w:rPr>
+          <w:rFonts w:ascii="Calibri" w:hAnsi="Calibri" w:cs="Calibri"/>
+          <w:sz w:val="34"/>
+          <w:szCs w:val="34"/>
         </w:rPr>
         <w:t>Business partners? → Partner API</w:t>
       </w:r>
@@ -1617,15 +1638,15 @@
         <w:jc w:val="both"/>
         <w:rPr>
           <w:rFonts w:ascii="Calibri" w:hAnsi="Calibri" w:cs="Calibri"/>
-          <w:sz w:val="36"/>
-          <w:szCs w:val="36"/>
-        </w:rPr>
-      </w:pPr>
-      <w:r>
-        <w:rPr>
-          <w:rFonts w:ascii="Calibri" w:hAnsi="Calibri" w:cs="Calibri"/>
-          <w:sz w:val="36"/>
-          <w:szCs w:val="36"/>
+          <w:sz w:val="34"/>
+          <w:szCs w:val="34"/>
+        </w:rPr>
+      </w:pPr>
+      <w:r>
+        <w:rPr>
+          <w:rFonts w:ascii="Calibri" w:hAnsi="Calibri" w:cs="Calibri"/>
+          <w:sz w:val="34"/>
+          <w:szCs w:val="34"/>
         </w:rPr>
         <w:t>Sensitive data? → Data Sharing API</w:t>
       </w:r>
@@ -1635,8 +1656,8 @@
         <w:jc w:val="both"/>
         <w:rPr>
           <w:rFonts w:ascii="Calibri" w:hAnsi="Calibri" w:cs="Calibri"/>
-          <w:sz w:val="36"/>
-          <w:szCs w:val="36"/>
+          <w:sz w:val="34"/>
+          <w:szCs w:val="34"/>
         </w:rPr>
       </w:pPr>
     </w:p>
@@ -1645,15 +1666,15 @@
         <w:jc w:val="center"/>
         <w:rPr>
           <w:rFonts w:ascii="Calibri" w:hAnsi="Calibri" w:cs="Calibri"/>
-          <w:sz w:val="36"/>
-          <w:szCs w:val="36"/>
-        </w:rPr>
-      </w:pPr>
-      <w:r>
-        <w:rPr>
-          <w:rFonts w:ascii="Calibri" w:hAnsi="Calibri" w:cs="Calibri"/>
-          <w:sz w:val="36"/>
-          <w:szCs w:val="36"/>
+          <w:sz w:val="34"/>
+          <w:szCs w:val="34"/>
+        </w:rPr>
+      </w:pPr>
+      <w:r>
+        <w:rPr>
+          <w:rFonts w:ascii="Calibri" w:hAnsi="Calibri" w:cs="Calibri"/>
+          <w:sz w:val="34"/>
+          <w:szCs w:val="34"/>
         </w:rPr>
         <w:t>Break</w:t>
       </w:r>
@@ -1663,29 +1684,29 @@
         <w:jc w:val="both"/>
         <w:rPr>
           <w:rFonts w:ascii="Calibri" w:hAnsi="Calibri" w:cs="Calibri"/>
-          <w:sz w:val="36"/>
-          <w:szCs w:val="36"/>
-        </w:rPr>
-      </w:pPr>
-    </w:p>
-    <w:p>
-      <w:pPr>
-        <w:jc w:val="both"/>
-        <w:rPr>
-          <w:rFonts w:ascii="Calibri" w:hAnsi="Calibri" w:cs="Calibri"/>
-          <w:b/>
-          <w:bCs/>
-          <w:sz w:val="36"/>
-          <w:szCs w:val="36"/>
-        </w:rPr>
-      </w:pPr>
-      <w:r>
-        <w:rPr>
-          <w:rFonts w:ascii="Calibri" w:hAnsi="Calibri" w:cs="Calibri"/>
-          <w:b/>
-          <w:bCs/>
-          <w:sz w:val="36"/>
-          <w:szCs w:val="36"/>
+          <w:sz w:val="34"/>
+          <w:szCs w:val="34"/>
+        </w:rPr>
+      </w:pPr>
+    </w:p>
+    <w:p>
+      <w:pPr>
+        <w:jc w:val="both"/>
+        <w:rPr>
+          <w:rFonts w:ascii="Calibri" w:hAnsi="Calibri" w:cs="Calibri"/>
+          <w:b/>
+          <w:bCs/>
+          <w:sz w:val="34"/>
+          <w:szCs w:val="34"/>
+        </w:rPr>
+      </w:pPr>
+      <w:r>
+        <w:rPr>
+          <w:rFonts w:ascii="Calibri" w:hAnsi="Calibri" w:cs="Calibri"/>
+          <w:b/>
+          <w:bCs/>
+          <w:sz w:val="34"/>
+          <w:szCs w:val="34"/>
         </w:rPr>
         <w:t>API Security and Backend Development Concepts:</w:t>
       </w:r>
@@ -1695,39 +1716,39 @@
         <w:jc w:val="both"/>
         <w:rPr>
           <w:rFonts w:ascii="Calibri" w:hAnsi="Calibri" w:cs="Calibri"/>
-          <w:sz w:val="36"/>
-          <w:szCs w:val="36"/>
-        </w:rPr>
-      </w:pPr>
-      <w:r>
-        <w:rPr>
-          <w:rFonts w:ascii="Calibri" w:hAnsi="Calibri" w:cs="Calibri"/>
-          <w:sz w:val="36"/>
-          <w:szCs w:val="36"/>
+          <w:sz w:val="34"/>
+          <w:szCs w:val="34"/>
+        </w:rPr>
+      </w:pPr>
+      <w:r>
+        <w:rPr>
+          <w:rFonts w:ascii="Calibri" w:hAnsi="Calibri" w:cs="Calibri"/>
+          <w:sz w:val="34"/>
+          <w:szCs w:val="34"/>
         </w:rPr>
         <w:t xml:space="preserve"># </w:t>
       </w:r>
       <w:r>
         <w:rPr>
           <w:rFonts w:ascii="Calibri" w:hAnsi="Calibri" w:cs="Calibri"/>
-          <w:sz w:val="36"/>
-          <w:szCs w:val="36"/>
+          <w:sz w:val="34"/>
+          <w:szCs w:val="34"/>
         </w:rPr>
         <w:t xml:space="preserve">There are </w:t>
       </w:r>
       <w:r>
         <w:rPr>
           <w:rFonts w:ascii="Calibri" w:hAnsi="Calibri" w:cs="Calibri"/>
-          <w:sz w:val="36"/>
-          <w:szCs w:val="36"/>
+          <w:sz w:val="34"/>
+          <w:szCs w:val="34"/>
         </w:rPr>
         <w:t>10</w:t>
       </w:r>
       <w:r>
         <w:rPr>
           <w:rFonts w:ascii="Calibri" w:hAnsi="Calibri" w:cs="Calibri"/>
-          <w:sz w:val="36"/>
-          <w:szCs w:val="36"/>
+          <w:sz w:val="34"/>
+          <w:szCs w:val="34"/>
         </w:rPr>
         <w:t xml:space="preserve"> concepts to know when building a secure API.</w:t>
       </w:r>
@@ -1737,25 +1758,25 @@
         <w:jc w:val="both"/>
         <w:rPr>
           <w:rFonts w:ascii="Calibri" w:hAnsi="Calibri" w:cs="Calibri"/>
-          <w:sz w:val="36"/>
-          <w:szCs w:val="36"/>
-        </w:rPr>
-      </w:pPr>
-    </w:p>
-    <w:p>
-      <w:pPr>
-        <w:jc w:val="both"/>
-        <w:rPr>
-          <w:rFonts w:ascii="Calibri" w:hAnsi="Calibri" w:cs="Calibri"/>
-          <w:sz w:val="36"/>
-          <w:szCs w:val="36"/>
-        </w:rPr>
-      </w:pPr>
-      <w:r>
-        <w:rPr>
-          <w:rFonts w:ascii="Calibri" w:hAnsi="Calibri" w:cs="Calibri"/>
-          <w:sz w:val="36"/>
-          <w:szCs w:val="36"/>
+          <w:sz w:val="34"/>
+          <w:szCs w:val="34"/>
+        </w:rPr>
+      </w:pPr>
+    </w:p>
+    <w:p>
+      <w:pPr>
+        <w:jc w:val="both"/>
+        <w:rPr>
+          <w:rFonts w:ascii="Calibri" w:hAnsi="Calibri" w:cs="Calibri"/>
+          <w:sz w:val="34"/>
+          <w:szCs w:val="34"/>
+        </w:rPr>
+      </w:pPr>
+      <w:r>
+        <w:rPr>
+          <w:rFonts w:ascii="Calibri" w:hAnsi="Calibri" w:cs="Calibri"/>
+          <w:sz w:val="34"/>
+          <w:szCs w:val="34"/>
         </w:rPr>
         <w:t>Never trust the frontend:</w:t>
       </w:r>
@@ -1765,17 +1786,16 @@
         <w:jc w:val="both"/>
         <w:rPr>
           <w:rFonts w:ascii="Calibri" w:hAnsi="Calibri" w:cs="Calibri"/>
-          <w:sz w:val="36"/>
-          <w:szCs w:val="36"/>
-        </w:rPr>
-      </w:pPr>
-      <w:r>
-        <w:rPr>
-          <w:rFonts w:ascii="Calibri" w:hAnsi="Calibri" w:cs="Calibri"/>
-          <w:sz w:val="36"/>
-          <w:szCs w:val="36"/>
-        </w:rPr>
-        <w:lastRenderedPageBreak/>
+          <w:sz w:val="34"/>
+          <w:szCs w:val="34"/>
+        </w:rPr>
+      </w:pPr>
+      <w:r>
+        <w:rPr>
+          <w:rFonts w:ascii="Calibri" w:hAnsi="Calibri" w:cs="Calibri"/>
+          <w:sz w:val="34"/>
+          <w:szCs w:val="34"/>
+        </w:rPr>
         <w:t># Hiding a button or route in the UI is not security. Attackers bypass the UI entirely and talk directly to our API. If our backend doesn't verify the request, the lock doesn't exist</w:t>
       </w:r>
     </w:p>
@@ -1786,17 +1806,17 @@
           <w:rFonts w:ascii="Calibri" w:hAnsi="Calibri" w:cs="Calibri"/>
           <w:b/>
           <w:bCs/>
-          <w:sz w:val="36"/>
-          <w:szCs w:val="36"/>
-        </w:rPr>
-      </w:pPr>
-      <w:r>
-        <w:rPr>
-          <w:rFonts w:ascii="Calibri" w:hAnsi="Calibri" w:cs="Calibri"/>
-          <w:b/>
-          <w:bCs/>
-          <w:sz w:val="36"/>
-          <w:szCs w:val="36"/>
+          <w:sz w:val="30"/>
+          <w:szCs w:val="30"/>
+        </w:rPr>
+      </w:pPr>
+      <w:r>
+        <w:rPr>
+          <w:rFonts w:ascii="Calibri" w:hAnsi="Calibri" w:cs="Calibri"/>
+          <w:b/>
+          <w:bCs/>
+          <w:sz w:val="30"/>
+          <w:szCs w:val="30"/>
         </w:rPr>
         <w:t>User ──</w:t>
       </w:r>
@@ -1805,8 +1825,8 @@
           <w:rFonts w:ascii="Arial" w:hAnsi="Arial" w:cs="Arial"/>
           <w:b/>
           <w:bCs/>
-          <w:sz w:val="36"/>
-          <w:szCs w:val="36"/>
+          <w:sz w:val="30"/>
+          <w:szCs w:val="30"/>
         </w:rPr>
         <w:t>►</w:t>
       </w:r>
@@ -1815,8 +1835,8 @@
           <w:rFonts w:ascii="Calibri" w:hAnsi="Calibri" w:cs="Calibri"/>
           <w:b/>
           <w:bCs/>
-          <w:sz w:val="36"/>
-          <w:szCs w:val="36"/>
+          <w:sz w:val="30"/>
+          <w:szCs w:val="30"/>
         </w:rPr>
         <w:t xml:space="preserve"> UI (button hidden) ──</w:t>
       </w:r>
@@ -1825,8 +1845,8 @@
           <w:rFonts w:ascii="Arial" w:hAnsi="Arial" w:cs="Arial"/>
           <w:b/>
           <w:bCs/>
-          <w:sz w:val="36"/>
-          <w:szCs w:val="36"/>
+          <w:sz w:val="30"/>
+          <w:szCs w:val="30"/>
         </w:rPr>
         <w:t>►</w:t>
       </w:r>
@@ -1835,8 +1855,8 @@
           <w:rFonts w:ascii="Calibri" w:hAnsi="Calibri" w:cs="Calibri"/>
           <w:b/>
           <w:bCs/>
-          <w:sz w:val="36"/>
-          <w:szCs w:val="36"/>
+          <w:sz w:val="30"/>
+          <w:szCs w:val="30"/>
         </w:rPr>
         <w:t xml:space="preserve"> Backend </w:t>
       </w:r>
@@ -1845,8 +1865,8 @@
           <w:rFonts w:ascii="Segoe UI Symbol" w:hAnsi="Segoe UI Symbol" w:cs="Segoe UI Symbol"/>
           <w:b/>
           <w:bCs/>
-          <w:sz w:val="36"/>
-          <w:szCs w:val="36"/>
+          <w:sz w:val="30"/>
+          <w:szCs w:val="30"/>
         </w:rPr>
         <w:t>✓</w:t>
       </w:r>
@@ -1858,17 +1878,17 @@
           <w:rFonts w:ascii="Calibri" w:hAnsi="Calibri" w:cs="Calibri"/>
           <w:b/>
           <w:bCs/>
-          <w:sz w:val="36"/>
-          <w:szCs w:val="36"/>
-        </w:rPr>
-      </w:pPr>
-      <w:r>
-        <w:rPr>
-          <w:rFonts w:ascii="Calibri" w:hAnsi="Calibri" w:cs="Calibri"/>
-          <w:b/>
-          <w:bCs/>
-          <w:sz w:val="36"/>
-          <w:szCs w:val="36"/>
+          <w:sz w:val="30"/>
+          <w:szCs w:val="30"/>
+        </w:rPr>
+      </w:pPr>
+      <w:r>
+        <w:rPr>
+          <w:rFonts w:ascii="Calibri" w:hAnsi="Calibri" w:cs="Calibri"/>
+          <w:b/>
+          <w:bCs/>
+          <w:sz w:val="30"/>
+          <w:szCs w:val="30"/>
         </w:rPr>
         <w:t>Attacker ───────────────</w:t>
       </w:r>
@@ -1877,8 +1897,8 @@
           <w:rFonts w:ascii="Arial" w:hAnsi="Arial" w:cs="Arial"/>
           <w:b/>
           <w:bCs/>
-          <w:sz w:val="36"/>
-          <w:szCs w:val="36"/>
+          <w:sz w:val="30"/>
+          <w:szCs w:val="30"/>
         </w:rPr>
         <w:t>►</w:t>
       </w:r>
@@ -1887,8 +1907,8 @@
           <w:rFonts w:ascii="Calibri" w:hAnsi="Calibri" w:cs="Calibri"/>
           <w:b/>
           <w:bCs/>
-          <w:sz w:val="36"/>
-          <w:szCs w:val="36"/>
+          <w:sz w:val="30"/>
+          <w:szCs w:val="30"/>
         </w:rPr>
         <w:t xml:space="preserve"> Backend </w:t>
       </w:r>
@@ -1898,8 +1918,8 @@
           <w:rFonts w:ascii="Segoe UI Symbol" w:hAnsi="Segoe UI Symbol" w:cs="Segoe UI Symbol"/>
           <w:b/>
           <w:bCs/>
-          <w:sz w:val="36"/>
-          <w:szCs w:val="36"/>
+          <w:sz w:val="30"/>
+          <w:szCs w:val="30"/>
         </w:rPr>
         <w:t>✓</w:t>
       </w:r>
@@ -1908,8 +1928,8 @@
           <w:rFonts w:ascii="Calibri" w:hAnsi="Calibri" w:cs="Calibri"/>
           <w:b/>
           <w:bCs/>
-          <w:sz w:val="36"/>
-          <w:szCs w:val="36"/>
+          <w:sz w:val="30"/>
+          <w:szCs w:val="30"/>
         </w:rPr>
         <w:t xml:space="preserve">  ←</w:t>
       </w:r>
@@ -1919,8 +1939,8 @@
           <w:rFonts w:ascii="Calibri" w:hAnsi="Calibri" w:cs="Calibri"/>
           <w:b/>
           <w:bCs/>
-          <w:sz w:val="36"/>
-          <w:szCs w:val="36"/>
+          <w:sz w:val="30"/>
+          <w:szCs w:val="30"/>
         </w:rPr>
         <w:t xml:space="preserve"> same door</w:t>
       </w:r>
@@ -1930,15 +1950,15 @@
         <w:jc w:val="both"/>
         <w:rPr>
           <w:rFonts w:ascii="Calibri" w:hAnsi="Calibri" w:cs="Calibri"/>
-          <w:sz w:val="36"/>
-          <w:szCs w:val="36"/>
-        </w:rPr>
-      </w:pPr>
-      <w:r>
-        <w:rPr>
-          <w:rFonts w:ascii="Calibri" w:hAnsi="Calibri" w:cs="Calibri"/>
-          <w:sz w:val="36"/>
-          <w:szCs w:val="36"/>
+          <w:sz w:val="34"/>
+          <w:szCs w:val="34"/>
+        </w:rPr>
+      </w:pPr>
+      <w:r>
+        <w:rPr>
+          <w:rFonts w:ascii="Calibri" w:hAnsi="Calibri" w:cs="Calibri"/>
+          <w:sz w:val="34"/>
+          <w:szCs w:val="34"/>
         </w:rPr>
         <w:t># Every sensitive action must be verified server-side, regardless of what the UI shows. Never rely on client-rendered visibility as a permission check.</w:t>
       </w:r>
@@ -1948,25 +1968,25 @@
         <w:jc w:val="both"/>
         <w:rPr>
           <w:rFonts w:ascii="Calibri" w:hAnsi="Calibri" w:cs="Calibri"/>
-          <w:sz w:val="36"/>
-          <w:szCs w:val="36"/>
-        </w:rPr>
-      </w:pPr>
-    </w:p>
-    <w:p>
-      <w:pPr>
-        <w:jc w:val="both"/>
-        <w:rPr>
-          <w:rFonts w:ascii="Calibri" w:hAnsi="Calibri" w:cs="Calibri"/>
-          <w:sz w:val="36"/>
-          <w:szCs w:val="36"/>
-        </w:rPr>
-      </w:pPr>
-      <w:r>
-        <w:rPr>
-          <w:rFonts w:ascii="Calibri" w:hAnsi="Calibri" w:cs="Calibri"/>
-          <w:sz w:val="36"/>
-          <w:szCs w:val="36"/>
+          <w:sz w:val="34"/>
+          <w:szCs w:val="34"/>
+        </w:rPr>
+      </w:pPr>
+    </w:p>
+    <w:p>
+      <w:pPr>
+        <w:jc w:val="both"/>
+        <w:rPr>
+          <w:rFonts w:ascii="Calibri" w:hAnsi="Calibri" w:cs="Calibri"/>
+          <w:sz w:val="34"/>
+          <w:szCs w:val="34"/>
+        </w:rPr>
+      </w:pPr>
+      <w:r>
+        <w:rPr>
+          <w:rFonts w:ascii="Calibri" w:hAnsi="Calibri" w:cs="Calibri"/>
+          <w:sz w:val="34"/>
+          <w:szCs w:val="34"/>
         </w:rPr>
         <w:t>Broken access control:</w:t>
       </w:r>
@@ -1976,15 +1996,15 @@
         <w:jc w:val="both"/>
         <w:rPr>
           <w:rFonts w:ascii="Calibri" w:hAnsi="Calibri" w:cs="Calibri"/>
-          <w:sz w:val="36"/>
-          <w:szCs w:val="36"/>
-        </w:rPr>
-      </w:pPr>
-      <w:r>
-        <w:rPr>
-          <w:rFonts w:ascii="Calibri" w:hAnsi="Calibri" w:cs="Calibri"/>
-          <w:sz w:val="36"/>
-          <w:szCs w:val="36"/>
+          <w:sz w:val="34"/>
+          <w:szCs w:val="34"/>
+        </w:rPr>
+      </w:pPr>
+      <w:r>
+        <w:rPr>
+          <w:rFonts w:ascii="Calibri" w:hAnsi="Calibri" w:cs="Calibri"/>
+          <w:sz w:val="34"/>
+          <w:szCs w:val="34"/>
         </w:rPr>
         <w:t xml:space="preserve"># Users can perform actions, access data, or modify fields they are not supposed to. This is the </w:t>
       </w:r>
@@ -1993,16 +2013,16 @@
           <w:rFonts w:ascii="Calibri" w:hAnsi="Calibri" w:cs="Calibri"/>
           <w:b/>
           <w:bCs/>
-          <w:sz w:val="36"/>
-          <w:szCs w:val="36"/>
+          <w:sz w:val="34"/>
+          <w:szCs w:val="34"/>
         </w:rPr>
         <w:t>#1</w:t>
       </w:r>
       <w:r>
         <w:rPr>
           <w:rFonts w:ascii="Calibri" w:hAnsi="Calibri" w:cs="Calibri"/>
-          <w:sz w:val="36"/>
-          <w:szCs w:val="36"/>
+          <w:sz w:val="34"/>
+          <w:szCs w:val="34"/>
         </w:rPr>
         <w:t xml:space="preserve"> ranked vulnerability in the OWASP Top 10 and the most common.</w:t>
       </w:r>
@@ -2012,15 +2032,15 @@
         <w:jc w:val="both"/>
         <w:rPr>
           <w:rFonts w:ascii="Calibri" w:hAnsi="Calibri" w:cs="Calibri"/>
-          <w:sz w:val="36"/>
-          <w:szCs w:val="36"/>
-        </w:rPr>
-      </w:pPr>
-      <w:r>
-        <w:rPr>
-          <w:rFonts w:ascii="Calibri" w:hAnsi="Calibri" w:cs="Calibri"/>
-          <w:sz w:val="36"/>
-          <w:szCs w:val="36"/>
+          <w:sz w:val="34"/>
+          <w:szCs w:val="34"/>
+        </w:rPr>
+      </w:pPr>
+      <w:r>
+        <w:rPr>
+          <w:rFonts w:ascii="Calibri" w:hAnsi="Calibri" w:cs="Calibri"/>
+          <w:sz w:val="34"/>
+          <w:szCs w:val="34"/>
         </w:rPr>
         <w:t># Mental model, hotel key cards, our key card opens our room only. If it also opened every other room, the lock is broken. Broken access control means every guest's key opens the master suite.</w:t>
       </w:r>
@@ -2032,17 +2052,17 @@
           <w:rFonts w:ascii="Calibri" w:hAnsi="Calibri" w:cs="Calibri"/>
           <w:b/>
           <w:bCs/>
-          <w:sz w:val="36"/>
-          <w:szCs w:val="36"/>
-        </w:rPr>
-      </w:pPr>
-      <w:r>
-        <w:rPr>
-          <w:rFonts w:ascii="Calibri" w:hAnsi="Calibri" w:cs="Calibri"/>
-          <w:b/>
-          <w:bCs/>
-          <w:sz w:val="36"/>
-          <w:szCs w:val="36"/>
+          <w:sz w:val="34"/>
+          <w:szCs w:val="34"/>
+        </w:rPr>
+      </w:pPr>
+      <w:r>
+        <w:rPr>
+          <w:rFonts w:ascii="Calibri" w:hAnsi="Calibri" w:cs="Calibri"/>
+          <w:b/>
+          <w:bCs/>
+          <w:sz w:val="34"/>
+          <w:szCs w:val="34"/>
         </w:rPr>
         <w:t>Request: DELETE /users/42</w:t>
       </w:r>
@@ -2052,15 +2072,15 @@
         <w:jc w:val="both"/>
         <w:rPr>
           <w:rFonts w:ascii="Calibri" w:hAnsi="Calibri" w:cs="Calibri"/>
-          <w:sz w:val="36"/>
-          <w:szCs w:val="36"/>
-        </w:rPr>
-      </w:pPr>
-      <w:r>
-        <w:rPr>
-          <w:rFonts w:ascii="Calibri" w:hAnsi="Calibri" w:cs="Calibri"/>
-          <w:sz w:val="36"/>
-          <w:szCs w:val="36"/>
+          <w:sz w:val="34"/>
+          <w:szCs w:val="34"/>
+        </w:rPr>
+      </w:pPr>
+      <w:r>
+        <w:rPr>
+          <w:rFonts w:ascii="Calibri" w:hAnsi="Calibri" w:cs="Calibri"/>
+          <w:sz w:val="34"/>
+          <w:szCs w:val="34"/>
         </w:rPr>
         <w:t># Ask 3 questions:</w:t>
       </w:r>
@@ -2075,15 +2095,15 @@
         <w:jc w:val="both"/>
         <w:rPr>
           <w:rFonts w:ascii="Calibri" w:hAnsi="Calibri" w:cs="Calibri"/>
-          <w:sz w:val="36"/>
-          <w:szCs w:val="36"/>
-        </w:rPr>
-      </w:pPr>
-      <w:r>
-        <w:rPr>
-          <w:rFonts w:ascii="Calibri" w:hAnsi="Calibri" w:cs="Calibri"/>
-          <w:sz w:val="36"/>
-          <w:szCs w:val="36"/>
+          <w:sz w:val="34"/>
+          <w:szCs w:val="34"/>
+        </w:rPr>
+      </w:pPr>
+      <w:r>
+        <w:rPr>
+          <w:rFonts w:ascii="Calibri" w:hAnsi="Calibri" w:cs="Calibri"/>
+          <w:sz w:val="34"/>
+          <w:szCs w:val="34"/>
         </w:rPr>
         <w:t>Who is making this?   → authenticated?</w:t>
       </w:r>
@@ -2098,15 +2118,15 @@
         <w:jc w:val="both"/>
         <w:rPr>
           <w:rFonts w:ascii="Calibri" w:hAnsi="Calibri" w:cs="Calibri"/>
-          <w:sz w:val="36"/>
-          <w:szCs w:val="36"/>
-        </w:rPr>
-      </w:pPr>
-      <w:r>
-        <w:rPr>
-          <w:rFonts w:ascii="Calibri" w:hAnsi="Calibri" w:cs="Calibri"/>
-          <w:sz w:val="36"/>
-          <w:szCs w:val="36"/>
+          <w:sz w:val="34"/>
+          <w:szCs w:val="34"/>
+        </w:rPr>
+      </w:pPr>
+      <w:r>
+        <w:rPr>
+          <w:rFonts w:ascii="Calibri" w:hAnsi="Calibri" w:cs="Calibri"/>
+          <w:sz w:val="34"/>
+          <w:szCs w:val="34"/>
         </w:rPr>
         <w:t>What are they doing?  → allowed action?</w:t>
       </w:r>
@@ -2121,15 +2141,15 @@
         <w:jc w:val="both"/>
         <w:rPr>
           <w:rFonts w:ascii="Calibri" w:hAnsi="Calibri" w:cs="Calibri"/>
-          <w:sz w:val="36"/>
-          <w:szCs w:val="36"/>
-        </w:rPr>
-      </w:pPr>
-      <w:r>
-        <w:rPr>
-          <w:rFonts w:ascii="Calibri" w:hAnsi="Calibri" w:cs="Calibri"/>
-          <w:sz w:val="36"/>
-          <w:szCs w:val="36"/>
+          <w:sz w:val="34"/>
+          <w:szCs w:val="34"/>
+        </w:rPr>
+      </w:pPr>
+      <w:r>
+        <w:rPr>
+          <w:rFonts w:ascii="Calibri" w:hAnsi="Calibri" w:cs="Calibri"/>
+          <w:sz w:val="34"/>
+          <w:szCs w:val="34"/>
         </w:rPr>
         <w:t>On which resource?    → their resource?</w:t>
       </w:r>
@@ -2139,102 +2159,110 @@
         <w:jc w:val="both"/>
         <w:rPr>
           <w:rFonts w:ascii="Calibri" w:hAnsi="Calibri" w:cs="Calibri"/>
-          <w:sz w:val="36"/>
-          <w:szCs w:val="36"/>
-        </w:rPr>
-      </w:pPr>
-      <w:r>
-        <w:rPr>
-          <w:rFonts w:ascii="Calibri" w:hAnsi="Calibri" w:cs="Calibri"/>
-          <w:sz w:val="36"/>
-          <w:szCs w:val="36"/>
+          <w:sz w:val="34"/>
+          <w:szCs w:val="34"/>
+        </w:rPr>
+      </w:pPr>
+      <w:r>
+        <w:rPr>
+          <w:rFonts w:ascii="Calibri" w:hAnsi="Calibri" w:cs="Calibri"/>
+          <w:sz w:val="34"/>
+          <w:szCs w:val="34"/>
+        </w:rPr>
+        <w:t># Validate identity, action, and resource ownership on every request. Never let users modify roles, pricing, or other users' data via the API.</w:t>
+      </w:r>
+    </w:p>
+    <w:p>
+      <w:pPr>
+        <w:jc w:val="both"/>
+        <w:rPr>
+          <w:rFonts w:ascii="Calibri" w:hAnsi="Calibri" w:cs="Calibri"/>
+          <w:sz w:val="34"/>
+          <w:szCs w:val="34"/>
+        </w:rPr>
+      </w:pPr>
+    </w:p>
+    <w:p>
+      <w:pPr>
+        <w:jc w:val="both"/>
+        <w:rPr>
+          <w:rFonts w:ascii="Calibri" w:hAnsi="Calibri" w:cs="Calibri"/>
+          <w:sz w:val="34"/>
+          <w:szCs w:val="34"/>
+        </w:rPr>
+      </w:pPr>
+      <w:r>
+        <w:rPr>
+          <w:rFonts w:ascii="Calibri" w:hAnsi="Calibri" w:cs="Calibri"/>
+          <w:sz w:val="34"/>
+          <w:szCs w:val="34"/>
+        </w:rPr>
+        <w:t>Business logic abuse:</w:t>
+      </w:r>
+    </w:p>
+    <w:p>
+      <w:pPr>
+        <w:jc w:val="both"/>
+        <w:rPr>
+          <w:rFonts w:ascii="Calibri" w:hAnsi="Calibri" w:cs="Calibri"/>
+          <w:sz w:val="34"/>
+          <w:szCs w:val="34"/>
+        </w:rPr>
+      </w:pPr>
+      <w:r>
+        <w:rPr>
+          <w:rFonts w:ascii="Calibri" w:hAnsi="Calibri" w:cs="Calibri"/>
+          <w:sz w:val="34"/>
+          <w:szCs w:val="34"/>
+        </w:rPr>
+        <w:t># Each individual API may work correctly, but the flow between them can be broken. Skipping a required step (like payment) to reach a later one (like receiving rewards) is valid HTTP but invalid business logic.</w:t>
+      </w:r>
+    </w:p>
+    <w:p>
+      <w:pPr>
+        <w:jc w:val="both"/>
+        <w:rPr>
+          <w:rFonts w:ascii="Calibri" w:hAnsi="Calibri" w:cs="Calibri"/>
+          <w:sz w:val="34"/>
+          <w:szCs w:val="34"/>
+        </w:rPr>
+      </w:pPr>
+      <w:r>
+        <w:rPr>
+          <w:rFonts w:ascii="Calibri" w:hAnsi="Calibri" w:cs="Calibri"/>
+          <w:sz w:val="34"/>
+          <w:szCs w:val="34"/>
+        </w:rPr>
+        <w:t xml:space="preserve"># Mental model, factory assembly line: we can't ship a product that hasn't been assembled. If someone jumps straight to </w:t>
+      </w:r>
+      <w:r>
+        <w:rPr>
+          <w:rFonts w:ascii="Calibri" w:hAnsi="Calibri" w:cs="Calibri"/>
+          <w:sz w:val="34"/>
+          <w:szCs w:val="34"/>
         </w:rPr>
         <w:lastRenderedPageBreak/>
-        <w:t># Validate identity, action, and resource ownership on every request. Never let users modify roles, pricing, or other users' data via the API.</w:t>
-      </w:r>
-    </w:p>
-    <w:p>
-      <w:pPr>
-        <w:jc w:val="both"/>
-        <w:rPr>
-          <w:rFonts w:ascii="Calibri" w:hAnsi="Calibri" w:cs="Calibri"/>
-          <w:sz w:val="36"/>
-          <w:szCs w:val="36"/>
-        </w:rPr>
-      </w:pPr>
-    </w:p>
-    <w:p>
-      <w:pPr>
-        <w:jc w:val="both"/>
-        <w:rPr>
-          <w:rFonts w:ascii="Calibri" w:hAnsi="Calibri" w:cs="Calibri"/>
-          <w:sz w:val="36"/>
-          <w:szCs w:val="36"/>
-        </w:rPr>
-      </w:pPr>
-      <w:r>
-        <w:rPr>
-          <w:rFonts w:ascii="Calibri" w:hAnsi="Calibri" w:cs="Calibri"/>
-          <w:sz w:val="36"/>
-          <w:szCs w:val="36"/>
-        </w:rPr>
-        <w:t>Business logic abuse:</w:t>
-      </w:r>
-    </w:p>
-    <w:p>
-      <w:pPr>
-        <w:jc w:val="both"/>
-        <w:rPr>
-          <w:rFonts w:ascii="Calibri" w:hAnsi="Calibri" w:cs="Calibri"/>
-          <w:sz w:val="36"/>
-          <w:szCs w:val="36"/>
-        </w:rPr>
-      </w:pPr>
-      <w:r>
-        <w:rPr>
-          <w:rFonts w:ascii="Calibri" w:hAnsi="Calibri" w:cs="Calibri"/>
-          <w:sz w:val="36"/>
-          <w:szCs w:val="36"/>
-        </w:rPr>
-        <w:t># Each individual API may work correctly, but the flow between them can be broken. Skipping a required step (like payment) to reach a later one (like receiving rewards) is valid HTTP but invalid business logic.</w:t>
-      </w:r>
-    </w:p>
-    <w:p>
-      <w:pPr>
-        <w:jc w:val="both"/>
-        <w:rPr>
-          <w:rFonts w:ascii="Calibri" w:hAnsi="Calibri" w:cs="Calibri"/>
-          <w:sz w:val="36"/>
-          <w:szCs w:val="36"/>
-        </w:rPr>
-      </w:pPr>
-      <w:r>
-        <w:rPr>
-          <w:rFonts w:ascii="Calibri" w:hAnsi="Calibri" w:cs="Calibri"/>
-          <w:sz w:val="36"/>
-          <w:szCs w:val="36"/>
-        </w:rPr>
-        <w:t># Mental model, factory assembly line: we can't ship a product that hasn't been assembled. If someone jumps straight to "package and ship" without running the build step, the line breaks but only if we check.</w:t>
-      </w:r>
-    </w:p>
-    <w:p>
-      <w:pPr>
-        <w:jc w:val="both"/>
-        <w:rPr>
-          <w:rFonts w:ascii="Calibri" w:hAnsi="Calibri" w:cs="Calibri"/>
-          <w:b/>
-          <w:bCs/>
-          <w:sz w:val="36"/>
-          <w:szCs w:val="36"/>
-        </w:rPr>
-      </w:pPr>
-      <w:r>
-        <w:rPr>
-          <w:rFonts w:ascii="Calibri" w:hAnsi="Calibri" w:cs="Calibri"/>
-          <w:b/>
-          <w:bCs/>
-          <w:sz w:val="36"/>
-          <w:szCs w:val="36"/>
+        <w:t>"package and ship" without running the build step, the line breaks but only if we check.</w:t>
+      </w:r>
+    </w:p>
+    <w:p>
+      <w:pPr>
+        <w:jc w:val="both"/>
+        <w:rPr>
+          <w:rFonts w:ascii="Calibri" w:hAnsi="Calibri" w:cs="Calibri"/>
+          <w:b/>
+          <w:bCs/>
+          <w:sz w:val="34"/>
+          <w:szCs w:val="34"/>
+        </w:rPr>
+      </w:pPr>
+      <w:r>
+        <w:rPr>
+          <w:rFonts w:ascii="Calibri" w:hAnsi="Calibri" w:cs="Calibri"/>
+          <w:b/>
+          <w:bCs/>
+          <w:sz w:val="34"/>
+          <w:szCs w:val="34"/>
         </w:rPr>
         <w:t xml:space="preserve">Valid flow:   Cart → Payment → Reward </w:t>
       </w:r>
@@ -2243,8 +2271,8 @@
           <w:rFonts w:ascii="Segoe UI Symbol" w:hAnsi="Segoe UI Symbol" w:cs="Segoe UI Symbol"/>
           <w:b/>
           <w:bCs/>
-          <w:sz w:val="36"/>
-          <w:szCs w:val="36"/>
+          <w:sz w:val="34"/>
+          <w:szCs w:val="34"/>
         </w:rPr>
         <w:t>✓</w:t>
       </w:r>
@@ -2256,17 +2284,17 @@
           <w:rFonts w:ascii="Calibri" w:hAnsi="Calibri" w:cs="Calibri"/>
           <w:b/>
           <w:bCs/>
-          <w:sz w:val="36"/>
-          <w:szCs w:val="36"/>
-        </w:rPr>
-      </w:pPr>
-      <w:r>
-        <w:rPr>
-          <w:rFonts w:ascii="Calibri" w:hAnsi="Calibri" w:cs="Calibri"/>
-          <w:b/>
-          <w:bCs/>
-          <w:sz w:val="36"/>
-          <w:szCs w:val="36"/>
+          <w:sz w:val="34"/>
+          <w:szCs w:val="34"/>
+        </w:rPr>
+      </w:pPr>
+      <w:r>
+        <w:rPr>
+          <w:rFonts w:ascii="Calibri" w:hAnsi="Calibri" w:cs="Calibri"/>
+          <w:b/>
+          <w:bCs/>
+          <w:sz w:val="34"/>
+          <w:szCs w:val="34"/>
         </w:rPr>
         <w:t>Abused flow:  Cart ──────────</w:t>
       </w:r>
@@ -2275,8 +2303,8 @@
           <w:rFonts w:ascii="Arial" w:hAnsi="Arial" w:cs="Arial"/>
           <w:b/>
           <w:bCs/>
-          <w:sz w:val="36"/>
-          <w:szCs w:val="36"/>
+          <w:sz w:val="34"/>
+          <w:szCs w:val="34"/>
         </w:rPr>
         <w:t>►</w:t>
       </w:r>
@@ -2285,8 +2313,8 @@
           <w:rFonts w:ascii="Calibri" w:hAnsi="Calibri" w:cs="Calibri"/>
           <w:b/>
           <w:bCs/>
-          <w:sz w:val="36"/>
-          <w:szCs w:val="36"/>
+          <w:sz w:val="34"/>
+          <w:szCs w:val="34"/>
         </w:rPr>
         <w:t xml:space="preserve"> Reward </w:t>
       </w:r>
@@ -2295,8 +2323,8 @@
           <w:rFonts w:ascii="Segoe UI Symbol" w:hAnsi="Segoe UI Symbol" w:cs="Segoe UI Symbol"/>
           <w:b/>
           <w:bCs/>
-          <w:sz w:val="36"/>
-          <w:szCs w:val="36"/>
+          <w:sz w:val="34"/>
+          <w:szCs w:val="34"/>
         </w:rPr>
         <w:t>✗</w:t>
       </w:r>
@@ -2305,8 +2333,8 @@
           <w:rFonts w:ascii="Calibri" w:hAnsi="Calibri" w:cs="Calibri"/>
           <w:b/>
           <w:bCs/>
-          <w:sz w:val="36"/>
-          <w:szCs w:val="36"/>
+          <w:sz w:val="34"/>
+          <w:szCs w:val="34"/>
         </w:rPr>
         <w:t xml:space="preserve"> (no guard)</w:t>
       </w:r>
@@ -2316,15 +2344,15 @@
         <w:jc w:val="both"/>
         <w:rPr>
           <w:rFonts w:ascii="Calibri" w:hAnsi="Calibri" w:cs="Calibri"/>
-          <w:sz w:val="36"/>
-          <w:szCs w:val="36"/>
-        </w:rPr>
-      </w:pPr>
-      <w:r>
-        <w:rPr>
-          <w:rFonts w:ascii="Calibri" w:hAnsi="Calibri" w:cs="Calibri"/>
-          <w:sz w:val="36"/>
-          <w:szCs w:val="36"/>
+          <w:sz w:val="34"/>
+          <w:szCs w:val="34"/>
+        </w:rPr>
+      </w:pPr>
+      <w:r>
+        <w:rPr>
+          <w:rFonts w:ascii="Calibri" w:hAnsi="Calibri" w:cs="Calibri"/>
+          <w:sz w:val="34"/>
+          <w:szCs w:val="34"/>
         </w:rPr>
         <w:t># Validate the entire user journey, not just individual endpoints. Check prerequisite state server-side before allowing the next step.</w:t>
       </w:r>
@@ -2334,25 +2362,25 @@
         <w:jc w:val="both"/>
         <w:rPr>
           <w:rFonts w:ascii="Calibri" w:hAnsi="Calibri" w:cs="Calibri"/>
-          <w:sz w:val="36"/>
-          <w:szCs w:val="36"/>
-        </w:rPr>
-      </w:pPr>
-    </w:p>
-    <w:p>
-      <w:pPr>
-        <w:jc w:val="both"/>
-        <w:rPr>
-          <w:rFonts w:ascii="Calibri" w:hAnsi="Calibri" w:cs="Calibri"/>
-          <w:sz w:val="36"/>
-          <w:szCs w:val="36"/>
-        </w:rPr>
-      </w:pPr>
-      <w:r>
-        <w:rPr>
-          <w:rFonts w:ascii="Calibri" w:hAnsi="Calibri" w:cs="Calibri"/>
-          <w:sz w:val="36"/>
-          <w:szCs w:val="36"/>
+          <w:sz w:val="34"/>
+          <w:szCs w:val="34"/>
+        </w:rPr>
+      </w:pPr>
+    </w:p>
+    <w:p>
+      <w:pPr>
+        <w:jc w:val="both"/>
+        <w:rPr>
+          <w:rFonts w:ascii="Calibri" w:hAnsi="Calibri" w:cs="Calibri"/>
+          <w:sz w:val="34"/>
+          <w:szCs w:val="34"/>
+        </w:rPr>
+      </w:pPr>
+      <w:r>
+        <w:rPr>
+          <w:rFonts w:ascii="Calibri" w:hAnsi="Calibri" w:cs="Calibri"/>
+          <w:sz w:val="34"/>
+          <w:szCs w:val="34"/>
         </w:rPr>
         <w:t>Blind trust in external APIs:</w:t>
       </w:r>
@@ -2362,15 +2390,15 @@
         <w:jc w:val="both"/>
         <w:rPr>
           <w:rFonts w:ascii="Calibri" w:hAnsi="Calibri" w:cs="Calibri"/>
-          <w:sz w:val="36"/>
-          <w:szCs w:val="36"/>
-        </w:rPr>
-      </w:pPr>
-      <w:r>
-        <w:rPr>
-          <w:rFonts w:ascii="Calibri" w:hAnsi="Calibri" w:cs="Calibri"/>
-          <w:sz w:val="36"/>
-          <w:szCs w:val="36"/>
+          <w:sz w:val="34"/>
+          <w:szCs w:val="34"/>
+        </w:rPr>
+      </w:pPr>
+      <w:r>
+        <w:rPr>
+          <w:rFonts w:ascii="Calibri" w:hAnsi="Calibri" w:cs="Calibri"/>
+          <w:sz w:val="34"/>
+          <w:szCs w:val="34"/>
         </w:rPr>
         <w:t># Modern apps chain external services like auth providers, payment gateways, data APIs. If that third-party is compromised or returns a forged response, and we trust it blindly, our system inherits the breach.</w:t>
       </w:r>
@@ -2380,827 +2408,827 @@
         <w:jc w:val="both"/>
         <w:rPr>
           <w:rFonts w:ascii="Calibri" w:hAnsi="Calibri" w:cs="Calibri"/>
-          <w:sz w:val="36"/>
-          <w:szCs w:val="36"/>
-        </w:rPr>
-      </w:pPr>
-      <w:r>
-        <w:rPr>
-          <w:rFonts w:ascii="Calibri" w:hAnsi="Calibri" w:cs="Calibri"/>
-          <w:sz w:val="36"/>
-          <w:szCs w:val="36"/>
+          <w:sz w:val="34"/>
+          <w:szCs w:val="34"/>
+        </w:rPr>
+      </w:pPr>
+      <w:r>
+        <w:rPr>
+          <w:rFonts w:ascii="Calibri" w:hAnsi="Calibri" w:cs="Calibri"/>
+          <w:sz w:val="34"/>
+          <w:szCs w:val="34"/>
+        </w:rPr>
+        <w:t xml:space="preserve"># Mental model, package delivery, just because a box has Amazon's label doesn't mean it's safe. We still check the contents. A compromised delivery service sending </w:t>
+      </w:r>
+      <w:r>
+        <w:rPr>
+          <w:rFonts w:ascii="Calibri" w:hAnsi="Calibri" w:cs="Calibri"/>
+          <w:sz w:val="34"/>
+          <w:szCs w:val="34"/>
+        </w:rPr>
+        <w:t>us</w:t>
+      </w:r>
+      <w:r>
+        <w:rPr>
+          <w:rFonts w:ascii="Calibri" w:hAnsi="Calibri" w:cs="Calibri"/>
+          <w:sz w:val="34"/>
+          <w:szCs w:val="34"/>
+        </w:rPr>
+        <w:t xml:space="preserve"> a "valid" package is still a threat.</w:t>
+      </w:r>
+    </w:p>
+    <w:p>
+      <w:pPr>
+        <w:jc w:val="both"/>
+        <w:rPr>
+          <w:rFonts w:ascii="Calibri" w:hAnsi="Calibri" w:cs="Calibri"/>
+          <w:sz w:val="34"/>
+          <w:szCs w:val="34"/>
+        </w:rPr>
+      </w:pPr>
+      <w:r>
+        <w:rPr>
+          <w:rFonts w:ascii="Calibri" w:hAnsi="Calibri" w:cs="Calibri"/>
+          <w:sz w:val="34"/>
+          <w:szCs w:val="34"/>
+        </w:rPr>
+        <w:t xml:space="preserve"># </w:t>
+      </w:r>
+      <w:r>
+        <w:rPr>
+          <w:rFonts w:ascii="Calibri" w:hAnsi="Calibri" w:cs="Calibri"/>
+          <w:sz w:val="34"/>
+          <w:szCs w:val="34"/>
+        </w:rPr>
+        <w:t>Always verify tokens and responses from external services on our side.</w:t>
+      </w:r>
+      <w:r>
+        <w:rPr>
+          <w:rFonts w:ascii="Calibri" w:hAnsi="Calibri" w:cs="Calibri"/>
+          <w:sz w:val="34"/>
+          <w:szCs w:val="34"/>
+        </w:rPr>
+        <w:t xml:space="preserve"> </w:t>
+      </w:r>
+      <w:r>
+        <w:rPr>
+          <w:rFonts w:ascii="Calibri" w:hAnsi="Calibri" w:cs="Calibri"/>
+          <w:sz w:val="34"/>
+          <w:szCs w:val="34"/>
+        </w:rPr>
+        <w:t>Have fallback security checks that don't depend on the third-party being honest.</w:t>
+      </w:r>
+    </w:p>
+    <w:p>
+      <w:pPr>
+        <w:jc w:val="both"/>
+        <w:rPr>
+          <w:rFonts w:ascii="Calibri" w:hAnsi="Calibri" w:cs="Calibri"/>
+          <w:sz w:val="34"/>
+          <w:szCs w:val="34"/>
+        </w:rPr>
+      </w:pPr>
+    </w:p>
+    <w:p>
+      <w:pPr>
+        <w:jc w:val="both"/>
+        <w:rPr>
+          <w:rFonts w:ascii="Calibri" w:hAnsi="Calibri" w:cs="Calibri"/>
+          <w:sz w:val="34"/>
+          <w:szCs w:val="34"/>
+        </w:rPr>
+      </w:pPr>
+      <w:r>
+        <w:rPr>
+          <w:rFonts w:ascii="Calibri" w:hAnsi="Calibri" w:cs="Calibri"/>
+          <w:sz w:val="34"/>
+          <w:szCs w:val="34"/>
+        </w:rPr>
+        <w:t>SSRF (server-side request forgery):</w:t>
+      </w:r>
+    </w:p>
+    <w:p>
+      <w:pPr>
+        <w:jc w:val="both"/>
+        <w:rPr>
+          <w:rFonts w:ascii="Calibri" w:hAnsi="Calibri" w:cs="Calibri"/>
+          <w:sz w:val="34"/>
+          <w:szCs w:val="34"/>
+        </w:rPr>
+      </w:pPr>
+      <w:r>
+        <w:rPr>
+          <w:rFonts w:ascii="Calibri" w:hAnsi="Calibri" w:cs="Calibri"/>
+          <w:sz w:val="34"/>
+          <w:szCs w:val="34"/>
+        </w:rPr>
+        <w:t># Our server fetches a URL provided by the user. The attacker doesn't give a real URL, they give our internal admin endpoint, cloud metadata, or private service. Our own server becomes the attacker's tool.</w:t>
+      </w:r>
+    </w:p>
+    <w:p>
+      <w:pPr>
+        <w:jc w:val="both"/>
+        <w:rPr>
+          <w:rFonts w:ascii="Calibri" w:hAnsi="Calibri" w:cs="Calibri"/>
+          <w:sz w:val="34"/>
+          <w:szCs w:val="34"/>
+        </w:rPr>
+      </w:pPr>
+      <w:r>
+        <w:rPr>
+          <w:rFonts w:ascii="Calibri" w:hAnsi="Calibri" w:cs="Calibri"/>
+          <w:sz w:val="34"/>
+          <w:szCs w:val="34"/>
         </w:rPr>
         <w:lastRenderedPageBreak/>
-        <w:t xml:space="preserve"># Mental model, package delivery, just because a box has Amazon's label doesn't mean it's safe. We still check the contents. A compromised delivery service sending </w:t>
-      </w:r>
-      <w:r>
-        <w:rPr>
-          <w:rFonts w:ascii="Calibri" w:hAnsi="Calibri" w:cs="Calibri"/>
-          <w:sz w:val="36"/>
-          <w:szCs w:val="36"/>
-        </w:rPr>
-        <w:t>us</w:t>
-      </w:r>
-      <w:r>
-        <w:rPr>
-          <w:rFonts w:ascii="Calibri" w:hAnsi="Calibri" w:cs="Calibri"/>
-          <w:sz w:val="36"/>
-          <w:szCs w:val="36"/>
-        </w:rPr>
-        <w:t xml:space="preserve"> a "valid" package is still a threat.</w:t>
-      </w:r>
-    </w:p>
-    <w:p>
-      <w:pPr>
-        <w:jc w:val="both"/>
-        <w:rPr>
-          <w:rFonts w:ascii="Calibri" w:hAnsi="Calibri" w:cs="Calibri"/>
-          <w:sz w:val="36"/>
-          <w:szCs w:val="36"/>
-        </w:rPr>
-      </w:pPr>
-      <w:r>
-        <w:rPr>
-          <w:rFonts w:ascii="Calibri" w:hAnsi="Calibri" w:cs="Calibri"/>
-          <w:sz w:val="36"/>
-          <w:szCs w:val="36"/>
+        <w:t># Mental model, the puppet, the attacker isn't breaking into our house, they're making us unlock our own backdoor from the inside. We're the one making the request; they're just pulling our strings.</w:t>
+      </w:r>
+    </w:p>
+    <w:p>
+      <w:pPr>
+        <w:jc w:val="both"/>
+        <w:rPr>
+          <w:rFonts w:ascii="Calibri" w:hAnsi="Calibri" w:cs="Calibri"/>
+          <w:b/>
+          <w:bCs/>
+          <w:sz w:val="34"/>
+          <w:szCs w:val="34"/>
+        </w:rPr>
+      </w:pPr>
+      <w:r>
+        <w:rPr>
+          <w:rFonts w:ascii="Calibri" w:hAnsi="Calibri" w:cs="Calibri"/>
+          <w:b/>
+          <w:bCs/>
+          <w:sz w:val="34"/>
+          <w:szCs w:val="34"/>
+        </w:rPr>
+        <w:t>Attacker gives: http://169.254.169.254/metadata</w:t>
+      </w:r>
+    </w:p>
+    <w:p>
+      <w:pPr>
+        <w:jc w:val="both"/>
+        <w:rPr>
+          <w:rFonts w:ascii="Calibri" w:hAnsi="Calibri" w:cs="Calibri"/>
+          <w:b/>
+          <w:bCs/>
+          <w:sz w:val="34"/>
+          <w:szCs w:val="34"/>
+        </w:rPr>
+      </w:pPr>
+      <w:r>
+        <w:rPr>
+          <w:rFonts w:ascii="Calibri" w:hAnsi="Calibri" w:cs="Calibri"/>
+          <w:b/>
+          <w:bCs/>
+          <w:sz w:val="34"/>
+          <w:szCs w:val="34"/>
+        </w:rPr>
+        <w:t>Our server fetches it → leaks cloud credentials</w:t>
+      </w:r>
+    </w:p>
+    <w:p>
+      <w:pPr>
+        <w:jc w:val="both"/>
+        <w:rPr>
+          <w:rFonts w:ascii="Calibri" w:hAnsi="Calibri" w:cs="Calibri"/>
+          <w:sz w:val="34"/>
+          <w:szCs w:val="34"/>
+        </w:rPr>
+      </w:pPr>
+      <w:r>
+        <w:rPr>
+          <w:rFonts w:ascii="Calibri" w:hAnsi="Calibri" w:cs="Calibri"/>
+          <w:sz w:val="34"/>
+          <w:szCs w:val="34"/>
+        </w:rPr>
+        <w:t># Allowlist the domains or IPs our server is allowed to request. Never fetch arbitrary user-provided URLs without strict validation.</w:t>
+      </w:r>
+    </w:p>
+    <w:p>
+      <w:pPr>
+        <w:jc w:val="both"/>
+        <w:rPr>
+          <w:rFonts w:ascii="Calibri" w:hAnsi="Calibri" w:cs="Calibri"/>
+          <w:sz w:val="34"/>
+          <w:szCs w:val="34"/>
+        </w:rPr>
+      </w:pPr>
+    </w:p>
+    <w:p>
+      <w:pPr>
+        <w:jc w:val="both"/>
+        <w:rPr>
+          <w:rFonts w:ascii="Calibri" w:hAnsi="Calibri" w:cs="Calibri"/>
+          <w:sz w:val="34"/>
+          <w:szCs w:val="34"/>
+        </w:rPr>
+      </w:pPr>
+      <w:r>
+        <w:rPr>
+          <w:rFonts w:ascii="Calibri" w:hAnsi="Calibri" w:cs="Calibri"/>
+          <w:sz w:val="34"/>
+          <w:szCs w:val="34"/>
+        </w:rPr>
+        <w:t>Security misconfiguration:</w:t>
+      </w:r>
+    </w:p>
+    <w:p>
+      <w:pPr>
+        <w:jc w:val="both"/>
+        <w:rPr>
+          <w:rFonts w:ascii="Calibri" w:hAnsi="Calibri" w:cs="Calibri"/>
+          <w:sz w:val="34"/>
+          <w:szCs w:val="34"/>
+        </w:rPr>
+      </w:pPr>
+      <w:r>
+        <w:rPr>
+          <w:rFonts w:ascii="Calibri" w:hAnsi="Calibri" w:cs="Calibri"/>
+          <w:sz w:val="34"/>
+          <w:szCs w:val="34"/>
+        </w:rPr>
+        <w:t># This isn't a bug in our code. It's a gap in our environment. Default credentials, debug mode in production, verbose error messages, open ports. These are individually minor, collectively catastrophic.</w:t>
+      </w:r>
+    </w:p>
+    <w:p>
+      <w:pPr>
+        <w:jc w:val="both"/>
+        <w:rPr>
+          <w:rFonts w:ascii="Calibri" w:hAnsi="Calibri" w:cs="Calibri"/>
+          <w:sz w:val="34"/>
+          <w:szCs w:val="34"/>
+        </w:rPr>
+      </w:pPr>
+      <w:r>
+        <w:rPr>
+          <w:rFonts w:ascii="Calibri" w:hAnsi="Calibri" w:cs="Calibri"/>
+          <w:sz w:val="34"/>
+          <w:szCs w:val="34"/>
+        </w:rPr>
+        <w:t># Mental model, a fortress with a sticky note, impenetrable walls, drawbridge, guards — but the master key is taped to the front gate with the default password written on it.</w:t>
+      </w:r>
+    </w:p>
+    <w:p>
+      <w:pPr>
+        <w:jc w:val="both"/>
+        <w:rPr>
+          <w:rFonts w:ascii="Calibri" w:hAnsi="Calibri" w:cs="Calibri"/>
+          <w:sz w:val="34"/>
+          <w:szCs w:val="34"/>
+        </w:rPr>
+      </w:pPr>
+      <w:r>
+        <w:rPr>
+          <w:rFonts w:ascii="Calibri" w:hAnsi="Calibri" w:cs="Calibri"/>
+          <w:sz w:val="34"/>
+          <w:szCs w:val="34"/>
+        </w:rPr>
+        <w:t># Change all default credentials immediately. Disable debug mode before deployment. A secure app in an insecure environment is still insecure.</w:t>
+      </w:r>
+    </w:p>
+    <w:p>
+      <w:pPr>
+        <w:jc w:val="both"/>
+        <w:rPr>
+          <w:rFonts w:ascii="Calibri" w:hAnsi="Calibri" w:cs="Calibri"/>
+          <w:sz w:val="34"/>
+          <w:szCs w:val="34"/>
+        </w:rPr>
+      </w:pPr>
+    </w:p>
+    <w:p>
+      <w:pPr>
+        <w:jc w:val="both"/>
+        <w:rPr>
+          <w:rFonts w:ascii="Calibri" w:hAnsi="Calibri" w:cs="Calibri"/>
+          <w:sz w:val="34"/>
+          <w:szCs w:val="34"/>
+        </w:rPr>
+      </w:pPr>
+      <w:r>
+        <w:rPr>
+          <w:rFonts w:ascii="Calibri" w:hAnsi="Calibri" w:cs="Calibri"/>
+          <w:sz w:val="34"/>
+          <w:szCs w:val="34"/>
+        </w:rPr>
+        <w:t>API inventory:</w:t>
+      </w:r>
+    </w:p>
+    <w:p>
+      <w:pPr>
+        <w:jc w:val="both"/>
+        <w:rPr>
+          <w:rFonts w:ascii="Calibri" w:hAnsi="Calibri" w:cs="Calibri"/>
+          <w:sz w:val="34"/>
+          <w:szCs w:val="34"/>
+        </w:rPr>
+      </w:pPr>
+      <w:r>
+        <w:rPr>
+          <w:rFonts w:ascii="Calibri" w:hAnsi="Calibri" w:cs="Calibri"/>
+          <w:sz w:val="34"/>
+          <w:szCs w:val="34"/>
+        </w:rPr>
+        <w:t># We can't secure what we don't know exists. Shadow APIs like old test endpoints/APIs, forgotten versions, undocumented routes accumulate over time. One unguarded endpoint or API is enough.</w:t>
+      </w:r>
+    </w:p>
+    <w:p>
+      <w:pPr>
+        <w:jc w:val="both"/>
+        <w:rPr>
+          <w:rFonts w:ascii="Calibri" w:hAnsi="Calibri" w:cs="Calibri"/>
+          <w:sz w:val="34"/>
+          <w:szCs w:val="34"/>
+        </w:rPr>
+      </w:pPr>
+      <w:r>
+        <w:rPr>
+          <w:rFonts w:ascii="Calibri" w:hAnsi="Calibri" w:cs="Calibri"/>
+          <w:sz w:val="34"/>
+          <w:szCs w:val="34"/>
+        </w:rPr>
+        <w:lastRenderedPageBreak/>
+        <w:t># Mental model, the forgotten side door, we secure the front door, the windows, the back door. But there's a service entrance from three years ago that no one remembers. That's the one the attacker finds.</w:t>
+      </w:r>
+    </w:p>
+    <w:p>
+      <w:pPr>
+        <w:jc w:val="both"/>
+        <w:rPr>
+          <w:rFonts w:ascii="Calibri" w:hAnsi="Calibri" w:cs="Calibri"/>
+          <w:sz w:val="34"/>
+          <w:szCs w:val="34"/>
+        </w:rPr>
+      </w:pPr>
+      <w:r>
+        <w:rPr>
+          <w:rFonts w:ascii="Calibri" w:hAnsi="Calibri" w:cs="Calibri"/>
+          <w:sz w:val="34"/>
+          <w:szCs w:val="34"/>
+        </w:rPr>
+        <w:t># Maintain a living registry of all API routes like active, deprecated, and internal. Decommission unused endpoints completely; don't just remove them from docs.</w:t>
+      </w:r>
+    </w:p>
+    <w:p>
+      <w:pPr>
+        <w:jc w:val="both"/>
+        <w:rPr>
+          <w:rFonts w:ascii="Calibri" w:hAnsi="Calibri" w:cs="Calibri"/>
+          <w:sz w:val="34"/>
+          <w:szCs w:val="34"/>
+        </w:rPr>
+      </w:pPr>
+    </w:p>
+    <w:p>
+      <w:pPr>
+        <w:jc w:val="both"/>
+        <w:rPr>
+          <w:rFonts w:ascii="Calibri" w:hAnsi="Calibri" w:cs="Calibri"/>
+          <w:sz w:val="34"/>
+          <w:szCs w:val="34"/>
+        </w:rPr>
+      </w:pPr>
+      <w:r>
+        <w:rPr>
+          <w:rFonts w:ascii="Calibri" w:hAnsi="Calibri" w:cs="Calibri"/>
+          <w:sz w:val="34"/>
+          <w:szCs w:val="34"/>
+        </w:rPr>
+        <w:t>Rate limiting:</w:t>
+      </w:r>
+    </w:p>
+    <w:p>
+      <w:pPr>
+        <w:jc w:val="both"/>
+        <w:rPr>
+          <w:rFonts w:ascii="Calibri" w:hAnsi="Calibri" w:cs="Calibri"/>
+          <w:sz w:val="34"/>
+          <w:szCs w:val="34"/>
+        </w:rPr>
+      </w:pPr>
+      <w:r>
+        <w:rPr>
+          <w:rFonts w:ascii="Calibri" w:hAnsi="Calibri" w:cs="Calibri"/>
+          <w:sz w:val="34"/>
+          <w:szCs w:val="34"/>
+        </w:rPr>
+        <w:t># Without request limits, an attacker only needs time. OTP brute-force, password stuffing, credential harvesting all of them become trivial when there's no throttle on how fast they can try.</w:t>
+      </w:r>
+    </w:p>
+    <w:p>
+      <w:pPr>
+        <w:jc w:val="both"/>
+        <w:rPr>
+          <w:rFonts w:ascii="Calibri" w:hAnsi="Calibri" w:cs="Calibri"/>
+          <w:sz w:val="34"/>
+          <w:szCs w:val="34"/>
+        </w:rPr>
+      </w:pPr>
+      <w:r>
+        <w:rPr>
+          <w:rFonts w:ascii="Calibri" w:hAnsi="Calibri" w:cs="Calibri"/>
+          <w:sz w:val="34"/>
+          <w:szCs w:val="34"/>
+        </w:rPr>
+        <w:t># Mental model, ATM PIN lock, 3 wrong PINs and the card is frozen. The bank doesn't trust that we'll eventually guess right. Without rate limiting, our API gives unlimited guesses.</w:t>
+      </w:r>
+    </w:p>
+    <w:p>
+      <w:pPr>
+        <w:jc w:val="both"/>
+        <w:rPr>
+          <w:rFonts w:ascii="Calibri" w:hAnsi="Calibri" w:cs="Calibri"/>
+          <w:b/>
+          <w:bCs/>
+          <w:sz w:val="34"/>
+          <w:szCs w:val="34"/>
+        </w:rPr>
+      </w:pPr>
+      <w:r>
+        <w:rPr>
+          <w:rFonts w:ascii="Calibri" w:hAnsi="Calibri" w:cs="Calibri"/>
+          <w:b/>
+          <w:bCs/>
+          <w:sz w:val="34"/>
+          <w:szCs w:val="34"/>
+        </w:rPr>
+        <w:t>Without limit: try 1,000,000 OTPs → succeed eventually</w:t>
+      </w:r>
+    </w:p>
+    <w:p>
+      <w:pPr>
+        <w:jc w:val="both"/>
+        <w:rPr>
+          <w:rFonts w:ascii="Calibri" w:hAnsi="Calibri" w:cs="Calibri"/>
+          <w:b/>
+          <w:bCs/>
+          <w:sz w:val="34"/>
+          <w:szCs w:val="34"/>
+        </w:rPr>
+      </w:pPr>
+      <w:r>
+        <w:rPr>
+          <w:rFonts w:ascii="Calibri" w:hAnsi="Calibri" w:cs="Calibri"/>
+          <w:b/>
+          <w:bCs/>
+          <w:sz w:val="34"/>
+          <w:szCs w:val="34"/>
+        </w:rPr>
+        <w:t>With limit:    try 5 per minute → effectively blocked</w:t>
+      </w:r>
+    </w:p>
+    <w:p>
+      <w:pPr>
+        <w:jc w:val="both"/>
+        <w:rPr>
+          <w:rFonts w:ascii="Calibri" w:hAnsi="Calibri" w:cs="Calibri"/>
+          <w:sz w:val="34"/>
+          <w:szCs w:val="34"/>
+        </w:rPr>
+      </w:pPr>
+      <w:r>
+        <w:rPr>
+          <w:rFonts w:ascii="Calibri" w:hAnsi="Calibri" w:cs="Calibri"/>
+          <w:sz w:val="34"/>
+          <w:szCs w:val="34"/>
+        </w:rPr>
+        <w:t xml:space="preserve"># Apply rate limits per user, per IP, and per endpoint especially auth flows. Return </w:t>
+      </w:r>
+      <w:r>
+        <w:rPr>
+          <w:rFonts w:ascii="Calibri" w:hAnsi="Calibri" w:cs="Calibri"/>
+          <w:b/>
+          <w:bCs/>
+          <w:sz w:val="34"/>
+          <w:szCs w:val="34"/>
+        </w:rPr>
+        <w:t>429</w:t>
+      </w:r>
+      <w:r>
+        <w:rPr>
+          <w:rFonts w:ascii="Calibri" w:hAnsi="Calibri" w:cs="Calibri"/>
+          <w:sz w:val="34"/>
+          <w:szCs w:val="34"/>
+        </w:rPr>
+        <w:t xml:space="preserve"> (status code) Too Many Requests and add exponential backoff for repeat offenders.</w:t>
+      </w:r>
+    </w:p>
+    <w:p>
+      <w:pPr>
+        <w:jc w:val="both"/>
+        <w:rPr>
+          <w:rFonts w:ascii="Calibri" w:hAnsi="Calibri" w:cs="Calibri"/>
+          <w:sz w:val="34"/>
+          <w:szCs w:val="34"/>
+        </w:rPr>
+      </w:pPr>
+    </w:p>
+    <w:p>
+      <w:pPr>
+        <w:jc w:val="both"/>
+        <w:rPr>
+          <w:rFonts w:ascii="Calibri" w:hAnsi="Calibri" w:cs="Calibri"/>
+          <w:sz w:val="34"/>
+          <w:szCs w:val="34"/>
+        </w:rPr>
+      </w:pPr>
+      <w:r>
+        <w:rPr>
+          <w:rFonts w:ascii="Calibri" w:hAnsi="Calibri" w:cs="Calibri"/>
+          <w:sz w:val="34"/>
+          <w:szCs w:val="34"/>
+        </w:rPr>
+        <w:t>Input validation:</w:t>
+      </w:r>
+    </w:p>
+    <w:p>
+      <w:pPr>
+        <w:jc w:val="both"/>
+        <w:rPr>
+          <w:rFonts w:ascii="Calibri" w:hAnsi="Calibri" w:cs="Calibri"/>
+          <w:sz w:val="34"/>
+          <w:szCs w:val="34"/>
+        </w:rPr>
+      </w:pPr>
+      <w:r>
+        <w:rPr>
+          <w:rFonts w:ascii="Calibri" w:hAnsi="Calibri" w:cs="Calibri"/>
+          <w:sz w:val="34"/>
+          <w:szCs w:val="34"/>
+        </w:rPr>
+        <w:t># Accepting user input without sanitization is handing someone a keyboard connected directly to our database. A search box or search field becomes a weapon; a form field becomes a terminal.</w:t>
+      </w:r>
+    </w:p>
+    <w:p>
+      <w:pPr>
+        <w:jc w:val="both"/>
+        <w:rPr>
+          <w:rFonts w:ascii="Calibri" w:hAnsi="Calibri" w:cs="Calibri"/>
+          <w:sz w:val="34"/>
+          <w:szCs w:val="34"/>
+        </w:rPr>
+      </w:pPr>
+      <w:r>
+        <w:rPr>
+          <w:rFonts w:ascii="Calibri" w:hAnsi="Calibri" w:cs="Calibri"/>
+          <w:sz w:val="34"/>
+          <w:szCs w:val="34"/>
+        </w:rPr>
+        <w:lastRenderedPageBreak/>
+        <w:t># Mental model, airport security, every person and bag pass through a scanner before entering the terminal. We don't wave through passengers because "they look fine." Every input is untrusted by default.</w:t>
+      </w:r>
+    </w:p>
+    <w:p>
+      <w:pPr>
+        <w:jc w:val="both"/>
+        <w:rPr>
+          <w:rFonts w:ascii="Calibri" w:hAnsi="Calibri" w:cs="Calibri"/>
+          <w:b/>
+          <w:bCs/>
+          <w:sz w:val="34"/>
+          <w:szCs w:val="34"/>
+        </w:rPr>
+      </w:pPr>
+      <w:r>
+        <w:rPr>
+          <w:rFonts w:ascii="Calibri" w:hAnsi="Calibri" w:cs="Calibri"/>
+          <w:b/>
+          <w:bCs/>
+          <w:sz w:val="34"/>
+          <w:szCs w:val="34"/>
+        </w:rPr>
+        <w:t>User input → [Validate] → [Sanitize] → Process</w:t>
+      </w:r>
+    </w:p>
+    <w:p>
+      <w:pPr>
+        <w:jc w:val="both"/>
+        <w:rPr>
+          <w:rFonts w:ascii="Calibri" w:hAnsi="Calibri" w:cs="Calibri"/>
+          <w:b/>
+          <w:bCs/>
+          <w:sz w:val="34"/>
+          <w:szCs w:val="34"/>
+        </w:rPr>
+      </w:pPr>
+      <w:r>
+        <w:rPr>
+          <w:rFonts w:ascii="Calibri" w:hAnsi="Calibri" w:cs="Calibri"/>
+          <w:b/>
+          <w:bCs/>
+          <w:sz w:val="34"/>
+          <w:szCs w:val="34"/>
+        </w:rPr>
+        <w:t xml:space="preserve">                ↓ fail</w:t>
+      </w:r>
+    </w:p>
+    <w:p>
+      <w:pPr>
+        <w:jc w:val="both"/>
+        <w:rPr>
+          <w:rFonts w:ascii="Calibri" w:hAnsi="Calibri" w:cs="Calibri"/>
+          <w:b/>
+          <w:bCs/>
+          <w:sz w:val="34"/>
+          <w:szCs w:val="34"/>
+        </w:rPr>
+      </w:pPr>
+      <w:r>
+        <w:rPr>
+          <w:rFonts w:ascii="Calibri" w:hAnsi="Calibri" w:cs="Calibri"/>
+          <w:b/>
+          <w:bCs/>
+          <w:sz w:val="34"/>
+          <w:szCs w:val="34"/>
+        </w:rPr>
+        <w:t xml:space="preserve">              Reject + log</w:t>
+      </w:r>
+    </w:p>
+    <w:p>
+      <w:pPr>
+        <w:jc w:val="both"/>
+        <w:rPr>
+          <w:rFonts w:ascii="Calibri" w:hAnsi="Calibri" w:cs="Calibri"/>
+          <w:sz w:val="34"/>
+          <w:szCs w:val="34"/>
+        </w:rPr>
+      </w:pPr>
+      <w:r>
+        <w:rPr>
+          <w:rFonts w:ascii="Calibri" w:hAnsi="Calibri" w:cs="Calibri"/>
+          <w:sz w:val="34"/>
+          <w:szCs w:val="34"/>
+        </w:rPr>
+        <w:t># Validate type, length, format, and range on every input field. Sanitize before storing or executing. Never interpolate raw user input into queries.</w:t>
+      </w:r>
+    </w:p>
+    <w:p>
+      <w:pPr>
+        <w:jc w:val="both"/>
+        <w:rPr>
+          <w:rFonts w:ascii="Calibri" w:hAnsi="Calibri" w:cs="Calibri"/>
+          <w:sz w:val="34"/>
+          <w:szCs w:val="34"/>
+        </w:rPr>
+      </w:pPr>
+    </w:p>
+    <w:p>
+      <w:pPr>
+        <w:jc w:val="both"/>
+        <w:rPr>
+          <w:rFonts w:ascii="Calibri" w:hAnsi="Calibri" w:cs="Calibri"/>
+          <w:sz w:val="34"/>
+          <w:szCs w:val="34"/>
+        </w:rPr>
+      </w:pPr>
+      <w:r>
+        <w:rPr>
+          <w:rFonts w:ascii="Calibri" w:hAnsi="Calibri" w:cs="Calibri"/>
+          <w:sz w:val="34"/>
+          <w:szCs w:val="34"/>
+        </w:rPr>
+        <w:t>Sensitive data exposure:</w:t>
+      </w:r>
+    </w:p>
+    <w:p>
+      <w:pPr>
+        <w:jc w:val="both"/>
+        <w:rPr>
+          <w:rFonts w:ascii="Calibri" w:hAnsi="Calibri" w:cs="Calibri"/>
+          <w:sz w:val="34"/>
+          <w:szCs w:val="34"/>
+        </w:rPr>
+      </w:pPr>
+      <w:r>
+        <w:rPr>
+          <w:rFonts w:ascii="Calibri" w:hAnsi="Calibri" w:cs="Calibri"/>
+          <w:sz w:val="34"/>
+          <w:szCs w:val="34"/>
+        </w:rPr>
+        <w:t># Even valid, authorized requests can expose too much. API responses including passwords, tokens, internal IDs, or personal data that aren't needed by the client are a liability. Once data is out, it can't be recalled.</w:t>
+      </w:r>
+    </w:p>
+    <w:p>
+      <w:pPr>
+        <w:jc w:val="both"/>
+        <w:rPr>
+          <w:rFonts w:ascii="Calibri" w:hAnsi="Calibri" w:cs="Calibri"/>
+          <w:sz w:val="34"/>
+          <w:szCs w:val="34"/>
+        </w:rPr>
+      </w:pPr>
+      <w:r>
+        <w:rPr>
+          <w:rFonts w:ascii="Calibri" w:hAnsi="Calibri" w:cs="Calibri"/>
+          <w:sz w:val="34"/>
+          <w:szCs w:val="34"/>
+        </w:rPr>
+        <w:t># Mental model, the oversharing waiter, we ordered pasta. The waiter brings the dish, lists the recipe, the supplier invoices, and the owner's home address. We only needed the pasta.</w:t>
+      </w:r>
+    </w:p>
+    <w:p>
+      <w:pPr>
+        <w:jc w:val="both"/>
+        <w:rPr>
+          <w:rFonts w:ascii="Calibri" w:hAnsi="Calibri" w:cs="Calibri"/>
+          <w:sz w:val="34"/>
+          <w:szCs w:val="34"/>
+        </w:rPr>
+      </w:pPr>
+      <w:r>
+        <w:rPr>
+          <w:rFonts w:ascii="Calibri" w:hAnsi="Calibri" w:cs="Calibri"/>
+          <w:sz w:val="34"/>
+          <w:szCs w:val="34"/>
+        </w:rPr>
+        <w:t># Return only the fields the client actually needs, implement response filtering. Never expose passwords (even hashed), internal tokens, or raw database IDs in responses.</w:t>
+      </w:r>
+    </w:p>
+    <w:p>
+      <w:pPr>
+        <w:jc w:val="both"/>
+        <w:rPr>
+          <w:rFonts w:ascii="Calibri" w:hAnsi="Calibri" w:cs="Calibri"/>
+          <w:sz w:val="34"/>
+          <w:szCs w:val="34"/>
+        </w:rPr>
+      </w:pPr>
+    </w:p>
+    <w:p>
+      <w:pPr>
+        <w:jc w:val="center"/>
+        <w:rPr>
+          <w:rFonts w:ascii="Calibri" w:hAnsi="Calibri" w:cs="Calibri"/>
+          <w:sz w:val="34"/>
+          <w:szCs w:val="34"/>
+        </w:rPr>
+      </w:pPr>
+      <w:r>
+        <w:rPr>
+          <w:rFonts w:ascii="Calibri" w:hAnsi="Calibri" w:cs="Calibri"/>
+          <w:sz w:val="34"/>
+          <w:szCs w:val="34"/>
+        </w:rPr>
+        <w:t>Break</w:t>
+      </w:r>
+    </w:p>
+    <w:p>
+      <w:pPr>
+        <w:jc w:val="both"/>
+        <w:rPr>
+          <w:rFonts w:ascii="Calibri" w:hAnsi="Calibri" w:cs="Calibri"/>
+          <w:sz w:val="34"/>
+          <w:szCs w:val="34"/>
+        </w:rPr>
+      </w:pPr>
+    </w:p>
+    <w:p>
+      <w:pPr>
+        <w:jc w:val="both"/>
+        <w:rPr>
+          <w:rFonts w:ascii="Calibri" w:hAnsi="Calibri" w:cs="Calibri"/>
+          <w:b/>
+          <w:bCs/>
+          <w:sz w:val="34"/>
+          <w:szCs w:val="34"/>
+        </w:rPr>
+      </w:pPr>
+      <w:r>
+        <w:rPr>
+          <w:rFonts w:ascii="Calibri" w:hAnsi="Calibri" w:cs="Calibri"/>
+          <w:b/>
+          <w:bCs/>
+          <w:sz w:val="34"/>
+          <w:szCs w:val="34"/>
+        </w:rPr>
+        <w:lastRenderedPageBreak/>
+        <w:t>Types of API Authentication:</w:t>
+      </w:r>
+    </w:p>
+    <w:p>
+      <w:pPr>
+        <w:jc w:val="both"/>
+        <w:rPr>
+          <w:rFonts w:ascii="Calibri" w:hAnsi="Calibri" w:cs="Calibri"/>
+          <w:sz w:val="34"/>
+          <w:szCs w:val="34"/>
+        </w:rPr>
+      </w:pPr>
+      <w:r>
+        <w:rPr>
+          <w:rFonts w:ascii="Calibri" w:hAnsi="Calibri" w:cs="Calibri"/>
+          <w:sz w:val="34"/>
+          <w:szCs w:val="34"/>
         </w:rPr>
         <w:t xml:space="preserve"># </w:t>
       </w:r>
       <w:r>
         <w:rPr>
           <w:rFonts w:ascii="Calibri" w:hAnsi="Calibri" w:cs="Calibri"/>
-          <w:sz w:val="36"/>
-          <w:szCs w:val="36"/>
-        </w:rPr>
-        <w:t>Always verify tokens and responses from external services on our side.</w:t>
-      </w:r>
-      <w:r>
-        <w:rPr>
-          <w:rFonts w:ascii="Calibri" w:hAnsi="Calibri" w:cs="Calibri"/>
-          <w:sz w:val="36"/>
-          <w:szCs w:val="36"/>
-        </w:rPr>
-        <w:t xml:space="preserve"> </w:t>
-      </w:r>
-      <w:r>
-        <w:rPr>
-          <w:rFonts w:ascii="Calibri" w:hAnsi="Calibri" w:cs="Calibri"/>
-          <w:sz w:val="36"/>
-          <w:szCs w:val="36"/>
-        </w:rPr>
-        <w:t>Have fallback security checks that don't depend on the third-party being honest.</w:t>
-      </w:r>
-    </w:p>
-    <w:p>
-      <w:pPr>
-        <w:jc w:val="both"/>
-        <w:rPr>
-          <w:rFonts w:ascii="Calibri" w:hAnsi="Calibri" w:cs="Calibri"/>
-          <w:sz w:val="36"/>
-          <w:szCs w:val="36"/>
-        </w:rPr>
-      </w:pPr>
-    </w:p>
-    <w:p>
-      <w:pPr>
-        <w:jc w:val="both"/>
-        <w:rPr>
-          <w:rFonts w:ascii="Calibri" w:hAnsi="Calibri" w:cs="Calibri"/>
-          <w:sz w:val="36"/>
-          <w:szCs w:val="36"/>
-        </w:rPr>
-      </w:pPr>
-      <w:r>
-        <w:rPr>
-          <w:rFonts w:ascii="Calibri" w:hAnsi="Calibri" w:cs="Calibri"/>
-          <w:sz w:val="36"/>
-          <w:szCs w:val="36"/>
-        </w:rPr>
-        <w:t>SSRF (server-side request forgery):</w:t>
-      </w:r>
-    </w:p>
-    <w:p>
-      <w:pPr>
-        <w:jc w:val="both"/>
-        <w:rPr>
-          <w:rFonts w:ascii="Calibri" w:hAnsi="Calibri" w:cs="Calibri"/>
-          <w:sz w:val="36"/>
-          <w:szCs w:val="36"/>
-        </w:rPr>
-      </w:pPr>
-      <w:r>
-        <w:rPr>
-          <w:rFonts w:ascii="Calibri" w:hAnsi="Calibri" w:cs="Calibri"/>
-          <w:sz w:val="36"/>
-          <w:szCs w:val="36"/>
-        </w:rPr>
-        <w:t># Our server fetches a URL provided by the user. The attacker doesn't give a real URL, they give our internal admin endpoint, cloud metadata, or private service. Our own server becomes the attacker's tool.</w:t>
-      </w:r>
-    </w:p>
-    <w:p>
-      <w:pPr>
-        <w:jc w:val="both"/>
-        <w:rPr>
-          <w:rFonts w:ascii="Calibri" w:hAnsi="Calibri" w:cs="Calibri"/>
-          <w:sz w:val="36"/>
-          <w:szCs w:val="36"/>
-        </w:rPr>
-      </w:pPr>
-      <w:r>
-        <w:rPr>
-          <w:rFonts w:ascii="Calibri" w:hAnsi="Calibri" w:cs="Calibri"/>
-          <w:sz w:val="36"/>
-          <w:szCs w:val="36"/>
-        </w:rPr>
-        <w:t># Mental model, the puppet, the attacker isn't breaking into our house, they're making us unlock our own backdoor from the inside. We're the one making the request; they're just pulling our strings.</w:t>
-      </w:r>
-    </w:p>
-    <w:p>
-      <w:pPr>
-        <w:jc w:val="both"/>
-        <w:rPr>
-          <w:rFonts w:ascii="Calibri" w:hAnsi="Calibri" w:cs="Calibri"/>
-          <w:b/>
-          <w:bCs/>
-          <w:sz w:val="36"/>
-          <w:szCs w:val="36"/>
-        </w:rPr>
-      </w:pPr>
-      <w:r>
-        <w:rPr>
-          <w:rFonts w:ascii="Calibri" w:hAnsi="Calibri" w:cs="Calibri"/>
-          <w:b/>
-          <w:bCs/>
-          <w:sz w:val="36"/>
-          <w:szCs w:val="36"/>
-        </w:rPr>
-        <w:t>Attacker gives: http://169.254.169.254/metadata</w:t>
-      </w:r>
-    </w:p>
-    <w:p>
-      <w:pPr>
-        <w:jc w:val="both"/>
-        <w:rPr>
-          <w:rFonts w:ascii="Calibri" w:hAnsi="Calibri" w:cs="Calibri"/>
-          <w:b/>
-          <w:bCs/>
-          <w:sz w:val="36"/>
-          <w:szCs w:val="36"/>
-        </w:rPr>
-      </w:pPr>
-      <w:r>
-        <w:rPr>
-          <w:rFonts w:ascii="Calibri" w:hAnsi="Calibri" w:cs="Calibri"/>
-          <w:b/>
-          <w:bCs/>
-          <w:sz w:val="36"/>
-          <w:szCs w:val="36"/>
-        </w:rPr>
-        <w:t>Our server fetches it → leaks cloud credentials</w:t>
-      </w:r>
-    </w:p>
-    <w:p>
-      <w:pPr>
-        <w:jc w:val="both"/>
-        <w:rPr>
-          <w:rFonts w:ascii="Calibri" w:hAnsi="Calibri" w:cs="Calibri"/>
-          <w:sz w:val="36"/>
-          <w:szCs w:val="36"/>
-        </w:rPr>
-      </w:pPr>
-      <w:r>
-        <w:rPr>
-          <w:rFonts w:ascii="Calibri" w:hAnsi="Calibri" w:cs="Calibri"/>
-          <w:sz w:val="36"/>
-          <w:szCs w:val="36"/>
-        </w:rPr>
-        <w:t># Allowlist the domains or IPs our server is allowed to request. Never fetch arbitrary user-provided URLs without strict validation.</w:t>
-      </w:r>
-    </w:p>
-    <w:p>
-      <w:pPr>
-        <w:jc w:val="both"/>
-        <w:rPr>
-          <w:rFonts w:ascii="Calibri" w:hAnsi="Calibri" w:cs="Calibri"/>
-          <w:sz w:val="36"/>
-          <w:szCs w:val="36"/>
-        </w:rPr>
-      </w:pPr>
-    </w:p>
-    <w:p>
-      <w:pPr>
-        <w:jc w:val="both"/>
-        <w:rPr>
-          <w:rFonts w:ascii="Calibri" w:hAnsi="Calibri" w:cs="Calibri"/>
-          <w:sz w:val="36"/>
-          <w:szCs w:val="36"/>
-        </w:rPr>
-      </w:pPr>
-      <w:r>
-        <w:rPr>
-          <w:rFonts w:ascii="Calibri" w:hAnsi="Calibri" w:cs="Calibri"/>
-          <w:sz w:val="36"/>
-          <w:szCs w:val="36"/>
-        </w:rPr>
-        <w:t>Security misconfiguration:</w:t>
-      </w:r>
-    </w:p>
-    <w:p>
-      <w:pPr>
-        <w:jc w:val="both"/>
-        <w:rPr>
-          <w:rFonts w:ascii="Calibri" w:hAnsi="Calibri" w:cs="Calibri"/>
-          <w:sz w:val="36"/>
-          <w:szCs w:val="36"/>
-        </w:rPr>
-      </w:pPr>
-      <w:r>
-        <w:rPr>
-          <w:rFonts w:ascii="Calibri" w:hAnsi="Calibri" w:cs="Calibri"/>
-          <w:sz w:val="36"/>
-          <w:szCs w:val="36"/>
-        </w:rPr>
-        <w:lastRenderedPageBreak/>
-        <w:t># This isn't a bug in our code. It's a gap in our environment. Default credentials, debug mode in production, verbose error messages, open ports. These are individually minor, collectively catastrophic.</w:t>
-      </w:r>
-    </w:p>
-    <w:p>
-      <w:pPr>
-        <w:jc w:val="both"/>
-        <w:rPr>
-          <w:rFonts w:ascii="Calibri" w:hAnsi="Calibri" w:cs="Calibri"/>
-          <w:sz w:val="36"/>
-          <w:szCs w:val="36"/>
-        </w:rPr>
-      </w:pPr>
-      <w:r>
-        <w:rPr>
-          <w:rFonts w:ascii="Calibri" w:hAnsi="Calibri" w:cs="Calibri"/>
-          <w:sz w:val="36"/>
-          <w:szCs w:val="36"/>
-        </w:rPr>
-        <w:t># Mental model, a fortress with a sticky note, impenetrable walls, drawbridge, guards — but the master key is taped to the front gate with the default password written on it.</w:t>
-      </w:r>
-    </w:p>
-    <w:p>
-      <w:pPr>
-        <w:jc w:val="both"/>
-        <w:rPr>
-          <w:rFonts w:ascii="Calibri" w:hAnsi="Calibri" w:cs="Calibri"/>
-          <w:sz w:val="36"/>
-          <w:szCs w:val="36"/>
-        </w:rPr>
-      </w:pPr>
-      <w:r>
-        <w:rPr>
-          <w:rFonts w:ascii="Calibri" w:hAnsi="Calibri" w:cs="Calibri"/>
-          <w:sz w:val="36"/>
-          <w:szCs w:val="36"/>
-        </w:rPr>
-        <w:t># Change all default credentials immediately. Disable debug mode before deployment. A secure app in an insecure environment is still insecure.</w:t>
-      </w:r>
-    </w:p>
-    <w:p>
-      <w:pPr>
-        <w:jc w:val="both"/>
-        <w:rPr>
-          <w:rFonts w:ascii="Calibri" w:hAnsi="Calibri" w:cs="Calibri"/>
-          <w:sz w:val="36"/>
-          <w:szCs w:val="36"/>
-        </w:rPr>
-      </w:pPr>
-    </w:p>
-    <w:p>
-      <w:pPr>
-        <w:jc w:val="both"/>
-        <w:rPr>
-          <w:rFonts w:ascii="Calibri" w:hAnsi="Calibri" w:cs="Calibri"/>
-          <w:sz w:val="36"/>
-          <w:szCs w:val="36"/>
-        </w:rPr>
-      </w:pPr>
-      <w:r>
-        <w:rPr>
-          <w:rFonts w:ascii="Calibri" w:hAnsi="Calibri" w:cs="Calibri"/>
-          <w:sz w:val="36"/>
-          <w:szCs w:val="36"/>
-        </w:rPr>
-        <w:t>API inventory:</w:t>
-      </w:r>
-    </w:p>
-    <w:p>
-      <w:pPr>
-        <w:jc w:val="both"/>
-        <w:rPr>
-          <w:rFonts w:ascii="Calibri" w:hAnsi="Calibri" w:cs="Calibri"/>
-          <w:sz w:val="36"/>
-          <w:szCs w:val="36"/>
-        </w:rPr>
-      </w:pPr>
-      <w:r>
-        <w:rPr>
-          <w:rFonts w:ascii="Calibri" w:hAnsi="Calibri" w:cs="Calibri"/>
-          <w:sz w:val="36"/>
-          <w:szCs w:val="36"/>
-        </w:rPr>
-        <w:t># We can't secure what we don't know exists. Shadow APIs like old test endpoints/APIs, forgotten versions, undocumented routes accumulate over time. One unguarded endpoint or API is enough.</w:t>
-      </w:r>
-    </w:p>
-    <w:p>
-      <w:pPr>
-        <w:jc w:val="both"/>
-        <w:rPr>
-          <w:rFonts w:ascii="Calibri" w:hAnsi="Calibri" w:cs="Calibri"/>
-          <w:sz w:val="36"/>
-          <w:szCs w:val="36"/>
-        </w:rPr>
-      </w:pPr>
-      <w:r>
-        <w:rPr>
-          <w:rFonts w:ascii="Calibri" w:hAnsi="Calibri" w:cs="Calibri"/>
-          <w:sz w:val="36"/>
-          <w:szCs w:val="36"/>
-        </w:rPr>
-        <w:t># Mental model, the forgotten side door, we secure the front door, the windows, the back door. But there's a service entrance from three years ago that no one remembers. That's the one the attacker finds.</w:t>
-      </w:r>
-    </w:p>
-    <w:p>
-      <w:pPr>
-        <w:jc w:val="both"/>
-        <w:rPr>
-          <w:rFonts w:ascii="Calibri" w:hAnsi="Calibri" w:cs="Calibri"/>
-          <w:sz w:val="36"/>
-          <w:szCs w:val="36"/>
-        </w:rPr>
-      </w:pPr>
-      <w:r>
-        <w:rPr>
-          <w:rFonts w:ascii="Calibri" w:hAnsi="Calibri" w:cs="Calibri"/>
-          <w:sz w:val="36"/>
-          <w:szCs w:val="36"/>
-        </w:rPr>
-        <w:t># Maintain a living registry of all API routes like active, deprecated, and internal. Decommission unused endpoints completely; don't just remove them from docs.</w:t>
-      </w:r>
-    </w:p>
-    <w:p>
-      <w:pPr>
-        <w:jc w:val="both"/>
-        <w:rPr>
-          <w:rFonts w:ascii="Calibri" w:hAnsi="Calibri" w:cs="Calibri"/>
-          <w:sz w:val="36"/>
-          <w:szCs w:val="36"/>
-        </w:rPr>
-      </w:pPr>
-    </w:p>
-    <w:p>
-      <w:pPr>
-        <w:jc w:val="both"/>
-        <w:rPr>
-          <w:rFonts w:ascii="Calibri" w:hAnsi="Calibri" w:cs="Calibri"/>
-          <w:sz w:val="36"/>
-          <w:szCs w:val="36"/>
-        </w:rPr>
-      </w:pPr>
-      <w:r>
-        <w:rPr>
-          <w:rFonts w:ascii="Calibri" w:hAnsi="Calibri" w:cs="Calibri"/>
-          <w:sz w:val="36"/>
-          <w:szCs w:val="36"/>
-        </w:rPr>
-        <w:lastRenderedPageBreak/>
-        <w:t>Rate limiting:</w:t>
-      </w:r>
-    </w:p>
-    <w:p>
-      <w:pPr>
-        <w:jc w:val="both"/>
-        <w:rPr>
-          <w:rFonts w:ascii="Calibri" w:hAnsi="Calibri" w:cs="Calibri"/>
-          <w:sz w:val="36"/>
-          <w:szCs w:val="36"/>
-        </w:rPr>
-      </w:pPr>
-      <w:r>
-        <w:rPr>
-          <w:rFonts w:ascii="Calibri" w:hAnsi="Calibri" w:cs="Calibri"/>
-          <w:sz w:val="36"/>
-          <w:szCs w:val="36"/>
-        </w:rPr>
-        <w:t># Without request limits, an attacker only needs time. OTP brute-force, password stuffing, credential harvesting all of them become trivial when there's no throttle on how fast they can try.</w:t>
-      </w:r>
-    </w:p>
-    <w:p>
-      <w:pPr>
-        <w:jc w:val="both"/>
-        <w:rPr>
-          <w:rFonts w:ascii="Calibri" w:hAnsi="Calibri" w:cs="Calibri"/>
-          <w:sz w:val="36"/>
-          <w:szCs w:val="36"/>
-        </w:rPr>
-      </w:pPr>
-      <w:r>
-        <w:rPr>
-          <w:rFonts w:ascii="Calibri" w:hAnsi="Calibri" w:cs="Calibri"/>
-          <w:sz w:val="36"/>
-          <w:szCs w:val="36"/>
-        </w:rPr>
-        <w:t># Mental model, ATM PIN lock, 3 wrong PINs and the card is frozen. The bank doesn't trust that we'll eventually guess right. Without rate limiting, our API gives unlimited guesses.</w:t>
-      </w:r>
-    </w:p>
-    <w:p>
-      <w:pPr>
-        <w:jc w:val="both"/>
-        <w:rPr>
-          <w:rFonts w:ascii="Calibri" w:hAnsi="Calibri" w:cs="Calibri"/>
-          <w:b/>
-          <w:bCs/>
-          <w:sz w:val="36"/>
-          <w:szCs w:val="36"/>
-        </w:rPr>
-      </w:pPr>
-      <w:r>
-        <w:rPr>
-          <w:rFonts w:ascii="Calibri" w:hAnsi="Calibri" w:cs="Calibri"/>
-          <w:b/>
-          <w:bCs/>
-          <w:sz w:val="36"/>
-          <w:szCs w:val="36"/>
-        </w:rPr>
-        <w:t>Without limit: try 1,000,000 OTPs → succeed eventually</w:t>
-      </w:r>
-    </w:p>
-    <w:p>
-      <w:pPr>
-        <w:jc w:val="both"/>
-        <w:rPr>
-          <w:rFonts w:ascii="Calibri" w:hAnsi="Calibri" w:cs="Calibri"/>
-          <w:b/>
-          <w:bCs/>
-          <w:sz w:val="36"/>
-          <w:szCs w:val="36"/>
-        </w:rPr>
-      </w:pPr>
-      <w:r>
-        <w:rPr>
-          <w:rFonts w:ascii="Calibri" w:hAnsi="Calibri" w:cs="Calibri"/>
-          <w:b/>
-          <w:bCs/>
-          <w:sz w:val="36"/>
-          <w:szCs w:val="36"/>
-        </w:rPr>
-        <w:t>With limit:    try 5 per minute → effectively blocked</w:t>
-      </w:r>
-    </w:p>
-    <w:p>
-      <w:pPr>
-        <w:jc w:val="both"/>
-        <w:rPr>
-          <w:rFonts w:ascii="Calibri" w:hAnsi="Calibri" w:cs="Calibri"/>
-          <w:sz w:val="36"/>
-          <w:szCs w:val="36"/>
-        </w:rPr>
-      </w:pPr>
-      <w:r>
-        <w:rPr>
-          <w:rFonts w:ascii="Calibri" w:hAnsi="Calibri" w:cs="Calibri"/>
-          <w:sz w:val="36"/>
-          <w:szCs w:val="36"/>
-        </w:rPr>
-        <w:t xml:space="preserve"># Apply rate limits per user, per IP, and per endpoint especially auth flows. Return </w:t>
-      </w:r>
-      <w:r>
-        <w:rPr>
-          <w:rFonts w:ascii="Calibri" w:hAnsi="Calibri" w:cs="Calibri"/>
-          <w:b/>
-          <w:bCs/>
-          <w:sz w:val="36"/>
-          <w:szCs w:val="36"/>
-        </w:rPr>
-        <w:t>429</w:t>
-      </w:r>
-      <w:r>
-        <w:rPr>
-          <w:rFonts w:ascii="Calibri" w:hAnsi="Calibri" w:cs="Calibri"/>
-          <w:sz w:val="36"/>
-          <w:szCs w:val="36"/>
-        </w:rPr>
-        <w:t xml:space="preserve"> (status code) Too Many Requests and add exponential backoff for repeat offenders.</w:t>
-      </w:r>
-    </w:p>
-    <w:p>
-      <w:pPr>
-        <w:jc w:val="both"/>
-        <w:rPr>
-          <w:rFonts w:ascii="Calibri" w:hAnsi="Calibri" w:cs="Calibri"/>
-          <w:sz w:val="36"/>
-          <w:szCs w:val="36"/>
-        </w:rPr>
-      </w:pPr>
-    </w:p>
-    <w:p>
-      <w:pPr>
-        <w:jc w:val="both"/>
-        <w:rPr>
-          <w:rFonts w:ascii="Calibri" w:hAnsi="Calibri" w:cs="Calibri"/>
-          <w:sz w:val="36"/>
-          <w:szCs w:val="36"/>
-        </w:rPr>
-      </w:pPr>
-      <w:r>
-        <w:rPr>
-          <w:rFonts w:ascii="Calibri" w:hAnsi="Calibri" w:cs="Calibri"/>
-          <w:sz w:val="36"/>
-          <w:szCs w:val="36"/>
-        </w:rPr>
-        <w:t>Input validation:</w:t>
-      </w:r>
-    </w:p>
-    <w:p>
-      <w:pPr>
-        <w:jc w:val="both"/>
-        <w:rPr>
-          <w:rFonts w:ascii="Calibri" w:hAnsi="Calibri" w:cs="Calibri"/>
-          <w:sz w:val="36"/>
-          <w:szCs w:val="36"/>
-        </w:rPr>
-      </w:pPr>
-      <w:r>
-        <w:rPr>
-          <w:rFonts w:ascii="Calibri" w:hAnsi="Calibri" w:cs="Calibri"/>
-          <w:sz w:val="36"/>
-          <w:szCs w:val="36"/>
-        </w:rPr>
-        <w:t># Accepting user input without sanitization is handing someone a keyboard connected directly to our database. A search box or search field becomes a weapon; a form field becomes a terminal.</w:t>
-      </w:r>
-    </w:p>
-    <w:p>
-      <w:pPr>
-        <w:jc w:val="both"/>
-        <w:rPr>
-          <w:rFonts w:ascii="Calibri" w:hAnsi="Calibri" w:cs="Calibri"/>
-          <w:sz w:val="36"/>
-          <w:szCs w:val="36"/>
-        </w:rPr>
-      </w:pPr>
-      <w:r>
-        <w:rPr>
-          <w:rFonts w:ascii="Calibri" w:hAnsi="Calibri" w:cs="Calibri"/>
-          <w:sz w:val="36"/>
-          <w:szCs w:val="36"/>
-        </w:rPr>
-        <w:t># Mental model, airport security, every person and bag pass through a scanner before entering the terminal. We don't wave through passengers because "they look fine." Every input is untrusted by default.</w:t>
-      </w:r>
-    </w:p>
-    <w:p>
-      <w:pPr>
-        <w:jc w:val="both"/>
-        <w:rPr>
-          <w:rFonts w:ascii="Calibri" w:hAnsi="Calibri" w:cs="Calibri"/>
-          <w:b/>
-          <w:bCs/>
-          <w:sz w:val="36"/>
-          <w:szCs w:val="36"/>
-        </w:rPr>
-      </w:pPr>
-      <w:r>
-        <w:rPr>
-          <w:rFonts w:ascii="Calibri" w:hAnsi="Calibri" w:cs="Calibri"/>
-          <w:b/>
-          <w:bCs/>
-          <w:sz w:val="36"/>
-          <w:szCs w:val="36"/>
-        </w:rPr>
-        <w:t>User input → [Validate] → [Sanitize] → Process</w:t>
-      </w:r>
-    </w:p>
-    <w:p>
-      <w:pPr>
-        <w:jc w:val="both"/>
-        <w:rPr>
-          <w:rFonts w:ascii="Calibri" w:hAnsi="Calibri" w:cs="Calibri"/>
-          <w:b/>
-          <w:bCs/>
-          <w:sz w:val="36"/>
-          <w:szCs w:val="36"/>
-        </w:rPr>
-      </w:pPr>
-      <w:r>
-        <w:rPr>
-          <w:rFonts w:ascii="Calibri" w:hAnsi="Calibri" w:cs="Calibri"/>
-          <w:b/>
-          <w:bCs/>
-          <w:sz w:val="36"/>
-          <w:szCs w:val="36"/>
-        </w:rPr>
-        <w:lastRenderedPageBreak/>
-        <w:t xml:space="preserve">                ↓ fail</w:t>
-      </w:r>
-    </w:p>
-    <w:p>
-      <w:pPr>
-        <w:jc w:val="both"/>
-        <w:rPr>
-          <w:rFonts w:ascii="Calibri" w:hAnsi="Calibri" w:cs="Calibri"/>
-          <w:b/>
-          <w:bCs/>
-          <w:sz w:val="36"/>
-          <w:szCs w:val="36"/>
-        </w:rPr>
-      </w:pPr>
-      <w:r>
-        <w:rPr>
-          <w:rFonts w:ascii="Calibri" w:hAnsi="Calibri" w:cs="Calibri"/>
-          <w:b/>
-          <w:bCs/>
-          <w:sz w:val="36"/>
-          <w:szCs w:val="36"/>
-        </w:rPr>
-        <w:t xml:space="preserve">              Reject + log</w:t>
-      </w:r>
-    </w:p>
-    <w:p>
-      <w:pPr>
-        <w:jc w:val="both"/>
-        <w:rPr>
-          <w:rFonts w:ascii="Calibri" w:hAnsi="Calibri" w:cs="Calibri"/>
-          <w:sz w:val="36"/>
-          <w:szCs w:val="36"/>
-        </w:rPr>
-      </w:pPr>
-      <w:r>
-        <w:rPr>
-          <w:rFonts w:ascii="Calibri" w:hAnsi="Calibri" w:cs="Calibri"/>
-          <w:sz w:val="36"/>
-          <w:szCs w:val="36"/>
-        </w:rPr>
-        <w:t># Validate type, length, format, and range on every input field. Sanitize before storing or executing. Never interpolate raw user input into queries.</w:t>
-      </w:r>
-    </w:p>
-    <w:p>
-      <w:pPr>
-        <w:jc w:val="both"/>
-        <w:rPr>
-          <w:rFonts w:ascii="Calibri" w:hAnsi="Calibri" w:cs="Calibri"/>
-          <w:sz w:val="36"/>
-          <w:szCs w:val="36"/>
-        </w:rPr>
-      </w:pPr>
-    </w:p>
-    <w:p>
-      <w:pPr>
-        <w:jc w:val="both"/>
-        <w:rPr>
-          <w:rFonts w:ascii="Calibri" w:hAnsi="Calibri" w:cs="Calibri"/>
-          <w:sz w:val="36"/>
-          <w:szCs w:val="36"/>
-        </w:rPr>
-      </w:pPr>
-      <w:r>
-        <w:rPr>
-          <w:rFonts w:ascii="Calibri" w:hAnsi="Calibri" w:cs="Calibri"/>
-          <w:sz w:val="36"/>
-          <w:szCs w:val="36"/>
-        </w:rPr>
-        <w:t>Sensitive data exposure:</w:t>
-      </w:r>
-    </w:p>
-    <w:p>
-      <w:pPr>
-        <w:jc w:val="both"/>
-        <w:rPr>
-          <w:rFonts w:ascii="Calibri" w:hAnsi="Calibri" w:cs="Calibri"/>
-          <w:sz w:val="36"/>
-          <w:szCs w:val="36"/>
-        </w:rPr>
-      </w:pPr>
-      <w:r>
-        <w:rPr>
-          <w:rFonts w:ascii="Calibri" w:hAnsi="Calibri" w:cs="Calibri"/>
-          <w:sz w:val="36"/>
-          <w:szCs w:val="36"/>
-        </w:rPr>
-        <w:t># Even valid, authorized requests can expose too much. API responses including passwords, tokens, internal IDs, or personal data that aren't needed by the client are a liability. Once data is out, it can't be recalled.</w:t>
-      </w:r>
-    </w:p>
-    <w:p>
-      <w:pPr>
-        <w:jc w:val="both"/>
-        <w:rPr>
-          <w:rFonts w:ascii="Calibri" w:hAnsi="Calibri" w:cs="Calibri"/>
-          <w:sz w:val="36"/>
-          <w:szCs w:val="36"/>
-        </w:rPr>
-      </w:pPr>
-      <w:r>
-        <w:rPr>
-          <w:rFonts w:ascii="Calibri" w:hAnsi="Calibri" w:cs="Calibri"/>
-          <w:sz w:val="36"/>
-          <w:szCs w:val="36"/>
-        </w:rPr>
-        <w:t># Mental model, the oversharing waiter, we ordered pasta. The waiter brings the dish, lists the recipe, the supplier invoices, and the owner's home address. We only needed the pasta.</w:t>
-      </w:r>
-    </w:p>
-    <w:p>
-      <w:pPr>
-        <w:jc w:val="both"/>
-        <w:rPr>
-          <w:rFonts w:ascii="Calibri" w:hAnsi="Calibri" w:cs="Calibri"/>
-          <w:sz w:val="36"/>
-          <w:szCs w:val="36"/>
-        </w:rPr>
-      </w:pPr>
-      <w:r>
-        <w:rPr>
-          <w:rFonts w:ascii="Calibri" w:hAnsi="Calibri" w:cs="Calibri"/>
-          <w:sz w:val="36"/>
-          <w:szCs w:val="36"/>
-        </w:rPr>
-        <w:t># Return only the fields the client actually needs, implement response filtering. Never expose passwords (even hashed), internal tokens, or raw database IDs in responses.</w:t>
-      </w:r>
-    </w:p>
-    <w:p>
-      <w:pPr>
-        <w:jc w:val="both"/>
-        <w:rPr>
-          <w:rFonts w:ascii="Calibri" w:hAnsi="Calibri" w:cs="Calibri"/>
-          <w:sz w:val="36"/>
-          <w:szCs w:val="36"/>
-        </w:rPr>
-      </w:pPr>
-    </w:p>
-    <w:p>
-      <w:pPr>
-        <w:jc w:val="center"/>
-        <w:rPr>
-          <w:rFonts w:ascii="Calibri" w:hAnsi="Calibri" w:cs="Calibri"/>
-          <w:sz w:val="36"/>
-          <w:szCs w:val="36"/>
-        </w:rPr>
-      </w:pPr>
-      <w:r>
-        <w:rPr>
-          <w:rFonts w:ascii="Calibri" w:hAnsi="Calibri" w:cs="Calibri"/>
-          <w:sz w:val="36"/>
-          <w:szCs w:val="36"/>
-        </w:rPr>
-        <w:t>Break</w:t>
-      </w:r>
-    </w:p>
-    <w:p>
-      <w:pPr>
-        <w:jc w:val="both"/>
-        <w:rPr>
-          <w:rFonts w:ascii="Calibri" w:hAnsi="Calibri" w:cs="Calibri"/>
-          <w:sz w:val="36"/>
-          <w:szCs w:val="36"/>
-        </w:rPr>
-      </w:pPr>
-    </w:p>
-    <w:p>
-      <w:pPr>
-        <w:jc w:val="both"/>
-        <w:rPr>
-          <w:rFonts w:ascii="Calibri" w:hAnsi="Calibri" w:cs="Calibri"/>
-          <w:b/>
-          <w:bCs/>
-          <w:sz w:val="36"/>
-          <w:szCs w:val="36"/>
-        </w:rPr>
-      </w:pPr>
-      <w:r>
-        <w:rPr>
-          <w:rFonts w:ascii="Calibri" w:hAnsi="Calibri" w:cs="Calibri"/>
-          <w:b/>
-          <w:bCs/>
-          <w:sz w:val="36"/>
-          <w:szCs w:val="36"/>
-        </w:rPr>
-        <w:t>Types of API Authentication:</w:t>
-      </w:r>
-    </w:p>
-    <w:p>
-      <w:pPr>
-        <w:jc w:val="both"/>
-        <w:rPr>
-          <w:rFonts w:ascii="Calibri" w:hAnsi="Calibri" w:cs="Calibri"/>
-          <w:sz w:val="36"/>
-          <w:szCs w:val="36"/>
-        </w:rPr>
-      </w:pPr>
-      <w:r>
-        <w:rPr>
-          <w:rFonts w:ascii="Calibri" w:hAnsi="Calibri" w:cs="Calibri"/>
-          <w:sz w:val="36"/>
-          <w:szCs w:val="36"/>
-        </w:rPr>
-        <w:t xml:space="preserve"># </w:t>
-      </w:r>
-      <w:r>
-        <w:rPr>
-          <w:rFonts w:ascii="Calibri" w:hAnsi="Calibri" w:cs="Calibri"/>
-          <w:sz w:val="36"/>
-          <w:szCs w:val="36"/>
+          <w:sz w:val="34"/>
+          <w:szCs w:val="34"/>
         </w:rPr>
         <w:t>Types:</w:t>
       </w:r>
@@ -3217,17 +3245,17 @@
           <w:rFonts w:ascii="Calibri" w:hAnsi="Calibri" w:cs="Calibri"/>
           <w:b/>
           <w:bCs/>
-          <w:sz w:val="36"/>
-          <w:szCs w:val="36"/>
-        </w:rPr>
-      </w:pPr>
-      <w:r>
-        <w:rPr>
-          <w:rFonts w:ascii="Calibri" w:hAnsi="Calibri" w:cs="Calibri"/>
-          <w:b/>
-          <w:bCs/>
-          <w:sz w:val="36"/>
-          <w:szCs w:val="36"/>
+          <w:sz w:val="34"/>
+          <w:szCs w:val="34"/>
+        </w:rPr>
+      </w:pPr>
+      <w:r>
+        <w:rPr>
+          <w:rFonts w:ascii="Calibri" w:hAnsi="Calibri" w:cs="Calibri"/>
+          <w:b/>
+          <w:bCs/>
+          <w:sz w:val="34"/>
+          <w:szCs w:val="34"/>
         </w:rPr>
         <w:t>Basic Authentication:</w:t>
       </w:r>
@@ -3237,17 +3265,16 @@
         <w:jc w:val="both"/>
         <w:rPr>
           <w:rFonts w:ascii="Calibri" w:hAnsi="Calibri" w:cs="Calibri"/>
-          <w:sz w:val="36"/>
-          <w:szCs w:val="36"/>
-        </w:rPr>
-      </w:pPr>
-      <w:r>
-        <w:rPr>
-          <w:rFonts w:ascii="Calibri" w:hAnsi="Calibri" w:cs="Calibri"/>
-          <w:sz w:val="36"/>
-          <w:szCs w:val="36"/>
-        </w:rPr>
-        <w:lastRenderedPageBreak/>
+          <w:sz w:val="34"/>
+          <w:szCs w:val="34"/>
+        </w:rPr>
+      </w:pPr>
+      <w:r>
+        <w:rPr>
+          <w:rFonts w:ascii="Calibri" w:hAnsi="Calibri" w:cs="Calibri"/>
+          <w:sz w:val="34"/>
+          <w:szCs w:val="34"/>
+        </w:rPr>
         <w:t># The client sends a user-name and password to the API with every HTTP request using the “Authorization” header like:</w:t>
       </w:r>
     </w:p>
@@ -3259,8 +3286,8 @@
           <w:b/>
           <w:bCs/>
           <w:color w:val="D86DCB" w:themeColor="accent5" w:themeTint="99"/>
-          <w:sz w:val="36"/>
-          <w:szCs w:val="36"/>
+          <w:sz w:val="34"/>
+          <w:szCs w:val="34"/>
         </w:rPr>
       </w:pPr>
       <w:r>
@@ -3269,8 +3296,8 @@
           <w:b/>
           <w:bCs/>
           <w:color w:val="D86DCB" w:themeColor="accent5" w:themeTint="99"/>
-          <w:sz w:val="36"/>
-          <w:szCs w:val="36"/>
+          <w:sz w:val="34"/>
+          <w:szCs w:val="34"/>
         </w:rPr>
         <w:t>headers: {</w:t>
       </w:r>
@@ -3283,8 +3310,8 @@
           <w:b/>
           <w:bCs/>
           <w:color w:val="D86DCB" w:themeColor="accent5" w:themeTint="99"/>
-          <w:sz w:val="36"/>
-          <w:szCs w:val="36"/>
+          <w:sz w:val="34"/>
+          <w:szCs w:val="34"/>
         </w:rPr>
       </w:pPr>
       <w:r>
@@ -3293,8 +3320,8 @@
           <w:b/>
           <w:bCs/>
           <w:color w:val="D86DCB" w:themeColor="accent5" w:themeTint="99"/>
-          <w:sz w:val="36"/>
-          <w:szCs w:val="36"/>
+          <w:sz w:val="34"/>
+          <w:szCs w:val="34"/>
         </w:rPr>
         <w:t xml:space="preserve">   “Authorization</w:t>
       </w:r>
@@ -3305,8 +3332,8 @@
           <w:b/>
           <w:bCs/>
           <w:color w:val="D86DCB" w:themeColor="accent5" w:themeTint="99"/>
-          <w:sz w:val="36"/>
-          <w:szCs w:val="36"/>
+          <w:sz w:val="34"/>
+          <w:szCs w:val="34"/>
         </w:rPr>
         <w:t>” :</w:t>
       </w:r>
@@ -3317,8 +3344,8 @@
           <w:b/>
           <w:bCs/>
           <w:color w:val="D86DCB" w:themeColor="accent5" w:themeTint="99"/>
-          <w:sz w:val="36"/>
-          <w:szCs w:val="36"/>
+          <w:sz w:val="34"/>
+          <w:szCs w:val="34"/>
         </w:rPr>
         <w:t xml:space="preserve"> “…”</w:t>
       </w:r>
@@ -3331,8 +3358,8 @@
           <w:b/>
           <w:bCs/>
           <w:color w:val="D86DCB" w:themeColor="accent5" w:themeTint="99"/>
-          <w:sz w:val="36"/>
-          <w:szCs w:val="36"/>
+          <w:sz w:val="34"/>
+          <w:szCs w:val="34"/>
         </w:rPr>
       </w:pPr>
       <w:r>
@@ -3341,8 +3368,8 @@
           <w:b/>
           <w:bCs/>
           <w:color w:val="D86DCB" w:themeColor="accent5" w:themeTint="99"/>
-          <w:sz w:val="36"/>
-          <w:szCs w:val="36"/>
+          <w:sz w:val="34"/>
+          <w:szCs w:val="34"/>
         </w:rPr>
         <w:t>}</w:t>
       </w:r>
@@ -3352,15 +3379,15 @@
         <w:jc w:val="both"/>
         <w:rPr>
           <w:rFonts w:ascii="Calibri" w:hAnsi="Calibri" w:cs="Calibri"/>
-          <w:sz w:val="36"/>
-          <w:szCs w:val="36"/>
-        </w:rPr>
-      </w:pPr>
-      <w:r>
-        <w:rPr>
-          <w:rFonts w:ascii="Calibri" w:hAnsi="Calibri" w:cs="Calibri"/>
-          <w:sz w:val="36"/>
-          <w:szCs w:val="36"/>
+          <w:sz w:val="34"/>
+          <w:szCs w:val="34"/>
+        </w:rPr>
+      </w:pPr>
+      <w:r>
+        <w:rPr>
+          <w:rFonts w:ascii="Calibri" w:hAnsi="Calibri" w:cs="Calibri"/>
+          <w:sz w:val="34"/>
+          <w:szCs w:val="34"/>
         </w:rPr>
         <w:t xml:space="preserve"># The credentials are encoded using </w:t>
       </w:r>
@@ -3369,40 +3396,58 @@
           <w:rFonts w:ascii="Calibri" w:hAnsi="Calibri" w:cs="Calibri"/>
           <w:b/>
           <w:bCs/>
-          <w:sz w:val="36"/>
-          <w:szCs w:val="36"/>
+          <w:sz w:val="34"/>
+          <w:szCs w:val="34"/>
         </w:rPr>
         <w:t>Base64</w:t>
       </w:r>
       <w:r>
         <w:rPr>
           <w:rFonts w:ascii="Calibri" w:hAnsi="Calibri" w:cs="Calibri"/>
-          <w:sz w:val="36"/>
-          <w:szCs w:val="36"/>
-        </w:rPr>
-        <w:t xml:space="preserve"> format but its not an encryption method but an encoding method. </w:t>
-      </w:r>
-      <w:r>
-        <w:rPr>
-          <w:rFonts w:ascii="Calibri" w:hAnsi="Calibri" w:cs="Calibri"/>
-          <w:sz w:val="36"/>
-          <w:szCs w:val="36"/>
+          <w:sz w:val="34"/>
+          <w:szCs w:val="34"/>
+        </w:rPr>
+        <w:t xml:space="preserve"> format but </w:t>
+      </w:r>
+      <w:proofErr w:type="spellStart"/>
+      <w:r>
+        <w:rPr>
+          <w:rFonts w:ascii="Calibri" w:hAnsi="Calibri" w:cs="Calibri"/>
+          <w:sz w:val="34"/>
+          <w:szCs w:val="34"/>
+        </w:rPr>
+        <w:t>its</w:t>
+      </w:r>
+      <w:proofErr w:type="spellEnd"/>
+      <w:r>
+        <w:rPr>
+          <w:rFonts w:ascii="Calibri" w:hAnsi="Calibri" w:cs="Calibri"/>
+          <w:sz w:val="34"/>
+          <w:szCs w:val="34"/>
+        </w:rPr>
+        <w:t xml:space="preserve"> not an encryption method but an encoding method. </w:t>
+      </w:r>
+      <w:r>
+        <w:rPr>
+          <w:rFonts w:ascii="Calibri" w:hAnsi="Calibri" w:cs="Calibri"/>
+          <w:sz w:val="34"/>
+          <w:szCs w:val="34"/>
         </w:rPr>
         <w:t>So,</w:t>
       </w:r>
       <w:r>
         <w:rPr>
           <w:rFonts w:ascii="Calibri" w:hAnsi="Calibri" w:cs="Calibri"/>
-          <w:sz w:val="36"/>
-          <w:szCs w:val="36"/>
+          <w:sz w:val="34"/>
+          <w:szCs w:val="34"/>
         </w:rPr>
         <w:t xml:space="preserve"> unless HTTPS is used there’s risk of </w:t>
       </w:r>
       <w:r>
         <w:rPr>
           <w:rFonts w:ascii="Calibri" w:hAnsi="Calibri" w:cs="Calibri"/>
-          <w:sz w:val="36"/>
-          <w:szCs w:val="36"/>
+          <w:sz w:val="34"/>
+          <w:szCs w:val="34"/>
         </w:rPr>
         <w:t>credentials getting decoded by attacker</w:t>
       </w:r>
@@ -3412,26 +3457,44 @@
         <w:jc w:val="both"/>
         <w:rPr>
           <w:rFonts w:ascii="Calibri" w:hAnsi="Calibri" w:cs="Calibri"/>
-          <w:sz w:val="36"/>
-          <w:szCs w:val="36"/>
-        </w:rPr>
-      </w:pPr>
-      <w:r>
-        <w:rPr>
-          <w:rFonts w:ascii="Calibri" w:hAnsi="Calibri" w:cs="Calibri"/>
-          <w:sz w:val="36"/>
-          <w:szCs w:val="36"/>
-        </w:rPr>
-        <w:t># Rarely used in todays production environments and repeatedly sending credentials is risky.</w:t>
-      </w:r>
-    </w:p>
-    <w:p>
-      <w:pPr>
-        <w:jc w:val="both"/>
-        <w:rPr>
-          <w:rFonts w:ascii="Calibri" w:hAnsi="Calibri" w:cs="Calibri"/>
-          <w:sz w:val="36"/>
-          <w:szCs w:val="36"/>
+          <w:sz w:val="34"/>
+          <w:szCs w:val="34"/>
+        </w:rPr>
+      </w:pPr>
+      <w:r>
+        <w:rPr>
+          <w:rFonts w:ascii="Calibri" w:hAnsi="Calibri" w:cs="Calibri"/>
+          <w:sz w:val="34"/>
+          <w:szCs w:val="34"/>
+        </w:rPr>
+        <w:t xml:space="preserve"># Rarely used in </w:t>
+      </w:r>
+      <w:proofErr w:type="spellStart"/>
+      <w:r>
+        <w:rPr>
+          <w:rFonts w:ascii="Calibri" w:hAnsi="Calibri" w:cs="Calibri"/>
+          <w:sz w:val="34"/>
+          <w:szCs w:val="34"/>
+        </w:rPr>
+        <w:t>todays</w:t>
+      </w:r>
+      <w:proofErr w:type="spellEnd"/>
+      <w:r>
+        <w:rPr>
+          <w:rFonts w:ascii="Calibri" w:hAnsi="Calibri" w:cs="Calibri"/>
+          <w:sz w:val="34"/>
+          <w:szCs w:val="34"/>
+        </w:rPr>
+        <w:t xml:space="preserve"> production environments and repeatedly sending credentials is risky.</w:t>
+      </w:r>
+    </w:p>
+    <w:p>
+      <w:pPr>
+        <w:jc w:val="both"/>
+        <w:rPr>
+          <w:rFonts w:ascii="Calibri" w:hAnsi="Calibri" w:cs="Calibri"/>
+          <w:sz w:val="34"/>
+          <w:szCs w:val="34"/>
         </w:rPr>
       </w:pPr>
     </w:p>
@@ -3447,17 +3510,17 @@
           <w:rFonts w:ascii="Calibri" w:hAnsi="Calibri" w:cs="Calibri"/>
           <w:b/>
           <w:bCs/>
-          <w:sz w:val="36"/>
-          <w:szCs w:val="36"/>
-        </w:rPr>
-      </w:pPr>
-      <w:r>
-        <w:rPr>
-          <w:rFonts w:ascii="Calibri" w:hAnsi="Calibri" w:cs="Calibri"/>
-          <w:b/>
-          <w:bCs/>
-          <w:sz w:val="36"/>
-          <w:szCs w:val="36"/>
+          <w:sz w:val="34"/>
+          <w:szCs w:val="34"/>
+        </w:rPr>
+      </w:pPr>
+      <w:r>
+        <w:rPr>
+          <w:rFonts w:ascii="Calibri" w:hAnsi="Calibri" w:cs="Calibri"/>
+          <w:b/>
+          <w:bCs/>
+          <w:sz w:val="34"/>
+          <w:szCs w:val="34"/>
         </w:rPr>
         <w:t>Digest Authentication:</w:t>
       </w:r>
@@ -3467,15 +3530,15 @@
         <w:jc w:val="both"/>
         <w:rPr>
           <w:rFonts w:ascii="Calibri" w:hAnsi="Calibri" w:cs="Calibri"/>
-          <w:sz w:val="36"/>
-          <w:szCs w:val="36"/>
-        </w:rPr>
-      </w:pPr>
-      <w:r>
-        <w:rPr>
-          <w:rFonts w:ascii="Calibri" w:hAnsi="Calibri" w:cs="Calibri"/>
-          <w:sz w:val="36"/>
-          <w:szCs w:val="36"/>
+          <w:sz w:val="34"/>
+          <w:szCs w:val="34"/>
+        </w:rPr>
+      </w:pPr>
+      <w:r>
+        <w:rPr>
+          <w:rFonts w:ascii="Calibri" w:hAnsi="Calibri" w:cs="Calibri"/>
+          <w:sz w:val="34"/>
+          <w:szCs w:val="34"/>
         </w:rPr>
         <w:t># It works using a challenge-response mechanism. Instead of sending the password directly the server first sends a challenge to the client. Then client generates a hash-response using the password and the challenge value. The server verifies that hash instead of checking raw password</w:t>
       </w:r>
@@ -3485,15 +3548,15 @@
         <w:jc w:val="both"/>
         <w:rPr>
           <w:rFonts w:ascii="Calibri" w:hAnsi="Calibri" w:cs="Calibri"/>
-          <w:sz w:val="36"/>
-          <w:szCs w:val="36"/>
-        </w:rPr>
-      </w:pPr>
-      <w:r>
-        <w:rPr>
-          <w:rFonts w:ascii="Calibri" w:hAnsi="Calibri" w:cs="Calibri"/>
-          <w:sz w:val="36"/>
-          <w:szCs w:val="36"/>
+          <w:sz w:val="34"/>
+          <w:szCs w:val="34"/>
+        </w:rPr>
+      </w:pPr>
+      <w:r>
+        <w:rPr>
+          <w:rFonts w:ascii="Calibri" w:hAnsi="Calibri" w:cs="Calibri"/>
+          <w:sz w:val="34"/>
+          <w:szCs w:val="34"/>
         </w:rPr>
         <w:t># This prevents the password being transmitted in plain form. But its more complex and not widely used in modern systems because token-based approaches are easier to scale</w:t>
       </w:r>
@@ -3503,8 +3566,8 @@
         <w:jc w:val="both"/>
         <w:rPr>
           <w:rFonts w:ascii="Calibri" w:hAnsi="Calibri" w:cs="Calibri"/>
-          <w:sz w:val="36"/>
-          <w:szCs w:val="36"/>
+          <w:sz w:val="34"/>
+          <w:szCs w:val="34"/>
         </w:rPr>
       </w:pPr>
     </w:p>
@@ -3520,18 +3583,19 @@
           <w:rFonts w:ascii="Calibri" w:hAnsi="Calibri" w:cs="Calibri"/>
           <w:b/>
           <w:bCs/>
-          <w:sz w:val="36"/>
-          <w:szCs w:val="36"/>
-        </w:rPr>
-      </w:pPr>
-      <w:r>
-        <w:rPr>
-          <w:rFonts w:ascii="Calibri" w:hAnsi="Calibri" w:cs="Calibri"/>
-          <w:b/>
-          <w:bCs/>
-          <w:sz w:val="36"/>
-          <w:szCs w:val="36"/>
-        </w:rPr>
+          <w:sz w:val="34"/>
+          <w:szCs w:val="34"/>
+        </w:rPr>
+      </w:pPr>
+      <w:r>
+        <w:rPr>
+          <w:rFonts w:ascii="Calibri" w:hAnsi="Calibri" w:cs="Calibri"/>
+          <w:b/>
+          <w:bCs/>
+          <w:sz w:val="34"/>
+          <w:szCs w:val="34"/>
+        </w:rPr>
+        <w:lastRenderedPageBreak/>
         <w:t>Session Authentication:</w:t>
       </w:r>
     </w:p>
@@ -3540,58 +3604,59 @@
         <w:jc w:val="both"/>
         <w:rPr>
           <w:rFonts w:ascii="Calibri" w:hAnsi="Calibri" w:cs="Calibri"/>
-          <w:sz w:val="36"/>
-          <w:szCs w:val="36"/>
-        </w:rPr>
-      </w:pPr>
-      <w:r>
-        <w:rPr>
-          <w:rFonts w:ascii="Calibri" w:hAnsi="Calibri" w:cs="Calibri"/>
-          <w:sz w:val="36"/>
-          <w:szCs w:val="36"/>
-        </w:rPr>
-        <w:lastRenderedPageBreak/>
+          <w:sz w:val="34"/>
+          <w:szCs w:val="34"/>
+        </w:rPr>
+      </w:pPr>
+      <w:r>
+        <w:rPr>
+          <w:rFonts w:ascii="Calibri" w:hAnsi="Calibri" w:cs="Calibri"/>
+          <w:sz w:val="34"/>
+          <w:szCs w:val="34"/>
+        </w:rPr>
         <w:t># It’s the traditional login mechanism but when user is successfully logged in, the server creates a sessio</w:t>
       </w:r>
       <w:r>
         <w:rPr>
           <w:rFonts w:ascii="Calibri" w:hAnsi="Calibri" w:cs="Calibri"/>
-          <w:sz w:val="36"/>
-          <w:szCs w:val="36"/>
+          <w:sz w:val="34"/>
+          <w:szCs w:val="34"/>
         </w:rPr>
         <w:t xml:space="preserve">n </w:t>
       </w:r>
       <w:r>
         <w:rPr>
           <w:rFonts w:ascii="Calibri" w:hAnsi="Calibri" w:cs="Calibri"/>
-          <w:sz w:val="36"/>
-          <w:szCs w:val="36"/>
+          <w:sz w:val="34"/>
+          <w:szCs w:val="34"/>
         </w:rPr>
         <w:t>that represents the authenticated user</w:t>
       </w:r>
       <w:r>
         <w:rPr>
           <w:rFonts w:ascii="Calibri" w:hAnsi="Calibri" w:cs="Calibri"/>
-          <w:sz w:val="36"/>
-          <w:szCs w:val="36"/>
+          <w:sz w:val="34"/>
+          <w:szCs w:val="34"/>
         </w:rPr>
         <w:t xml:space="preserve">. The server stores that session and sends a </w:t>
       </w:r>
-      <w:r>
-        <w:rPr>
-          <w:rFonts w:ascii="Calibri" w:hAnsi="Calibri" w:cs="Calibri"/>
-          <w:b/>
-          <w:bCs/>
-          <w:sz w:val="36"/>
-          <w:szCs w:val="36"/>
+      <w:proofErr w:type="spellStart"/>
+      <w:r>
+        <w:rPr>
+          <w:rFonts w:ascii="Calibri" w:hAnsi="Calibri" w:cs="Calibri"/>
+          <w:b/>
+          <w:bCs/>
+          <w:sz w:val="34"/>
+          <w:szCs w:val="34"/>
         </w:rPr>
         <w:t>Session_ID</w:t>
       </w:r>
-      <w:r>
-        <w:rPr>
-          <w:rFonts w:ascii="Calibri" w:hAnsi="Calibri" w:cs="Calibri"/>
-          <w:sz w:val="36"/>
-          <w:szCs w:val="36"/>
+      <w:proofErr w:type="spellEnd"/>
+      <w:r>
+        <w:rPr>
+          <w:rFonts w:ascii="Calibri" w:hAnsi="Calibri" w:cs="Calibri"/>
+          <w:sz w:val="34"/>
+          <w:szCs w:val="34"/>
         </w:rPr>
         <w:t xml:space="preserve"> back to the Browser usually through a cookie</w:t>
       </w:r>
@@ -3601,33 +3666,35 @@
         <w:jc w:val="both"/>
         <w:rPr>
           <w:rFonts w:ascii="Calibri" w:hAnsi="Calibri" w:cs="Calibri"/>
-          <w:sz w:val="36"/>
-          <w:szCs w:val="36"/>
-        </w:rPr>
-      </w:pPr>
-      <w:r>
-        <w:rPr>
-          <w:rFonts w:ascii="Calibri" w:hAnsi="Calibri" w:cs="Calibri"/>
-          <w:sz w:val="36"/>
-          <w:szCs w:val="36"/>
+          <w:sz w:val="34"/>
+          <w:szCs w:val="34"/>
+        </w:rPr>
+      </w:pPr>
+      <w:r>
+        <w:rPr>
+          <w:rFonts w:ascii="Calibri" w:hAnsi="Calibri" w:cs="Calibri"/>
+          <w:sz w:val="34"/>
+          <w:szCs w:val="34"/>
         </w:rPr>
         <w:t xml:space="preserve"># On every subsequent request the Browser automatically sends that cookie back to the server. Then the server reads the </w:t>
       </w:r>
-      <w:r>
-        <w:rPr>
-          <w:rFonts w:ascii="Calibri" w:hAnsi="Calibri" w:cs="Calibri"/>
-          <w:b/>
-          <w:bCs/>
-          <w:sz w:val="36"/>
-          <w:szCs w:val="36"/>
+      <w:proofErr w:type="spellStart"/>
+      <w:r>
+        <w:rPr>
+          <w:rFonts w:ascii="Calibri" w:hAnsi="Calibri" w:cs="Calibri"/>
+          <w:b/>
+          <w:bCs/>
+          <w:sz w:val="34"/>
+          <w:szCs w:val="34"/>
         </w:rPr>
         <w:t>Session_ID</w:t>
       </w:r>
-      <w:r>
-        <w:rPr>
-          <w:rFonts w:ascii="Calibri" w:hAnsi="Calibri" w:cs="Calibri"/>
-          <w:sz w:val="36"/>
-          <w:szCs w:val="36"/>
+      <w:proofErr w:type="spellEnd"/>
+      <w:r>
+        <w:rPr>
+          <w:rFonts w:ascii="Calibri" w:hAnsi="Calibri" w:cs="Calibri"/>
+          <w:sz w:val="34"/>
+          <w:szCs w:val="34"/>
         </w:rPr>
         <w:t xml:space="preserve"> and knows which user is making the request.</w:t>
       </w:r>
@@ -3637,15 +3704,15 @@
         <w:jc w:val="both"/>
         <w:rPr>
           <w:rFonts w:ascii="Calibri" w:hAnsi="Calibri" w:cs="Calibri"/>
-          <w:sz w:val="36"/>
-          <w:szCs w:val="36"/>
-        </w:rPr>
-      </w:pPr>
-      <w:r>
-        <w:rPr>
-          <w:rFonts w:ascii="Calibri" w:hAnsi="Calibri" w:cs="Calibri"/>
-          <w:sz w:val="36"/>
-          <w:szCs w:val="36"/>
+          <w:sz w:val="34"/>
+          <w:szCs w:val="34"/>
+        </w:rPr>
+      </w:pPr>
+      <w:r>
+        <w:rPr>
+          <w:rFonts w:ascii="Calibri" w:hAnsi="Calibri" w:cs="Calibri"/>
+          <w:sz w:val="34"/>
+          <w:szCs w:val="34"/>
         </w:rPr>
         <w:t># But for this the server has to store the user sessions and harder to manage when system scale across multiple servers. Useful for only Server-Side Rendering</w:t>
       </w:r>
@@ -3655,8 +3722,8 @@
         <w:jc w:val="both"/>
         <w:rPr>
           <w:rFonts w:ascii="Calibri" w:hAnsi="Calibri" w:cs="Calibri"/>
-          <w:sz w:val="36"/>
-          <w:szCs w:val="36"/>
+          <w:sz w:val="34"/>
+          <w:szCs w:val="34"/>
         </w:rPr>
       </w:pPr>
     </w:p>
@@ -3672,17 +3739,17 @@
           <w:rFonts w:ascii="Calibri" w:hAnsi="Calibri" w:cs="Calibri"/>
           <w:b/>
           <w:bCs/>
-          <w:sz w:val="36"/>
-          <w:szCs w:val="36"/>
-        </w:rPr>
-      </w:pPr>
-      <w:r>
-        <w:rPr>
-          <w:rFonts w:ascii="Calibri" w:hAnsi="Calibri" w:cs="Calibri"/>
-          <w:b/>
-          <w:bCs/>
-          <w:sz w:val="36"/>
-          <w:szCs w:val="36"/>
+          <w:sz w:val="34"/>
+          <w:szCs w:val="34"/>
+        </w:rPr>
+      </w:pPr>
+      <w:r>
+        <w:rPr>
+          <w:rFonts w:ascii="Calibri" w:hAnsi="Calibri" w:cs="Calibri"/>
+          <w:b/>
+          <w:bCs/>
+          <w:sz w:val="34"/>
+          <w:szCs w:val="34"/>
         </w:rPr>
         <w:t>API Key Authentication:</w:t>
       </w:r>
@@ -3692,23 +3759,23 @@
         <w:jc w:val="both"/>
         <w:rPr>
           <w:rFonts w:ascii="Calibri" w:hAnsi="Calibri" w:cs="Calibri"/>
-          <w:sz w:val="36"/>
-          <w:szCs w:val="36"/>
-        </w:rPr>
-      </w:pPr>
-      <w:r>
-        <w:rPr>
-          <w:rFonts w:ascii="Calibri" w:hAnsi="Calibri" w:cs="Calibri"/>
-          <w:sz w:val="36"/>
-          <w:szCs w:val="36"/>
+          <w:sz w:val="34"/>
+          <w:szCs w:val="34"/>
+        </w:rPr>
+      </w:pPr>
+      <w:r>
+        <w:rPr>
+          <w:rFonts w:ascii="Calibri" w:hAnsi="Calibri" w:cs="Calibri"/>
+          <w:sz w:val="34"/>
+          <w:szCs w:val="34"/>
         </w:rPr>
         <w:t xml:space="preserve"># </w:t>
       </w:r>
       <w:r>
         <w:rPr>
           <w:rFonts w:ascii="Calibri" w:hAnsi="Calibri" w:cs="Calibri"/>
-          <w:sz w:val="36"/>
-          <w:szCs w:val="36"/>
+          <w:sz w:val="34"/>
+          <w:szCs w:val="34"/>
         </w:rPr>
         <w:t>It is a unique identifier assigned to a developer or application. The client includes this key with each request, so the server can identify which application is calling the API.</w:t>
       </w:r>
@@ -3718,15 +3785,15 @@
         <w:jc w:val="both"/>
         <w:rPr>
           <w:rFonts w:ascii="Calibri" w:hAnsi="Calibri" w:cs="Calibri"/>
-          <w:sz w:val="36"/>
-          <w:szCs w:val="36"/>
-        </w:rPr>
-      </w:pPr>
-      <w:r>
-        <w:rPr>
-          <w:rFonts w:ascii="Calibri" w:hAnsi="Calibri" w:cs="Calibri"/>
-          <w:sz w:val="36"/>
-          <w:szCs w:val="36"/>
+          <w:sz w:val="34"/>
+          <w:szCs w:val="34"/>
+        </w:rPr>
+      </w:pPr>
+      <w:r>
+        <w:rPr>
+          <w:rFonts w:ascii="Calibri" w:hAnsi="Calibri" w:cs="Calibri"/>
+          <w:sz w:val="34"/>
+          <w:szCs w:val="34"/>
         </w:rPr>
         <w:t># API keys are commonly used for public APIs, such as maps, weather services, or payment integrations. However, API keys usually identify the application rather than the individual user, so they are often combined with other security mechanisms.</w:t>
       </w:r>
@@ -3736,8 +3803,8 @@
         <w:jc w:val="both"/>
         <w:rPr>
           <w:rFonts w:ascii="Calibri" w:hAnsi="Calibri" w:cs="Calibri"/>
-          <w:sz w:val="36"/>
-          <w:szCs w:val="36"/>
+          <w:sz w:val="34"/>
+          <w:szCs w:val="34"/>
         </w:rPr>
       </w:pPr>
     </w:p>
@@ -3753,17 +3820,17 @@
           <w:rFonts w:ascii="Calibri" w:hAnsi="Calibri" w:cs="Calibri"/>
           <w:b/>
           <w:bCs/>
-          <w:sz w:val="36"/>
-          <w:szCs w:val="36"/>
-        </w:rPr>
-      </w:pPr>
-      <w:r>
-        <w:rPr>
-          <w:rFonts w:ascii="Calibri" w:hAnsi="Calibri" w:cs="Calibri"/>
-          <w:b/>
-          <w:bCs/>
-          <w:sz w:val="36"/>
-          <w:szCs w:val="36"/>
+          <w:sz w:val="34"/>
+          <w:szCs w:val="34"/>
+        </w:rPr>
+      </w:pPr>
+      <w:r>
+        <w:rPr>
+          <w:rFonts w:ascii="Calibri" w:hAnsi="Calibri" w:cs="Calibri"/>
+          <w:b/>
+          <w:bCs/>
+          <w:sz w:val="34"/>
+          <w:szCs w:val="34"/>
         </w:rPr>
         <w:t>Bearer Token Authentication:</w:t>
       </w:r>
@@ -3773,15 +3840,15 @@
         <w:jc w:val="both"/>
         <w:rPr>
           <w:rFonts w:ascii="Calibri" w:hAnsi="Calibri" w:cs="Calibri"/>
-          <w:sz w:val="36"/>
-          <w:szCs w:val="36"/>
-        </w:rPr>
-      </w:pPr>
-      <w:r>
-        <w:rPr>
-          <w:rFonts w:ascii="Calibri" w:hAnsi="Calibri" w:cs="Calibri"/>
-          <w:sz w:val="36"/>
-          <w:szCs w:val="36"/>
+          <w:sz w:val="34"/>
+          <w:szCs w:val="34"/>
+        </w:rPr>
+      </w:pPr>
+      <w:r>
+        <w:rPr>
+          <w:rFonts w:ascii="Calibri" w:hAnsi="Calibri" w:cs="Calibri"/>
+          <w:sz w:val="34"/>
+          <w:szCs w:val="34"/>
         </w:rPr>
         <w:t># It means the client sends a token in the “Authorization” header with the format like this:</w:t>
       </w:r>
@@ -3794,8 +3861,8 @@
           <w:b/>
           <w:bCs/>
           <w:color w:val="D86DCB" w:themeColor="accent5" w:themeTint="99"/>
-          <w:sz w:val="36"/>
-          <w:szCs w:val="36"/>
+          <w:sz w:val="34"/>
+          <w:szCs w:val="34"/>
         </w:rPr>
       </w:pPr>
       <w:r>
@@ -3804,81 +3871,81 @@
           <w:b/>
           <w:bCs/>
           <w:color w:val="D86DCB" w:themeColor="accent5" w:themeTint="99"/>
-          <w:sz w:val="36"/>
-          <w:szCs w:val="36"/>
+          <w:sz w:val="34"/>
+          <w:szCs w:val="34"/>
+        </w:rPr>
+        <w:t>headers: {</w:t>
+      </w:r>
+    </w:p>
+    <w:p>
+      <w:pPr>
+        <w:jc w:val="both"/>
+        <w:rPr>
+          <w:rFonts w:ascii="Calibri" w:hAnsi="Calibri" w:cs="Calibri"/>
+          <w:b/>
+          <w:bCs/>
+          <w:color w:val="D86DCB" w:themeColor="accent5" w:themeTint="99"/>
+          <w:sz w:val="34"/>
+          <w:szCs w:val="34"/>
+        </w:rPr>
+      </w:pPr>
+      <w:r>
+        <w:rPr>
+          <w:rFonts w:ascii="Calibri" w:hAnsi="Calibri" w:cs="Calibri"/>
+          <w:b/>
+          <w:bCs/>
+          <w:color w:val="D86DCB" w:themeColor="accent5" w:themeTint="99"/>
+          <w:sz w:val="34"/>
+          <w:szCs w:val="34"/>
         </w:rPr>
         <w:lastRenderedPageBreak/>
-        <w:t>headers: {</w:t>
-      </w:r>
-    </w:p>
-    <w:p>
-      <w:pPr>
-        <w:jc w:val="both"/>
+        <w:t xml:space="preserve">   “Authorization</w:t>
+      </w:r>
+      <w:proofErr w:type="gramStart"/>
+      <w:r>
         <w:rPr>
           <w:rFonts w:ascii="Calibri" w:hAnsi="Calibri" w:cs="Calibri"/>
           <w:b/>
           <w:bCs/>
           <w:color w:val="D86DCB" w:themeColor="accent5" w:themeTint="99"/>
-          <w:sz w:val="36"/>
-          <w:szCs w:val="36"/>
-        </w:rPr>
-      </w:pPr>
+          <w:sz w:val="34"/>
+          <w:szCs w:val="34"/>
+        </w:rPr>
+        <w:t>” :</w:t>
+      </w:r>
+      <w:proofErr w:type="gramEnd"/>
       <w:r>
         <w:rPr>
           <w:rFonts w:ascii="Calibri" w:hAnsi="Calibri" w:cs="Calibri"/>
           <w:b/>
           <w:bCs/>
           <w:color w:val="D86DCB" w:themeColor="accent5" w:themeTint="99"/>
-          <w:sz w:val="36"/>
-          <w:szCs w:val="36"/>
-        </w:rPr>
-        <w:t xml:space="preserve">   “Authorization</w:t>
-      </w:r>
-      <w:proofErr w:type="gramStart"/>
-      <w:r>
+          <w:sz w:val="34"/>
+          <w:szCs w:val="34"/>
+        </w:rPr>
+        <w:t xml:space="preserve"> “Bearer …”</w:t>
+      </w:r>
+    </w:p>
+    <w:p>
+      <w:pPr>
+        <w:jc w:val="both"/>
         <w:rPr>
           <w:rFonts w:ascii="Calibri" w:hAnsi="Calibri" w:cs="Calibri"/>
           <w:b/>
           <w:bCs/>
           <w:color w:val="D86DCB" w:themeColor="accent5" w:themeTint="99"/>
-          <w:sz w:val="36"/>
-          <w:szCs w:val="36"/>
-        </w:rPr>
-        <w:t>” :</w:t>
-      </w:r>
-      <w:proofErr w:type="gramEnd"/>
+          <w:sz w:val="34"/>
+          <w:szCs w:val="34"/>
+        </w:rPr>
+      </w:pPr>
       <w:r>
         <w:rPr>
           <w:rFonts w:ascii="Calibri" w:hAnsi="Calibri" w:cs="Calibri"/>
           <w:b/>
           <w:bCs/>
           <w:color w:val="D86DCB" w:themeColor="accent5" w:themeTint="99"/>
-          <w:sz w:val="36"/>
-          <w:szCs w:val="36"/>
-        </w:rPr>
-        <w:t xml:space="preserve"> “Bearer …”</w:t>
-      </w:r>
-    </w:p>
-    <w:p>
-      <w:pPr>
-        <w:jc w:val="both"/>
-        <w:rPr>
-          <w:rFonts w:ascii="Calibri" w:hAnsi="Calibri" w:cs="Calibri"/>
-          <w:b/>
-          <w:bCs/>
-          <w:color w:val="D86DCB" w:themeColor="accent5" w:themeTint="99"/>
-          <w:sz w:val="36"/>
-          <w:szCs w:val="36"/>
-        </w:rPr>
-      </w:pPr>
-      <w:r>
-        <w:rPr>
-          <w:rFonts w:ascii="Calibri" w:hAnsi="Calibri" w:cs="Calibri"/>
-          <w:b/>
-          <w:bCs/>
-          <w:color w:val="D86DCB" w:themeColor="accent5" w:themeTint="99"/>
-          <w:sz w:val="36"/>
-          <w:szCs w:val="36"/>
+          <w:sz w:val="34"/>
+          <w:szCs w:val="34"/>
         </w:rPr>
         <w:t>}</w:t>
       </w:r>
@@ -3888,15 +3955,15 @@
         <w:jc w:val="both"/>
         <w:rPr>
           <w:rFonts w:ascii="Calibri" w:hAnsi="Calibri" w:cs="Calibri"/>
-          <w:sz w:val="36"/>
-          <w:szCs w:val="36"/>
-        </w:rPr>
-      </w:pPr>
-      <w:r>
-        <w:rPr>
-          <w:rFonts w:ascii="Calibri" w:hAnsi="Calibri" w:cs="Calibri"/>
-          <w:sz w:val="36"/>
-          <w:szCs w:val="36"/>
+          <w:sz w:val="34"/>
+          <w:szCs w:val="34"/>
+        </w:rPr>
+      </w:pPr>
+      <w:r>
+        <w:rPr>
+          <w:rFonts w:ascii="Calibri" w:hAnsi="Calibri" w:cs="Calibri"/>
+          <w:sz w:val="34"/>
+          <w:szCs w:val="34"/>
         </w:rPr>
         <w:t># The word Bearer simply means that whoever holds the token is allowed to use it. The server verifies the token and allows access to the requested resource. Here, the server does not need to store session state</w:t>
       </w:r>
@@ -3906,15 +3973,15 @@
         <w:jc w:val="both"/>
         <w:rPr>
           <w:rFonts w:ascii="Calibri" w:hAnsi="Calibri" w:cs="Calibri"/>
-          <w:sz w:val="36"/>
-          <w:szCs w:val="36"/>
-        </w:rPr>
-      </w:pPr>
-      <w:r>
-        <w:rPr>
-          <w:rFonts w:ascii="Calibri" w:hAnsi="Calibri" w:cs="Calibri"/>
-          <w:sz w:val="36"/>
-          <w:szCs w:val="36"/>
+          <w:sz w:val="34"/>
+          <w:szCs w:val="34"/>
+        </w:rPr>
+      </w:pPr>
+      <w:r>
+        <w:rPr>
+          <w:rFonts w:ascii="Calibri" w:hAnsi="Calibri" w:cs="Calibri"/>
+          <w:sz w:val="34"/>
+          <w:szCs w:val="34"/>
         </w:rPr>
         <w:t>#  However, Bearer tokens must be protected carefully because anyone who obtains the token can impersonate the user until the token expires. Many bearer tokens today are implemented using JSON Web Tokens, commonly called JWTs.</w:t>
       </w:r>
@@ -3924,8 +3991,8 @@
         <w:jc w:val="both"/>
         <w:rPr>
           <w:rFonts w:ascii="Calibri" w:hAnsi="Calibri" w:cs="Calibri"/>
-          <w:sz w:val="36"/>
-          <w:szCs w:val="36"/>
+          <w:sz w:val="34"/>
+          <w:szCs w:val="34"/>
         </w:rPr>
       </w:pPr>
     </w:p>
@@ -3941,17 +4008,17 @@
           <w:rFonts w:ascii="Calibri" w:hAnsi="Calibri" w:cs="Calibri"/>
           <w:b/>
           <w:bCs/>
-          <w:sz w:val="36"/>
-          <w:szCs w:val="36"/>
-        </w:rPr>
-      </w:pPr>
-      <w:r>
-        <w:rPr>
-          <w:rFonts w:ascii="Calibri" w:hAnsi="Calibri" w:cs="Calibri"/>
-          <w:b/>
-          <w:bCs/>
-          <w:sz w:val="36"/>
-          <w:szCs w:val="36"/>
+          <w:sz w:val="34"/>
+          <w:szCs w:val="34"/>
+        </w:rPr>
+      </w:pPr>
+      <w:r>
+        <w:rPr>
+          <w:rFonts w:ascii="Calibri" w:hAnsi="Calibri" w:cs="Calibri"/>
+          <w:b/>
+          <w:bCs/>
+          <w:sz w:val="34"/>
+          <w:szCs w:val="34"/>
         </w:rPr>
         <w:t>JWT Authentication:</w:t>
       </w:r>
@@ -3961,15 +4028,15 @@
         <w:jc w:val="both"/>
         <w:rPr>
           <w:rFonts w:ascii="Calibri" w:hAnsi="Calibri" w:cs="Calibri"/>
-          <w:sz w:val="36"/>
-          <w:szCs w:val="36"/>
-        </w:rPr>
-      </w:pPr>
-      <w:r>
-        <w:rPr>
-          <w:rFonts w:ascii="Calibri" w:hAnsi="Calibri" w:cs="Calibri"/>
-          <w:sz w:val="36"/>
-          <w:szCs w:val="36"/>
+          <w:sz w:val="34"/>
+          <w:szCs w:val="34"/>
+        </w:rPr>
+      </w:pPr>
+      <w:r>
+        <w:rPr>
+          <w:rFonts w:ascii="Calibri" w:hAnsi="Calibri" w:cs="Calibri"/>
+          <w:sz w:val="34"/>
+          <w:szCs w:val="34"/>
         </w:rPr>
         <w:t xml:space="preserve"># </w:t>
       </w:r>
@@ -3978,16 +4045,16 @@
           <w:rFonts w:ascii="Calibri" w:hAnsi="Calibri" w:cs="Calibri"/>
           <w:b/>
           <w:bCs/>
-          <w:sz w:val="36"/>
-          <w:szCs w:val="36"/>
+          <w:sz w:val="34"/>
+          <w:szCs w:val="34"/>
         </w:rPr>
         <w:t xml:space="preserve">JWT </w:t>
       </w:r>
       <w:r>
         <w:rPr>
           <w:rFonts w:ascii="Calibri" w:hAnsi="Calibri" w:cs="Calibri"/>
-          <w:sz w:val="36"/>
-          <w:szCs w:val="36"/>
+          <w:sz w:val="34"/>
+          <w:szCs w:val="34"/>
         </w:rPr>
         <w:t>(JSON Web Token)</w:t>
       </w:r>
@@ -3996,16 +4063,16 @@
           <w:rFonts w:ascii="Calibri" w:hAnsi="Calibri" w:cs="Calibri"/>
           <w:b/>
           <w:bCs/>
-          <w:sz w:val="36"/>
-          <w:szCs w:val="36"/>
+          <w:sz w:val="34"/>
+          <w:szCs w:val="34"/>
         </w:rPr>
         <w:t xml:space="preserve"> </w:t>
       </w:r>
       <w:r>
         <w:rPr>
           <w:rFonts w:ascii="Calibri" w:hAnsi="Calibri" w:cs="Calibri"/>
-          <w:sz w:val="36"/>
-          <w:szCs w:val="36"/>
+          <w:sz w:val="34"/>
+          <w:szCs w:val="34"/>
         </w:rPr>
         <w:t>is not a protocol. It is simply a token format. The format contains three parts:</w:t>
       </w:r>
@@ -4020,33 +4087,33 @@
         <w:jc w:val="both"/>
         <w:rPr>
           <w:rFonts w:ascii="Calibri" w:hAnsi="Calibri" w:cs="Calibri"/>
-          <w:sz w:val="36"/>
-          <w:szCs w:val="36"/>
-        </w:rPr>
-      </w:pPr>
-      <w:r>
-        <w:rPr>
-          <w:rFonts w:ascii="Calibri" w:hAnsi="Calibri" w:cs="Calibri"/>
-          <w:b/>
-          <w:bCs/>
-          <w:sz w:val="36"/>
-          <w:szCs w:val="36"/>
+          <w:sz w:val="34"/>
+          <w:szCs w:val="34"/>
+        </w:rPr>
+      </w:pPr>
+      <w:r>
+        <w:rPr>
+          <w:rFonts w:ascii="Calibri" w:hAnsi="Calibri" w:cs="Calibri"/>
+          <w:b/>
+          <w:bCs/>
+          <w:sz w:val="34"/>
+          <w:szCs w:val="34"/>
         </w:rPr>
         <w:t>HEADER:</w:t>
       </w:r>
       <w:r>
         <w:rPr>
           <w:rFonts w:ascii="Calibri" w:hAnsi="Calibri" w:cs="Calibri"/>
-          <w:sz w:val="36"/>
-          <w:szCs w:val="36"/>
+          <w:sz w:val="34"/>
+          <w:szCs w:val="34"/>
         </w:rPr>
         <w:t xml:space="preserve"> Specifying algorithm and type (JWT)</w:t>
       </w:r>
       <w:r>
         <w:rPr>
           <w:rFonts w:ascii="Calibri" w:hAnsi="Calibri" w:cs="Calibri"/>
-          <w:sz w:val="36"/>
-          <w:szCs w:val="36"/>
+          <w:sz w:val="34"/>
+          <w:szCs w:val="34"/>
         </w:rPr>
         <w:t>. Which is Base64 encoded.</w:t>
       </w:r>
@@ -4059,8 +4126,8 @@
           <w:b/>
           <w:bCs/>
           <w:color w:val="D86DCB" w:themeColor="accent5" w:themeTint="99"/>
-          <w:sz w:val="36"/>
-          <w:szCs w:val="36"/>
+          <w:sz w:val="34"/>
+          <w:szCs w:val="34"/>
         </w:rPr>
       </w:pPr>
       <w:r>
@@ -4069,8 +4136,8 @@
           <w:b/>
           <w:bCs/>
           <w:color w:val="D86DCB" w:themeColor="accent5" w:themeTint="99"/>
-          <w:sz w:val="36"/>
-          <w:szCs w:val="36"/>
+          <w:sz w:val="34"/>
+          <w:szCs w:val="34"/>
         </w:rPr>
         <w:t>{</w:t>
       </w:r>
@@ -4083,8 +4150,8 @@
           <w:b/>
           <w:bCs/>
           <w:color w:val="D86DCB" w:themeColor="accent5" w:themeTint="99"/>
-          <w:sz w:val="36"/>
-          <w:szCs w:val="36"/>
+          <w:sz w:val="34"/>
+          <w:szCs w:val="34"/>
         </w:rPr>
       </w:pPr>
       <w:r>
@@ -4093,11 +4160,24 @@
           <w:b/>
           <w:bCs/>
           <w:color w:val="D86DCB" w:themeColor="accent5" w:themeTint="99"/>
-          <w:sz w:val="36"/>
-          <w:szCs w:val="36"/>
-        </w:rPr>
-        <w:t xml:space="preserve">   “alg</w:t>
-      </w:r>
+          <w:sz w:val="34"/>
+          <w:szCs w:val="34"/>
+        </w:rPr>
+        <w:t xml:space="preserve">   “</w:t>
+      </w:r>
+      <w:proofErr w:type="spellStart"/>
+      <w:r>
+        <w:rPr>
+          <w:rFonts w:ascii="Calibri" w:hAnsi="Calibri" w:cs="Calibri"/>
+          <w:b/>
+          <w:bCs/>
+          <w:color w:val="D86DCB" w:themeColor="accent5" w:themeTint="99"/>
+          <w:sz w:val="34"/>
+          <w:szCs w:val="34"/>
+        </w:rPr>
+        <w:t>alg</w:t>
+      </w:r>
+      <w:proofErr w:type="spellEnd"/>
       <w:proofErr w:type="gramStart"/>
       <w:r>
         <w:rPr>
@@ -4105,8 +4185,8 @@
           <w:b/>
           <w:bCs/>
           <w:color w:val="D86DCB" w:themeColor="accent5" w:themeTint="99"/>
-          <w:sz w:val="36"/>
-          <w:szCs w:val="36"/>
+          <w:sz w:val="34"/>
+          <w:szCs w:val="34"/>
         </w:rPr>
         <w:t>” :</w:t>
       </w:r>
@@ -4117,8 +4197,8 @@
           <w:b/>
           <w:bCs/>
           <w:color w:val="D86DCB" w:themeColor="accent5" w:themeTint="99"/>
-          <w:sz w:val="36"/>
-          <w:szCs w:val="36"/>
+          <w:sz w:val="34"/>
+          <w:szCs w:val="34"/>
         </w:rPr>
         <w:t xml:space="preserve"> “RS256”,</w:t>
       </w:r>
@@ -4131,8 +4211,8 @@
           <w:b/>
           <w:bCs/>
           <w:color w:val="D86DCB" w:themeColor="accent5" w:themeTint="99"/>
-          <w:sz w:val="36"/>
-          <w:szCs w:val="36"/>
+          <w:sz w:val="34"/>
+          <w:szCs w:val="34"/>
         </w:rPr>
       </w:pPr>
       <w:r>
@@ -4141,8 +4221,8 @@
           <w:b/>
           <w:bCs/>
           <w:color w:val="D86DCB" w:themeColor="accent5" w:themeTint="99"/>
-          <w:sz w:val="36"/>
-          <w:szCs w:val="36"/>
+          <w:sz w:val="34"/>
+          <w:szCs w:val="34"/>
         </w:rPr>
         <w:t xml:space="preserve">    “type</w:t>
       </w:r>
@@ -4153,8 +4233,8 @@
           <w:b/>
           <w:bCs/>
           <w:color w:val="D86DCB" w:themeColor="accent5" w:themeTint="99"/>
-          <w:sz w:val="36"/>
-          <w:szCs w:val="36"/>
+          <w:sz w:val="34"/>
+          <w:szCs w:val="34"/>
         </w:rPr>
         <w:t>” :</w:t>
       </w:r>
@@ -4165,8 +4245,8 @@
           <w:b/>
           <w:bCs/>
           <w:color w:val="D86DCB" w:themeColor="accent5" w:themeTint="99"/>
-          <w:sz w:val="36"/>
-          <w:szCs w:val="36"/>
+          <w:sz w:val="34"/>
+          <w:szCs w:val="34"/>
         </w:rPr>
         <w:t xml:space="preserve"> “JWT”</w:t>
       </w:r>
@@ -4179,8 +4259,8 @@
           <w:b/>
           <w:bCs/>
           <w:color w:val="D86DCB" w:themeColor="accent5" w:themeTint="99"/>
-          <w:sz w:val="36"/>
-          <w:szCs w:val="36"/>
+          <w:sz w:val="34"/>
+          <w:szCs w:val="34"/>
         </w:rPr>
       </w:pPr>
       <w:r>
@@ -4189,8 +4269,8 @@
           <w:b/>
           <w:bCs/>
           <w:color w:val="D86DCB" w:themeColor="accent5" w:themeTint="99"/>
-          <w:sz w:val="36"/>
-          <w:szCs w:val="36"/>
+          <w:sz w:val="34"/>
+          <w:szCs w:val="34"/>
         </w:rPr>
         <w:t xml:space="preserve">   …</w:t>
       </w:r>
@@ -4203,8 +4283,8 @@
           <w:b/>
           <w:bCs/>
           <w:color w:val="D86DCB" w:themeColor="accent5" w:themeTint="99"/>
-          <w:sz w:val="36"/>
-          <w:szCs w:val="36"/>
+          <w:sz w:val="34"/>
+          <w:szCs w:val="34"/>
         </w:rPr>
       </w:pPr>
       <w:r>
@@ -4213,8 +4293,8 @@
           <w:b/>
           <w:bCs/>
           <w:color w:val="D86DCB" w:themeColor="accent5" w:themeTint="99"/>
-          <w:sz w:val="36"/>
-          <w:szCs w:val="36"/>
+          <w:sz w:val="34"/>
+          <w:szCs w:val="34"/>
         </w:rPr>
         <w:t>}</w:t>
       </w:r>
@@ -4229,68 +4309,116 @@
         <w:jc w:val="both"/>
         <w:rPr>
           <w:rFonts w:ascii="Calibri" w:hAnsi="Calibri" w:cs="Calibri"/>
-          <w:sz w:val="36"/>
-          <w:szCs w:val="36"/>
-        </w:rPr>
-      </w:pPr>
-      <w:r>
-        <w:rPr>
-          <w:rFonts w:ascii="Calibri" w:hAnsi="Calibri" w:cs="Calibri"/>
-          <w:b/>
-          <w:bCs/>
-          <w:sz w:val="36"/>
-          <w:szCs w:val="36"/>
+          <w:sz w:val="34"/>
+          <w:szCs w:val="34"/>
+        </w:rPr>
+      </w:pPr>
+      <w:r>
+        <w:rPr>
+          <w:rFonts w:ascii="Calibri" w:hAnsi="Calibri" w:cs="Calibri"/>
+          <w:b/>
+          <w:bCs/>
+          <w:sz w:val="34"/>
+          <w:szCs w:val="34"/>
+        </w:rPr>
+        <w:t>PAYLOAD:</w:t>
+      </w:r>
+      <w:r>
+        <w:rPr>
+          <w:rFonts w:ascii="Calibri" w:hAnsi="Calibri" w:cs="Calibri"/>
+          <w:sz w:val="34"/>
+          <w:szCs w:val="34"/>
+        </w:rPr>
+        <w:t xml:space="preserve"> </w:t>
+      </w:r>
+      <w:r>
+        <w:rPr>
+          <w:rFonts w:ascii="Calibri" w:hAnsi="Calibri" w:cs="Calibri"/>
+          <w:sz w:val="34"/>
+          <w:szCs w:val="34"/>
+        </w:rPr>
+        <w:t>Contains information about the user in a structured JSON payload</w:t>
+      </w:r>
+      <w:r>
+        <w:rPr>
+          <w:rFonts w:ascii="Calibri" w:hAnsi="Calibri" w:cs="Calibri"/>
+          <w:sz w:val="34"/>
+          <w:szCs w:val="34"/>
+        </w:rPr>
+        <w:t>. Also, Base64 encoded</w:t>
+      </w:r>
+    </w:p>
+    <w:p>
+      <w:pPr>
+        <w:jc w:val="both"/>
+        <w:rPr>
+          <w:rFonts w:ascii="Calibri" w:hAnsi="Calibri" w:cs="Calibri"/>
+          <w:b/>
+          <w:bCs/>
+          <w:color w:val="D86DCB" w:themeColor="accent5" w:themeTint="99"/>
+          <w:sz w:val="34"/>
+          <w:szCs w:val="34"/>
+        </w:rPr>
+      </w:pPr>
+      <w:r>
+        <w:rPr>
+          <w:rFonts w:ascii="Calibri" w:hAnsi="Calibri" w:cs="Calibri"/>
+          <w:b/>
+          <w:bCs/>
+          <w:color w:val="D86DCB" w:themeColor="accent5" w:themeTint="99"/>
+          <w:sz w:val="34"/>
+          <w:szCs w:val="34"/>
+        </w:rPr>
+        <w:t>{</w:t>
+      </w:r>
+    </w:p>
+    <w:p>
+      <w:pPr>
+        <w:jc w:val="both"/>
+        <w:rPr>
+          <w:rFonts w:ascii="Calibri" w:hAnsi="Calibri" w:cs="Calibri"/>
+          <w:b/>
+          <w:bCs/>
+          <w:color w:val="D86DCB" w:themeColor="accent5" w:themeTint="99"/>
+          <w:sz w:val="34"/>
+          <w:szCs w:val="34"/>
+        </w:rPr>
+      </w:pPr>
+      <w:r>
+        <w:rPr>
+          <w:rFonts w:ascii="Calibri" w:hAnsi="Calibri" w:cs="Calibri"/>
+          <w:b/>
+          <w:bCs/>
+          <w:color w:val="D86DCB" w:themeColor="accent5" w:themeTint="99"/>
+          <w:sz w:val="34"/>
+          <w:szCs w:val="34"/>
         </w:rPr>
         <w:lastRenderedPageBreak/>
-        <w:t>PAYLOAD:</w:t>
-      </w:r>
-      <w:r>
-        <w:rPr>
-          <w:rFonts w:ascii="Calibri" w:hAnsi="Calibri" w:cs="Calibri"/>
-          <w:sz w:val="36"/>
-          <w:szCs w:val="36"/>
-        </w:rPr>
-        <w:t xml:space="preserve"> </w:t>
-      </w:r>
-      <w:r>
-        <w:rPr>
-          <w:rFonts w:ascii="Calibri" w:hAnsi="Calibri" w:cs="Calibri"/>
-          <w:sz w:val="36"/>
-          <w:szCs w:val="36"/>
-        </w:rPr>
-        <w:t>Contains information about the user in a structured JSON payload</w:t>
-      </w:r>
-      <w:r>
-        <w:rPr>
-          <w:rFonts w:ascii="Calibri" w:hAnsi="Calibri" w:cs="Calibri"/>
-          <w:sz w:val="36"/>
-          <w:szCs w:val="36"/>
-        </w:rPr>
-        <w:t>. Also, Base64 encoded</w:t>
-      </w:r>
-    </w:p>
-    <w:p>
-      <w:pPr>
-        <w:jc w:val="both"/>
+        <w:t xml:space="preserve">   “name</w:t>
+      </w:r>
+      <w:proofErr w:type="gramStart"/>
+      <w:r>
         <w:rPr>
           <w:rFonts w:ascii="Calibri" w:hAnsi="Calibri" w:cs="Calibri"/>
           <w:b/>
           <w:bCs/>
           <w:color w:val="D86DCB" w:themeColor="accent5" w:themeTint="99"/>
-          <w:sz w:val="36"/>
-          <w:szCs w:val="36"/>
-        </w:rPr>
-      </w:pPr>
+          <w:sz w:val="34"/>
+          <w:szCs w:val="34"/>
+        </w:rPr>
+        <w:t>” :</w:t>
+      </w:r>
+      <w:proofErr w:type="gramEnd"/>
       <w:r>
         <w:rPr>
           <w:rFonts w:ascii="Calibri" w:hAnsi="Calibri" w:cs="Calibri"/>
           <w:b/>
           <w:bCs/>
           <w:color w:val="D86DCB" w:themeColor="accent5" w:themeTint="99"/>
-          <w:sz w:val="36"/>
-          <w:szCs w:val="36"/>
-        </w:rPr>
-        <w:t>{</w:t>
+          <w:sz w:val="34"/>
+          <w:szCs w:val="34"/>
+        </w:rPr>
+        <w:t xml:space="preserve"> “Nazmul Hasan”,</w:t>
       </w:r>
     </w:p>
     <w:p>
@@ -4301,8 +4429,8 @@
           <w:b/>
           <w:bCs/>
           <w:color w:val="D86DCB" w:themeColor="accent5" w:themeTint="99"/>
-          <w:sz w:val="36"/>
-          <w:szCs w:val="36"/>
+          <w:sz w:val="34"/>
+          <w:szCs w:val="34"/>
         </w:rPr>
       </w:pPr>
       <w:r>
@@ -4311,10 +4439,10 @@
           <w:b/>
           <w:bCs/>
           <w:color w:val="D86DCB" w:themeColor="accent5" w:themeTint="99"/>
-          <w:sz w:val="36"/>
-          <w:szCs w:val="36"/>
-        </w:rPr>
-        <w:t xml:space="preserve">   “name</w:t>
+          <w:sz w:val="34"/>
+          <w:szCs w:val="34"/>
+        </w:rPr>
+        <w:t xml:space="preserve">    “exp</w:t>
       </w:r>
       <w:proofErr w:type="gramStart"/>
       <w:r>
@@ -4323,8 +4451,8 @@
           <w:b/>
           <w:bCs/>
           <w:color w:val="D86DCB" w:themeColor="accent5" w:themeTint="99"/>
-          <w:sz w:val="36"/>
-          <w:szCs w:val="36"/>
+          <w:sz w:val="34"/>
+          <w:szCs w:val="34"/>
         </w:rPr>
         <w:t>” :</w:t>
       </w:r>
@@ -4335,10 +4463,10 @@
           <w:b/>
           <w:bCs/>
           <w:color w:val="D86DCB" w:themeColor="accent5" w:themeTint="99"/>
-          <w:sz w:val="36"/>
-          <w:szCs w:val="36"/>
-        </w:rPr>
-        <w:t xml:space="preserve"> “Nazmul Hasan”,</w:t>
+          <w:sz w:val="34"/>
+          <w:szCs w:val="34"/>
+        </w:rPr>
+        <w:t xml:space="preserve"> 1703037180,</w:t>
       </w:r>
     </w:p>
     <w:p>
@@ -4349,8 +4477,8 @@
           <w:b/>
           <w:bCs/>
           <w:color w:val="D86DCB" w:themeColor="accent5" w:themeTint="99"/>
-          <w:sz w:val="36"/>
-          <w:szCs w:val="36"/>
+          <w:sz w:val="34"/>
+          <w:szCs w:val="34"/>
         </w:rPr>
       </w:pPr>
       <w:r>
@@ -4359,10 +4487,34 @@
           <w:b/>
           <w:bCs/>
           <w:color w:val="D86DCB" w:themeColor="accent5" w:themeTint="99"/>
-          <w:sz w:val="36"/>
-          <w:szCs w:val="36"/>
-        </w:rPr>
-        <w:t xml:space="preserve">    “exp</w:t>
+          <w:sz w:val="34"/>
+          <w:szCs w:val="34"/>
+        </w:rPr>
+        <w:t xml:space="preserve">    “sub” …,</w:t>
+      </w:r>
+    </w:p>
+    <w:p>
+      <w:pPr>
+        <w:jc w:val="both"/>
+        <w:rPr>
+          <w:rFonts w:ascii="Calibri" w:hAnsi="Calibri" w:cs="Calibri"/>
+          <w:b/>
+          <w:bCs/>
+          <w:color w:val="D86DCB" w:themeColor="accent5" w:themeTint="99"/>
+          <w:sz w:val="34"/>
+          <w:szCs w:val="34"/>
+        </w:rPr>
+      </w:pPr>
+      <w:r>
+        <w:rPr>
+          <w:rFonts w:ascii="Calibri" w:hAnsi="Calibri" w:cs="Calibri"/>
+          <w:b/>
+          <w:bCs/>
+          <w:color w:val="D86DCB" w:themeColor="accent5" w:themeTint="99"/>
+          <w:sz w:val="34"/>
+          <w:szCs w:val="34"/>
+        </w:rPr>
+        <w:t xml:space="preserve">   </w:t>
       </w:r>
       <w:proofErr w:type="gramStart"/>
       <w:r>
@@ -4371,10 +4523,10 @@
           <w:b/>
           <w:bCs/>
           <w:color w:val="D86DCB" w:themeColor="accent5" w:themeTint="99"/>
-          <w:sz w:val="36"/>
-          <w:szCs w:val="36"/>
-        </w:rPr>
-        <w:t>” :</w:t>
+          <w:sz w:val="34"/>
+          <w:szCs w:val="34"/>
+        </w:rPr>
+        <w:t>“ admin</w:t>
       </w:r>
       <w:proofErr w:type="gramEnd"/>
       <w:r>
@@ -4383,10 +4535,10 @@
           <w:b/>
           <w:bCs/>
           <w:color w:val="D86DCB" w:themeColor="accent5" w:themeTint="99"/>
-          <w:sz w:val="36"/>
-          <w:szCs w:val="36"/>
-        </w:rPr>
-        <w:t xml:space="preserve"> 1703037180,</w:t>
+          <w:sz w:val="34"/>
+          <w:szCs w:val="34"/>
+        </w:rPr>
+        <w:t>” : true</w:t>
       </w:r>
     </w:p>
     <w:p>
@@ -4397,8 +4549,8 @@
           <w:b/>
           <w:bCs/>
           <w:color w:val="D86DCB" w:themeColor="accent5" w:themeTint="99"/>
-          <w:sz w:val="36"/>
-          <w:szCs w:val="36"/>
+          <w:sz w:val="34"/>
+          <w:szCs w:val="34"/>
         </w:rPr>
       </w:pPr>
       <w:r>
@@ -4407,10 +4559,10 @@
           <w:b/>
           <w:bCs/>
           <w:color w:val="D86DCB" w:themeColor="accent5" w:themeTint="99"/>
-          <w:sz w:val="36"/>
-          <w:szCs w:val="36"/>
-        </w:rPr>
-        <w:t xml:space="preserve">    “sub” …,</w:t>
+          <w:sz w:val="34"/>
+          <w:szCs w:val="34"/>
+        </w:rPr>
+        <w:t xml:space="preserve">   …</w:t>
       </w:r>
     </w:p>
     <w:p>
@@ -4421,8 +4573,8 @@
           <w:b/>
           <w:bCs/>
           <w:color w:val="D86DCB" w:themeColor="accent5" w:themeTint="99"/>
-          <w:sz w:val="36"/>
-          <w:szCs w:val="36"/>
+          <w:sz w:val="34"/>
+          <w:szCs w:val="34"/>
         </w:rPr>
       </w:pPr>
       <w:r>
@@ -4431,80 +4583,8 @@
           <w:b/>
           <w:bCs/>
           <w:color w:val="D86DCB" w:themeColor="accent5" w:themeTint="99"/>
-          <w:sz w:val="36"/>
-          <w:szCs w:val="36"/>
-        </w:rPr>
-        <w:t xml:space="preserve">   </w:t>
-      </w:r>
-      <w:proofErr w:type="gramStart"/>
-      <w:r>
-        <w:rPr>
-          <w:rFonts w:ascii="Calibri" w:hAnsi="Calibri" w:cs="Calibri"/>
-          <w:b/>
-          <w:bCs/>
-          <w:color w:val="D86DCB" w:themeColor="accent5" w:themeTint="99"/>
-          <w:sz w:val="36"/>
-          <w:szCs w:val="36"/>
-        </w:rPr>
-        <w:t>“ admin</w:t>
-      </w:r>
-      <w:proofErr w:type="gramEnd"/>
-      <w:r>
-        <w:rPr>
-          <w:rFonts w:ascii="Calibri" w:hAnsi="Calibri" w:cs="Calibri"/>
-          <w:b/>
-          <w:bCs/>
-          <w:color w:val="D86DCB" w:themeColor="accent5" w:themeTint="99"/>
-          <w:sz w:val="36"/>
-          <w:szCs w:val="36"/>
-        </w:rPr>
-        <w:t>” : true</w:t>
-      </w:r>
-    </w:p>
-    <w:p>
-      <w:pPr>
-        <w:jc w:val="both"/>
-        <w:rPr>
-          <w:rFonts w:ascii="Calibri" w:hAnsi="Calibri" w:cs="Calibri"/>
-          <w:b/>
-          <w:bCs/>
-          <w:color w:val="D86DCB" w:themeColor="accent5" w:themeTint="99"/>
-          <w:sz w:val="36"/>
-          <w:szCs w:val="36"/>
-        </w:rPr>
-      </w:pPr>
-      <w:r>
-        <w:rPr>
-          <w:rFonts w:ascii="Calibri" w:hAnsi="Calibri" w:cs="Calibri"/>
-          <w:b/>
-          <w:bCs/>
-          <w:color w:val="D86DCB" w:themeColor="accent5" w:themeTint="99"/>
-          <w:sz w:val="36"/>
-          <w:szCs w:val="36"/>
-        </w:rPr>
-        <w:t xml:space="preserve">   …</w:t>
-      </w:r>
-    </w:p>
-    <w:p>
-      <w:pPr>
-        <w:jc w:val="both"/>
-        <w:rPr>
-          <w:rFonts w:ascii="Calibri" w:hAnsi="Calibri" w:cs="Calibri"/>
-          <w:b/>
-          <w:bCs/>
-          <w:color w:val="D86DCB" w:themeColor="accent5" w:themeTint="99"/>
-          <w:sz w:val="36"/>
-          <w:szCs w:val="36"/>
-        </w:rPr>
-      </w:pPr>
-      <w:r>
-        <w:rPr>
-          <w:rFonts w:ascii="Calibri" w:hAnsi="Calibri" w:cs="Calibri"/>
-          <w:b/>
-          <w:bCs/>
-          <w:color w:val="D86DCB" w:themeColor="accent5" w:themeTint="99"/>
-          <w:sz w:val="36"/>
-          <w:szCs w:val="36"/>
+          <w:sz w:val="34"/>
+          <w:szCs w:val="34"/>
         </w:rPr>
         <w:t>}</w:t>
       </w:r>
@@ -4519,33 +4599,33 @@
         <w:jc w:val="both"/>
         <w:rPr>
           <w:rFonts w:ascii="Calibri" w:hAnsi="Calibri" w:cs="Calibri"/>
-          <w:sz w:val="36"/>
-          <w:szCs w:val="36"/>
-        </w:rPr>
-      </w:pPr>
-      <w:r>
-        <w:rPr>
-          <w:rFonts w:ascii="Calibri" w:hAnsi="Calibri" w:cs="Calibri"/>
-          <w:b/>
-          <w:bCs/>
-          <w:sz w:val="36"/>
-          <w:szCs w:val="36"/>
+          <w:sz w:val="34"/>
+          <w:szCs w:val="34"/>
+        </w:rPr>
+      </w:pPr>
+      <w:r>
+        <w:rPr>
+          <w:rFonts w:ascii="Calibri" w:hAnsi="Calibri" w:cs="Calibri"/>
+          <w:b/>
+          <w:bCs/>
+          <w:sz w:val="34"/>
+          <w:szCs w:val="34"/>
         </w:rPr>
         <w:t xml:space="preserve">SIGNATURE: </w:t>
       </w:r>
       <w:r>
         <w:rPr>
           <w:rFonts w:ascii="Calibri" w:hAnsi="Calibri" w:cs="Calibri"/>
-          <w:sz w:val="36"/>
-          <w:szCs w:val="36"/>
+          <w:sz w:val="34"/>
+          <w:szCs w:val="34"/>
         </w:rPr>
         <w:t>Cryptography signature signed by server to ensure the data inside the token has not been modified</w:t>
       </w:r>
       <w:r>
         <w:rPr>
           <w:rFonts w:ascii="Calibri" w:hAnsi="Calibri" w:cs="Calibri"/>
-          <w:sz w:val="36"/>
-          <w:szCs w:val="36"/>
+          <w:sz w:val="34"/>
+          <w:szCs w:val="34"/>
         </w:rPr>
         <w:t>. Which is computed or encrypted</w:t>
       </w:r>
@@ -4555,55 +4635,55 @@
         <w:jc w:val="both"/>
         <w:rPr>
           <w:rFonts w:ascii="Calibri" w:hAnsi="Calibri" w:cs="Calibri"/>
-          <w:sz w:val="36"/>
-          <w:szCs w:val="36"/>
-        </w:rPr>
-      </w:pPr>
-      <w:r>
-        <w:rPr>
-          <w:rFonts w:ascii="Calibri" w:hAnsi="Calibri" w:cs="Calibri"/>
-          <w:sz w:val="36"/>
-          <w:szCs w:val="36"/>
+          <w:sz w:val="34"/>
+          <w:szCs w:val="34"/>
+        </w:rPr>
+      </w:pPr>
+      <w:r>
+        <w:rPr>
+          <w:rFonts w:ascii="Calibri" w:hAnsi="Calibri" w:cs="Calibri"/>
+          <w:sz w:val="34"/>
+          <w:szCs w:val="34"/>
         </w:rPr>
         <w:t xml:space="preserve"># </w:t>
       </w:r>
       <w:r>
         <w:rPr>
           <w:rFonts w:ascii="Calibri" w:hAnsi="Calibri" w:cs="Calibri"/>
-          <w:sz w:val="36"/>
-          <w:szCs w:val="36"/>
+          <w:sz w:val="34"/>
+          <w:szCs w:val="34"/>
         </w:rPr>
         <w:t>Because the</w:t>
       </w:r>
       <w:r>
         <w:rPr>
           <w:rFonts w:ascii="Calibri" w:hAnsi="Calibri" w:cs="Calibri"/>
-          <w:sz w:val="36"/>
-          <w:szCs w:val="36"/>
+          <w:sz w:val="34"/>
+          <w:szCs w:val="34"/>
         </w:rPr>
         <w:t xml:space="preserve"> JWT</w:t>
       </w:r>
       <w:r>
         <w:rPr>
           <w:rFonts w:ascii="Calibri" w:hAnsi="Calibri" w:cs="Calibri"/>
-          <w:sz w:val="36"/>
-          <w:szCs w:val="36"/>
+          <w:sz w:val="34"/>
+          <w:szCs w:val="34"/>
         </w:rPr>
         <w:t xml:space="preserve"> token contains the information needed to identify the user, the server can verify requests without querying a database every time. This makes JWTs very useful</w:t>
       </w:r>
       <w:r>
         <w:rPr>
           <w:rFonts w:ascii="Calibri" w:hAnsi="Calibri" w:cs="Calibri"/>
-          <w:sz w:val="36"/>
-          <w:szCs w:val="36"/>
+          <w:sz w:val="34"/>
+          <w:szCs w:val="34"/>
         </w:rPr>
         <w:t xml:space="preserve"> </w:t>
       </w:r>
       <w:r>
         <w:rPr>
           <w:rFonts w:ascii="Calibri" w:hAnsi="Calibri" w:cs="Calibri"/>
-          <w:sz w:val="36"/>
-          <w:szCs w:val="36"/>
+          <w:sz w:val="34"/>
+          <w:szCs w:val="34"/>
         </w:rPr>
         <w:t>in distributed systems and microservice architectures.</w:t>
       </w:r>
@@ -4613,39 +4693,39 @@
         <w:jc w:val="both"/>
         <w:rPr>
           <w:rFonts w:ascii="Calibri" w:hAnsi="Calibri" w:cs="Calibri"/>
-          <w:sz w:val="36"/>
-          <w:szCs w:val="36"/>
-        </w:rPr>
-      </w:pPr>
-      <w:r>
-        <w:rPr>
-          <w:rFonts w:ascii="Calibri" w:hAnsi="Calibri" w:cs="Calibri"/>
-          <w:sz w:val="36"/>
-          <w:szCs w:val="36"/>
+          <w:sz w:val="34"/>
+          <w:szCs w:val="34"/>
+        </w:rPr>
+      </w:pPr>
+      <w:r>
+        <w:rPr>
+          <w:rFonts w:ascii="Calibri" w:hAnsi="Calibri" w:cs="Calibri"/>
+          <w:sz w:val="34"/>
+          <w:szCs w:val="34"/>
         </w:rPr>
         <w:t xml:space="preserve"># </w:t>
       </w:r>
       <w:r>
         <w:rPr>
           <w:rFonts w:ascii="Calibri" w:hAnsi="Calibri" w:cs="Calibri"/>
-          <w:sz w:val="36"/>
-          <w:szCs w:val="36"/>
+          <w:sz w:val="34"/>
+          <w:szCs w:val="34"/>
         </w:rPr>
         <w:t>When</w:t>
       </w:r>
       <w:r>
         <w:rPr>
           <w:rFonts w:ascii="Calibri" w:hAnsi="Calibri" w:cs="Calibri"/>
-          <w:sz w:val="36"/>
-          <w:szCs w:val="36"/>
+          <w:sz w:val="34"/>
+          <w:szCs w:val="34"/>
         </w:rPr>
         <w:t xml:space="preserve"> JWT</w:t>
       </w:r>
       <w:r>
         <w:rPr>
           <w:rFonts w:ascii="Calibri" w:hAnsi="Calibri" w:cs="Calibri"/>
-          <w:sz w:val="36"/>
-          <w:szCs w:val="36"/>
+          <w:sz w:val="34"/>
+          <w:szCs w:val="34"/>
         </w:rPr>
         <w:t xml:space="preserve"> tokens are used in real systems, they usually come in two forms:</w:t>
       </w:r>
@@ -4660,17 +4740,17 @@
         <w:jc w:val="both"/>
         <w:rPr>
           <w:rFonts w:ascii="Calibri" w:hAnsi="Calibri" w:cs="Calibri"/>
-          <w:sz w:val="36"/>
-          <w:szCs w:val="36"/>
-        </w:rPr>
-      </w:pPr>
-      <w:r>
-        <w:rPr>
-          <w:rFonts w:ascii="Calibri" w:hAnsi="Calibri" w:cs="Calibri"/>
-          <w:b/>
-          <w:bCs/>
-          <w:sz w:val="36"/>
-          <w:szCs w:val="36"/>
+          <w:sz w:val="34"/>
+          <w:szCs w:val="34"/>
+        </w:rPr>
+      </w:pPr>
+      <w:r>
+        <w:rPr>
+          <w:rFonts w:ascii="Calibri" w:hAnsi="Calibri" w:cs="Calibri"/>
+          <w:b/>
+          <w:bCs/>
+          <w:sz w:val="34"/>
+          <w:szCs w:val="34"/>
         </w:rPr>
         <w:t>A</w:t>
       </w:r>
@@ -4679,8 +4759,8 @@
           <w:rFonts w:ascii="Calibri" w:hAnsi="Calibri" w:cs="Calibri"/>
           <w:b/>
           <w:bCs/>
-          <w:sz w:val="36"/>
-          <w:szCs w:val="36"/>
+          <w:sz w:val="34"/>
+          <w:szCs w:val="34"/>
         </w:rPr>
         <w:t xml:space="preserve">ccess </w:t>
       </w:r>
@@ -4689,24 +4769,24 @@
           <w:rFonts w:ascii="Calibri" w:hAnsi="Calibri" w:cs="Calibri"/>
           <w:b/>
           <w:bCs/>
-          <w:sz w:val="36"/>
-          <w:szCs w:val="36"/>
+          <w:sz w:val="34"/>
+          <w:szCs w:val="34"/>
         </w:rPr>
         <w:t>Token:</w:t>
       </w:r>
       <w:r>
         <w:rPr>
           <w:rFonts w:ascii="Calibri" w:hAnsi="Calibri" w:cs="Calibri"/>
-          <w:sz w:val="36"/>
-          <w:szCs w:val="36"/>
+          <w:sz w:val="34"/>
+          <w:szCs w:val="34"/>
         </w:rPr>
         <w:t xml:space="preserve"> It</w:t>
       </w:r>
       <w:r>
         <w:rPr>
           <w:rFonts w:ascii="Calibri" w:hAnsi="Calibri" w:cs="Calibri"/>
-          <w:sz w:val="36"/>
-          <w:szCs w:val="36"/>
+          <w:sz w:val="34"/>
+          <w:szCs w:val="34"/>
         </w:rPr>
         <w:t xml:space="preserve"> is used to access protected APIs. These tokens are intentionally short-lived, often lasting only minutes or hours. If an access token is compromised, the attacker only has a limited window of time to use it.</w:t>
       </w:r>
@@ -4721,97 +4801,97 @@
         <w:jc w:val="both"/>
         <w:rPr>
           <w:rFonts w:ascii="Calibri" w:hAnsi="Calibri" w:cs="Calibri"/>
-          <w:sz w:val="36"/>
-          <w:szCs w:val="36"/>
-        </w:rPr>
-      </w:pPr>
-      <w:r>
-        <w:rPr>
-          <w:rFonts w:ascii="Calibri" w:hAnsi="Calibri" w:cs="Calibri"/>
-          <w:b/>
-          <w:bCs/>
-          <w:sz w:val="36"/>
-          <w:szCs w:val="36"/>
+          <w:sz w:val="34"/>
+          <w:szCs w:val="34"/>
+        </w:rPr>
+      </w:pPr>
+      <w:r>
+        <w:rPr>
+          <w:rFonts w:ascii="Calibri" w:hAnsi="Calibri" w:cs="Calibri"/>
+          <w:b/>
+          <w:bCs/>
+          <w:sz w:val="34"/>
+          <w:szCs w:val="34"/>
+        </w:rPr>
+        <w:t>Refresh Token:</w:t>
+      </w:r>
+      <w:r>
+        <w:rPr>
+          <w:rFonts w:ascii="Calibri" w:hAnsi="Calibri" w:cs="Calibri"/>
+          <w:sz w:val="34"/>
+          <w:szCs w:val="34"/>
+        </w:rPr>
+        <w:t xml:space="preserve"> a </w:t>
+      </w:r>
+      <w:r>
+        <w:rPr>
+          <w:rFonts w:ascii="Calibri" w:hAnsi="Calibri" w:cs="Calibri"/>
+          <w:sz w:val="34"/>
+          <w:szCs w:val="34"/>
+        </w:rPr>
+        <w:t>refresh token is different. It is longer-lived and is used to request a new access token when the old one expires. This allows applications to</w:t>
+      </w:r>
+      <w:r>
+        <w:rPr>
+          <w:rFonts w:ascii="Calibri" w:hAnsi="Calibri" w:cs="Calibri"/>
+          <w:sz w:val="34"/>
+          <w:szCs w:val="34"/>
+        </w:rPr>
+        <w:t xml:space="preserve"> </w:t>
+      </w:r>
+      <w:r>
+        <w:rPr>
+          <w:rFonts w:ascii="Calibri" w:hAnsi="Calibri" w:cs="Calibri"/>
+          <w:sz w:val="34"/>
+          <w:szCs w:val="34"/>
+        </w:rPr>
+        <w:t>maintain a user's login session without forcing them to repeatedly enter their credentials.</w:t>
+      </w:r>
+    </w:p>
+    <w:p>
+      <w:pPr>
+        <w:jc w:val="both"/>
+        <w:rPr>
+          <w:rFonts w:ascii="Calibri" w:hAnsi="Calibri" w:cs="Calibri"/>
+          <w:sz w:val="34"/>
+          <w:szCs w:val="34"/>
+        </w:rPr>
+      </w:pPr>
+    </w:p>
+    <w:p>
+      <w:pPr>
+        <w:jc w:val="both"/>
+        <w:rPr>
+          <w:rFonts w:ascii="Calibri" w:hAnsi="Calibri" w:cs="Calibri"/>
+          <w:sz w:val="34"/>
+          <w:szCs w:val="34"/>
+        </w:rPr>
+      </w:pPr>
+      <w:r>
+        <w:rPr>
+          <w:rFonts w:ascii="Calibri" w:hAnsi="Calibri" w:cs="Calibri"/>
+          <w:sz w:val="34"/>
+          <w:szCs w:val="34"/>
+        </w:rPr>
+        <w:t>Workflow of JWT:</w:t>
+      </w:r>
+    </w:p>
+    <w:p>
+      <w:pPr>
+        <w:jc w:val="both"/>
+        <w:rPr>
+          <w:rFonts w:ascii="Calibri" w:hAnsi="Calibri" w:cs="Calibri"/>
+          <w:sz w:val="34"/>
+          <w:szCs w:val="34"/>
+        </w:rPr>
+      </w:pPr>
+      <w:r>
+        <w:rPr>
+          <w:rFonts w:ascii="Calibri" w:hAnsi="Calibri" w:cs="Calibri"/>
+          <w:sz w:val="34"/>
+          <w:szCs w:val="34"/>
         </w:rPr>
         <w:lastRenderedPageBreak/>
-        <w:t>Refresh Token:</w:t>
-      </w:r>
-      <w:r>
-        <w:rPr>
-          <w:rFonts w:ascii="Calibri" w:hAnsi="Calibri" w:cs="Calibri"/>
-          <w:sz w:val="36"/>
-          <w:szCs w:val="36"/>
-        </w:rPr>
-        <w:t xml:space="preserve"> a </w:t>
-      </w:r>
-      <w:r>
-        <w:rPr>
-          <w:rFonts w:ascii="Calibri" w:hAnsi="Calibri" w:cs="Calibri"/>
-          <w:sz w:val="36"/>
-          <w:szCs w:val="36"/>
-        </w:rPr>
-        <w:t>refresh token is different. It is longer-lived and is used to request a new access token when the old one expires. This allows applications to</w:t>
-      </w:r>
-      <w:r>
-        <w:rPr>
-          <w:rFonts w:ascii="Calibri" w:hAnsi="Calibri" w:cs="Calibri"/>
-          <w:sz w:val="36"/>
-          <w:szCs w:val="36"/>
-        </w:rPr>
-        <w:t xml:space="preserve"> </w:t>
-      </w:r>
-      <w:r>
-        <w:rPr>
-          <w:rFonts w:ascii="Calibri" w:hAnsi="Calibri" w:cs="Calibri"/>
-          <w:sz w:val="36"/>
-          <w:szCs w:val="36"/>
-        </w:rPr>
-        <w:t>maintain a user's login session without forcing them to repeatedly enter their credentials.</w:t>
-      </w:r>
-    </w:p>
-    <w:p>
-      <w:pPr>
-        <w:jc w:val="both"/>
-        <w:rPr>
-          <w:rFonts w:ascii="Calibri" w:hAnsi="Calibri" w:cs="Calibri"/>
-          <w:sz w:val="36"/>
-          <w:szCs w:val="36"/>
-        </w:rPr>
-      </w:pPr>
-    </w:p>
-    <w:p>
-      <w:pPr>
-        <w:jc w:val="both"/>
-        <w:rPr>
-          <w:rFonts w:ascii="Calibri" w:hAnsi="Calibri" w:cs="Calibri"/>
-          <w:sz w:val="36"/>
-          <w:szCs w:val="36"/>
-        </w:rPr>
-      </w:pPr>
-      <w:r>
-        <w:rPr>
-          <w:rFonts w:ascii="Calibri" w:hAnsi="Calibri" w:cs="Calibri"/>
-          <w:sz w:val="36"/>
-          <w:szCs w:val="36"/>
-        </w:rPr>
-        <w:t>Workflow of JWT:</w:t>
-      </w:r>
-    </w:p>
-    <w:p>
-      <w:pPr>
-        <w:jc w:val="both"/>
-        <w:rPr>
-          <w:rFonts w:ascii="Calibri" w:hAnsi="Calibri" w:cs="Calibri"/>
-          <w:sz w:val="36"/>
-          <w:szCs w:val="36"/>
-        </w:rPr>
-      </w:pPr>
-      <w:r>
-        <w:rPr>
-          <w:rFonts w:ascii="Calibri" w:hAnsi="Calibri" w:cs="Calibri"/>
-          <w:sz w:val="36"/>
-          <w:szCs w:val="36"/>
-        </w:rPr>
         <w:t># Here’s how the authentication flow works:</w:t>
       </w:r>
     </w:p>
@@ -4822,17 +4902,17 @@
           <w:rFonts w:ascii="Calibri" w:hAnsi="Calibri" w:cs="Calibri"/>
           <w:b/>
           <w:bCs/>
-          <w:sz w:val="32"/>
-          <w:szCs w:val="32"/>
-        </w:rPr>
-      </w:pPr>
-      <w:r>
-        <w:rPr>
-          <w:rFonts w:ascii="Calibri" w:hAnsi="Calibri" w:cs="Calibri"/>
-          <w:b/>
-          <w:bCs/>
-          <w:sz w:val="32"/>
-          <w:szCs w:val="32"/>
+          <w:sz w:val="30"/>
+          <w:szCs w:val="30"/>
+        </w:rPr>
+      </w:pPr>
+      <w:r>
+        <w:rPr>
+          <w:rFonts w:ascii="Calibri" w:hAnsi="Calibri" w:cs="Calibri"/>
+          <w:b/>
+          <w:bCs/>
+          <w:sz w:val="30"/>
+          <w:szCs w:val="30"/>
         </w:rPr>
         <w:t xml:space="preserve">User logs in using credentials (username and pass) in the web page and authenticated </w:t>
       </w:r>
@@ -4844,17 +4924,17 @@
           <w:rFonts w:ascii="Calibri" w:hAnsi="Calibri" w:cs="Calibri"/>
           <w:b/>
           <w:bCs/>
-          <w:sz w:val="32"/>
-          <w:szCs w:val="32"/>
-        </w:rPr>
-      </w:pPr>
-      <w:r>
-        <w:rPr>
-          <w:rFonts w:ascii="Calibri" w:hAnsi="Calibri" w:cs="Calibri"/>
-          <w:b/>
-          <w:bCs/>
-          <w:sz w:val="32"/>
-          <w:szCs w:val="32"/>
+          <w:sz w:val="30"/>
+          <w:szCs w:val="30"/>
+        </w:rPr>
+      </w:pPr>
+      <w:r>
+        <w:rPr>
+          <w:rFonts w:ascii="Calibri" w:hAnsi="Calibri" w:cs="Calibri"/>
+          <w:b/>
+          <w:bCs/>
+          <w:sz w:val="30"/>
+          <w:szCs w:val="30"/>
         </w:rPr>
         <w:t xml:space="preserve">                </w:t>
       </w:r>
@@ -4863,8 +4943,8 @@
           <w:rFonts w:ascii="Calibri" w:hAnsi="Calibri" w:cs="Calibri"/>
           <w:b/>
           <w:bCs/>
-          <w:sz w:val="32"/>
-          <w:szCs w:val="32"/>
+          <w:sz w:val="30"/>
+          <w:szCs w:val="30"/>
         </w:rPr>
         <w:sym w:font="Wingdings" w:char="F0E2"/>
       </w:r>
@@ -4876,17 +4956,17 @@
           <w:rFonts w:ascii="Calibri" w:hAnsi="Calibri" w:cs="Calibri"/>
           <w:b/>
           <w:bCs/>
-          <w:sz w:val="32"/>
-          <w:szCs w:val="32"/>
-        </w:rPr>
-      </w:pPr>
-      <w:r>
-        <w:rPr>
-          <w:rFonts w:ascii="Calibri" w:hAnsi="Calibri" w:cs="Calibri"/>
-          <w:b/>
-          <w:bCs/>
-          <w:sz w:val="32"/>
-          <w:szCs w:val="32"/>
+          <w:sz w:val="30"/>
+          <w:szCs w:val="30"/>
+        </w:rPr>
+      </w:pPr>
+      <w:r>
+        <w:rPr>
+          <w:rFonts w:ascii="Calibri" w:hAnsi="Calibri" w:cs="Calibri"/>
+          <w:b/>
+          <w:bCs/>
+          <w:sz w:val="30"/>
+          <w:szCs w:val="30"/>
         </w:rPr>
         <w:t>Backend Server creates and signs JWT and returns Cookie + JWT</w:t>
       </w:r>
@@ -4898,17 +4978,17 @@
           <w:rFonts w:ascii="Calibri" w:hAnsi="Calibri" w:cs="Calibri"/>
           <w:b/>
           <w:bCs/>
-          <w:sz w:val="32"/>
-          <w:szCs w:val="32"/>
-        </w:rPr>
-      </w:pPr>
-      <w:r>
-        <w:rPr>
-          <w:rFonts w:ascii="Calibri" w:hAnsi="Calibri" w:cs="Calibri"/>
-          <w:b/>
-          <w:bCs/>
-          <w:sz w:val="32"/>
-          <w:szCs w:val="32"/>
+          <w:sz w:val="30"/>
+          <w:szCs w:val="30"/>
+        </w:rPr>
+      </w:pPr>
+      <w:r>
+        <w:rPr>
+          <w:rFonts w:ascii="Calibri" w:hAnsi="Calibri" w:cs="Calibri"/>
+          <w:b/>
+          <w:bCs/>
+          <w:sz w:val="30"/>
+          <w:szCs w:val="30"/>
         </w:rPr>
         <w:t xml:space="preserve">                </w:t>
       </w:r>
@@ -4917,8 +4997,8 @@
           <w:rFonts w:ascii="Calibri" w:hAnsi="Calibri" w:cs="Calibri"/>
           <w:b/>
           <w:bCs/>
-          <w:sz w:val="32"/>
-          <w:szCs w:val="32"/>
+          <w:sz w:val="30"/>
+          <w:szCs w:val="30"/>
         </w:rPr>
         <w:sym w:font="Wingdings" w:char="F0E2"/>
       </w:r>
@@ -4930,17 +5010,17 @@
           <w:rFonts w:ascii="Calibri" w:hAnsi="Calibri" w:cs="Calibri"/>
           <w:b/>
           <w:bCs/>
-          <w:sz w:val="32"/>
-          <w:szCs w:val="32"/>
-        </w:rPr>
-      </w:pPr>
-      <w:r>
-        <w:rPr>
-          <w:rFonts w:ascii="Calibri" w:hAnsi="Calibri" w:cs="Calibri"/>
-          <w:b/>
-          <w:bCs/>
-          <w:sz w:val="32"/>
-          <w:szCs w:val="32"/>
+          <w:sz w:val="30"/>
+          <w:szCs w:val="30"/>
+        </w:rPr>
+      </w:pPr>
+      <w:r>
+        <w:rPr>
+          <w:rFonts w:ascii="Calibri" w:hAnsi="Calibri" w:cs="Calibri"/>
+          <w:b/>
+          <w:bCs/>
+          <w:sz w:val="30"/>
+          <w:szCs w:val="30"/>
         </w:rPr>
         <w:t>User accesses web page again, Request + Cookie is sent</w:t>
       </w:r>
@@ -4952,17 +5032,17 @@
           <w:rFonts w:ascii="Calibri" w:hAnsi="Calibri" w:cs="Calibri"/>
           <w:b/>
           <w:bCs/>
-          <w:sz w:val="32"/>
-          <w:szCs w:val="32"/>
-        </w:rPr>
-      </w:pPr>
-      <w:r>
-        <w:rPr>
-          <w:rFonts w:ascii="Calibri" w:hAnsi="Calibri" w:cs="Calibri"/>
-          <w:b/>
-          <w:bCs/>
-          <w:sz w:val="32"/>
-          <w:szCs w:val="32"/>
+          <w:sz w:val="30"/>
+          <w:szCs w:val="30"/>
+        </w:rPr>
+      </w:pPr>
+      <w:r>
+        <w:rPr>
+          <w:rFonts w:ascii="Calibri" w:hAnsi="Calibri" w:cs="Calibri"/>
+          <w:b/>
+          <w:bCs/>
+          <w:sz w:val="30"/>
+          <w:szCs w:val="30"/>
         </w:rPr>
         <w:t xml:space="preserve">                </w:t>
       </w:r>
@@ -4971,8 +5051,8 @@
           <w:rFonts w:ascii="Calibri" w:hAnsi="Calibri" w:cs="Calibri"/>
           <w:b/>
           <w:bCs/>
-          <w:sz w:val="32"/>
-          <w:szCs w:val="32"/>
+          <w:sz w:val="30"/>
+          <w:szCs w:val="30"/>
         </w:rPr>
         <w:sym w:font="Wingdings" w:char="F0E2"/>
       </w:r>
@@ -4984,17 +5064,17 @@
           <w:rFonts w:ascii="Calibri" w:hAnsi="Calibri" w:cs="Calibri"/>
           <w:b/>
           <w:bCs/>
-          <w:sz w:val="32"/>
-          <w:szCs w:val="32"/>
-        </w:rPr>
-      </w:pPr>
-      <w:r>
-        <w:rPr>
-          <w:rFonts w:ascii="Calibri" w:hAnsi="Calibri" w:cs="Calibri"/>
-          <w:b/>
-          <w:bCs/>
-          <w:sz w:val="32"/>
-          <w:szCs w:val="32"/>
+          <w:sz w:val="30"/>
+          <w:szCs w:val="30"/>
+        </w:rPr>
+      </w:pPr>
+      <w:r>
+        <w:rPr>
+          <w:rFonts w:ascii="Calibri" w:hAnsi="Calibri" w:cs="Calibri"/>
+          <w:b/>
+          <w:bCs/>
+          <w:sz w:val="30"/>
+          <w:szCs w:val="30"/>
         </w:rPr>
         <w:t>Backend Server verifies JWT and returns Response Data after verification</w:t>
       </w:r>
@@ -5004,8 +5084,8 @@
         <w:jc w:val="both"/>
         <w:rPr>
           <w:rFonts w:ascii="Calibri" w:hAnsi="Calibri" w:cs="Calibri"/>
-          <w:sz w:val="36"/>
-          <w:szCs w:val="36"/>
+          <w:sz w:val="34"/>
+          <w:szCs w:val="34"/>
         </w:rPr>
       </w:pPr>
     </w:p>
@@ -5021,17 +5101,17 @@
           <w:rFonts w:ascii="Calibri" w:hAnsi="Calibri" w:cs="Calibri"/>
           <w:b/>
           <w:bCs/>
-          <w:sz w:val="36"/>
-          <w:szCs w:val="36"/>
-        </w:rPr>
-      </w:pPr>
-      <w:r>
-        <w:rPr>
-          <w:rFonts w:ascii="Calibri" w:hAnsi="Calibri" w:cs="Calibri"/>
-          <w:b/>
-          <w:bCs/>
-          <w:sz w:val="36"/>
-          <w:szCs w:val="36"/>
+          <w:sz w:val="34"/>
+          <w:szCs w:val="34"/>
+        </w:rPr>
+      </w:pPr>
+      <w:r>
+        <w:rPr>
+          <w:rFonts w:ascii="Calibri" w:hAnsi="Calibri" w:cs="Calibri"/>
+          <w:b/>
+          <w:bCs/>
+          <w:sz w:val="34"/>
+          <w:szCs w:val="34"/>
         </w:rPr>
         <w:t>OAuth 2.0:</w:t>
       </w:r>
@@ -5041,15 +5121,15 @@
         <w:jc w:val="both"/>
         <w:rPr>
           <w:rFonts w:ascii="Calibri" w:hAnsi="Calibri" w:cs="Calibri"/>
-          <w:sz w:val="36"/>
-          <w:szCs w:val="36"/>
-        </w:rPr>
-      </w:pPr>
-      <w:r>
-        <w:rPr>
-          <w:rFonts w:ascii="Calibri" w:hAnsi="Calibri" w:cs="Calibri"/>
-          <w:sz w:val="36"/>
-          <w:szCs w:val="36"/>
+          <w:sz w:val="34"/>
+          <w:szCs w:val="34"/>
+        </w:rPr>
+      </w:pPr>
+      <w:r>
+        <w:rPr>
+          <w:rFonts w:ascii="Calibri" w:hAnsi="Calibri" w:cs="Calibri"/>
+          <w:sz w:val="34"/>
+          <w:szCs w:val="34"/>
         </w:rPr>
         <w:t># It is an authorization framework designed to allow applications to access resources on behalf of a user without ever seeing the user's password. For example, when an application asks for permission to access our Google Drive or GitHub account, OAuth is typically used.</w:t>
       </w:r>
@@ -5059,17 +5139,16 @@
         <w:jc w:val="both"/>
         <w:rPr>
           <w:rFonts w:ascii="Calibri" w:hAnsi="Calibri" w:cs="Calibri"/>
-          <w:sz w:val="36"/>
-          <w:szCs w:val="36"/>
-        </w:rPr>
-      </w:pPr>
-      <w:r>
-        <w:rPr>
-          <w:rFonts w:ascii="Calibri" w:hAnsi="Calibri" w:cs="Calibri"/>
-          <w:sz w:val="36"/>
-          <w:szCs w:val="36"/>
-        </w:rPr>
-        <w:lastRenderedPageBreak/>
+          <w:sz w:val="34"/>
+          <w:szCs w:val="34"/>
+        </w:rPr>
+      </w:pPr>
+      <w:r>
+        <w:rPr>
+          <w:rFonts w:ascii="Calibri" w:hAnsi="Calibri" w:cs="Calibri"/>
+          <w:sz w:val="34"/>
+          <w:szCs w:val="34"/>
+        </w:rPr>
         <w:t># The user authenticates with the external provider, and the application receives an access token that grants limited permissions. OAuth focuses on authorization, deciding what an application is allowed to access.</w:t>
       </w:r>
     </w:p>
@@ -5078,15 +5157,15 @@
         <w:jc w:val="both"/>
         <w:rPr>
           <w:rFonts w:ascii="Calibri" w:hAnsi="Calibri" w:cs="Calibri"/>
-          <w:sz w:val="36"/>
-          <w:szCs w:val="36"/>
-        </w:rPr>
-      </w:pPr>
-      <w:r>
-        <w:rPr>
-          <w:rFonts w:ascii="Calibri" w:hAnsi="Calibri" w:cs="Calibri"/>
-          <w:sz w:val="36"/>
-          <w:szCs w:val="36"/>
+          <w:sz w:val="34"/>
+          <w:szCs w:val="34"/>
+        </w:rPr>
+      </w:pPr>
+      <w:r>
+        <w:rPr>
+          <w:rFonts w:ascii="Calibri" w:hAnsi="Calibri" w:cs="Calibri"/>
+          <w:sz w:val="34"/>
+          <w:szCs w:val="34"/>
         </w:rPr>
         <w:t># However, OAuth alone does not provide a standardized way to verify a user's identity. That's why OpenID Connect, often called OIDC, was introduced.</w:t>
       </w:r>
@@ -5096,8 +5175,8 @@
         <w:jc w:val="both"/>
         <w:rPr>
           <w:rFonts w:ascii="Calibri" w:hAnsi="Calibri" w:cs="Calibri"/>
-          <w:sz w:val="36"/>
-          <w:szCs w:val="36"/>
+          <w:sz w:val="34"/>
+          <w:szCs w:val="34"/>
         </w:rPr>
       </w:pPr>
     </w:p>
@@ -5113,17 +5192,17 @@
           <w:rFonts w:ascii="Calibri" w:hAnsi="Calibri" w:cs="Calibri"/>
           <w:b/>
           <w:bCs/>
-          <w:sz w:val="36"/>
-          <w:szCs w:val="36"/>
-        </w:rPr>
-      </w:pPr>
-      <w:r>
-        <w:rPr>
-          <w:rFonts w:ascii="Calibri" w:hAnsi="Calibri" w:cs="Calibri"/>
-          <w:b/>
-          <w:bCs/>
-          <w:sz w:val="36"/>
-          <w:szCs w:val="36"/>
+          <w:sz w:val="34"/>
+          <w:szCs w:val="34"/>
+        </w:rPr>
+      </w:pPr>
+      <w:r>
+        <w:rPr>
+          <w:rFonts w:ascii="Calibri" w:hAnsi="Calibri" w:cs="Calibri"/>
+          <w:b/>
+          <w:bCs/>
+          <w:sz w:val="34"/>
+          <w:szCs w:val="34"/>
         </w:rPr>
         <w:t>OpenID Connect:</w:t>
       </w:r>
@@ -5133,16 +5212,17 @@
         <w:jc w:val="both"/>
         <w:rPr>
           <w:rFonts w:ascii="Calibri" w:hAnsi="Calibri" w:cs="Calibri"/>
-          <w:sz w:val="36"/>
-          <w:szCs w:val="36"/>
-        </w:rPr>
-      </w:pPr>
-      <w:r>
-        <w:rPr>
-          <w:rFonts w:ascii="Calibri" w:hAnsi="Calibri" w:cs="Calibri"/>
-          <w:sz w:val="36"/>
-          <w:szCs w:val="36"/>
-        </w:rPr>
+          <w:sz w:val="34"/>
+          <w:szCs w:val="34"/>
+        </w:rPr>
+      </w:pPr>
+      <w:r>
+        <w:rPr>
+          <w:rFonts w:ascii="Calibri" w:hAnsi="Calibri" w:cs="Calibri"/>
+          <w:sz w:val="34"/>
+          <w:szCs w:val="34"/>
+        </w:rPr>
+        <w:lastRenderedPageBreak/>
         <w:t>#</w:t>
       </w:r>
       <w:r>
@@ -5150,8 +5230,8 @@
           <w:rFonts w:ascii="Calibri" w:hAnsi="Calibri" w:cs="Calibri"/>
           <w:b/>
           <w:bCs/>
-          <w:sz w:val="36"/>
-          <w:szCs w:val="36"/>
+          <w:sz w:val="34"/>
+          <w:szCs w:val="34"/>
         </w:rPr>
         <w:t xml:space="preserve"> </w:t>
       </w:r>
@@ -5160,16 +5240,16 @@
           <w:rFonts w:ascii="Calibri" w:hAnsi="Calibri" w:cs="Calibri"/>
           <w:b/>
           <w:bCs/>
-          <w:sz w:val="36"/>
-          <w:szCs w:val="36"/>
+          <w:sz w:val="34"/>
+          <w:szCs w:val="34"/>
         </w:rPr>
         <w:t>OIDC</w:t>
       </w:r>
       <w:r>
         <w:rPr>
           <w:rFonts w:ascii="Calibri" w:hAnsi="Calibri" w:cs="Calibri"/>
-          <w:sz w:val="36"/>
-          <w:szCs w:val="36"/>
+          <w:sz w:val="34"/>
+          <w:szCs w:val="34"/>
         </w:rPr>
         <w:t xml:space="preserve"> builds on top of</w:t>
       </w:r>
@@ -5178,16 +5258,16 @@
           <w:rFonts w:ascii="Calibri" w:hAnsi="Calibri" w:cs="Calibri"/>
           <w:b/>
           <w:bCs/>
-          <w:sz w:val="36"/>
-          <w:szCs w:val="36"/>
+          <w:sz w:val="34"/>
+          <w:szCs w:val="34"/>
         </w:rPr>
         <w:t xml:space="preserve"> OAuth 2.0</w:t>
       </w:r>
       <w:r>
         <w:rPr>
           <w:rFonts w:ascii="Calibri" w:hAnsi="Calibri" w:cs="Calibri"/>
-          <w:sz w:val="36"/>
-          <w:szCs w:val="36"/>
+          <w:sz w:val="34"/>
+          <w:szCs w:val="34"/>
         </w:rPr>
         <w:t xml:space="preserve"> and adds an identity layer. It introduces something called an ID token, which contains verified information about the user. Like:</w:t>
       </w:r>
@@ -5200,8 +5280,8 @@
           <w:b/>
           <w:bCs/>
           <w:color w:val="D86DCB" w:themeColor="accent5" w:themeTint="99"/>
-          <w:sz w:val="36"/>
-          <w:szCs w:val="36"/>
+          <w:sz w:val="34"/>
+          <w:szCs w:val="34"/>
         </w:rPr>
       </w:pPr>
       <w:r>
@@ -5210,8 +5290,8 @@
           <w:b/>
           <w:bCs/>
           <w:color w:val="D86DCB" w:themeColor="accent5" w:themeTint="99"/>
-          <w:sz w:val="36"/>
-          <w:szCs w:val="36"/>
+          <w:sz w:val="34"/>
+          <w:szCs w:val="34"/>
         </w:rPr>
         <w:t>{</w:t>
       </w:r>
@@ -5224,8 +5304,8 @@
           <w:b/>
           <w:bCs/>
           <w:color w:val="D86DCB" w:themeColor="accent5" w:themeTint="99"/>
-          <w:sz w:val="36"/>
-          <w:szCs w:val="36"/>
+          <w:sz w:val="34"/>
+          <w:szCs w:val="34"/>
         </w:rPr>
       </w:pPr>
       <w:r>
@@ -5234,8 +5314,8 @@
           <w:b/>
           <w:bCs/>
           <w:color w:val="D86DCB" w:themeColor="accent5" w:themeTint="99"/>
-          <w:sz w:val="36"/>
-          <w:szCs w:val="36"/>
+          <w:sz w:val="34"/>
+          <w:szCs w:val="34"/>
         </w:rPr>
         <w:t xml:space="preserve">  “NAME</w:t>
       </w:r>
@@ -5246,8 +5326,8 @@
           <w:b/>
           <w:bCs/>
           <w:color w:val="D86DCB" w:themeColor="accent5" w:themeTint="99"/>
-          <w:sz w:val="36"/>
-          <w:szCs w:val="36"/>
+          <w:sz w:val="34"/>
+          <w:szCs w:val="34"/>
         </w:rPr>
         <w:t>” :</w:t>
       </w:r>
@@ -5258,8 +5338,8 @@
           <w:b/>
           <w:bCs/>
           <w:color w:val="D86DCB" w:themeColor="accent5" w:themeTint="99"/>
-          <w:sz w:val="36"/>
-          <w:szCs w:val="36"/>
+          <w:sz w:val="34"/>
+          <w:szCs w:val="34"/>
         </w:rPr>
         <w:t xml:space="preserve"> “User”,</w:t>
       </w:r>
@@ -5272,8 +5352,8 @@
           <w:b/>
           <w:bCs/>
           <w:color w:val="D86DCB" w:themeColor="accent5" w:themeTint="99"/>
-          <w:sz w:val="36"/>
-          <w:szCs w:val="36"/>
+          <w:sz w:val="34"/>
+          <w:szCs w:val="34"/>
         </w:rPr>
       </w:pPr>
       <w:r>
@@ -5282,8 +5362,8 @@
           <w:b/>
           <w:bCs/>
           <w:color w:val="D86DCB" w:themeColor="accent5" w:themeTint="99"/>
-          <w:sz w:val="36"/>
-          <w:szCs w:val="36"/>
+          <w:sz w:val="34"/>
+          <w:szCs w:val="34"/>
         </w:rPr>
         <w:t xml:space="preserve">  “EMAIL</w:t>
       </w:r>
@@ -5294,8 +5374,8 @@
           <w:b/>
           <w:bCs/>
           <w:color w:val="D86DCB" w:themeColor="accent5" w:themeTint="99"/>
-          <w:sz w:val="36"/>
-          <w:szCs w:val="36"/>
+          <w:sz w:val="34"/>
+          <w:szCs w:val="34"/>
         </w:rPr>
         <w:t>” :</w:t>
       </w:r>
@@ -5306,8 +5386,8 @@
           <w:b/>
           <w:bCs/>
           <w:color w:val="D86DCB" w:themeColor="accent5" w:themeTint="99"/>
-          <w:sz w:val="36"/>
-          <w:szCs w:val="36"/>
+          <w:sz w:val="34"/>
+          <w:szCs w:val="34"/>
         </w:rPr>
         <w:t xml:space="preserve"> “user@gmail.com”</w:t>
       </w:r>
@@ -5320,8 +5400,8 @@
           <w:b/>
           <w:bCs/>
           <w:color w:val="D86DCB" w:themeColor="accent5" w:themeTint="99"/>
-          <w:sz w:val="36"/>
-          <w:szCs w:val="36"/>
+          <w:sz w:val="34"/>
+          <w:szCs w:val="34"/>
         </w:rPr>
       </w:pPr>
       <w:r>
@@ -5330,8 +5410,8 @@
           <w:b/>
           <w:bCs/>
           <w:color w:val="D86DCB" w:themeColor="accent5" w:themeTint="99"/>
-          <w:sz w:val="36"/>
-          <w:szCs w:val="36"/>
+          <w:sz w:val="34"/>
+          <w:szCs w:val="34"/>
         </w:rPr>
         <w:t>}</w:t>
       </w:r>
@@ -5341,15 +5421,15 @@
         <w:jc w:val="both"/>
         <w:rPr>
           <w:rFonts w:ascii="Calibri" w:hAnsi="Calibri" w:cs="Calibri"/>
-          <w:sz w:val="36"/>
-          <w:szCs w:val="36"/>
-        </w:rPr>
-      </w:pPr>
-      <w:r>
-        <w:rPr>
-          <w:rFonts w:ascii="Calibri" w:hAnsi="Calibri" w:cs="Calibri"/>
-          <w:sz w:val="36"/>
-          <w:szCs w:val="36"/>
+          <w:sz w:val="34"/>
+          <w:szCs w:val="34"/>
+        </w:rPr>
+      </w:pPr>
+      <w:r>
+        <w:rPr>
+          <w:rFonts w:ascii="Calibri" w:hAnsi="Calibri" w:cs="Calibri"/>
+          <w:sz w:val="34"/>
+          <w:szCs w:val="34"/>
         </w:rPr>
         <w:t># This allows applications to confirm the user's identity without managing passwords themselves. Modern login systems, such as:</w:t>
       </w:r>
@@ -5364,15 +5444,15 @@
         <w:jc w:val="both"/>
         <w:rPr>
           <w:rFonts w:ascii="Calibri" w:hAnsi="Calibri" w:cs="Calibri"/>
-          <w:sz w:val="36"/>
-          <w:szCs w:val="36"/>
-        </w:rPr>
-      </w:pPr>
-      <w:r>
-        <w:rPr>
-          <w:rFonts w:ascii="Calibri" w:hAnsi="Calibri" w:cs="Calibri"/>
-          <w:sz w:val="36"/>
-          <w:szCs w:val="36"/>
+          <w:sz w:val="34"/>
+          <w:szCs w:val="34"/>
+        </w:rPr>
+      </w:pPr>
+      <w:r>
+        <w:rPr>
+          <w:rFonts w:ascii="Calibri" w:hAnsi="Calibri" w:cs="Calibri"/>
+          <w:sz w:val="34"/>
+          <w:szCs w:val="34"/>
         </w:rPr>
         <w:t>Sign in with “Google Account”</w:t>
       </w:r>
@@ -5387,15 +5467,15 @@
         <w:jc w:val="both"/>
         <w:rPr>
           <w:rFonts w:ascii="Calibri" w:hAnsi="Calibri" w:cs="Calibri"/>
-          <w:sz w:val="36"/>
-          <w:szCs w:val="36"/>
-        </w:rPr>
-      </w:pPr>
-      <w:r>
-        <w:rPr>
-          <w:rFonts w:ascii="Calibri" w:hAnsi="Calibri" w:cs="Calibri"/>
-          <w:sz w:val="36"/>
-          <w:szCs w:val="36"/>
+          <w:sz w:val="34"/>
+          <w:szCs w:val="34"/>
+        </w:rPr>
+      </w:pPr>
+      <w:r>
+        <w:rPr>
+          <w:rFonts w:ascii="Calibri" w:hAnsi="Calibri" w:cs="Calibri"/>
+          <w:sz w:val="34"/>
+          <w:szCs w:val="34"/>
         </w:rPr>
         <w:t>Or sign in with “Microsoft Account”</w:t>
       </w:r>
@@ -5405,15 +5485,15 @@
         <w:jc w:val="both"/>
         <w:rPr>
           <w:rFonts w:ascii="Calibri" w:hAnsi="Calibri" w:cs="Calibri"/>
-          <w:sz w:val="36"/>
-          <w:szCs w:val="36"/>
-        </w:rPr>
-      </w:pPr>
-      <w:r>
-        <w:rPr>
-          <w:rFonts w:ascii="Calibri" w:hAnsi="Calibri" w:cs="Calibri"/>
-          <w:sz w:val="36"/>
-          <w:szCs w:val="36"/>
+          <w:sz w:val="34"/>
+          <w:szCs w:val="34"/>
+        </w:rPr>
+      </w:pPr>
+      <w:r>
+        <w:rPr>
+          <w:rFonts w:ascii="Calibri" w:hAnsi="Calibri" w:cs="Calibri"/>
+          <w:sz w:val="34"/>
+          <w:szCs w:val="34"/>
         </w:rPr>
         <w:t># Are typically implemented using OpenID Connect.</w:t>
       </w:r>
@@ -5423,8 +5503,8 @@
         <w:jc w:val="both"/>
         <w:rPr>
           <w:rFonts w:ascii="Calibri" w:hAnsi="Calibri" w:cs="Calibri"/>
-          <w:sz w:val="36"/>
-          <w:szCs w:val="36"/>
+          <w:sz w:val="34"/>
+          <w:szCs w:val="34"/>
         </w:rPr>
       </w:pPr>
     </w:p>
@@ -5440,19 +5520,18 @@
           <w:rFonts w:ascii="Calibri" w:hAnsi="Calibri" w:cs="Calibri"/>
           <w:b/>
           <w:bCs/>
-          <w:sz w:val="36"/>
-          <w:szCs w:val="36"/>
-        </w:rPr>
-      </w:pPr>
-      <w:r>
-        <w:rPr>
-          <w:rFonts w:ascii="Calibri" w:hAnsi="Calibri" w:cs="Calibri"/>
-          <w:b/>
-          <w:bCs/>
-          <w:sz w:val="36"/>
-          <w:szCs w:val="36"/>
-        </w:rPr>
-        <w:lastRenderedPageBreak/>
+          <w:sz w:val="34"/>
+          <w:szCs w:val="34"/>
+        </w:rPr>
+      </w:pPr>
+      <w:r>
+        <w:rPr>
+          <w:rFonts w:ascii="Calibri" w:hAnsi="Calibri" w:cs="Calibri"/>
+          <w:b/>
+          <w:bCs/>
+          <w:sz w:val="34"/>
+          <w:szCs w:val="34"/>
+        </w:rPr>
         <w:t>SSO (Single Sign On):</w:t>
       </w:r>
     </w:p>
@@ -5461,15 +5540,15 @@
         <w:jc w:val="both"/>
         <w:rPr>
           <w:rFonts w:ascii="Calibri" w:hAnsi="Calibri" w:cs="Calibri"/>
-          <w:sz w:val="36"/>
-          <w:szCs w:val="36"/>
-        </w:rPr>
-      </w:pPr>
-      <w:r>
-        <w:rPr>
-          <w:rFonts w:ascii="Calibri" w:hAnsi="Calibri" w:cs="Calibri"/>
-          <w:sz w:val="36"/>
-          <w:szCs w:val="36"/>
+          <w:sz w:val="34"/>
+          <w:szCs w:val="34"/>
+        </w:rPr>
+      </w:pPr>
+      <w:r>
+        <w:rPr>
+          <w:rFonts w:ascii="Calibri" w:hAnsi="Calibri" w:cs="Calibri"/>
+          <w:sz w:val="34"/>
+          <w:szCs w:val="34"/>
         </w:rPr>
         <w:t xml:space="preserve"># Finally, many organizations implement </w:t>
       </w:r>
@@ -5478,16 +5557,16 @@
           <w:rFonts w:ascii="Calibri" w:hAnsi="Calibri" w:cs="Calibri"/>
           <w:b/>
           <w:bCs/>
-          <w:sz w:val="36"/>
-          <w:szCs w:val="36"/>
+          <w:sz w:val="34"/>
+          <w:szCs w:val="34"/>
         </w:rPr>
         <w:t>Single Sign-On</w:t>
       </w:r>
       <w:r>
         <w:rPr>
           <w:rFonts w:ascii="Calibri" w:hAnsi="Calibri" w:cs="Calibri"/>
-          <w:sz w:val="36"/>
-          <w:szCs w:val="36"/>
+          <w:sz w:val="34"/>
+          <w:szCs w:val="34"/>
         </w:rPr>
         <w:t xml:space="preserve">, or </w:t>
       </w:r>
@@ -5496,16 +5575,16 @@
           <w:rFonts w:ascii="Calibri" w:hAnsi="Calibri" w:cs="Calibri"/>
           <w:b/>
           <w:bCs/>
-          <w:sz w:val="36"/>
-          <w:szCs w:val="36"/>
+          <w:sz w:val="34"/>
+          <w:szCs w:val="34"/>
         </w:rPr>
         <w:t>SSO</w:t>
       </w:r>
       <w:r>
         <w:rPr>
           <w:rFonts w:ascii="Calibri" w:hAnsi="Calibri" w:cs="Calibri"/>
-          <w:sz w:val="36"/>
-          <w:szCs w:val="36"/>
+          <w:sz w:val="34"/>
+          <w:szCs w:val="34"/>
         </w:rPr>
         <w:t xml:space="preserve">. </w:t>
       </w:r>
@@ -5514,16 +5593,16 @@
           <w:rFonts w:ascii="Calibri" w:hAnsi="Calibri" w:cs="Calibri"/>
           <w:b/>
           <w:bCs/>
-          <w:sz w:val="36"/>
-          <w:szCs w:val="36"/>
+          <w:sz w:val="34"/>
+          <w:szCs w:val="34"/>
         </w:rPr>
         <w:t>Single Sign-On</w:t>
       </w:r>
       <w:r>
         <w:rPr>
           <w:rFonts w:ascii="Calibri" w:hAnsi="Calibri" w:cs="Calibri"/>
-          <w:sz w:val="36"/>
-          <w:szCs w:val="36"/>
+          <w:sz w:val="34"/>
+          <w:szCs w:val="34"/>
         </w:rPr>
         <w:t xml:space="preserve"> is not a specific protocol, but a user experience. It means the user signs in once and gains access to multiple applications without logging in again.</w:t>
       </w:r>
@@ -5533,15 +5612,15 @@
         <w:jc w:val="both"/>
         <w:rPr>
           <w:rFonts w:ascii="Calibri" w:hAnsi="Calibri" w:cs="Calibri"/>
-          <w:sz w:val="36"/>
-          <w:szCs w:val="36"/>
-        </w:rPr>
-      </w:pPr>
-      <w:r>
-        <w:rPr>
-          <w:rFonts w:ascii="Calibri" w:hAnsi="Calibri" w:cs="Calibri"/>
-          <w:sz w:val="36"/>
-          <w:szCs w:val="36"/>
+          <w:sz w:val="34"/>
+          <w:szCs w:val="34"/>
+        </w:rPr>
+      </w:pPr>
+      <w:r>
+        <w:rPr>
+          <w:rFonts w:ascii="Calibri" w:hAnsi="Calibri" w:cs="Calibri"/>
+          <w:sz w:val="34"/>
+          <w:szCs w:val="34"/>
         </w:rPr>
         <w:t># For example, when we log into our company account and automatically gain access to:</w:t>
       </w:r>
@@ -5556,15 +5635,15 @@
         <w:jc w:val="both"/>
         <w:rPr>
           <w:rFonts w:ascii="Calibri" w:hAnsi="Calibri" w:cs="Calibri"/>
-          <w:sz w:val="36"/>
-          <w:szCs w:val="36"/>
-        </w:rPr>
-      </w:pPr>
-      <w:r>
-        <w:rPr>
-          <w:rFonts w:ascii="Calibri" w:hAnsi="Calibri" w:cs="Calibri"/>
-          <w:sz w:val="36"/>
-          <w:szCs w:val="36"/>
+          <w:sz w:val="34"/>
+          <w:szCs w:val="34"/>
+        </w:rPr>
+      </w:pPr>
+      <w:r>
+        <w:rPr>
+          <w:rFonts w:ascii="Calibri" w:hAnsi="Calibri" w:cs="Calibri"/>
+          <w:sz w:val="34"/>
+          <w:szCs w:val="34"/>
         </w:rPr>
         <w:t>Email</w:t>
       </w:r>
@@ -5579,15 +5658,15 @@
         <w:jc w:val="both"/>
         <w:rPr>
           <w:rFonts w:ascii="Calibri" w:hAnsi="Calibri" w:cs="Calibri"/>
-          <w:sz w:val="36"/>
-          <w:szCs w:val="36"/>
-        </w:rPr>
-      </w:pPr>
-      <w:r>
-        <w:rPr>
-          <w:rFonts w:ascii="Calibri" w:hAnsi="Calibri" w:cs="Calibri"/>
-          <w:sz w:val="36"/>
-          <w:szCs w:val="36"/>
+          <w:sz w:val="34"/>
+          <w:szCs w:val="34"/>
+        </w:rPr>
+      </w:pPr>
+      <w:r>
+        <w:rPr>
+          <w:rFonts w:ascii="Calibri" w:hAnsi="Calibri" w:cs="Calibri"/>
+          <w:sz w:val="34"/>
+          <w:szCs w:val="34"/>
         </w:rPr>
         <w:t>Dashboards</w:t>
       </w:r>
@@ -5602,15 +5681,15 @@
         <w:jc w:val="both"/>
         <w:rPr>
           <w:rFonts w:ascii="Calibri" w:hAnsi="Calibri" w:cs="Calibri"/>
-          <w:sz w:val="36"/>
-          <w:szCs w:val="36"/>
-        </w:rPr>
-      </w:pPr>
-      <w:r>
-        <w:rPr>
-          <w:rFonts w:ascii="Calibri" w:hAnsi="Calibri" w:cs="Calibri"/>
-          <w:sz w:val="36"/>
-          <w:szCs w:val="36"/>
+          <w:sz w:val="34"/>
+          <w:szCs w:val="34"/>
+        </w:rPr>
+      </w:pPr>
+      <w:r>
+        <w:rPr>
+          <w:rFonts w:ascii="Calibri" w:hAnsi="Calibri" w:cs="Calibri"/>
+          <w:sz w:val="34"/>
+          <w:szCs w:val="34"/>
         </w:rPr>
         <w:t>And internal tools,</w:t>
       </w:r>
@@ -5620,16 +5699,17 @@
         <w:jc w:val="both"/>
         <w:rPr>
           <w:rFonts w:ascii="Calibri" w:hAnsi="Calibri" w:cs="Calibri"/>
-          <w:sz w:val="36"/>
-          <w:szCs w:val="36"/>
-        </w:rPr>
-      </w:pPr>
-      <w:r>
-        <w:rPr>
-          <w:rFonts w:ascii="Calibri" w:hAnsi="Calibri" w:cs="Calibri"/>
-          <w:sz w:val="36"/>
-          <w:szCs w:val="36"/>
-        </w:rPr>
+          <w:sz w:val="34"/>
+          <w:szCs w:val="34"/>
+        </w:rPr>
+      </w:pPr>
+      <w:r>
+        <w:rPr>
+          <w:rFonts w:ascii="Calibri" w:hAnsi="Calibri" w:cs="Calibri"/>
+          <w:sz w:val="34"/>
+          <w:szCs w:val="34"/>
+        </w:rPr>
+        <w:lastRenderedPageBreak/>
         <w:t xml:space="preserve"># That is </w:t>
       </w:r>
       <w:r>
@@ -5637,16 +5717,16 @@
           <w:rFonts w:ascii="Calibri" w:hAnsi="Calibri" w:cs="Calibri"/>
           <w:b/>
           <w:bCs/>
-          <w:sz w:val="36"/>
-          <w:szCs w:val="36"/>
+          <w:sz w:val="34"/>
+          <w:szCs w:val="34"/>
         </w:rPr>
         <w:t>SSO</w:t>
       </w:r>
       <w:r>
         <w:rPr>
           <w:rFonts w:ascii="Calibri" w:hAnsi="Calibri" w:cs="Calibri"/>
-          <w:sz w:val="36"/>
-          <w:szCs w:val="36"/>
+          <w:sz w:val="34"/>
+          <w:szCs w:val="34"/>
         </w:rPr>
         <w:t xml:space="preserve">. Behind the scenes, identity protocols such as </w:t>
       </w:r>
@@ -5655,16 +5735,16 @@
           <w:rFonts w:ascii="Calibri" w:hAnsi="Calibri" w:cs="Calibri"/>
           <w:b/>
           <w:bCs/>
-          <w:sz w:val="36"/>
-          <w:szCs w:val="36"/>
+          <w:sz w:val="34"/>
+          <w:szCs w:val="34"/>
         </w:rPr>
         <w:t>OpenID Connect</w:t>
       </w:r>
       <w:r>
         <w:rPr>
           <w:rFonts w:ascii="Calibri" w:hAnsi="Calibri" w:cs="Calibri"/>
-          <w:sz w:val="36"/>
-          <w:szCs w:val="36"/>
+          <w:sz w:val="34"/>
+          <w:szCs w:val="34"/>
         </w:rPr>
         <w:t xml:space="preserve"> or </w:t>
       </w:r>
@@ -5673,16 +5753,16 @@
           <w:rFonts w:ascii="Calibri" w:hAnsi="Calibri" w:cs="Calibri"/>
           <w:b/>
           <w:bCs/>
-          <w:sz w:val="36"/>
-          <w:szCs w:val="36"/>
+          <w:sz w:val="34"/>
+          <w:szCs w:val="34"/>
         </w:rPr>
         <w:t>SAML</w:t>
       </w:r>
       <w:r>
         <w:rPr>
           <w:rFonts w:ascii="Calibri" w:hAnsi="Calibri" w:cs="Calibri"/>
-          <w:sz w:val="36"/>
-          <w:szCs w:val="36"/>
+          <w:sz w:val="34"/>
+          <w:szCs w:val="34"/>
         </w:rPr>
         <w:t xml:space="preserve"> make this possible.</w:t>
       </w:r>
@@ -5692,8 +5772,8 @@
         <w:jc w:val="both"/>
         <w:rPr>
           <w:rFonts w:ascii="Calibri" w:hAnsi="Calibri" w:cs="Calibri"/>
-          <w:sz w:val="36"/>
-          <w:szCs w:val="36"/>
+          <w:sz w:val="34"/>
+          <w:szCs w:val="34"/>
         </w:rPr>
       </w:pPr>
     </w:p>
@@ -5704,15 +5784,15 @@
           <w:rFonts w:ascii="Calibri" w:hAnsi="Calibri" w:cs="Calibri"/>
           <w:b/>
           <w:bCs/>
-          <w:sz w:val="36"/>
-          <w:szCs w:val="36"/>
-        </w:rPr>
-      </w:pPr>
-      <w:r>
-        <w:rPr>
-          <w:rFonts w:ascii="Calibri" w:hAnsi="Calibri" w:cs="Calibri"/>
-          <w:sz w:val="36"/>
-          <w:szCs w:val="36"/>
+          <w:sz w:val="34"/>
+          <w:szCs w:val="34"/>
+        </w:rPr>
+      </w:pPr>
+      <w:r>
+        <w:rPr>
+          <w:rFonts w:ascii="Calibri" w:hAnsi="Calibri" w:cs="Calibri"/>
+          <w:sz w:val="34"/>
+          <w:szCs w:val="34"/>
         </w:rPr>
         <w:t>Break</w:t>
       </w:r>
@@ -5721,29 +5801,29 @@
       <w:pPr>
         <w:rPr>
           <w:rFonts w:ascii="Calibri" w:hAnsi="Calibri" w:cs="Calibri"/>
-          <w:sz w:val="36"/>
-          <w:szCs w:val="36"/>
-        </w:rPr>
-      </w:pPr>
-    </w:p>
-    <w:p>
-      <w:pPr>
-        <w:jc w:val="both"/>
-        <w:rPr>
-          <w:rFonts w:ascii="Calibri" w:hAnsi="Calibri" w:cs="Calibri"/>
-          <w:b/>
-          <w:bCs/>
-          <w:sz w:val="36"/>
-          <w:szCs w:val="36"/>
-        </w:rPr>
-      </w:pPr>
-      <w:r>
-        <w:rPr>
-          <w:rFonts w:ascii="Calibri" w:hAnsi="Calibri" w:cs="Calibri"/>
-          <w:b/>
-          <w:bCs/>
-          <w:sz w:val="36"/>
-          <w:szCs w:val="36"/>
+          <w:sz w:val="34"/>
+          <w:szCs w:val="34"/>
+        </w:rPr>
+      </w:pPr>
+    </w:p>
+    <w:p>
+      <w:pPr>
+        <w:jc w:val="both"/>
+        <w:rPr>
+          <w:rFonts w:ascii="Calibri" w:hAnsi="Calibri" w:cs="Calibri"/>
+          <w:b/>
+          <w:bCs/>
+          <w:sz w:val="34"/>
+          <w:szCs w:val="34"/>
+        </w:rPr>
+      </w:pPr>
+      <w:r>
+        <w:rPr>
+          <w:rFonts w:ascii="Calibri" w:hAnsi="Calibri" w:cs="Calibri"/>
+          <w:b/>
+          <w:bCs/>
+          <w:sz w:val="34"/>
+          <w:szCs w:val="34"/>
         </w:rPr>
         <w:t>Idempotency in API:</w:t>
       </w:r>
@@ -5753,15 +5833,15 @@
         <w:jc w:val="both"/>
         <w:rPr>
           <w:rFonts w:ascii="Calibri" w:hAnsi="Calibri" w:cs="Calibri"/>
-          <w:sz w:val="36"/>
-          <w:szCs w:val="36"/>
-        </w:rPr>
-      </w:pPr>
-      <w:r>
-        <w:rPr>
-          <w:rFonts w:ascii="Calibri" w:hAnsi="Calibri" w:cs="Calibri"/>
-          <w:sz w:val="36"/>
-          <w:szCs w:val="36"/>
+          <w:sz w:val="34"/>
+          <w:szCs w:val="34"/>
+        </w:rPr>
+      </w:pPr>
+      <w:r>
+        <w:rPr>
+          <w:rFonts w:ascii="Calibri" w:hAnsi="Calibri" w:cs="Calibri"/>
+          <w:sz w:val="34"/>
+          <w:szCs w:val="34"/>
         </w:rPr>
         <w:t># IMPORTANT backend concept, Idempotency means “Performing the same operation multiple times has the same effect as performing it once”. Like even if same request reaches the server multiple times due to:</w:t>
       </w:r>
@@ -5776,15 +5856,15 @@
         <w:jc w:val="both"/>
         <w:rPr>
           <w:rFonts w:ascii="Calibri" w:hAnsi="Calibri" w:cs="Calibri"/>
-          <w:sz w:val="36"/>
-          <w:szCs w:val="36"/>
-        </w:rPr>
-      </w:pPr>
-      <w:r>
-        <w:rPr>
-          <w:rFonts w:ascii="Calibri" w:hAnsi="Calibri" w:cs="Calibri"/>
-          <w:sz w:val="36"/>
-          <w:szCs w:val="36"/>
+          <w:sz w:val="34"/>
+          <w:szCs w:val="34"/>
+        </w:rPr>
+      </w:pPr>
+      <w:r>
+        <w:rPr>
+          <w:rFonts w:ascii="Calibri" w:hAnsi="Calibri" w:cs="Calibri"/>
+          <w:sz w:val="34"/>
+          <w:szCs w:val="34"/>
         </w:rPr>
         <w:t>Retries</w:t>
       </w:r>
@@ -5799,15 +5879,15 @@
         <w:jc w:val="both"/>
         <w:rPr>
           <w:rFonts w:ascii="Calibri" w:hAnsi="Calibri" w:cs="Calibri"/>
-          <w:sz w:val="36"/>
-          <w:szCs w:val="36"/>
-        </w:rPr>
-      </w:pPr>
-      <w:r>
-        <w:rPr>
-          <w:rFonts w:ascii="Calibri" w:hAnsi="Calibri" w:cs="Calibri"/>
-          <w:sz w:val="36"/>
-          <w:szCs w:val="36"/>
+          <w:sz w:val="34"/>
+          <w:szCs w:val="34"/>
+        </w:rPr>
+      </w:pPr>
+      <w:r>
+        <w:rPr>
+          <w:rFonts w:ascii="Calibri" w:hAnsi="Calibri" w:cs="Calibri"/>
+          <w:sz w:val="34"/>
+          <w:szCs w:val="34"/>
         </w:rPr>
         <w:t>Timeouts</w:t>
       </w:r>
@@ -5822,15 +5902,15 @@
         <w:jc w:val="both"/>
         <w:rPr>
           <w:rFonts w:ascii="Calibri" w:hAnsi="Calibri" w:cs="Calibri"/>
-          <w:sz w:val="36"/>
-          <w:szCs w:val="36"/>
-        </w:rPr>
-      </w:pPr>
-      <w:r>
-        <w:rPr>
-          <w:rFonts w:ascii="Calibri" w:hAnsi="Calibri" w:cs="Calibri"/>
-          <w:sz w:val="36"/>
-          <w:szCs w:val="36"/>
+          <w:sz w:val="34"/>
+          <w:szCs w:val="34"/>
+        </w:rPr>
+      </w:pPr>
+      <w:r>
+        <w:rPr>
+          <w:rFonts w:ascii="Calibri" w:hAnsi="Calibri" w:cs="Calibri"/>
+          <w:sz w:val="34"/>
+          <w:szCs w:val="34"/>
         </w:rPr>
         <w:t>Or accidental double clicks</w:t>
       </w:r>
@@ -5840,109 +5920,109 @@
         <w:jc w:val="both"/>
         <w:rPr>
           <w:rFonts w:ascii="Calibri" w:hAnsi="Calibri" w:cs="Calibri"/>
-          <w:sz w:val="36"/>
-          <w:szCs w:val="36"/>
-        </w:rPr>
-      </w:pPr>
-      <w:r>
-        <w:rPr>
-          <w:rFonts w:ascii="Calibri" w:hAnsi="Calibri" w:cs="Calibri"/>
-          <w:sz w:val="36"/>
-          <w:szCs w:val="36"/>
+          <w:sz w:val="34"/>
+          <w:szCs w:val="34"/>
+        </w:rPr>
+      </w:pPr>
+      <w:r>
+        <w:rPr>
+          <w:rFonts w:ascii="Calibri" w:hAnsi="Calibri" w:cs="Calibri"/>
+          <w:sz w:val="34"/>
+          <w:szCs w:val="34"/>
+        </w:rPr>
+        <w:t># It should be the processed only once</w:t>
+      </w:r>
+    </w:p>
+    <w:p>
+      <w:pPr>
+        <w:jc w:val="both"/>
+        <w:rPr>
+          <w:rFonts w:ascii="Calibri" w:hAnsi="Calibri" w:cs="Calibri"/>
+          <w:sz w:val="34"/>
+          <w:szCs w:val="34"/>
+        </w:rPr>
+      </w:pPr>
+    </w:p>
+    <w:p>
+      <w:pPr>
+        <w:jc w:val="both"/>
+        <w:rPr>
+          <w:rFonts w:ascii="Calibri" w:hAnsi="Calibri" w:cs="Calibri"/>
+          <w:sz w:val="34"/>
+          <w:szCs w:val="34"/>
+        </w:rPr>
+      </w:pPr>
+      <w:r>
+        <w:rPr>
+          <w:rFonts w:ascii="Calibri" w:hAnsi="Calibri" w:cs="Calibri"/>
+          <w:sz w:val="34"/>
+          <w:szCs w:val="34"/>
+        </w:rPr>
+        <w:t>The Problem:</w:t>
+      </w:r>
+    </w:p>
+    <w:p>
+      <w:pPr>
+        <w:jc w:val="both"/>
+        <w:rPr>
+          <w:rFonts w:ascii="Calibri" w:hAnsi="Calibri" w:cs="Calibri"/>
+          <w:sz w:val="34"/>
+          <w:szCs w:val="34"/>
+        </w:rPr>
+      </w:pPr>
+      <w:r>
+        <w:rPr>
+          <w:rFonts w:ascii="Calibri" w:hAnsi="Calibri" w:cs="Calibri"/>
+          <w:sz w:val="34"/>
+          <w:szCs w:val="34"/>
+        </w:rPr>
+        <w:t># Imagine we are buying headphone online. We click “Pay” payment button and the payment is successful but our internet disconnects before the confirmation reaches us. We think it failed, so we click again.</w:t>
+      </w:r>
+    </w:p>
+    <w:p>
+      <w:pPr>
+        <w:jc w:val="both"/>
+        <w:rPr>
+          <w:rFonts w:ascii="Calibri" w:hAnsi="Calibri" w:cs="Calibri"/>
+          <w:sz w:val="34"/>
+          <w:szCs w:val="34"/>
+        </w:rPr>
+      </w:pPr>
+      <w:r>
+        <w:rPr>
+          <w:rFonts w:ascii="Calibri" w:hAnsi="Calibri" w:cs="Calibri"/>
+          <w:sz w:val="34"/>
+          <w:szCs w:val="34"/>
+        </w:rPr>
+        <w:t># Without idempotency our server sees two separate requests which could lead to double payment because our server processed the same request twice. Same thing can also happen during account creation</w:t>
+      </w:r>
+    </w:p>
+    <w:p>
+      <w:pPr>
+        <w:jc w:val="both"/>
+        <w:rPr>
+          <w:rFonts w:ascii="Calibri" w:hAnsi="Calibri" w:cs="Calibri"/>
+          <w:sz w:val="34"/>
+          <w:szCs w:val="34"/>
+        </w:rPr>
+      </w:pPr>
+    </w:p>
+    <w:p>
+      <w:pPr>
+        <w:jc w:val="both"/>
+        <w:rPr>
+          <w:rFonts w:ascii="Calibri" w:hAnsi="Calibri" w:cs="Calibri"/>
+          <w:sz w:val="34"/>
+          <w:szCs w:val="34"/>
+        </w:rPr>
+      </w:pPr>
+      <w:r>
+        <w:rPr>
+          <w:rFonts w:ascii="Calibri" w:hAnsi="Calibri" w:cs="Calibri"/>
+          <w:sz w:val="34"/>
+          <w:szCs w:val="34"/>
         </w:rPr>
         <w:lastRenderedPageBreak/>
-        <w:t># It should be the processed only once</w:t>
-      </w:r>
-    </w:p>
-    <w:p>
-      <w:pPr>
-        <w:jc w:val="both"/>
-        <w:rPr>
-          <w:rFonts w:ascii="Calibri" w:hAnsi="Calibri" w:cs="Calibri"/>
-          <w:sz w:val="36"/>
-          <w:szCs w:val="36"/>
-        </w:rPr>
-      </w:pPr>
-    </w:p>
-    <w:p>
-      <w:pPr>
-        <w:jc w:val="both"/>
-        <w:rPr>
-          <w:rFonts w:ascii="Calibri" w:hAnsi="Calibri" w:cs="Calibri"/>
-          <w:sz w:val="36"/>
-          <w:szCs w:val="36"/>
-        </w:rPr>
-      </w:pPr>
-      <w:r>
-        <w:rPr>
-          <w:rFonts w:ascii="Calibri" w:hAnsi="Calibri" w:cs="Calibri"/>
-          <w:sz w:val="36"/>
-          <w:szCs w:val="36"/>
-        </w:rPr>
-        <w:t>The Problem:</w:t>
-      </w:r>
-    </w:p>
-    <w:p>
-      <w:pPr>
-        <w:jc w:val="both"/>
-        <w:rPr>
-          <w:rFonts w:ascii="Calibri" w:hAnsi="Calibri" w:cs="Calibri"/>
-          <w:sz w:val="36"/>
-          <w:szCs w:val="36"/>
-        </w:rPr>
-      </w:pPr>
-      <w:r>
-        <w:rPr>
-          <w:rFonts w:ascii="Calibri" w:hAnsi="Calibri" w:cs="Calibri"/>
-          <w:sz w:val="36"/>
-          <w:szCs w:val="36"/>
-        </w:rPr>
-        <w:t># Imagine we are buying headphone online. We click “Pay” payment button and the payment is successful but our internet disconnects before the confirmation reaches us. We think it failed, so we click again.</w:t>
-      </w:r>
-    </w:p>
-    <w:p>
-      <w:pPr>
-        <w:jc w:val="both"/>
-        <w:rPr>
-          <w:rFonts w:ascii="Calibri" w:hAnsi="Calibri" w:cs="Calibri"/>
-          <w:sz w:val="36"/>
-          <w:szCs w:val="36"/>
-        </w:rPr>
-      </w:pPr>
-      <w:r>
-        <w:rPr>
-          <w:rFonts w:ascii="Calibri" w:hAnsi="Calibri" w:cs="Calibri"/>
-          <w:sz w:val="36"/>
-          <w:szCs w:val="36"/>
-        </w:rPr>
-        <w:t># Without idempotency our server sees two separate requests which could lead to double payment because our server processed the same request twice. Same thing can also happen during account creation</w:t>
-      </w:r>
-    </w:p>
-    <w:p>
-      <w:pPr>
-        <w:jc w:val="both"/>
-        <w:rPr>
-          <w:rFonts w:ascii="Calibri" w:hAnsi="Calibri" w:cs="Calibri"/>
-          <w:sz w:val="36"/>
-          <w:szCs w:val="36"/>
-        </w:rPr>
-      </w:pPr>
-    </w:p>
-    <w:p>
-      <w:pPr>
-        <w:jc w:val="both"/>
-        <w:rPr>
-          <w:rFonts w:ascii="Calibri" w:hAnsi="Calibri" w:cs="Calibri"/>
-          <w:sz w:val="36"/>
-          <w:szCs w:val="36"/>
-        </w:rPr>
-      </w:pPr>
-      <w:r>
-        <w:rPr>
-          <w:rFonts w:ascii="Calibri" w:hAnsi="Calibri" w:cs="Calibri"/>
-          <w:sz w:val="36"/>
-          <w:szCs w:val="36"/>
-        </w:rPr>
         <w:t>The Solution:</w:t>
       </w:r>
     </w:p>
@@ -5951,15 +6031,15 @@
         <w:jc w:val="both"/>
         <w:rPr>
           <w:rFonts w:ascii="Calibri" w:hAnsi="Calibri" w:cs="Calibri"/>
-          <w:sz w:val="36"/>
-          <w:szCs w:val="36"/>
-        </w:rPr>
-      </w:pPr>
-      <w:r>
-        <w:rPr>
-          <w:rFonts w:ascii="Calibri" w:hAnsi="Calibri" w:cs="Calibri"/>
-          <w:sz w:val="36"/>
-          <w:szCs w:val="36"/>
+          <w:sz w:val="34"/>
+          <w:szCs w:val="34"/>
+        </w:rPr>
+      </w:pPr>
+      <w:r>
+        <w:rPr>
+          <w:rFonts w:ascii="Calibri" w:hAnsi="Calibri" w:cs="Calibri"/>
+          <w:sz w:val="34"/>
+          <w:szCs w:val="34"/>
         </w:rPr>
         <w:t># Use Idempotency-Key. The client sends a unique key with the request. The server stores both the key and the response after processing it and if the user retires because of timeout etc.</w:t>
       </w:r>
@@ -5969,15 +6049,15 @@
         <w:jc w:val="both"/>
         <w:rPr>
           <w:rFonts w:ascii="Calibri" w:hAnsi="Calibri" w:cs="Calibri"/>
-          <w:sz w:val="36"/>
-          <w:szCs w:val="36"/>
-        </w:rPr>
-      </w:pPr>
-      <w:r>
-        <w:rPr>
-          <w:rFonts w:ascii="Calibri" w:hAnsi="Calibri" w:cs="Calibri"/>
-          <w:sz w:val="36"/>
-          <w:szCs w:val="36"/>
+          <w:sz w:val="34"/>
+          <w:szCs w:val="34"/>
+        </w:rPr>
+      </w:pPr>
+      <w:r>
+        <w:rPr>
+          <w:rFonts w:ascii="Calibri" w:hAnsi="Calibri" w:cs="Calibri"/>
+          <w:sz w:val="34"/>
+          <w:szCs w:val="34"/>
         </w:rPr>
         <w:t># Server would look for the Key first instead of processing another payment and returns the previous response</w:t>
       </w:r>
@@ -5987,31 +6067,31 @@
         <w:jc w:val="both"/>
         <w:rPr>
           <w:rFonts w:ascii="Calibri" w:hAnsi="Calibri" w:cs="Calibri"/>
-          <w:sz w:val="36"/>
-          <w:szCs w:val="36"/>
-        </w:rPr>
-      </w:pPr>
-      <w:r>
-        <w:rPr>
-          <w:rFonts w:ascii="Calibri" w:hAnsi="Calibri" w:cs="Calibri"/>
-          <w:sz w:val="36"/>
-          <w:szCs w:val="36"/>
+          <w:sz w:val="34"/>
+          <w:szCs w:val="34"/>
+        </w:rPr>
+      </w:pPr>
+      <w:r>
+        <w:rPr>
+          <w:rFonts w:ascii="Calibri" w:hAnsi="Calibri" w:cs="Calibri"/>
+          <w:sz w:val="34"/>
+          <w:szCs w:val="34"/>
         </w:rPr>
         <w:t xml:space="preserve"># </w:t>
       </w:r>
       <w:r>
         <w:rPr>
           <w:rFonts w:ascii="Calibri" w:hAnsi="Calibri" w:cs="Calibri"/>
-          <w:sz w:val="36"/>
-          <w:szCs w:val="36"/>
+          <w:sz w:val="34"/>
+          <w:szCs w:val="34"/>
         </w:rPr>
         <w:t>So,</w:t>
       </w:r>
       <w:r>
         <w:rPr>
           <w:rFonts w:ascii="Calibri" w:hAnsi="Calibri" w:cs="Calibri"/>
-          <w:sz w:val="36"/>
-          <w:szCs w:val="36"/>
+          <w:sz w:val="34"/>
+          <w:szCs w:val="34"/>
         </w:rPr>
         <w:t xml:space="preserve"> the flow becomes:</w:t>
       </w:r>
@@ -6023,17 +6103,17 @@
           <w:rFonts w:ascii="Calibri" w:hAnsi="Calibri" w:cs="Calibri"/>
           <w:b/>
           <w:bCs/>
-          <w:sz w:val="32"/>
-          <w:szCs w:val="32"/>
-        </w:rPr>
-      </w:pPr>
-      <w:r>
-        <w:rPr>
-          <w:rFonts w:ascii="Calibri" w:hAnsi="Calibri" w:cs="Calibri"/>
-          <w:b/>
-          <w:bCs/>
-          <w:sz w:val="32"/>
-          <w:szCs w:val="32"/>
+          <w:sz w:val="30"/>
+          <w:szCs w:val="30"/>
+        </w:rPr>
+      </w:pPr>
+      <w:r>
+        <w:rPr>
+          <w:rFonts w:ascii="Calibri" w:hAnsi="Calibri" w:cs="Calibri"/>
+          <w:b/>
+          <w:bCs/>
+          <w:sz w:val="30"/>
+          <w:szCs w:val="30"/>
         </w:rPr>
         <w:t>First request</w:t>
       </w:r>
@@ -6045,17 +6125,17 @@
           <w:rFonts w:ascii="Calibri" w:hAnsi="Calibri" w:cs="Calibri"/>
           <w:b/>
           <w:bCs/>
-          <w:sz w:val="32"/>
-          <w:szCs w:val="32"/>
-        </w:rPr>
-      </w:pPr>
-      <w:r>
-        <w:rPr>
-          <w:rFonts w:ascii="Calibri" w:hAnsi="Calibri" w:cs="Calibri"/>
-          <w:b/>
-          <w:bCs/>
-          <w:sz w:val="32"/>
-          <w:szCs w:val="32"/>
+          <w:sz w:val="30"/>
+          <w:szCs w:val="30"/>
+        </w:rPr>
+      </w:pPr>
+      <w:r>
+        <w:rPr>
+          <w:rFonts w:ascii="Calibri" w:hAnsi="Calibri" w:cs="Calibri"/>
+          <w:b/>
+          <w:bCs/>
+          <w:sz w:val="30"/>
+          <w:szCs w:val="30"/>
         </w:rPr>
         <w:t xml:space="preserve">User </w:t>
       </w:r>
@@ -6064,8 +6144,8 @@
           <w:rFonts w:ascii="Calibri" w:hAnsi="Calibri" w:cs="Calibri"/>
           <w:b/>
           <w:bCs/>
-          <w:sz w:val="32"/>
-          <w:szCs w:val="32"/>
+          <w:sz w:val="30"/>
+          <w:szCs w:val="30"/>
         </w:rPr>
         <w:sym w:font="Wingdings" w:char="F0E0"/>
       </w:r>
@@ -6074,8 +6154,8 @@
           <w:rFonts w:ascii="Calibri" w:hAnsi="Calibri" w:cs="Calibri"/>
           <w:b/>
           <w:bCs/>
-          <w:sz w:val="32"/>
-          <w:szCs w:val="32"/>
+          <w:sz w:val="30"/>
+          <w:szCs w:val="30"/>
         </w:rPr>
         <w:t xml:space="preserve"> Server </w:t>
       </w:r>
@@ -6084,8 +6164,8 @@
           <w:rFonts w:ascii="Calibri" w:hAnsi="Calibri" w:cs="Calibri"/>
           <w:b/>
           <w:bCs/>
-          <w:sz w:val="32"/>
-          <w:szCs w:val="32"/>
+          <w:sz w:val="30"/>
+          <w:szCs w:val="30"/>
         </w:rPr>
         <w:sym w:font="Wingdings" w:char="F0E0"/>
       </w:r>
@@ -6094,8 +6174,8 @@
           <w:rFonts w:ascii="Calibri" w:hAnsi="Calibri" w:cs="Calibri"/>
           <w:b/>
           <w:bCs/>
-          <w:sz w:val="32"/>
-          <w:szCs w:val="32"/>
+          <w:sz w:val="30"/>
+          <w:szCs w:val="30"/>
         </w:rPr>
         <w:t xml:space="preserve"> Database/Bank</w:t>
       </w:r>
@@ -6107,29 +6187,29 @@
           <w:rFonts w:ascii="Calibri" w:hAnsi="Calibri" w:cs="Calibri"/>
           <w:b/>
           <w:bCs/>
-          <w:sz w:val="32"/>
-          <w:szCs w:val="32"/>
-        </w:rPr>
-      </w:pPr>
-    </w:p>
-    <w:p>
-      <w:pPr>
-        <w:jc w:val="both"/>
-        <w:rPr>
-          <w:rFonts w:ascii="Calibri" w:hAnsi="Calibri" w:cs="Calibri"/>
-          <w:b/>
-          <w:bCs/>
-          <w:sz w:val="32"/>
-          <w:szCs w:val="32"/>
-        </w:rPr>
-      </w:pPr>
-      <w:r>
-        <w:rPr>
-          <w:rFonts w:ascii="Calibri" w:hAnsi="Calibri" w:cs="Calibri"/>
-          <w:b/>
-          <w:bCs/>
-          <w:sz w:val="32"/>
-          <w:szCs w:val="32"/>
+          <w:sz w:val="30"/>
+          <w:szCs w:val="30"/>
+        </w:rPr>
+      </w:pPr>
+    </w:p>
+    <w:p>
+      <w:pPr>
+        <w:jc w:val="both"/>
+        <w:rPr>
+          <w:rFonts w:ascii="Calibri" w:hAnsi="Calibri" w:cs="Calibri"/>
+          <w:b/>
+          <w:bCs/>
+          <w:sz w:val="30"/>
+          <w:szCs w:val="30"/>
+        </w:rPr>
+      </w:pPr>
+      <w:r>
+        <w:rPr>
+          <w:rFonts w:ascii="Calibri" w:hAnsi="Calibri" w:cs="Calibri"/>
+          <w:b/>
+          <w:bCs/>
+          <w:sz w:val="30"/>
+          <w:szCs w:val="30"/>
         </w:rPr>
         <w:t>Retry</w:t>
       </w:r>
@@ -6141,19 +6221,18 @@
           <w:rFonts w:ascii="Calibri" w:hAnsi="Calibri" w:cs="Calibri"/>
           <w:b/>
           <w:bCs/>
-          <w:sz w:val="32"/>
-          <w:szCs w:val="32"/>
-        </w:rPr>
-      </w:pPr>
-      <w:r>
-        <w:rPr>
-          <w:rFonts w:ascii="Calibri" w:hAnsi="Calibri" w:cs="Calibri"/>
-          <w:b/>
-          <w:bCs/>
-          <w:sz w:val="32"/>
-          <w:szCs w:val="32"/>
-        </w:rPr>
-        <w:lastRenderedPageBreak/>
+          <w:sz w:val="30"/>
+          <w:szCs w:val="30"/>
+        </w:rPr>
+      </w:pPr>
+      <w:r>
+        <w:rPr>
+          <w:rFonts w:ascii="Calibri" w:hAnsi="Calibri" w:cs="Calibri"/>
+          <w:b/>
+          <w:bCs/>
+          <w:sz w:val="30"/>
+          <w:szCs w:val="30"/>
+        </w:rPr>
         <w:t xml:space="preserve">User </w:t>
       </w:r>
       <w:r>
@@ -6161,8 +6240,8 @@
           <w:rFonts w:ascii="Calibri" w:hAnsi="Calibri" w:cs="Calibri"/>
           <w:b/>
           <w:bCs/>
-          <w:sz w:val="32"/>
-          <w:szCs w:val="32"/>
+          <w:sz w:val="30"/>
+          <w:szCs w:val="30"/>
         </w:rPr>
         <w:sym w:font="Wingdings" w:char="F0E0"/>
       </w:r>
@@ -6171,8 +6250,8 @@
           <w:rFonts w:ascii="Calibri" w:hAnsi="Calibri" w:cs="Calibri"/>
           <w:b/>
           <w:bCs/>
-          <w:sz w:val="32"/>
-          <w:szCs w:val="32"/>
+          <w:sz w:val="30"/>
+          <w:szCs w:val="30"/>
         </w:rPr>
         <w:t xml:space="preserve"> Server</w:t>
       </w:r>
@@ -6184,17 +6263,17 @@
           <w:rFonts w:ascii="Calibri" w:hAnsi="Calibri" w:cs="Calibri"/>
           <w:b/>
           <w:bCs/>
-          <w:sz w:val="32"/>
-          <w:szCs w:val="32"/>
-        </w:rPr>
-      </w:pPr>
-      <w:r>
-        <w:rPr>
-          <w:rFonts w:ascii="Calibri" w:hAnsi="Calibri" w:cs="Calibri"/>
-          <w:b/>
-          <w:bCs/>
-          <w:sz w:val="32"/>
-          <w:szCs w:val="32"/>
+          <w:sz w:val="30"/>
+          <w:szCs w:val="30"/>
+        </w:rPr>
+      </w:pPr>
+      <w:r>
+        <w:rPr>
+          <w:rFonts w:ascii="Calibri" w:hAnsi="Calibri" w:cs="Calibri"/>
+          <w:b/>
+          <w:bCs/>
+          <w:sz w:val="30"/>
+          <w:szCs w:val="30"/>
         </w:rPr>
         <w:t xml:space="preserve">        │</w:t>
       </w:r>
@@ -6206,17 +6285,17 @@
           <w:rFonts w:ascii="Calibri" w:hAnsi="Calibri" w:cs="Calibri"/>
           <w:b/>
           <w:bCs/>
-          <w:sz w:val="32"/>
-          <w:szCs w:val="32"/>
-        </w:rPr>
-      </w:pPr>
-      <w:r>
-        <w:rPr>
-          <w:rFonts w:ascii="Calibri" w:hAnsi="Calibri" w:cs="Calibri"/>
-          <w:b/>
-          <w:bCs/>
-          <w:sz w:val="32"/>
-          <w:szCs w:val="32"/>
+          <w:sz w:val="30"/>
+          <w:szCs w:val="30"/>
+        </w:rPr>
+      </w:pPr>
+      <w:r>
+        <w:rPr>
+          <w:rFonts w:ascii="Calibri" w:hAnsi="Calibri" w:cs="Calibri"/>
+          <w:b/>
+          <w:bCs/>
+          <w:sz w:val="30"/>
+          <w:szCs w:val="30"/>
         </w:rPr>
         <w:t xml:space="preserve">        └── Already processed.</w:t>
       </w:r>
@@ -6228,17 +6307,17 @@
           <w:rFonts w:ascii="Calibri" w:hAnsi="Calibri" w:cs="Calibri"/>
           <w:b/>
           <w:bCs/>
-          <w:sz w:val="32"/>
-          <w:szCs w:val="32"/>
-        </w:rPr>
-      </w:pPr>
-      <w:r>
-        <w:rPr>
-          <w:rFonts w:ascii="Calibri" w:hAnsi="Calibri" w:cs="Calibri"/>
-          <w:b/>
-          <w:bCs/>
-          <w:sz w:val="32"/>
-          <w:szCs w:val="32"/>
+          <w:sz w:val="30"/>
+          <w:szCs w:val="30"/>
+        </w:rPr>
+      </w:pPr>
+      <w:r>
+        <w:rPr>
+          <w:rFonts w:ascii="Calibri" w:hAnsi="Calibri" w:cs="Calibri"/>
+          <w:b/>
+          <w:bCs/>
+          <w:sz w:val="30"/>
+          <w:szCs w:val="30"/>
         </w:rPr>
         <w:t xml:space="preserve">            Return previous response.</w:t>
       </w:r>
@@ -6248,15 +6327,15 @@
         <w:jc w:val="both"/>
         <w:rPr>
           <w:rFonts w:ascii="Calibri" w:hAnsi="Calibri" w:cs="Calibri"/>
-          <w:sz w:val="36"/>
-          <w:szCs w:val="36"/>
-        </w:rPr>
-      </w:pPr>
-      <w:r>
-        <w:rPr>
-          <w:rFonts w:ascii="Calibri" w:hAnsi="Calibri" w:cs="Calibri"/>
-          <w:sz w:val="36"/>
-          <w:szCs w:val="36"/>
+          <w:sz w:val="34"/>
+          <w:szCs w:val="34"/>
+        </w:rPr>
+      </w:pPr>
+      <w:r>
+        <w:rPr>
+          <w:rFonts w:ascii="Calibri" w:hAnsi="Calibri" w:cs="Calibri"/>
+          <w:sz w:val="34"/>
+          <w:szCs w:val="34"/>
         </w:rPr>
         <w:t># There a bunch of other ways to implement Idempotency but this is the common one</w:t>
       </w:r>
@@ -6266,8 +6345,8 @@
         <w:jc w:val="both"/>
         <w:rPr>
           <w:rFonts w:ascii="Calibri" w:hAnsi="Calibri" w:cs="Calibri"/>
-          <w:sz w:val="36"/>
-          <w:szCs w:val="36"/>
+          <w:sz w:val="34"/>
+          <w:szCs w:val="34"/>
         </w:rPr>
       </w:pPr>
     </w:p>
@@ -6276,15 +6355,15 @@
         <w:jc w:val="center"/>
         <w:rPr>
           <w:rFonts w:ascii="Calibri" w:hAnsi="Calibri" w:cs="Calibri"/>
-          <w:sz w:val="36"/>
-          <w:szCs w:val="36"/>
-        </w:rPr>
-      </w:pPr>
-      <w:r>
-        <w:rPr>
-          <w:rFonts w:ascii="Calibri" w:hAnsi="Calibri" w:cs="Calibri"/>
-          <w:sz w:val="36"/>
-          <w:szCs w:val="36"/>
+          <w:sz w:val="34"/>
+          <w:szCs w:val="34"/>
+        </w:rPr>
+      </w:pPr>
+      <w:r>
+        <w:rPr>
+          <w:rFonts w:ascii="Calibri" w:hAnsi="Calibri" w:cs="Calibri"/>
+          <w:sz w:val="34"/>
+          <w:szCs w:val="34"/>
         </w:rPr>
         <w:t>Break</w:t>
       </w:r>
@@ -6294,28 +6373,28 @@
         <w:jc w:val="both"/>
         <w:rPr>
           <w:rFonts w:ascii="Calibri" w:hAnsi="Calibri" w:cs="Calibri"/>
-          <w:sz w:val="36"/>
-          <w:szCs w:val="36"/>
-        </w:rPr>
-      </w:pPr>
-    </w:p>
-    <w:p>
-      <w:pPr>
-        <w:jc w:val="both"/>
-        <w:rPr>
-          <w:rFonts w:ascii="Calibri" w:hAnsi="Calibri" w:cs="Calibri"/>
-          <w:sz w:val="36"/>
-          <w:szCs w:val="36"/>
-        </w:rPr>
-      </w:pPr>
-    </w:p>
-    <w:p>
-      <w:pPr>
-        <w:jc w:val="both"/>
-        <w:rPr>
-          <w:rFonts w:ascii="Calibri" w:hAnsi="Calibri" w:cs="Calibri"/>
-          <w:sz w:val="36"/>
-          <w:szCs w:val="36"/>
+          <w:sz w:val="34"/>
+          <w:szCs w:val="34"/>
+        </w:rPr>
+      </w:pPr>
+    </w:p>
+    <w:p>
+      <w:pPr>
+        <w:jc w:val="both"/>
+        <w:rPr>
+          <w:rFonts w:ascii="Calibri" w:hAnsi="Calibri" w:cs="Calibri"/>
+          <w:sz w:val="34"/>
+          <w:szCs w:val="34"/>
+        </w:rPr>
+      </w:pPr>
+    </w:p>
+    <w:p>
+      <w:pPr>
+        <w:jc w:val="both"/>
+        <w:rPr>
+          <w:rFonts w:ascii="Calibri" w:hAnsi="Calibri" w:cs="Calibri"/>
+          <w:sz w:val="34"/>
+          <w:szCs w:val="34"/>
         </w:rPr>
       </w:pPr>
     </w:p>

--- a/programming_mental_models/p3_types_of_api_and_api_security.docx
+++ b/programming_mental_models/p3_types_of_api_and_api_security.docx
@@ -6,18 +6,18 @@
       <w:pPr>
         <w:jc w:val="center"/>
         <w:rPr>
-          <w:rFonts w:ascii="Calibri" w:hAnsi="Calibri" w:cs="Calibri"/>
-          <w:sz w:val="42"/>
-          <w:szCs w:val="42"/>
-        </w:rPr>
-      </w:pPr>
-      <w:r>
-        <w:rPr>
-          <w:rFonts w:ascii="Calibri" w:hAnsi="Calibri" w:cs="Calibri"/>
-          <w:b/>
-          <w:bCs/>
-          <w:sz w:val="42"/>
-          <w:szCs w:val="42"/>
+          <w:rFonts w:cs="Calibri"/>
+          <w:sz w:val="40"/>
+          <w:szCs w:val="40"/>
+        </w:rPr>
+      </w:pPr>
+      <w:r>
+        <w:rPr>
+          <w:rFonts w:cs="Calibri"/>
+          <w:b/>
+          <w:bCs/>
+          <w:sz w:val="40"/>
+          <w:szCs w:val="40"/>
         </w:rPr>
         <w:t>INDEX</w:t>
       </w:r>
@@ -31,14 +31,14 @@
         </w:numPr>
         <w:jc w:val="both"/>
         <w:rPr>
-          <w:rFonts w:ascii="Calibri" w:hAnsi="Calibri" w:cs="Calibri"/>
-          <w:sz w:val="32"/>
-          <w:szCs w:val="32"/>
-        </w:rPr>
-      </w:pPr>
-      <w:r>
-        <w:rPr>
-          <w:rFonts w:ascii="Calibri" w:hAnsi="Calibri" w:cs="Calibri"/>
+          <w:rFonts w:cs="Calibri"/>
+          <w:sz w:val="32"/>
+          <w:szCs w:val="32"/>
+        </w:rPr>
+      </w:pPr>
+      <w:r>
+        <w:rPr>
+          <w:rFonts w:cs="Calibri"/>
           <w:sz w:val="32"/>
           <w:szCs w:val="32"/>
         </w:rPr>
@@ -46,77 +46,11 @@
       </w:r>
       <w:r>
         <w:rPr>
-          <w:rFonts w:ascii="Calibri" w:hAnsi="Calibri" w:cs="Calibri"/>
+          <w:rFonts w:cs="Calibri"/>
           <w:sz w:val="32"/>
           <w:szCs w:val="32"/>
         </w:rPr>
         <w:t>ypes of API</w:t>
-      </w:r>
-      <w:r>
-        <w:rPr>
-          <w:rFonts w:ascii="Calibri" w:hAnsi="Calibri" w:cs="Calibri"/>
-          <w:sz w:val="32"/>
-          <w:szCs w:val="32"/>
-        </w:rPr>
-        <w:t>……………</w:t>
-      </w:r>
-      <w:r>
-        <w:rPr>
-          <w:rFonts w:ascii="Calibri" w:hAnsi="Calibri" w:cs="Calibri"/>
-          <w:sz w:val="32"/>
-          <w:szCs w:val="32"/>
-        </w:rPr>
-        <w:t>……………………………….</w:t>
-      </w:r>
-      <w:r>
-        <w:rPr>
-          <w:rFonts w:ascii="Calibri" w:hAnsi="Calibri" w:cs="Calibri"/>
-          <w:sz w:val="32"/>
-          <w:szCs w:val="32"/>
-        </w:rPr>
-        <w:t>………</w:t>
-      </w:r>
-      <w:r>
-        <w:rPr>
-          <w:rFonts w:ascii="Calibri" w:hAnsi="Calibri" w:cs="Calibri"/>
-          <w:sz w:val="32"/>
-          <w:szCs w:val="32"/>
-        </w:rPr>
-        <w:t>…………….</w:t>
-      </w:r>
-      <w:r>
-        <w:rPr>
-          <w:rFonts w:ascii="Calibri" w:hAnsi="Calibri" w:cs="Calibri"/>
-          <w:sz w:val="32"/>
-          <w:szCs w:val="32"/>
-        </w:rPr>
-        <w:t>…</w:t>
-      </w:r>
-      <w:r>
-        <w:rPr>
-          <w:rFonts w:ascii="Calibri" w:hAnsi="Calibri" w:cs="Calibri"/>
-          <w:sz w:val="32"/>
-          <w:szCs w:val="32"/>
-        </w:rPr>
-        <w:t>………</w:t>
-      </w:r>
-      <w:proofErr w:type="gramStart"/>
-      <w:r>
-        <w:rPr>
-          <w:rFonts w:ascii="Calibri" w:hAnsi="Calibri" w:cs="Calibri"/>
-          <w:sz w:val="32"/>
-          <w:szCs w:val="32"/>
-        </w:rPr>
-        <w:t>…..</w:t>
-      </w:r>
-      <w:proofErr w:type="gramEnd"/>
-      <w:r>
-        <w:rPr>
-          <w:rFonts w:ascii="Calibri" w:hAnsi="Calibri" w:cs="Calibri"/>
-          <w:sz w:val="32"/>
-          <w:szCs w:val="32"/>
-        </w:rPr>
-        <w:t>2</w:t>
       </w:r>
     </w:p>
     <w:p>
@@ -128,84 +62,18 @@
         </w:numPr>
         <w:jc w:val="both"/>
         <w:rPr>
-          <w:rFonts w:ascii="Calibri" w:hAnsi="Calibri" w:cs="Calibri"/>
-          <w:sz w:val="32"/>
-          <w:szCs w:val="32"/>
-        </w:rPr>
-      </w:pPr>
-      <w:r>
-        <w:rPr>
-          <w:rFonts w:ascii="Calibri" w:hAnsi="Calibri" w:cs="Calibri"/>
-          <w:sz w:val="32"/>
-          <w:szCs w:val="32"/>
-        </w:rPr>
-        <w:t xml:space="preserve">API Security (Backend </w:t>
-      </w:r>
-      <w:proofErr w:type="gramStart"/>
-      <w:r>
-        <w:rPr>
-          <w:rFonts w:ascii="Calibri" w:hAnsi="Calibri" w:cs="Calibri"/>
-          <w:sz w:val="32"/>
-          <w:szCs w:val="32"/>
-        </w:rPr>
-        <w:t>Concepts)…</w:t>
-      </w:r>
-      <w:proofErr w:type="gramEnd"/>
-      <w:r>
-        <w:rPr>
-          <w:rFonts w:ascii="Calibri" w:hAnsi="Calibri" w:cs="Calibri"/>
-          <w:sz w:val="32"/>
-          <w:szCs w:val="32"/>
-        </w:rPr>
-        <w:t>…………</w:t>
-      </w:r>
-      <w:r>
-        <w:rPr>
-          <w:rFonts w:ascii="Calibri" w:hAnsi="Calibri" w:cs="Calibri"/>
-          <w:sz w:val="32"/>
-          <w:szCs w:val="32"/>
-        </w:rPr>
-        <w:t>……………</w:t>
-      </w:r>
-      <w:r>
-        <w:rPr>
-          <w:rFonts w:ascii="Calibri" w:hAnsi="Calibri" w:cs="Calibri"/>
-          <w:sz w:val="32"/>
-          <w:szCs w:val="32"/>
-        </w:rPr>
-        <w:t>…………</w:t>
-      </w:r>
-      <w:r>
-        <w:rPr>
-          <w:rFonts w:ascii="Calibri" w:hAnsi="Calibri" w:cs="Calibri"/>
-          <w:sz w:val="32"/>
-          <w:szCs w:val="32"/>
-        </w:rPr>
-        <w:t>………….</w:t>
-      </w:r>
-      <w:r>
-        <w:rPr>
-          <w:rFonts w:ascii="Calibri" w:hAnsi="Calibri" w:cs="Calibri"/>
-          <w:sz w:val="32"/>
-          <w:szCs w:val="32"/>
-        </w:rPr>
-        <w:t>…</w:t>
-      </w:r>
-      <w:r>
-        <w:rPr>
-          <w:rFonts w:ascii="Calibri" w:hAnsi="Calibri" w:cs="Calibri"/>
-          <w:sz w:val="32"/>
-          <w:szCs w:val="32"/>
-        </w:rPr>
-        <w:t>.</w:t>
-      </w:r>
-      <w:r>
-        <w:rPr>
-          <w:rFonts w:ascii="Calibri" w:hAnsi="Calibri" w:cs="Calibri"/>
-          <w:sz w:val="32"/>
-          <w:szCs w:val="32"/>
-        </w:rPr>
-        <w:t>4</w:t>
+          <w:rFonts w:cs="Calibri"/>
+          <w:sz w:val="32"/>
+          <w:szCs w:val="32"/>
+        </w:rPr>
+      </w:pPr>
+      <w:r>
+        <w:rPr>
+          <w:rFonts w:cs="Calibri"/>
+          <w:sz w:val="32"/>
+          <w:szCs w:val="32"/>
+        </w:rPr>
+        <w:t>API Security (Backend Concepts)</w:t>
       </w:r>
     </w:p>
     <w:p>
@@ -217,52 +85,18 @@
         </w:numPr>
         <w:jc w:val="both"/>
         <w:rPr>
-          <w:rFonts w:ascii="Calibri" w:hAnsi="Calibri" w:cs="Calibri"/>
-          <w:sz w:val="32"/>
-          <w:szCs w:val="32"/>
-        </w:rPr>
-      </w:pPr>
-      <w:r>
-        <w:rPr>
-          <w:rFonts w:ascii="Calibri" w:hAnsi="Calibri" w:cs="Calibri"/>
-          <w:sz w:val="32"/>
-          <w:szCs w:val="32"/>
-        </w:rPr>
-        <w:t>Types of API Authentication…………………………</w:t>
-      </w:r>
-      <w:r>
-        <w:rPr>
-          <w:rFonts w:ascii="Calibri" w:hAnsi="Calibri" w:cs="Calibri"/>
-          <w:sz w:val="32"/>
-          <w:szCs w:val="32"/>
-        </w:rPr>
-        <w:t>………</w:t>
-      </w:r>
-      <w:proofErr w:type="gramStart"/>
-      <w:r>
-        <w:rPr>
-          <w:rFonts w:ascii="Calibri" w:hAnsi="Calibri" w:cs="Calibri"/>
-          <w:sz w:val="32"/>
-          <w:szCs w:val="32"/>
-        </w:rPr>
-        <w:t>…..</w:t>
-      </w:r>
-      <w:proofErr w:type="gramEnd"/>
-      <w:r>
-        <w:rPr>
-          <w:rFonts w:ascii="Calibri" w:hAnsi="Calibri" w:cs="Calibri"/>
-          <w:sz w:val="32"/>
-          <w:szCs w:val="32"/>
-        </w:rPr>
-        <w:t>………</w:t>
-      </w:r>
-      <w:r>
-        <w:rPr>
-          <w:rFonts w:ascii="Calibri" w:hAnsi="Calibri" w:cs="Calibri"/>
-          <w:sz w:val="32"/>
-          <w:szCs w:val="32"/>
-        </w:rPr>
-        <w:t>…………10</w:t>
+          <w:rFonts w:cs="Calibri"/>
+          <w:sz w:val="32"/>
+          <w:szCs w:val="32"/>
+        </w:rPr>
+      </w:pPr>
+      <w:r>
+        <w:rPr>
+          <w:rFonts w:cs="Calibri"/>
+          <w:sz w:val="32"/>
+          <w:szCs w:val="32"/>
+        </w:rPr>
+        <w:t>Types of API Authentication</w:t>
       </w:r>
     </w:p>
     <w:p>
@@ -274,46 +108,22 @@
         </w:numPr>
         <w:jc w:val="both"/>
         <w:rPr>
-          <w:rFonts w:ascii="Calibri" w:hAnsi="Calibri" w:cs="Calibri"/>
+          <w:rFonts w:cs="Calibri"/>
           <w:sz w:val="36"/>
           <w:szCs w:val="36"/>
         </w:rPr>
       </w:pPr>
       <w:r>
         <w:rPr>
-          <w:rFonts w:ascii="Calibri" w:hAnsi="Calibri" w:cs="Calibri"/>
-          <w:sz w:val="32"/>
-          <w:szCs w:val="32"/>
-        </w:rPr>
-        <w:t>Idempotency in API………………………………………………………</w:t>
-      </w:r>
-      <w:r>
-        <w:rPr>
-          <w:rFonts w:ascii="Calibri" w:hAnsi="Calibri" w:cs="Calibri"/>
-          <w:sz w:val="32"/>
-          <w:szCs w:val="32"/>
-        </w:rPr>
-        <w:t>…………….</w:t>
-      </w:r>
-      <w:r>
-        <w:rPr>
-          <w:rFonts w:ascii="Calibri" w:hAnsi="Calibri" w:cs="Calibri"/>
-          <w:sz w:val="32"/>
-          <w:szCs w:val="32"/>
-        </w:rPr>
-        <w:t>1</w:t>
-      </w:r>
-      <w:r>
-        <w:rPr>
-          <w:rFonts w:ascii="Calibri" w:hAnsi="Calibri" w:cs="Calibri"/>
-          <w:sz w:val="32"/>
-          <w:szCs w:val="32"/>
-        </w:rPr>
-        <w:t>6</w:t>
-      </w:r>
-      <w:r>
-        <w:rPr>
-          <w:rFonts w:ascii="Calibri" w:hAnsi="Calibri" w:cs="Calibri"/>
+          <w:rFonts w:cs="Calibri"/>
+          <w:sz w:val="32"/>
+          <w:szCs w:val="32"/>
+        </w:rPr>
+        <w:t>Idempotency in API</w:t>
+      </w:r>
+      <w:r>
+        <w:rPr>
+          <w:rFonts w:cs="Calibri"/>
           <w:sz w:val="36"/>
           <w:szCs w:val="36"/>
         </w:rPr>
@@ -324,31 +134,31 @@
       <w:pPr>
         <w:jc w:val="both"/>
         <w:rPr>
-          <w:rFonts w:ascii="Calibri" w:hAnsi="Calibri" w:cs="Calibri"/>
-          <w:b/>
-          <w:bCs/>
-          <w:sz w:val="34"/>
-          <w:szCs w:val="34"/>
-        </w:rPr>
-      </w:pPr>
-      <w:r>
-        <w:rPr>
-          <w:rFonts w:ascii="Calibri" w:hAnsi="Calibri" w:cs="Calibri"/>
-          <w:b/>
-          <w:bCs/>
-          <w:sz w:val="34"/>
-          <w:szCs w:val="34"/>
+          <w:rFonts w:cs="Calibri"/>
+          <w:b/>
+          <w:bCs/>
+          <w:sz w:val="32"/>
+          <w:szCs w:val="32"/>
+        </w:rPr>
+      </w:pPr>
+      <w:r>
+        <w:rPr>
+          <w:rFonts w:cs="Calibri"/>
+          <w:b/>
+          <w:bCs/>
+          <w:sz w:val="32"/>
+          <w:szCs w:val="32"/>
         </w:rPr>
         <w:lastRenderedPageBreak/>
         <w:t>Types of API Concepts</w:t>
       </w:r>
       <w:r>
         <w:rPr>
-          <w:rFonts w:ascii="Calibri" w:hAnsi="Calibri" w:cs="Calibri"/>
-          <w:b/>
-          <w:bCs/>
-          <w:sz w:val="34"/>
-          <w:szCs w:val="34"/>
+          <w:rFonts w:cs="Calibri"/>
+          <w:b/>
+          <w:bCs/>
+          <w:sz w:val="32"/>
+          <w:szCs w:val="32"/>
         </w:rPr>
         <w:t>:</w:t>
       </w:r>
@@ -357,24 +167,24 @@
       <w:pPr>
         <w:jc w:val="both"/>
         <w:rPr>
-          <w:rFonts w:ascii="Calibri" w:hAnsi="Calibri" w:cs="Calibri"/>
-          <w:sz w:val="34"/>
-          <w:szCs w:val="34"/>
-        </w:rPr>
-      </w:pPr>
-      <w:r>
-        <w:rPr>
-          <w:rFonts w:ascii="Calibri" w:hAnsi="Calibri" w:cs="Calibri"/>
-          <w:sz w:val="34"/>
-          <w:szCs w:val="34"/>
+          <w:rFonts w:cs="Calibri"/>
+          <w:sz w:val="32"/>
+          <w:szCs w:val="32"/>
+        </w:rPr>
+      </w:pPr>
+      <w:r>
+        <w:rPr>
+          <w:rFonts w:cs="Calibri"/>
+          <w:sz w:val="32"/>
+          <w:szCs w:val="32"/>
         </w:rPr>
         <w:t xml:space="preserve"># </w:t>
       </w:r>
       <w:r>
         <w:rPr>
-          <w:rFonts w:ascii="Calibri" w:hAnsi="Calibri" w:cs="Calibri"/>
-          <w:sz w:val="34"/>
-          <w:szCs w:val="34"/>
+          <w:rFonts w:cs="Calibri"/>
+          <w:sz w:val="32"/>
+          <w:szCs w:val="32"/>
         </w:rPr>
         <w:t>APIs aren’t one-size-fits-all. Different problems need different types</w:t>
       </w:r>
@@ -383,9 +193,9 @@
       <w:pPr>
         <w:jc w:val="both"/>
         <w:rPr>
-          <w:rFonts w:ascii="Calibri" w:hAnsi="Calibri" w:cs="Calibri"/>
-          <w:sz w:val="34"/>
-          <w:szCs w:val="34"/>
+          <w:rFonts w:cs="Calibri"/>
+          <w:sz w:val="32"/>
+          <w:szCs w:val="32"/>
         </w:rPr>
       </w:pPr>
     </w:p>
@@ -398,16 +208,16 @@
         </w:numPr>
         <w:jc w:val="both"/>
         <w:rPr>
-          <w:rFonts w:ascii="Calibri" w:hAnsi="Calibri" w:cs="Calibri"/>
-          <w:sz w:val="34"/>
-          <w:szCs w:val="34"/>
-        </w:rPr>
-      </w:pPr>
-      <w:r>
-        <w:rPr>
-          <w:rFonts w:ascii="Calibri" w:hAnsi="Calibri" w:cs="Calibri"/>
-          <w:sz w:val="34"/>
-          <w:szCs w:val="34"/>
+          <w:rFonts w:cs="Calibri"/>
+          <w:sz w:val="32"/>
+          <w:szCs w:val="32"/>
+        </w:rPr>
+      </w:pPr>
+      <w:r>
+        <w:rPr>
+          <w:rFonts w:cs="Calibri"/>
+          <w:sz w:val="32"/>
+          <w:szCs w:val="32"/>
         </w:rPr>
         <w:t>Open API:</w:t>
       </w:r>
@@ -421,16 +231,16 @@
         </w:numPr>
         <w:jc w:val="both"/>
         <w:rPr>
-          <w:rFonts w:ascii="Calibri" w:hAnsi="Calibri" w:cs="Calibri"/>
-          <w:sz w:val="34"/>
-          <w:szCs w:val="34"/>
-        </w:rPr>
-      </w:pPr>
-      <w:r>
-        <w:rPr>
-          <w:rFonts w:ascii="Calibri" w:hAnsi="Calibri" w:cs="Calibri"/>
-          <w:sz w:val="34"/>
-          <w:szCs w:val="34"/>
+          <w:rFonts w:cs="Calibri"/>
+          <w:sz w:val="32"/>
+          <w:szCs w:val="32"/>
+        </w:rPr>
+      </w:pPr>
+      <w:r>
+        <w:rPr>
+          <w:rFonts w:cs="Calibri"/>
+          <w:sz w:val="32"/>
+          <w:szCs w:val="32"/>
         </w:rPr>
         <w:t>Public access for anyone.</w:t>
       </w:r>
@@ -444,32 +254,32 @@
         </w:numPr>
         <w:jc w:val="both"/>
         <w:rPr>
-          <w:rFonts w:ascii="Calibri" w:hAnsi="Calibri" w:cs="Calibri"/>
-          <w:sz w:val="34"/>
-          <w:szCs w:val="34"/>
-        </w:rPr>
-      </w:pPr>
-      <w:r>
-        <w:rPr>
-          <w:rFonts w:ascii="Calibri" w:hAnsi="Calibri" w:cs="Calibri"/>
-          <w:sz w:val="34"/>
-          <w:szCs w:val="34"/>
+          <w:rFonts w:cs="Calibri"/>
+          <w:sz w:val="32"/>
+          <w:szCs w:val="32"/>
+        </w:rPr>
+      </w:pPr>
+      <w:r>
+        <w:rPr>
+          <w:rFonts w:cs="Calibri"/>
+          <w:sz w:val="32"/>
+          <w:szCs w:val="32"/>
         </w:rPr>
         <w:t>Use</w:t>
       </w:r>
       <w:r>
         <w:rPr>
-          <w:rFonts w:ascii="Calibri" w:hAnsi="Calibri" w:cs="Calibri"/>
-          <w:sz w:val="34"/>
-          <w:szCs w:val="34"/>
+          <w:rFonts w:cs="Calibri"/>
+          <w:sz w:val="32"/>
+          <w:szCs w:val="32"/>
         </w:rPr>
         <w:t>d</w:t>
       </w:r>
       <w:r>
         <w:rPr>
-          <w:rFonts w:ascii="Calibri" w:hAnsi="Calibri" w:cs="Calibri"/>
-          <w:sz w:val="34"/>
-          <w:szCs w:val="34"/>
+          <w:rFonts w:cs="Calibri"/>
+          <w:sz w:val="32"/>
+          <w:szCs w:val="32"/>
         </w:rPr>
         <w:t xml:space="preserve"> for: Weather data, login systems, product catalogs</w:t>
       </w:r>
@@ -483,16 +293,16 @@
         </w:numPr>
         <w:jc w:val="both"/>
         <w:rPr>
-          <w:rFonts w:ascii="Calibri" w:hAnsi="Calibri" w:cs="Calibri"/>
-          <w:sz w:val="34"/>
-          <w:szCs w:val="34"/>
-        </w:rPr>
-      </w:pPr>
-      <w:r>
-        <w:rPr>
-          <w:rFonts w:ascii="Calibri" w:hAnsi="Calibri" w:cs="Calibri"/>
-          <w:sz w:val="34"/>
-          <w:szCs w:val="34"/>
+          <w:rFonts w:cs="Calibri"/>
+          <w:sz w:val="32"/>
+          <w:szCs w:val="32"/>
+        </w:rPr>
+      </w:pPr>
+      <w:r>
+        <w:rPr>
+          <w:rFonts w:cs="Calibri"/>
+          <w:sz w:val="32"/>
+          <w:szCs w:val="32"/>
         </w:rPr>
         <w:t>Example: Stripe payments, Google Maps</w:t>
       </w:r>
@@ -501,9 +311,9 @@
       <w:pPr>
         <w:jc w:val="both"/>
         <w:rPr>
-          <w:rFonts w:ascii="Calibri" w:hAnsi="Calibri" w:cs="Calibri"/>
-          <w:sz w:val="34"/>
-          <w:szCs w:val="34"/>
+          <w:rFonts w:cs="Calibri"/>
+          <w:sz w:val="32"/>
+          <w:szCs w:val="32"/>
         </w:rPr>
       </w:pPr>
     </w:p>
@@ -516,16 +326,16 @@
         </w:numPr>
         <w:jc w:val="both"/>
         <w:rPr>
-          <w:rFonts w:ascii="Calibri" w:hAnsi="Calibri" w:cs="Calibri"/>
-          <w:sz w:val="34"/>
-          <w:szCs w:val="34"/>
-        </w:rPr>
-      </w:pPr>
-      <w:r>
-        <w:rPr>
-          <w:rFonts w:ascii="Calibri" w:hAnsi="Calibri" w:cs="Calibri"/>
-          <w:sz w:val="34"/>
-          <w:szCs w:val="34"/>
+          <w:rFonts w:cs="Calibri"/>
+          <w:sz w:val="32"/>
+          <w:szCs w:val="32"/>
+        </w:rPr>
+      </w:pPr>
+      <w:r>
+        <w:rPr>
+          <w:rFonts w:cs="Calibri"/>
+          <w:sz w:val="32"/>
+          <w:szCs w:val="32"/>
         </w:rPr>
         <w:t>REST API:</w:t>
       </w:r>
@@ -539,16 +349,16 @@
         </w:numPr>
         <w:jc w:val="both"/>
         <w:rPr>
-          <w:rFonts w:ascii="Calibri" w:hAnsi="Calibri" w:cs="Calibri"/>
-          <w:sz w:val="34"/>
-          <w:szCs w:val="34"/>
-        </w:rPr>
-      </w:pPr>
-      <w:r>
-        <w:rPr>
-          <w:rFonts w:ascii="Calibri" w:hAnsi="Calibri" w:cs="Calibri"/>
-          <w:sz w:val="34"/>
-          <w:szCs w:val="34"/>
+          <w:rFonts w:cs="Calibri"/>
+          <w:sz w:val="32"/>
+          <w:szCs w:val="32"/>
+        </w:rPr>
+      </w:pPr>
+      <w:r>
+        <w:rPr>
+          <w:rFonts w:cs="Calibri"/>
+          <w:sz w:val="32"/>
+          <w:szCs w:val="32"/>
         </w:rPr>
         <w:t>HTTP-based, simple, universal.</w:t>
       </w:r>
@@ -562,32 +372,32 @@
         </w:numPr>
         <w:jc w:val="both"/>
         <w:rPr>
-          <w:rFonts w:ascii="Calibri" w:hAnsi="Calibri" w:cs="Calibri"/>
-          <w:sz w:val="34"/>
-          <w:szCs w:val="34"/>
-        </w:rPr>
-      </w:pPr>
-      <w:r>
-        <w:rPr>
-          <w:rFonts w:ascii="Calibri" w:hAnsi="Calibri" w:cs="Calibri"/>
-          <w:sz w:val="34"/>
-          <w:szCs w:val="34"/>
+          <w:rFonts w:cs="Calibri"/>
+          <w:sz w:val="32"/>
+          <w:szCs w:val="32"/>
+        </w:rPr>
+      </w:pPr>
+      <w:r>
+        <w:rPr>
+          <w:rFonts w:cs="Calibri"/>
+          <w:sz w:val="32"/>
+          <w:szCs w:val="32"/>
         </w:rPr>
         <w:t>Use</w:t>
       </w:r>
       <w:r>
         <w:rPr>
-          <w:rFonts w:ascii="Calibri" w:hAnsi="Calibri" w:cs="Calibri"/>
-          <w:sz w:val="34"/>
-          <w:szCs w:val="34"/>
+          <w:rFonts w:cs="Calibri"/>
+          <w:sz w:val="32"/>
+          <w:szCs w:val="32"/>
         </w:rPr>
         <w:t>d</w:t>
       </w:r>
       <w:r>
         <w:rPr>
-          <w:rFonts w:ascii="Calibri" w:hAnsi="Calibri" w:cs="Calibri"/>
-          <w:sz w:val="34"/>
-          <w:szCs w:val="34"/>
+          <w:rFonts w:cs="Calibri"/>
+          <w:sz w:val="32"/>
+          <w:szCs w:val="32"/>
         </w:rPr>
         <w:t xml:space="preserve"> for: 90% of modern web apps</w:t>
       </w:r>
@@ -601,16 +411,16 @@
         </w:numPr>
         <w:jc w:val="both"/>
         <w:rPr>
-          <w:rFonts w:ascii="Calibri" w:hAnsi="Calibri" w:cs="Calibri"/>
-          <w:sz w:val="34"/>
-          <w:szCs w:val="34"/>
-        </w:rPr>
-      </w:pPr>
-      <w:r>
-        <w:rPr>
-          <w:rFonts w:ascii="Calibri" w:hAnsi="Calibri" w:cs="Calibri"/>
-          <w:sz w:val="34"/>
-          <w:szCs w:val="34"/>
+          <w:rFonts w:cs="Calibri"/>
+          <w:sz w:val="32"/>
+          <w:szCs w:val="32"/>
+        </w:rPr>
+      </w:pPr>
+      <w:r>
+        <w:rPr>
+          <w:rFonts w:cs="Calibri"/>
+          <w:sz w:val="32"/>
+          <w:szCs w:val="32"/>
         </w:rPr>
         <w:t>Example: Mobile app fetching user data</w:t>
       </w:r>
@@ -619,9 +429,9 @@
       <w:pPr>
         <w:jc w:val="both"/>
         <w:rPr>
-          <w:rFonts w:ascii="Calibri" w:hAnsi="Calibri" w:cs="Calibri"/>
-          <w:sz w:val="34"/>
-          <w:szCs w:val="34"/>
+          <w:rFonts w:cs="Calibri"/>
+          <w:sz w:val="32"/>
+          <w:szCs w:val="32"/>
         </w:rPr>
       </w:pPr>
     </w:p>
@@ -634,16 +444,16 @@
         </w:numPr>
         <w:jc w:val="both"/>
         <w:rPr>
-          <w:rFonts w:ascii="Calibri" w:hAnsi="Calibri" w:cs="Calibri"/>
-          <w:sz w:val="34"/>
-          <w:szCs w:val="34"/>
-        </w:rPr>
-      </w:pPr>
-      <w:r>
-        <w:rPr>
-          <w:rFonts w:ascii="Calibri" w:hAnsi="Calibri" w:cs="Calibri"/>
-          <w:sz w:val="34"/>
-          <w:szCs w:val="34"/>
+          <w:rFonts w:cs="Calibri"/>
+          <w:sz w:val="32"/>
+          <w:szCs w:val="32"/>
+        </w:rPr>
+      </w:pPr>
+      <w:r>
+        <w:rPr>
+          <w:rFonts w:cs="Calibri"/>
+          <w:sz w:val="32"/>
+          <w:szCs w:val="32"/>
         </w:rPr>
         <w:t>SOAP API:</w:t>
       </w:r>
@@ -657,16 +467,16 @@
         </w:numPr>
         <w:jc w:val="both"/>
         <w:rPr>
-          <w:rFonts w:ascii="Calibri" w:hAnsi="Calibri" w:cs="Calibri"/>
-          <w:sz w:val="34"/>
-          <w:szCs w:val="34"/>
-        </w:rPr>
-      </w:pPr>
-      <w:r>
-        <w:rPr>
-          <w:rFonts w:ascii="Calibri" w:hAnsi="Calibri" w:cs="Calibri"/>
-          <w:sz w:val="34"/>
-          <w:szCs w:val="34"/>
+          <w:rFonts w:cs="Calibri"/>
+          <w:sz w:val="32"/>
+          <w:szCs w:val="32"/>
+        </w:rPr>
+      </w:pPr>
+      <w:r>
+        <w:rPr>
+          <w:rFonts w:cs="Calibri"/>
+          <w:sz w:val="32"/>
+          <w:szCs w:val="32"/>
         </w:rPr>
         <w:t>XML-based, strict, formal.</w:t>
       </w:r>
@@ -680,16 +490,16 @@
         </w:numPr>
         <w:jc w:val="both"/>
         <w:rPr>
-          <w:rFonts w:ascii="Calibri" w:hAnsi="Calibri" w:cs="Calibri"/>
-          <w:sz w:val="34"/>
-          <w:szCs w:val="34"/>
-        </w:rPr>
-      </w:pPr>
-      <w:r>
-        <w:rPr>
-          <w:rFonts w:ascii="Calibri" w:hAnsi="Calibri" w:cs="Calibri"/>
-          <w:sz w:val="34"/>
-          <w:szCs w:val="34"/>
+          <w:rFonts w:cs="Calibri"/>
+          <w:sz w:val="32"/>
+          <w:szCs w:val="32"/>
+        </w:rPr>
+      </w:pPr>
+      <w:r>
+        <w:rPr>
+          <w:rFonts w:cs="Calibri"/>
+          <w:sz w:val="32"/>
+          <w:szCs w:val="32"/>
         </w:rPr>
         <w:t>Use for: Banks, insurance, government</w:t>
       </w:r>
@@ -703,16 +513,16 @@
         </w:numPr>
         <w:jc w:val="both"/>
         <w:rPr>
-          <w:rFonts w:ascii="Calibri" w:hAnsi="Calibri" w:cs="Calibri"/>
-          <w:sz w:val="34"/>
-          <w:szCs w:val="34"/>
-        </w:rPr>
-      </w:pPr>
-      <w:r>
-        <w:rPr>
-          <w:rFonts w:ascii="Calibri" w:hAnsi="Calibri" w:cs="Calibri"/>
-          <w:sz w:val="34"/>
-          <w:szCs w:val="34"/>
+          <w:rFonts w:cs="Calibri"/>
+          <w:sz w:val="32"/>
+          <w:szCs w:val="32"/>
+        </w:rPr>
+      </w:pPr>
+      <w:r>
+        <w:rPr>
+          <w:rFonts w:cs="Calibri"/>
+          <w:sz w:val="32"/>
+          <w:szCs w:val="32"/>
         </w:rPr>
         <w:t>Example: Processing insurance claims, wire transfers</w:t>
       </w:r>
@@ -721,9 +531,9 @@
       <w:pPr>
         <w:jc w:val="both"/>
         <w:rPr>
-          <w:rFonts w:ascii="Calibri" w:hAnsi="Calibri" w:cs="Calibri"/>
-          <w:sz w:val="34"/>
-          <w:szCs w:val="34"/>
+          <w:rFonts w:cs="Calibri"/>
+          <w:sz w:val="32"/>
+          <w:szCs w:val="32"/>
         </w:rPr>
       </w:pPr>
     </w:p>
@@ -736,26 +546,26 @@
         </w:numPr>
         <w:jc w:val="both"/>
         <w:rPr>
-          <w:rFonts w:ascii="Calibri" w:hAnsi="Calibri" w:cs="Calibri"/>
-          <w:sz w:val="34"/>
-          <w:szCs w:val="34"/>
+          <w:rFonts w:cs="Calibri"/>
+          <w:sz w:val="32"/>
+          <w:szCs w:val="32"/>
         </w:rPr>
       </w:pPr>
       <w:proofErr w:type="spellStart"/>
       <w:r>
         <w:rPr>
-          <w:rFonts w:ascii="Calibri" w:hAnsi="Calibri" w:cs="Calibri"/>
-          <w:sz w:val="34"/>
-          <w:szCs w:val="34"/>
+          <w:rFonts w:cs="Calibri"/>
+          <w:sz w:val="32"/>
+          <w:szCs w:val="32"/>
         </w:rPr>
         <w:t>GraphQL</w:t>
       </w:r>
       <w:proofErr w:type="spellEnd"/>
       <w:r>
         <w:rPr>
-          <w:rFonts w:ascii="Calibri" w:hAnsi="Calibri" w:cs="Calibri"/>
-          <w:sz w:val="34"/>
-          <w:szCs w:val="34"/>
+          <w:rFonts w:cs="Calibri"/>
+          <w:sz w:val="32"/>
+          <w:szCs w:val="32"/>
         </w:rPr>
         <w:t xml:space="preserve"> API:</w:t>
       </w:r>
@@ -769,16 +579,16 @@
         </w:numPr>
         <w:jc w:val="both"/>
         <w:rPr>
-          <w:rFonts w:ascii="Calibri" w:hAnsi="Calibri" w:cs="Calibri"/>
-          <w:sz w:val="34"/>
-          <w:szCs w:val="34"/>
-        </w:rPr>
-      </w:pPr>
-      <w:r>
-        <w:rPr>
-          <w:rFonts w:ascii="Calibri" w:hAnsi="Calibri" w:cs="Calibri"/>
-          <w:sz w:val="34"/>
-          <w:szCs w:val="34"/>
+          <w:rFonts w:cs="Calibri"/>
+          <w:sz w:val="32"/>
+          <w:szCs w:val="32"/>
+        </w:rPr>
+      </w:pPr>
+      <w:r>
+        <w:rPr>
+          <w:rFonts w:cs="Calibri"/>
+          <w:sz w:val="32"/>
+          <w:szCs w:val="32"/>
         </w:rPr>
         <w:t>Query exactly what you need.</w:t>
       </w:r>
@@ -792,16 +602,16 @@
         </w:numPr>
         <w:jc w:val="both"/>
         <w:rPr>
-          <w:rFonts w:ascii="Calibri" w:hAnsi="Calibri" w:cs="Calibri"/>
-          <w:sz w:val="34"/>
-          <w:szCs w:val="34"/>
-        </w:rPr>
-      </w:pPr>
-      <w:r>
-        <w:rPr>
-          <w:rFonts w:ascii="Calibri" w:hAnsi="Calibri" w:cs="Calibri"/>
-          <w:sz w:val="34"/>
-          <w:szCs w:val="34"/>
+          <w:rFonts w:cs="Calibri"/>
+          <w:sz w:val="32"/>
+          <w:szCs w:val="32"/>
+        </w:rPr>
+      </w:pPr>
+      <w:r>
+        <w:rPr>
+          <w:rFonts w:cs="Calibri"/>
+          <w:sz w:val="32"/>
+          <w:szCs w:val="32"/>
         </w:rPr>
         <w:t>Use for: Complex data with many relationships</w:t>
       </w:r>
@@ -815,16 +625,16 @@
         </w:numPr>
         <w:jc w:val="both"/>
         <w:rPr>
-          <w:rFonts w:ascii="Calibri" w:hAnsi="Calibri" w:cs="Calibri"/>
-          <w:sz w:val="34"/>
-          <w:szCs w:val="34"/>
-        </w:rPr>
-      </w:pPr>
-      <w:r>
-        <w:rPr>
-          <w:rFonts w:ascii="Calibri" w:hAnsi="Calibri" w:cs="Calibri"/>
-          <w:sz w:val="34"/>
-          <w:szCs w:val="34"/>
+          <w:rFonts w:cs="Calibri"/>
+          <w:sz w:val="32"/>
+          <w:szCs w:val="32"/>
+        </w:rPr>
+      </w:pPr>
+      <w:r>
+        <w:rPr>
+          <w:rFonts w:cs="Calibri"/>
+          <w:sz w:val="32"/>
+          <w:szCs w:val="32"/>
         </w:rPr>
         <w:t>Example: Facebook feed (only fetch what's needed)</w:t>
       </w:r>
@@ -833,9 +643,9 @@
       <w:pPr>
         <w:jc w:val="both"/>
         <w:rPr>
-          <w:rFonts w:ascii="Calibri" w:hAnsi="Calibri" w:cs="Calibri"/>
-          <w:sz w:val="34"/>
-          <w:szCs w:val="34"/>
+          <w:rFonts w:cs="Calibri"/>
+          <w:sz w:val="32"/>
+          <w:szCs w:val="32"/>
         </w:rPr>
       </w:pPr>
     </w:p>
@@ -848,16 +658,16 @@
         </w:numPr>
         <w:jc w:val="both"/>
         <w:rPr>
-          <w:rFonts w:ascii="Calibri" w:hAnsi="Calibri" w:cs="Calibri"/>
-          <w:sz w:val="34"/>
-          <w:szCs w:val="34"/>
-        </w:rPr>
-      </w:pPr>
-      <w:r>
-        <w:rPr>
-          <w:rFonts w:ascii="Calibri" w:hAnsi="Calibri" w:cs="Calibri"/>
-          <w:sz w:val="34"/>
-          <w:szCs w:val="34"/>
+          <w:rFonts w:cs="Calibri"/>
+          <w:sz w:val="32"/>
+          <w:szCs w:val="32"/>
+        </w:rPr>
+      </w:pPr>
+      <w:r>
+        <w:rPr>
+          <w:rFonts w:cs="Calibri"/>
+          <w:sz w:val="32"/>
+          <w:szCs w:val="32"/>
         </w:rPr>
         <w:t>Backend To Backend:</w:t>
       </w:r>
@@ -871,18 +681,17 @@
         </w:numPr>
         <w:jc w:val="both"/>
         <w:rPr>
-          <w:rFonts w:ascii="Calibri" w:hAnsi="Calibri" w:cs="Calibri"/>
-          <w:sz w:val="34"/>
-          <w:szCs w:val="34"/>
-        </w:rPr>
-      </w:pPr>
-      <w:r>
-        <w:rPr>
-          <w:rFonts w:ascii="Calibri" w:hAnsi="Calibri" w:cs="Calibri"/>
-          <w:sz w:val="34"/>
-          <w:szCs w:val="34"/>
-        </w:rPr>
-        <w:lastRenderedPageBreak/>
+          <w:rFonts w:cs="Calibri"/>
+          <w:sz w:val="32"/>
+          <w:szCs w:val="32"/>
+        </w:rPr>
+      </w:pPr>
+      <w:r>
+        <w:rPr>
+          <w:rFonts w:cs="Calibri"/>
+          <w:sz w:val="32"/>
+          <w:szCs w:val="32"/>
+        </w:rPr>
         <w:t>Internal microservices talking.</w:t>
       </w:r>
     </w:p>
@@ -895,32 +704,33 @@
         </w:numPr>
         <w:jc w:val="both"/>
         <w:rPr>
-          <w:rFonts w:ascii="Calibri" w:hAnsi="Calibri" w:cs="Calibri"/>
-          <w:sz w:val="34"/>
-          <w:szCs w:val="34"/>
-        </w:rPr>
-      </w:pPr>
-      <w:r>
-        <w:rPr>
-          <w:rFonts w:ascii="Calibri" w:hAnsi="Calibri" w:cs="Calibri"/>
-          <w:sz w:val="34"/>
-          <w:szCs w:val="34"/>
-        </w:rPr>
+          <w:rFonts w:cs="Calibri"/>
+          <w:sz w:val="32"/>
+          <w:szCs w:val="32"/>
+        </w:rPr>
+      </w:pPr>
+      <w:r>
+        <w:rPr>
+          <w:rFonts w:cs="Calibri"/>
+          <w:sz w:val="32"/>
+          <w:szCs w:val="32"/>
+        </w:rPr>
+        <w:lastRenderedPageBreak/>
         <w:t xml:space="preserve">Use for: </w:t>
       </w:r>
       <w:r>
         <w:rPr>
-          <w:rFonts w:ascii="Calibri" w:hAnsi="Calibri" w:cs="Calibri"/>
-          <w:sz w:val="34"/>
-          <w:szCs w:val="34"/>
+          <w:rFonts w:cs="Calibri"/>
+          <w:sz w:val="32"/>
+          <w:szCs w:val="32"/>
         </w:rPr>
         <w:t>O</w:t>
       </w:r>
       <w:r>
         <w:rPr>
-          <w:rFonts w:ascii="Calibri" w:hAnsi="Calibri" w:cs="Calibri"/>
-          <w:sz w:val="34"/>
-          <w:szCs w:val="34"/>
+          <w:rFonts w:cs="Calibri"/>
+          <w:sz w:val="32"/>
+          <w:szCs w:val="32"/>
         </w:rPr>
         <w:t>ur own system architecture</w:t>
       </w:r>
@@ -934,16 +744,16 @@
         </w:numPr>
         <w:jc w:val="both"/>
         <w:rPr>
-          <w:rFonts w:ascii="Calibri" w:hAnsi="Calibri" w:cs="Calibri"/>
-          <w:sz w:val="34"/>
-          <w:szCs w:val="34"/>
-        </w:rPr>
-      </w:pPr>
-      <w:r>
-        <w:rPr>
-          <w:rFonts w:ascii="Calibri" w:hAnsi="Calibri" w:cs="Calibri"/>
-          <w:sz w:val="34"/>
-          <w:szCs w:val="34"/>
+          <w:rFonts w:cs="Calibri"/>
+          <w:sz w:val="32"/>
+          <w:szCs w:val="32"/>
+        </w:rPr>
+      </w:pPr>
+      <w:r>
+        <w:rPr>
+          <w:rFonts w:cs="Calibri"/>
+          <w:sz w:val="32"/>
+          <w:szCs w:val="32"/>
         </w:rPr>
         <w:t>Example: Auth service → User service → Payment service</w:t>
       </w:r>
@@ -952,9 +762,9 @@
       <w:pPr>
         <w:jc w:val="both"/>
         <w:rPr>
-          <w:rFonts w:ascii="Calibri" w:hAnsi="Calibri" w:cs="Calibri"/>
-          <w:sz w:val="34"/>
-          <w:szCs w:val="34"/>
+          <w:rFonts w:cs="Calibri"/>
+          <w:sz w:val="32"/>
+          <w:szCs w:val="32"/>
         </w:rPr>
       </w:pPr>
     </w:p>
@@ -967,16 +777,16 @@
         </w:numPr>
         <w:jc w:val="both"/>
         <w:rPr>
-          <w:rFonts w:ascii="Calibri" w:hAnsi="Calibri" w:cs="Calibri"/>
-          <w:sz w:val="34"/>
-          <w:szCs w:val="34"/>
-        </w:rPr>
-      </w:pPr>
-      <w:r>
-        <w:rPr>
-          <w:rFonts w:ascii="Calibri" w:hAnsi="Calibri" w:cs="Calibri"/>
-          <w:sz w:val="34"/>
-          <w:szCs w:val="34"/>
+          <w:rFonts w:cs="Calibri"/>
+          <w:sz w:val="32"/>
+          <w:szCs w:val="32"/>
+        </w:rPr>
+      </w:pPr>
+      <w:r>
+        <w:rPr>
+          <w:rFonts w:cs="Calibri"/>
+          <w:sz w:val="32"/>
+          <w:szCs w:val="32"/>
         </w:rPr>
         <w:t>Frontend To Backend:</w:t>
       </w:r>
@@ -990,24 +800,24 @@
         </w:numPr>
         <w:jc w:val="both"/>
         <w:rPr>
-          <w:rFonts w:ascii="Calibri" w:hAnsi="Calibri" w:cs="Calibri"/>
-          <w:sz w:val="34"/>
-          <w:szCs w:val="34"/>
-        </w:rPr>
-      </w:pPr>
-      <w:r>
-        <w:rPr>
-          <w:rFonts w:ascii="Calibri" w:hAnsi="Calibri" w:cs="Calibri"/>
-          <w:sz w:val="34"/>
-          <w:szCs w:val="34"/>
+          <w:rFonts w:cs="Calibri"/>
+          <w:sz w:val="32"/>
+          <w:szCs w:val="32"/>
+        </w:rPr>
+      </w:pPr>
+      <w:r>
+        <w:rPr>
+          <w:rFonts w:cs="Calibri"/>
+          <w:sz w:val="32"/>
+          <w:szCs w:val="32"/>
         </w:rPr>
         <w:t>O</w:t>
       </w:r>
       <w:r>
         <w:rPr>
-          <w:rFonts w:ascii="Calibri" w:hAnsi="Calibri" w:cs="Calibri"/>
-          <w:sz w:val="34"/>
-          <w:szCs w:val="34"/>
+          <w:rFonts w:cs="Calibri"/>
+          <w:sz w:val="32"/>
+          <w:szCs w:val="32"/>
         </w:rPr>
         <w:t>ur UI requesting server data.</w:t>
       </w:r>
@@ -1021,16 +831,16 @@
         </w:numPr>
         <w:jc w:val="both"/>
         <w:rPr>
-          <w:rFonts w:ascii="Calibri" w:hAnsi="Calibri" w:cs="Calibri"/>
-          <w:sz w:val="34"/>
-          <w:szCs w:val="34"/>
-        </w:rPr>
-      </w:pPr>
-      <w:r>
-        <w:rPr>
-          <w:rFonts w:ascii="Calibri" w:hAnsi="Calibri" w:cs="Calibri"/>
-          <w:sz w:val="34"/>
-          <w:szCs w:val="34"/>
+          <w:rFonts w:cs="Calibri"/>
+          <w:sz w:val="32"/>
+          <w:szCs w:val="32"/>
+        </w:rPr>
+      </w:pPr>
+      <w:r>
+        <w:rPr>
+          <w:rFonts w:cs="Calibri"/>
+          <w:sz w:val="32"/>
+          <w:szCs w:val="32"/>
         </w:rPr>
         <w:t>Use for: Every web/mobile app interaction</w:t>
       </w:r>
@@ -1044,16 +854,16 @@
         </w:numPr>
         <w:jc w:val="both"/>
         <w:rPr>
-          <w:rFonts w:ascii="Calibri" w:hAnsi="Calibri" w:cs="Calibri"/>
-          <w:sz w:val="34"/>
-          <w:szCs w:val="34"/>
-        </w:rPr>
-      </w:pPr>
-      <w:r>
-        <w:rPr>
-          <w:rFonts w:ascii="Calibri" w:hAnsi="Calibri" w:cs="Calibri"/>
-          <w:sz w:val="34"/>
-          <w:szCs w:val="34"/>
+          <w:rFonts w:cs="Calibri"/>
+          <w:sz w:val="32"/>
+          <w:szCs w:val="32"/>
+        </w:rPr>
+      </w:pPr>
+      <w:r>
+        <w:rPr>
+          <w:rFonts w:cs="Calibri"/>
+          <w:sz w:val="32"/>
+          <w:szCs w:val="32"/>
         </w:rPr>
         <w:t>Example: Login, search, profile updates</w:t>
       </w:r>
@@ -1062,9 +872,9 @@
       <w:pPr>
         <w:jc w:val="both"/>
         <w:rPr>
-          <w:rFonts w:ascii="Calibri" w:hAnsi="Calibri" w:cs="Calibri"/>
-          <w:sz w:val="34"/>
-          <w:szCs w:val="34"/>
+          <w:rFonts w:cs="Calibri"/>
+          <w:sz w:val="32"/>
+          <w:szCs w:val="32"/>
         </w:rPr>
       </w:pPr>
     </w:p>
@@ -1077,16 +887,16 @@
         </w:numPr>
         <w:jc w:val="both"/>
         <w:rPr>
-          <w:rFonts w:ascii="Calibri" w:hAnsi="Calibri" w:cs="Calibri"/>
-          <w:sz w:val="34"/>
-          <w:szCs w:val="34"/>
-        </w:rPr>
-      </w:pPr>
-      <w:r>
-        <w:rPr>
-          <w:rFonts w:ascii="Calibri" w:hAnsi="Calibri" w:cs="Calibri"/>
-          <w:sz w:val="34"/>
-          <w:szCs w:val="34"/>
+          <w:rFonts w:cs="Calibri"/>
+          <w:sz w:val="32"/>
+          <w:szCs w:val="32"/>
+        </w:rPr>
+      </w:pPr>
+      <w:r>
+        <w:rPr>
+          <w:rFonts w:cs="Calibri"/>
+          <w:sz w:val="32"/>
+          <w:szCs w:val="32"/>
         </w:rPr>
         <w:t>Service To Database:</w:t>
       </w:r>
@@ -1100,16 +910,16 @@
         </w:numPr>
         <w:jc w:val="both"/>
         <w:rPr>
-          <w:rFonts w:ascii="Calibri" w:hAnsi="Calibri" w:cs="Calibri"/>
-          <w:sz w:val="34"/>
-          <w:szCs w:val="34"/>
-        </w:rPr>
-      </w:pPr>
-      <w:r>
-        <w:rPr>
-          <w:rFonts w:ascii="Calibri" w:hAnsi="Calibri" w:cs="Calibri"/>
-          <w:sz w:val="34"/>
-          <w:szCs w:val="34"/>
+          <w:rFonts w:cs="Calibri"/>
+          <w:sz w:val="32"/>
+          <w:szCs w:val="32"/>
+        </w:rPr>
+      </w:pPr>
+      <w:r>
+        <w:rPr>
+          <w:rFonts w:cs="Calibri"/>
+          <w:sz w:val="32"/>
+          <w:szCs w:val="32"/>
         </w:rPr>
         <w:t>Backend querying databases.</w:t>
       </w:r>
@@ -1123,16 +933,16 @@
         </w:numPr>
         <w:jc w:val="both"/>
         <w:rPr>
-          <w:rFonts w:ascii="Calibri" w:hAnsi="Calibri" w:cs="Calibri"/>
-          <w:sz w:val="34"/>
-          <w:szCs w:val="34"/>
-        </w:rPr>
-      </w:pPr>
-      <w:r>
-        <w:rPr>
-          <w:rFonts w:ascii="Calibri" w:hAnsi="Calibri" w:cs="Calibri"/>
-          <w:sz w:val="34"/>
-          <w:szCs w:val="34"/>
+          <w:rFonts w:cs="Calibri"/>
+          <w:sz w:val="32"/>
+          <w:szCs w:val="32"/>
+        </w:rPr>
+      </w:pPr>
+      <w:r>
+        <w:rPr>
+          <w:rFonts w:cs="Calibri"/>
+          <w:sz w:val="32"/>
+          <w:szCs w:val="32"/>
         </w:rPr>
         <w:t>Use for: All data operations</w:t>
       </w:r>
@@ -1146,32 +956,32 @@
         </w:numPr>
         <w:jc w:val="both"/>
         <w:rPr>
-          <w:rFonts w:ascii="Calibri" w:hAnsi="Calibri" w:cs="Calibri"/>
-          <w:sz w:val="34"/>
-          <w:szCs w:val="34"/>
-        </w:rPr>
-      </w:pPr>
-      <w:r>
-        <w:rPr>
-          <w:rFonts w:ascii="Calibri" w:hAnsi="Calibri" w:cs="Calibri"/>
-          <w:sz w:val="34"/>
-          <w:szCs w:val="34"/>
+          <w:rFonts w:cs="Calibri"/>
+          <w:sz w:val="32"/>
+          <w:szCs w:val="32"/>
+        </w:rPr>
+      </w:pPr>
+      <w:r>
+        <w:rPr>
+          <w:rFonts w:cs="Calibri"/>
+          <w:sz w:val="32"/>
+          <w:szCs w:val="32"/>
         </w:rPr>
         <w:t>Example: Storing users, fetching orders</w:t>
       </w:r>
       <w:r>
         <w:rPr>
-          <w:rFonts w:ascii="Calibri" w:hAnsi="Calibri" w:cs="Calibri"/>
-          <w:sz w:val="34"/>
-          <w:szCs w:val="34"/>
+          <w:rFonts w:cs="Calibri"/>
+          <w:sz w:val="32"/>
+          <w:szCs w:val="32"/>
         </w:rPr>
         <w:t xml:space="preserve">, </w:t>
       </w:r>
       <w:r>
         <w:rPr>
-          <w:rFonts w:ascii="Calibri" w:hAnsi="Calibri" w:cs="Calibri"/>
-          <w:sz w:val="34"/>
-          <w:szCs w:val="34"/>
+          <w:rFonts w:cs="Calibri"/>
+          <w:sz w:val="32"/>
+          <w:szCs w:val="32"/>
         </w:rPr>
         <w:t>B2B INTEGRATION</w:t>
       </w:r>
@@ -1180,9 +990,9 @@
       <w:pPr>
         <w:jc w:val="both"/>
         <w:rPr>
-          <w:rFonts w:ascii="Calibri" w:hAnsi="Calibri" w:cs="Calibri"/>
-          <w:sz w:val="34"/>
-          <w:szCs w:val="34"/>
+          <w:rFonts w:cs="Calibri"/>
+          <w:sz w:val="32"/>
+          <w:szCs w:val="32"/>
         </w:rPr>
       </w:pPr>
     </w:p>
@@ -1195,16 +1005,16 @@
         </w:numPr>
         <w:jc w:val="both"/>
         <w:rPr>
-          <w:rFonts w:ascii="Calibri" w:hAnsi="Calibri" w:cs="Calibri"/>
-          <w:sz w:val="34"/>
-          <w:szCs w:val="34"/>
-        </w:rPr>
-      </w:pPr>
-      <w:r>
-        <w:rPr>
-          <w:rFonts w:ascii="Calibri" w:hAnsi="Calibri" w:cs="Calibri"/>
-          <w:sz w:val="34"/>
-          <w:szCs w:val="34"/>
+          <w:rFonts w:cs="Calibri"/>
+          <w:sz w:val="32"/>
+          <w:szCs w:val="32"/>
+        </w:rPr>
+      </w:pPr>
+      <w:r>
+        <w:rPr>
+          <w:rFonts w:cs="Calibri"/>
+          <w:sz w:val="32"/>
+          <w:szCs w:val="32"/>
         </w:rPr>
         <w:t>Partner API:</w:t>
       </w:r>
@@ -1218,16 +1028,16 @@
         </w:numPr>
         <w:jc w:val="both"/>
         <w:rPr>
-          <w:rFonts w:ascii="Calibri" w:hAnsi="Calibri" w:cs="Calibri"/>
-          <w:sz w:val="34"/>
-          <w:szCs w:val="34"/>
-        </w:rPr>
-      </w:pPr>
-      <w:r>
-        <w:rPr>
-          <w:rFonts w:ascii="Calibri" w:hAnsi="Calibri" w:cs="Calibri"/>
-          <w:sz w:val="34"/>
-          <w:szCs w:val="34"/>
+          <w:rFonts w:cs="Calibri"/>
+          <w:sz w:val="32"/>
+          <w:szCs w:val="32"/>
+        </w:rPr>
+      </w:pPr>
+      <w:r>
+        <w:rPr>
+          <w:rFonts w:cs="Calibri"/>
+          <w:sz w:val="32"/>
+          <w:szCs w:val="32"/>
         </w:rPr>
         <w:t>Controlled access for trusted partners.</w:t>
       </w:r>
@@ -1241,24 +1051,24 @@
         </w:numPr>
         <w:jc w:val="both"/>
         <w:rPr>
-          <w:rFonts w:ascii="Calibri" w:hAnsi="Calibri" w:cs="Calibri"/>
-          <w:sz w:val="34"/>
-          <w:szCs w:val="34"/>
-        </w:rPr>
-      </w:pPr>
-      <w:r>
-        <w:rPr>
-          <w:rFonts w:ascii="Calibri" w:hAnsi="Calibri" w:cs="Calibri"/>
-          <w:sz w:val="34"/>
-          <w:szCs w:val="34"/>
+          <w:rFonts w:cs="Calibri"/>
+          <w:sz w:val="32"/>
+          <w:szCs w:val="32"/>
+        </w:rPr>
+      </w:pPr>
+      <w:r>
+        <w:rPr>
+          <w:rFonts w:cs="Calibri"/>
+          <w:sz w:val="32"/>
+          <w:szCs w:val="32"/>
         </w:rPr>
         <w:t>U</w:t>
       </w:r>
       <w:r>
         <w:rPr>
-          <w:rFonts w:ascii="Calibri" w:hAnsi="Calibri" w:cs="Calibri"/>
-          <w:sz w:val="34"/>
-          <w:szCs w:val="34"/>
+          <w:rFonts w:cs="Calibri"/>
+          <w:sz w:val="32"/>
+          <w:szCs w:val="32"/>
         </w:rPr>
         <w:t>se for: Affiliate programs, reseller systems</w:t>
       </w:r>
@@ -1272,16 +1082,16 @@
         </w:numPr>
         <w:jc w:val="both"/>
         <w:rPr>
-          <w:rFonts w:ascii="Calibri" w:hAnsi="Calibri" w:cs="Calibri"/>
-          <w:sz w:val="34"/>
-          <w:szCs w:val="34"/>
-        </w:rPr>
-      </w:pPr>
-      <w:r>
-        <w:rPr>
-          <w:rFonts w:ascii="Calibri" w:hAnsi="Calibri" w:cs="Calibri"/>
-          <w:sz w:val="34"/>
-          <w:szCs w:val="34"/>
+          <w:rFonts w:cs="Calibri"/>
+          <w:sz w:val="32"/>
+          <w:szCs w:val="32"/>
+        </w:rPr>
+      </w:pPr>
+      <w:r>
+        <w:rPr>
+          <w:rFonts w:cs="Calibri"/>
+          <w:sz w:val="32"/>
+          <w:szCs w:val="32"/>
         </w:rPr>
         <w:t>Example: Amazon affiliate tracking</w:t>
       </w:r>
@@ -1290,9 +1100,9 @@
       <w:pPr>
         <w:jc w:val="both"/>
         <w:rPr>
-          <w:rFonts w:ascii="Calibri" w:hAnsi="Calibri" w:cs="Calibri"/>
-          <w:sz w:val="34"/>
-          <w:szCs w:val="34"/>
+          <w:rFonts w:cs="Calibri"/>
+          <w:sz w:val="32"/>
+          <w:szCs w:val="32"/>
         </w:rPr>
       </w:pPr>
     </w:p>
@@ -1305,16 +1115,16 @@
         </w:numPr>
         <w:jc w:val="both"/>
         <w:rPr>
-          <w:rFonts w:ascii="Calibri" w:hAnsi="Calibri" w:cs="Calibri"/>
-          <w:sz w:val="34"/>
-          <w:szCs w:val="34"/>
-        </w:rPr>
-      </w:pPr>
-      <w:r>
-        <w:rPr>
-          <w:rFonts w:ascii="Calibri" w:hAnsi="Calibri" w:cs="Calibri"/>
-          <w:sz w:val="34"/>
-          <w:szCs w:val="34"/>
+          <w:rFonts w:cs="Calibri"/>
+          <w:sz w:val="32"/>
+          <w:szCs w:val="32"/>
+        </w:rPr>
+      </w:pPr>
+      <w:r>
+        <w:rPr>
+          <w:rFonts w:cs="Calibri"/>
+          <w:sz w:val="32"/>
+          <w:szCs w:val="32"/>
         </w:rPr>
         <w:t>Data Sharing API:</w:t>
       </w:r>
@@ -1328,16 +1138,16 @@
         </w:numPr>
         <w:jc w:val="both"/>
         <w:rPr>
-          <w:rFonts w:ascii="Calibri" w:hAnsi="Calibri" w:cs="Calibri"/>
-          <w:sz w:val="34"/>
-          <w:szCs w:val="34"/>
-        </w:rPr>
-      </w:pPr>
-      <w:r>
-        <w:rPr>
-          <w:rFonts w:ascii="Calibri" w:hAnsi="Calibri" w:cs="Calibri"/>
-          <w:sz w:val="34"/>
-          <w:szCs w:val="34"/>
+          <w:rFonts w:cs="Calibri"/>
+          <w:sz w:val="32"/>
+          <w:szCs w:val="32"/>
+        </w:rPr>
+      </w:pPr>
+      <w:r>
+        <w:rPr>
+          <w:rFonts w:cs="Calibri"/>
+          <w:sz w:val="32"/>
+          <w:szCs w:val="32"/>
         </w:rPr>
         <w:t>Secure exchange of sensitive data.</w:t>
       </w:r>
@@ -1351,16 +1161,16 @@
         </w:numPr>
         <w:jc w:val="both"/>
         <w:rPr>
-          <w:rFonts w:ascii="Calibri" w:hAnsi="Calibri" w:cs="Calibri"/>
-          <w:sz w:val="34"/>
-          <w:szCs w:val="34"/>
-        </w:rPr>
-      </w:pPr>
-      <w:r>
-        <w:rPr>
-          <w:rFonts w:ascii="Calibri" w:hAnsi="Calibri" w:cs="Calibri"/>
-          <w:sz w:val="34"/>
-          <w:szCs w:val="34"/>
+          <w:rFonts w:cs="Calibri"/>
+          <w:sz w:val="32"/>
+          <w:szCs w:val="32"/>
+        </w:rPr>
+      </w:pPr>
+      <w:r>
+        <w:rPr>
+          <w:rFonts w:cs="Calibri"/>
+          <w:sz w:val="32"/>
+          <w:szCs w:val="32"/>
         </w:rPr>
         <w:t>Use for: Health records, financial data</w:t>
       </w:r>
@@ -1374,16 +1184,16 @@
         </w:numPr>
         <w:jc w:val="both"/>
         <w:rPr>
-          <w:rFonts w:ascii="Calibri" w:hAnsi="Calibri" w:cs="Calibri"/>
-          <w:sz w:val="34"/>
-          <w:szCs w:val="34"/>
-        </w:rPr>
-      </w:pPr>
-      <w:r>
-        <w:rPr>
-          <w:rFonts w:ascii="Calibri" w:hAnsi="Calibri" w:cs="Calibri"/>
-          <w:sz w:val="34"/>
-          <w:szCs w:val="34"/>
+          <w:rFonts w:cs="Calibri"/>
+          <w:sz w:val="32"/>
+          <w:szCs w:val="32"/>
+        </w:rPr>
+      </w:pPr>
+      <w:r>
+        <w:rPr>
+          <w:rFonts w:cs="Calibri"/>
+          <w:sz w:val="32"/>
+          <w:szCs w:val="32"/>
         </w:rPr>
         <w:t>Example: Hospital systems sharing patient info</w:t>
       </w:r>
@@ -1392,26 +1202,26 @@
       <w:pPr>
         <w:jc w:val="both"/>
         <w:rPr>
-          <w:rFonts w:ascii="Calibri" w:hAnsi="Calibri" w:cs="Calibri"/>
-          <w:sz w:val="34"/>
-          <w:szCs w:val="34"/>
-        </w:rPr>
-      </w:pPr>
-    </w:p>
-    <w:p>
-      <w:pPr>
-        <w:jc w:val="both"/>
-        <w:rPr>
-          <w:rFonts w:ascii="Calibri" w:hAnsi="Calibri" w:cs="Calibri"/>
-          <w:sz w:val="34"/>
-          <w:szCs w:val="34"/>
-        </w:rPr>
-      </w:pPr>
-      <w:r>
-        <w:rPr>
-          <w:rFonts w:ascii="Calibri" w:hAnsi="Calibri" w:cs="Calibri"/>
-          <w:sz w:val="34"/>
-          <w:szCs w:val="34"/>
+          <w:rFonts w:cs="Calibri"/>
+          <w:sz w:val="32"/>
+          <w:szCs w:val="32"/>
+        </w:rPr>
+      </w:pPr>
+    </w:p>
+    <w:p>
+      <w:pPr>
+        <w:jc w:val="both"/>
+        <w:rPr>
+          <w:rFonts w:cs="Calibri"/>
+          <w:sz w:val="32"/>
+          <w:szCs w:val="32"/>
+        </w:rPr>
+      </w:pPr>
+      <w:r>
+        <w:rPr>
+          <w:rFonts w:cs="Calibri"/>
+          <w:sz w:val="32"/>
+          <w:szCs w:val="32"/>
         </w:rPr>
         <w:t>The Patterns:</w:t>
       </w:r>
@@ -1420,86 +1230,86 @@
       <w:pPr>
         <w:jc w:val="both"/>
         <w:rPr>
-          <w:rFonts w:ascii="Calibri" w:hAnsi="Calibri" w:cs="Calibri"/>
-          <w:sz w:val="34"/>
-          <w:szCs w:val="34"/>
-        </w:rPr>
-      </w:pPr>
-      <w:r>
-        <w:rPr>
-          <w:rFonts w:ascii="Calibri" w:hAnsi="Calibri" w:cs="Calibri"/>
-          <w:sz w:val="34"/>
-          <w:szCs w:val="34"/>
+          <w:rFonts w:cs="Calibri"/>
+          <w:sz w:val="32"/>
+          <w:szCs w:val="32"/>
+        </w:rPr>
+      </w:pPr>
+      <w:r>
+        <w:rPr>
+          <w:rFonts w:cs="Calibri"/>
+          <w:sz w:val="32"/>
+          <w:szCs w:val="32"/>
+        </w:rPr>
+        <w:t xml:space="preserve"># </w:t>
+      </w:r>
+      <w:r>
+        <w:rPr>
+          <w:rFonts w:cs="Calibri"/>
+          <w:sz w:val="32"/>
+          <w:szCs w:val="32"/>
+        </w:rPr>
+        <w:t>Us</w:t>
+      </w:r>
+      <w:r>
+        <w:rPr>
+          <w:rFonts w:cs="Calibri"/>
+          <w:sz w:val="32"/>
+          <w:szCs w:val="32"/>
+        </w:rPr>
+        <w:t>ing</w:t>
+      </w:r>
+      <w:r>
+        <w:rPr>
+          <w:rFonts w:cs="Calibri"/>
+          <w:sz w:val="32"/>
+          <w:szCs w:val="32"/>
+        </w:rPr>
+        <w:t xml:space="preserve"> REST for everythin</w:t>
+      </w:r>
+      <w:r>
+        <w:rPr>
+          <w:rFonts w:cs="Calibri"/>
+          <w:sz w:val="32"/>
+          <w:szCs w:val="32"/>
+        </w:rPr>
+        <w:t xml:space="preserve">g is wrong. </w:t>
+      </w:r>
+      <w:r>
+        <w:rPr>
+          <w:rFonts w:cs="Calibri"/>
+          <w:sz w:val="32"/>
+          <w:szCs w:val="32"/>
+        </w:rPr>
+        <w:t>Match API type to problem</w:t>
+      </w:r>
+    </w:p>
+    <w:p>
+      <w:pPr>
+        <w:jc w:val="both"/>
+        <w:rPr>
+          <w:rFonts w:cs="Calibri"/>
+          <w:sz w:val="32"/>
+          <w:szCs w:val="32"/>
+        </w:rPr>
+      </w:pPr>
+    </w:p>
+    <w:p>
+      <w:pPr>
+        <w:jc w:val="both"/>
+        <w:rPr>
+          <w:rFonts w:cs="Calibri"/>
+          <w:sz w:val="32"/>
+          <w:szCs w:val="32"/>
+        </w:rPr>
+      </w:pPr>
+      <w:r>
+        <w:rPr>
+          <w:rFonts w:cs="Calibri"/>
+          <w:sz w:val="32"/>
+          <w:szCs w:val="32"/>
         </w:rPr>
         <w:lastRenderedPageBreak/>
-        <w:t xml:space="preserve"># </w:t>
-      </w:r>
-      <w:r>
-        <w:rPr>
-          <w:rFonts w:ascii="Calibri" w:hAnsi="Calibri" w:cs="Calibri"/>
-          <w:sz w:val="34"/>
-          <w:szCs w:val="34"/>
-        </w:rPr>
-        <w:t>Us</w:t>
-      </w:r>
-      <w:r>
-        <w:rPr>
-          <w:rFonts w:ascii="Calibri" w:hAnsi="Calibri" w:cs="Calibri"/>
-          <w:sz w:val="34"/>
-          <w:szCs w:val="34"/>
-        </w:rPr>
-        <w:t>ing</w:t>
-      </w:r>
-      <w:r>
-        <w:rPr>
-          <w:rFonts w:ascii="Calibri" w:hAnsi="Calibri" w:cs="Calibri"/>
-          <w:sz w:val="34"/>
-          <w:szCs w:val="34"/>
-        </w:rPr>
-        <w:t xml:space="preserve"> REST for everythin</w:t>
-      </w:r>
-      <w:r>
-        <w:rPr>
-          <w:rFonts w:ascii="Calibri" w:hAnsi="Calibri" w:cs="Calibri"/>
-          <w:sz w:val="34"/>
-          <w:szCs w:val="34"/>
-        </w:rPr>
-        <w:t xml:space="preserve">g is wrong. </w:t>
-      </w:r>
-      <w:r>
-        <w:rPr>
-          <w:rFonts w:ascii="Calibri" w:hAnsi="Calibri" w:cs="Calibri"/>
-          <w:sz w:val="34"/>
-          <w:szCs w:val="34"/>
-        </w:rPr>
-        <w:t>Match API type to problem</w:t>
-      </w:r>
-    </w:p>
-    <w:p>
-      <w:pPr>
-        <w:jc w:val="both"/>
-        <w:rPr>
-          <w:rFonts w:ascii="Calibri" w:hAnsi="Calibri" w:cs="Calibri"/>
-          <w:sz w:val="34"/>
-          <w:szCs w:val="34"/>
-        </w:rPr>
-      </w:pPr>
-    </w:p>
-    <w:p>
-      <w:pPr>
-        <w:jc w:val="both"/>
-        <w:rPr>
-          <w:rFonts w:ascii="Calibri" w:hAnsi="Calibri" w:cs="Calibri"/>
-          <w:sz w:val="34"/>
-          <w:szCs w:val="34"/>
-        </w:rPr>
-      </w:pPr>
-      <w:r>
-        <w:rPr>
-          <w:rFonts w:ascii="Calibri" w:hAnsi="Calibri" w:cs="Calibri"/>
-          <w:sz w:val="34"/>
-          <w:szCs w:val="34"/>
-        </w:rPr>
         <w:t>Decision Framework:</w:t>
       </w:r>
     </w:p>
@@ -1512,16 +1322,16 @@
         </w:numPr>
         <w:jc w:val="both"/>
         <w:rPr>
-          <w:rFonts w:ascii="Calibri" w:hAnsi="Calibri" w:cs="Calibri"/>
-          <w:sz w:val="34"/>
-          <w:szCs w:val="34"/>
-        </w:rPr>
-      </w:pPr>
-      <w:r>
-        <w:rPr>
-          <w:rFonts w:ascii="Calibri" w:hAnsi="Calibri" w:cs="Calibri"/>
-          <w:sz w:val="34"/>
-          <w:szCs w:val="34"/>
+          <w:rFonts w:cs="Calibri"/>
+          <w:sz w:val="32"/>
+          <w:szCs w:val="32"/>
+        </w:rPr>
+      </w:pPr>
+      <w:r>
+        <w:rPr>
+          <w:rFonts w:cs="Calibri"/>
+          <w:sz w:val="32"/>
+          <w:szCs w:val="32"/>
         </w:rPr>
         <w:t>Public access? → Open API or REST</w:t>
       </w:r>
@@ -1535,25 +1345,25 @@
         </w:numPr>
         <w:jc w:val="both"/>
         <w:rPr>
-          <w:rFonts w:ascii="Calibri" w:hAnsi="Calibri" w:cs="Calibri"/>
-          <w:sz w:val="34"/>
-          <w:szCs w:val="34"/>
-        </w:rPr>
-      </w:pPr>
-      <w:r>
-        <w:rPr>
-          <w:rFonts w:ascii="Calibri" w:hAnsi="Calibri" w:cs="Calibri"/>
-          <w:sz w:val="34"/>
-          <w:szCs w:val="34"/>
+          <w:rFonts w:cs="Calibri"/>
+          <w:sz w:val="32"/>
+          <w:szCs w:val="32"/>
+        </w:rPr>
+      </w:pPr>
+      <w:r>
+        <w:rPr>
+          <w:rFonts w:cs="Calibri"/>
+          <w:sz w:val="32"/>
+          <w:szCs w:val="32"/>
         </w:rPr>
         <w:t xml:space="preserve">Complex queries? → </w:t>
       </w:r>
       <w:proofErr w:type="spellStart"/>
       <w:r>
         <w:rPr>
-          <w:rFonts w:ascii="Calibri" w:hAnsi="Calibri" w:cs="Calibri"/>
-          <w:sz w:val="34"/>
-          <w:szCs w:val="34"/>
+          <w:rFonts w:cs="Calibri"/>
+          <w:sz w:val="32"/>
+          <w:szCs w:val="32"/>
         </w:rPr>
         <w:t>GraphQL</w:t>
       </w:r>
@@ -1568,16 +1378,16 @@
         </w:numPr>
         <w:jc w:val="both"/>
         <w:rPr>
-          <w:rFonts w:ascii="Calibri" w:hAnsi="Calibri" w:cs="Calibri"/>
-          <w:sz w:val="34"/>
-          <w:szCs w:val="34"/>
-        </w:rPr>
-      </w:pPr>
-      <w:r>
-        <w:rPr>
-          <w:rFonts w:ascii="Calibri" w:hAnsi="Calibri" w:cs="Calibri"/>
-          <w:sz w:val="34"/>
-          <w:szCs w:val="34"/>
+          <w:rFonts w:cs="Calibri"/>
+          <w:sz w:val="32"/>
+          <w:szCs w:val="32"/>
+        </w:rPr>
+      </w:pPr>
+      <w:r>
+        <w:rPr>
+          <w:rFonts w:cs="Calibri"/>
+          <w:sz w:val="32"/>
+          <w:szCs w:val="32"/>
         </w:rPr>
         <w:t>Enterprise/legacy? → SOAP</w:t>
       </w:r>
@@ -1591,16 +1401,16 @@
         </w:numPr>
         <w:jc w:val="both"/>
         <w:rPr>
-          <w:rFonts w:ascii="Calibri" w:hAnsi="Calibri" w:cs="Calibri"/>
-          <w:sz w:val="34"/>
-          <w:szCs w:val="34"/>
-        </w:rPr>
-      </w:pPr>
-      <w:r>
-        <w:rPr>
-          <w:rFonts w:ascii="Calibri" w:hAnsi="Calibri" w:cs="Calibri"/>
-          <w:sz w:val="34"/>
-          <w:szCs w:val="34"/>
+          <w:rFonts w:cs="Calibri"/>
+          <w:sz w:val="32"/>
+          <w:szCs w:val="32"/>
+        </w:rPr>
+      </w:pPr>
+      <w:r>
+        <w:rPr>
+          <w:rFonts w:cs="Calibri"/>
+          <w:sz w:val="32"/>
+          <w:szCs w:val="32"/>
         </w:rPr>
         <w:t>Internal services? → Backend to Backend</w:t>
       </w:r>
@@ -1614,16 +1424,16 @@
         </w:numPr>
         <w:jc w:val="both"/>
         <w:rPr>
-          <w:rFonts w:ascii="Calibri" w:hAnsi="Calibri" w:cs="Calibri"/>
-          <w:sz w:val="34"/>
-          <w:szCs w:val="34"/>
-        </w:rPr>
-      </w:pPr>
-      <w:r>
-        <w:rPr>
-          <w:rFonts w:ascii="Calibri" w:hAnsi="Calibri" w:cs="Calibri"/>
-          <w:sz w:val="34"/>
-          <w:szCs w:val="34"/>
+          <w:rFonts w:cs="Calibri"/>
+          <w:sz w:val="32"/>
+          <w:szCs w:val="32"/>
+        </w:rPr>
+      </w:pPr>
+      <w:r>
+        <w:rPr>
+          <w:rFonts w:cs="Calibri"/>
+          <w:sz w:val="32"/>
+          <w:szCs w:val="32"/>
         </w:rPr>
         <w:t>Business partners? → Partner API</w:t>
       </w:r>
@@ -1637,16 +1447,16 @@
         </w:numPr>
         <w:jc w:val="both"/>
         <w:rPr>
-          <w:rFonts w:ascii="Calibri" w:hAnsi="Calibri" w:cs="Calibri"/>
-          <w:sz w:val="34"/>
-          <w:szCs w:val="34"/>
-        </w:rPr>
-      </w:pPr>
-      <w:r>
-        <w:rPr>
-          <w:rFonts w:ascii="Calibri" w:hAnsi="Calibri" w:cs="Calibri"/>
-          <w:sz w:val="34"/>
-          <w:szCs w:val="34"/>
+          <w:rFonts w:cs="Calibri"/>
+          <w:sz w:val="32"/>
+          <w:szCs w:val="32"/>
+        </w:rPr>
+      </w:pPr>
+      <w:r>
+        <w:rPr>
+          <w:rFonts w:cs="Calibri"/>
+          <w:sz w:val="32"/>
+          <w:szCs w:val="32"/>
         </w:rPr>
         <w:t>Sensitive data? → Data Sharing API</w:t>
       </w:r>
@@ -1655,9 +1465,9 @@
       <w:pPr>
         <w:jc w:val="both"/>
         <w:rPr>
-          <w:rFonts w:ascii="Calibri" w:hAnsi="Calibri" w:cs="Calibri"/>
-          <w:sz w:val="34"/>
-          <w:szCs w:val="34"/>
+          <w:rFonts w:cs="Calibri"/>
+          <w:sz w:val="32"/>
+          <w:szCs w:val="32"/>
         </w:rPr>
       </w:pPr>
     </w:p>
@@ -1665,16 +1475,16 @@
       <w:pPr>
         <w:jc w:val="center"/>
         <w:rPr>
-          <w:rFonts w:ascii="Calibri" w:hAnsi="Calibri" w:cs="Calibri"/>
-          <w:sz w:val="34"/>
-          <w:szCs w:val="34"/>
-        </w:rPr>
-      </w:pPr>
-      <w:r>
-        <w:rPr>
-          <w:rFonts w:ascii="Calibri" w:hAnsi="Calibri" w:cs="Calibri"/>
-          <w:sz w:val="34"/>
-          <w:szCs w:val="34"/>
+          <w:rFonts w:cs="Calibri"/>
+          <w:sz w:val="32"/>
+          <w:szCs w:val="32"/>
+        </w:rPr>
+      </w:pPr>
+      <w:r>
+        <w:rPr>
+          <w:rFonts w:cs="Calibri"/>
+          <w:sz w:val="32"/>
+          <w:szCs w:val="32"/>
         </w:rPr>
         <w:t>Break</w:t>
       </w:r>
@@ -1683,30 +1493,30 @@
       <w:pPr>
         <w:jc w:val="both"/>
         <w:rPr>
-          <w:rFonts w:ascii="Calibri" w:hAnsi="Calibri" w:cs="Calibri"/>
-          <w:sz w:val="34"/>
-          <w:szCs w:val="34"/>
-        </w:rPr>
-      </w:pPr>
-    </w:p>
-    <w:p>
-      <w:pPr>
-        <w:jc w:val="both"/>
-        <w:rPr>
-          <w:rFonts w:ascii="Calibri" w:hAnsi="Calibri" w:cs="Calibri"/>
-          <w:b/>
-          <w:bCs/>
-          <w:sz w:val="34"/>
-          <w:szCs w:val="34"/>
-        </w:rPr>
-      </w:pPr>
-      <w:r>
-        <w:rPr>
-          <w:rFonts w:ascii="Calibri" w:hAnsi="Calibri" w:cs="Calibri"/>
-          <w:b/>
-          <w:bCs/>
-          <w:sz w:val="34"/>
-          <w:szCs w:val="34"/>
+          <w:rFonts w:cs="Calibri"/>
+          <w:sz w:val="32"/>
+          <w:szCs w:val="32"/>
+        </w:rPr>
+      </w:pPr>
+    </w:p>
+    <w:p>
+      <w:pPr>
+        <w:jc w:val="both"/>
+        <w:rPr>
+          <w:rFonts w:cs="Calibri"/>
+          <w:b/>
+          <w:bCs/>
+          <w:sz w:val="32"/>
+          <w:szCs w:val="32"/>
+        </w:rPr>
+      </w:pPr>
+      <w:r>
+        <w:rPr>
+          <w:rFonts w:cs="Calibri"/>
+          <w:b/>
+          <w:bCs/>
+          <w:sz w:val="32"/>
+          <w:szCs w:val="32"/>
         </w:rPr>
         <w:t>API Security and Backend Development Concepts:</w:t>
       </w:r>
@@ -1715,40 +1525,40 @@
       <w:pPr>
         <w:jc w:val="both"/>
         <w:rPr>
-          <w:rFonts w:ascii="Calibri" w:hAnsi="Calibri" w:cs="Calibri"/>
-          <w:sz w:val="34"/>
-          <w:szCs w:val="34"/>
-        </w:rPr>
-      </w:pPr>
-      <w:r>
-        <w:rPr>
-          <w:rFonts w:ascii="Calibri" w:hAnsi="Calibri" w:cs="Calibri"/>
-          <w:sz w:val="34"/>
-          <w:szCs w:val="34"/>
+          <w:rFonts w:cs="Calibri"/>
+          <w:sz w:val="32"/>
+          <w:szCs w:val="32"/>
+        </w:rPr>
+      </w:pPr>
+      <w:r>
+        <w:rPr>
+          <w:rFonts w:cs="Calibri"/>
+          <w:sz w:val="32"/>
+          <w:szCs w:val="32"/>
         </w:rPr>
         <w:t xml:space="preserve"># </w:t>
       </w:r>
       <w:r>
         <w:rPr>
-          <w:rFonts w:ascii="Calibri" w:hAnsi="Calibri" w:cs="Calibri"/>
-          <w:sz w:val="34"/>
-          <w:szCs w:val="34"/>
+          <w:rFonts w:cs="Calibri"/>
+          <w:sz w:val="32"/>
+          <w:szCs w:val="32"/>
         </w:rPr>
         <w:t xml:space="preserve">There are </w:t>
       </w:r>
       <w:r>
         <w:rPr>
-          <w:rFonts w:ascii="Calibri" w:hAnsi="Calibri" w:cs="Calibri"/>
-          <w:sz w:val="34"/>
-          <w:szCs w:val="34"/>
+          <w:rFonts w:cs="Calibri"/>
+          <w:sz w:val="32"/>
+          <w:szCs w:val="32"/>
         </w:rPr>
         <w:t>10</w:t>
       </w:r>
       <w:r>
         <w:rPr>
-          <w:rFonts w:ascii="Calibri" w:hAnsi="Calibri" w:cs="Calibri"/>
-          <w:sz w:val="34"/>
-          <w:szCs w:val="34"/>
+          <w:rFonts w:cs="Calibri"/>
+          <w:sz w:val="32"/>
+          <w:szCs w:val="32"/>
         </w:rPr>
         <w:t xml:space="preserve"> concepts to know when building a secure API.</w:t>
       </w:r>
@@ -1757,26 +1567,26 @@
       <w:pPr>
         <w:jc w:val="both"/>
         <w:rPr>
-          <w:rFonts w:ascii="Calibri" w:hAnsi="Calibri" w:cs="Calibri"/>
-          <w:sz w:val="34"/>
-          <w:szCs w:val="34"/>
-        </w:rPr>
-      </w:pPr>
-    </w:p>
-    <w:p>
-      <w:pPr>
-        <w:jc w:val="both"/>
-        <w:rPr>
-          <w:rFonts w:ascii="Calibri" w:hAnsi="Calibri" w:cs="Calibri"/>
-          <w:sz w:val="34"/>
-          <w:szCs w:val="34"/>
-        </w:rPr>
-      </w:pPr>
-      <w:r>
-        <w:rPr>
-          <w:rFonts w:ascii="Calibri" w:hAnsi="Calibri" w:cs="Calibri"/>
-          <w:sz w:val="34"/>
-          <w:szCs w:val="34"/>
+          <w:rFonts w:cs="Calibri"/>
+          <w:sz w:val="32"/>
+          <w:szCs w:val="32"/>
+        </w:rPr>
+      </w:pPr>
+    </w:p>
+    <w:p>
+      <w:pPr>
+        <w:jc w:val="both"/>
+        <w:rPr>
+          <w:rFonts w:cs="Calibri"/>
+          <w:sz w:val="32"/>
+          <w:szCs w:val="32"/>
+        </w:rPr>
+      </w:pPr>
+      <w:r>
+        <w:rPr>
+          <w:rFonts w:cs="Calibri"/>
+          <w:sz w:val="32"/>
+          <w:szCs w:val="32"/>
         </w:rPr>
         <w:t>Never trust the frontend:</w:t>
       </w:r>
@@ -1785,16 +1595,16 @@
       <w:pPr>
         <w:jc w:val="both"/>
         <w:rPr>
-          <w:rFonts w:ascii="Calibri" w:hAnsi="Calibri" w:cs="Calibri"/>
-          <w:sz w:val="34"/>
-          <w:szCs w:val="34"/>
-        </w:rPr>
-      </w:pPr>
-      <w:r>
-        <w:rPr>
-          <w:rFonts w:ascii="Calibri" w:hAnsi="Calibri" w:cs="Calibri"/>
-          <w:sz w:val="34"/>
-          <w:szCs w:val="34"/>
+          <w:rFonts w:cs="Calibri"/>
+          <w:sz w:val="32"/>
+          <w:szCs w:val="32"/>
+        </w:rPr>
+      </w:pPr>
+      <w:r>
+        <w:rPr>
+          <w:rFonts w:cs="Calibri"/>
+          <w:sz w:val="32"/>
+          <w:szCs w:val="32"/>
         </w:rPr>
         <w:t># Hiding a button or route in the UI is not security. Attackers bypass the UI entirely and talk directly to our API. If our backend doesn't verify the request, the lock doesn't exist</w:t>
       </w:r>
@@ -1803,20 +1613,20 @@
       <w:pPr>
         <w:jc w:val="both"/>
         <w:rPr>
-          <w:rFonts w:ascii="Calibri" w:hAnsi="Calibri" w:cs="Calibri"/>
-          <w:b/>
-          <w:bCs/>
-          <w:sz w:val="30"/>
-          <w:szCs w:val="30"/>
-        </w:rPr>
-      </w:pPr>
-      <w:r>
-        <w:rPr>
-          <w:rFonts w:ascii="Calibri" w:hAnsi="Calibri" w:cs="Calibri"/>
-          <w:b/>
-          <w:bCs/>
-          <w:sz w:val="30"/>
-          <w:szCs w:val="30"/>
+          <w:rFonts w:cs="Calibri"/>
+          <w:b/>
+          <w:bCs/>
+          <w:sz w:val="28"/>
+          <w:szCs w:val="28"/>
+        </w:rPr>
+      </w:pPr>
+      <w:r>
+        <w:rPr>
+          <w:rFonts w:cs="Calibri"/>
+          <w:b/>
+          <w:bCs/>
+          <w:sz w:val="28"/>
+          <w:szCs w:val="28"/>
         </w:rPr>
         <w:t>User ──</w:t>
       </w:r>
@@ -1825,18 +1635,18 @@
           <w:rFonts w:ascii="Arial" w:hAnsi="Arial" w:cs="Arial"/>
           <w:b/>
           <w:bCs/>
-          <w:sz w:val="30"/>
-          <w:szCs w:val="30"/>
+          <w:sz w:val="28"/>
+          <w:szCs w:val="28"/>
         </w:rPr>
         <w:t>►</w:t>
       </w:r>
       <w:r>
         <w:rPr>
-          <w:rFonts w:ascii="Calibri" w:hAnsi="Calibri" w:cs="Calibri"/>
-          <w:b/>
-          <w:bCs/>
-          <w:sz w:val="30"/>
-          <w:szCs w:val="30"/>
+          <w:rFonts w:cs="Calibri"/>
+          <w:b/>
+          <w:bCs/>
+          <w:sz w:val="28"/>
+          <w:szCs w:val="28"/>
         </w:rPr>
         <w:t xml:space="preserve"> UI (button hidden) ──</w:t>
       </w:r>
@@ -1845,28 +1655,28 @@
           <w:rFonts w:ascii="Arial" w:hAnsi="Arial" w:cs="Arial"/>
           <w:b/>
           <w:bCs/>
-          <w:sz w:val="30"/>
-          <w:szCs w:val="30"/>
+          <w:sz w:val="28"/>
+          <w:szCs w:val="28"/>
         </w:rPr>
         <w:t>►</w:t>
       </w:r>
       <w:r>
         <w:rPr>
-          <w:rFonts w:ascii="Calibri" w:hAnsi="Calibri" w:cs="Calibri"/>
-          <w:b/>
-          <w:bCs/>
-          <w:sz w:val="30"/>
-          <w:szCs w:val="30"/>
+          <w:rFonts w:cs="Calibri"/>
+          <w:b/>
+          <w:bCs/>
+          <w:sz w:val="28"/>
+          <w:szCs w:val="28"/>
         </w:rPr>
         <w:t xml:space="preserve"> Backend </w:t>
       </w:r>
       <w:r>
         <w:rPr>
-          <w:rFonts w:ascii="Segoe UI Symbol" w:hAnsi="Segoe UI Symbol" w:cs="Segoe UI Symbol"/>
-          <w:b/>
-          <w:bCs/>
-          <w:sz w:val="30"/>
-          <w:szCs w:val="30"/>
+          <w:rFonts w:cs="Segoe UI Symbol"/>
+          <w:b/>
+          <w:bCs/>
+          <w:sz w:val="28"/>
+          <w:szCs w:val="28"/>
         </w:rPr>
         <w:t>✓</w:t>
       </w:r>
@@ -1875,20 +1685,20 @@
       <w:pPr>
         <w:jc w:val="both"/>
         <w:rPr>
-          <w:rFonts w:ascii="Calibri" w:hAnsi="Calibri" w:cs="Calibri"/>
-          <w:b/>
-          <w:bCs/>
-          <w:sz w:val="30"/>
-          <w:szCs w:val="30"/>
-        </w:rPr>
-      </w:pPr>
-      <w:r>
-        <w:rPr>
-          <w:rFonts w:ascii="Calibri" w:hAnsi="Calibri" w:cs="Calibri"/>
-          <w:b/>
-          <w:bCs/>
-          <w:sz w:val="30"/>
-          <w:szCs w:val="30"/>
+          <w:rFonts w:cs="Calibri"/>
+          <w:b/>
+          <w:bCs/>
+          <w:sz w:val="28"/>
+          <w:szCs w:val="28"/>
+        </w:rPr>
+      </w:pPr>
+      <w:r>
+        <w:rPr>
+          <w:rFonts w:cs="Calibri"/>
+          <w:b/>
+          <w:bCs/>
+          <w:sz w:val="28"/>
+          <w:szCs w:val="28"/>
         </w:rPr>
         <w:t>Attacker ───────────────</w:t>
       </w:r>
@@ -1897,50 +1707,50 @@
           <w:rFonts w:ascii="Arial" w:hAnsi="Arial" w:cs="Arial"/>
           <w:b/>
           <w:bCs/>
-          <w:sz w:val="30"/>
-          <w:szCs w:val="30"/>
+          <w:sz w:val="28"/>
+          <w:szCs w:val="28"/>
         </w:rPr>
         <w:t>►</w:t>
       </w:r>
       <w:r>
         <w:rPr>
-          <w:rFonts w:ascii="Calibri" w:hAnsi="Calibri" w:cs="Calibri"/>
-          <w:b/>
-          <w:bCs/>
-          <w:sz w:val="30"/>
-          <w:szCs w:val="30"/>
+          <w:rFonts w:cs="Calibri"/>
+          <w:b/>
+          <w:bCs/>
+          <w:sz w:val="28"/>
+          <w:szCs w:val="28"/>
         </w:rPr>
         <w:t xml:space="preserve"> Backend </w:t>
       </w:r>
       <w:proofErr w:type="gramStart"/>
       <w:r>
         <w:rPr>
-          <w:rFonts w:ascii="Segoe UI Symbol" w:hAnsi="Segoe UI Symbol" w:cs="Segoe UI Symbol"/>
-          <w:b/>
-          <w:bCs/>
-          <w:sz w:val="30"/>
-          <w:szCs w:val="30"/>
+          <w:rFonts w:cs="Segoe UI Symbol"/>
+          <w:b/>
+          <w:bCs/>
+          <w:sz w:val="28"/>
+          <w:szCs w:val="28"/>
         </w:rPr>
         <w:t>✓</w:t>
       </w:r>
       <w:r>
         <w:rPr>
-          <w:rFonts w:ascii="Calibri" w:hAnsi="Calibri" w:cs="Calibri"/>
-          <w:b/>
-          <w:bCs/>
-          <w:sz w:val="30"/>
-          <w:szCs w:val="30"/>
+          <w:rFonts w:cs="Calibri"/>
+          <w:b/>
+          <w:bCs/>
+          <w:sz w:val="28"/>
+          <w:szCs w:val="28"/>
         </w:rPr>
         <w:t xml:space="preserve">  ←</w:t>
       </w:r>
       <w:proofErr w:type="gramEnd"/>
       <w:r>
         <w:rPr>
-          <w:rFonts w:ascii="Calibri" w:hAnsi="Calibri" w:cs="Calibri"/>
-          <w:b/>
-          <w:bCs/>
-          <w:sz w:val="30"/>
-          <w:szCs w:val="30"/>
+          <w:rFonts w:cs="Calibri"/>
+          <w:b/>
+          <w:bCs/>
+          <w:sz w:val="28"/>
+          <w:szCs w:val="28"/>
         </w:rPr>
         <w:t xml:space="preserve"> same door</w:t>
       </w:r>
@@ -1949,16 +1759,16 @@
       <w:pPr>
         <w:jc w:val="both"/>
         <w:rPr>
-          <w:rFonts w:ascii="Calibri" w:hAnsi="Calibri" w:cs="Calibri"/>
-          <w:sz w:val="34"/>
-          <w:szCs w:val="34"/>
-        </w:rPr>
-      </w:pPr>
-      <w:r>
-        <w:rPr>
-          <w:rFonts w:ascii="Calibri" w:hAnsi="Calibri" w:cs="Calibri"/>
-          <w:sz w:val="34"/>
-          <w:szCs w:val="34"/>
+          <w:rFonts w:cs="Calibri"/>
+          <w:sz w:val="32"/>
+          <w:szCs w:val="32"/>
+        </w:rPr>
+      </w:pPr>
+      <w:r>
+        <w:rPr>
+          <w:rFonts w:cs="Calibri"/>
+          <w:sz w:val="32"/>
+          <w:szCs w:val="32"/>
         </w:rPr>
         <w:t># Every sensitive action must be verified server-side, regardless of what the UI shows. Never rely on client-rendered visibility as a permission check.</w:t>
       </w:r>
@@ -1967,26 +1777,26 @@
       <w:pPr>
         <w:jc w:val="both"/>
         <w:rPr>
-          <w:rFonts w:ascii="Calibri" w:hAnsi="Calibri" w:cs="Calibri"/>
-          <w:sz w:val="34"/>
-          <w:szCs w:val="34"/>
-        </w:rPr>
-      </w:pPr>
-    </w:p>
-    <w:p>
-      <w:pPr>
-        <w:jc w:val="both"/>
-        <w:rPr>
-          <w:rFonts w:ascii="Calibri" w:hAnsi="Calibri" w:cs="Calibri"/>
-          <w:sz w:val="34"/>
-          <w:szCs w:val="34"/>
-        </w:rPr>
-      </w:pPr>
-      <w:r>
-        <w:rPr>
-          <w:rFonts w:ascii="Calibri" w:hAnsi="Calibri" w:cs="Calibri"/>
-          <w:sz w:val="34"/>
-          <w:szCs w:val="34"/>
+          <w:rFonts w:cs="Calibri"/>
+          <w:sz w:val="32"/>
+          <w:szCs w:val="32"/>
+        </w:rPr>
+      </w:pPr>
+    </w:p>
+    <w:p>
+      <w:pPr>
+        <w:jc w:val="both"/>
+        <w:rPr>
+          <w:rFonts w:cs="Calibri"/>
+          <w:sz w:val="32"/>
+          <w:szCs w:val="32"/>
+        </w:rPr>
+      </w:pPr>
+      <w:r>
+        <w:rPr>
+          <w:rFonts w:cs="Calibri"/>
+          <w:sz w:val="32"/>
+          <w:szCs w:val="32"/>
         </w:rPr>
         <w:t>Broken access control:</w:t>
       </w:r>
@@ -1995,34 +1805,35 @@
       <w:pPr>
         <w:jc w:val="both"/>
         <w:rPr>
-          <w:rFonts w:ascii="Calibri" w:hAnsi="Calibri" w:cs="Calibri"/>
-          <w:sz w:val="34"/>
-          <w:szCs w:val="34"/>
-        </w:rPr>
-      </w:pPr>
-      <w:r>
-        <w:rPr>
-          <w:rFonts w:ascii="Calibri" w:hAnsi="Calibri" w:cs="Calibri"/>
-          <w:sz w:val="34"/>
-          <w:szCs w:val="34"/>
-        </w:rPr>
+          <w:rFonts w:cs="Calibri"/>
+          <w:sz w:val="32"/>
+          <w:szCs w:val="32"/>
+        </w:rPr>
+      </w:pPr>
+      <w:r>
+        <w:rPr>
+          <w:rFonts w:cs="Calibri"/>
+          <w:sz w:val="32"/>
+          <w:szCs w:val="32"/>
+        </w:rPr>
+        <w:lastRenderedPageBreak/>
         <w:t xml:space="preserve"># Users can perform actions, access data, or modify fields they are not supposed to. This is the </w:t>
       </w:r>
       <w:r>
         <w:rPr>
-          <w:rFonts w:ascii="Calibri" w:hAnsi="Calibri" w:cs="Calibri"/>
-          <w:b/>
-          <w:bCs/>
-          <w:sz w:val="34"/>
-          <w:szCs w:val="34"/>
+          <w:rFonts w:cs="Calibri"/>
+          <w:b/>
+          <w:bCs/>
+          <w:sz w:val="32"/>
+          <w:szCs w:val="32"/>
         </w:rPr>
         <w:t>#1</w:t>
       </w:r>
       <w:r>
         <w:rPr>
-          <w:rFonts w:ascii="Calibri" w:hAnsi="Calibri" w:cs="Calibri"/>
-          <w:sz w:val="34"/>
-          <w:szCs w:val="34"/>
+          <w:rFonts w:cs="Calibri"/>
+          <w:sz w:val="32"/>
+          <w:szCs w:val="32"/>
         </w:rPr>
         <w:t xml:space="preserve"> ranked vulnerability in the OWASP Top 10 and the most common.</w:t>
       </w:r>
@@ -2031,16 +1842,16 @@
       <w:pPr>
         <w:jc w:val="both"/>
         <w:rPr>
-          <w:rFonts w:ascii="Calibri" w:hAnsi="Calibri" w:cs="Calibri"/>
-          <w:sz w:val="34"/>
-          <w:szCs w:val="34"/>
-        </w:rPr>
-      </w:pPr>
-      <w:r>
-        <w:rPr>
-          <w:rFonts w:ascii="Calibri" w:hAnsi="Calibri" w:cs="Calibri"/>
-          <w:sz w:val="34"/>
-          <w:szCs w:val="34"/>
+          <w:rFonts w:cs="Calibri"/>
+          <w:sz w:val="32"/>
+          <w:szCs w:val="32"/>
+        </w:rPr>
+      </w:pPr>
+      <w:r>
+        <w:rPr>
+          <w:rFonts w:cs="Calibri"/>
+          <w:sz w:val="32"/>
+          <w:szCs w:val="32"/>
         </w:rPr>
         <w:t># Mental model, hotel key cards, our key card opens our room only. If it also opened every other room, the lock is broken. Broken access control means every guest's key opens the master suite.</w:t>
       </w:r>
@@ -2049,20 +1860,20 @@
       <w:pPr>
         <w:jc w:val="both"/>
         <w:rPr>
-          <w:rFonts w:ascii="Calibri" w:hAnsi="Calibri" w:cs="Calibri"/>
-          <w:b/>
-          <w:bCs/>
-          <w:sz w:val="34"/>
-          <w:szCs w:val="34"/>
-        </w:rPr>
-      </w:pPr>
-      <w:r>
-        <w:rPr>
-          <w:rFonts w:ascii="Calibri" w:hAnsi="Calibri" w:cs="Calibri"/>
-          <w:b/>
-          <w:bCs/>
-          <w:sz w:val="34"/>
-          <w:szCs w:val="34"/>
+          <w:rFonts w:cs="Calibri"/>
+          <w:b/>
+          <w:bCs/>
+          <w:sz w:val="32"/>
+          <w:szCs w:val="32"/>
+        </w:rPr>
+      </w:pPr>
+      <w:r>
+        <w:rPr>
+          <w:rFonts w:cs="Calibri"/>
+          <w:b/>
+          <w:bCs/>
+          <w:sz w:val="32"/>
+          <w:szCs w:val="32"/>
         </w:rPr>
         <w:t>Request: DELETE /users/42</w:t>
       </w:r>
@@ -2071,16 +1882,16 @@
       <w:pPr>
         <w:jc w:val="both"/>
         <w:rPr>
-          <w:rFonts w:ascii="Calibri" w:hAnsi="Calibri" w:cs="Calibri"/>
-          <w:sz w:val="34"/>
-          <w:szCs w:val="34"/>
-        </w:rPr>
-      </w:pPr>
-      <w:r>
-        <w:rPr>
-          <w:rFonts w:ascii="Calibri" w:hAnsi="Calibri" w:cs="Calibri"/>
-          <w:sz w:val="34"/>
-          <w:szCs w:val="34"/>
+          <w:rFonts w:cs="Calibri"/>
+          <w:sz w:val="32"/>
+          <w:szCs w:val="32"/>
+        </w:rPr>
+      </w:pPr>
+      <w:r>
+        <w:rPr>
+          <w:rFonts w:cs="Calibri"/>
+          <w:sz w:val="32"/>
+          <w:szCs w:val="32"/>
         </w:rPr>
         <w:t># Ask 3 questions:</w:t>
       </w:r>
@@ -2094,16 +1905,16 @@
         </w:numPr>
         <w:jc w:val="both"/>
         <w:rPr>
-          <w:rFonts w:ascii="Calibri" w:hAnsi="Calibri" w:cs="Calibri"/>
-          <w:sz w:val="34"/>
-          <w:szCs w:val="34"/>
-        </w:rPr>
-      </w:pPr>
-      <w:r>
-        <w:rPr>
-          <w:rFonts w:ascii="Calibri" w:hAnsi="Calibri" w:cs="Calibri"/>
-          <w:sz w:val="34"/>
-          <w:szCs w:val="34"/>
+          <w:rFonts w:cs="Calibri"/>
+          <w:sz w:val="32"/>
+          <w:szCs w:val="32"/>
+        </w:rPr>
+      </w:pPr>
+      <w:r>
+        <w:rPr>
+          <w:rFonts w:cs="Calibri"/>
+          <w:sz w:val="32"/>
+          <w:szCs w:val="32"/>
         </w:rPr>
         <w:t>Who is making this?   → authenticated?</w:t>
       </w:r>
@@ -2117,16 +1928,16 @@
         </w:numPr>
         <w:jc w:val="both"/>
         <w:rPr>
-          <w:rFonts w:ascii="Calibri" w:hAnsi="Calibri" w:cs="Calibri"/>
-          <w:sz w:val="34"/>
-          <w:szCs w:val="34"/>
-        </w:rPr>
-      </w:pPr>
-      <w:r>
-        <w:rPr>
-          <w:rFonts w:ascii="Calibri" w:hAnsi="Calibri" w:cs="Calibri"/>
-          <w:sz w:val="34"/>
-          <w:szCs w:val="34"/>
+          <w:rFonts w:cs="Calibri"/>
+          <w:sz w:val="32"/>
+          <w:szCs w:val="32"/>
+        </w:rPr>
+      </w:pPr>
+      <w:r>
+        <w:rPr>
+          <w:rFonts w:cs="Calibri"/>
+          <w:sz w:val="32"/>
+          <w:szCs w:val="32"/>
         </w:rPr>
         <w:t>What are they doing?  → allowed action?</w:t>
       </w:r>
@@ -2140,16 +1951,16 @@
         </w:numPr>
         <w:jc w:val="both"/>
         <w:rPr>
-          <w:rFonts w:ascii="Calibri" w:hAnsi="Calibri" w:cs="Calibri"/>
-          <w:sz w:val="34"/>
-          <w:szCs w:val="34"/>
-        </w:rPr>
-      </w:pPr>
-      <w:r>
-        <w:rPr>
-          <w:rFonts w:ascii="Calibri" w:hAnsi="Calibri" w:cs="Calibri"/>
-          <w:sz w:val="34"/>
-          <w:szCs w:val="34"/>
+          <w:rFonts w:cs="Calibri"/>
+          <w:sz w:val="32"/>
+          <w:szCs w:val="32"/>
+        </w:rPr>
+      </w:pPr>
+      <w:r>
+        <w:rPr>
+          <w:rFonts w:cs="Calibri"/>
+          <w:sz w:val="32"/>
+          <w:szCs w:val="32"/>
         </w:rPr>
         <w:t>On which resource?    → their resource?</w:t>
       </w:r>
@@ -2158,16 +1969,16 @@
       <w:pPr>
         <w:jc w:val="both"/>
         <w:rPr>
-          <w:rFonts w:ascii="Calibri" w:hAnsi="Calibri" w:cs="Calibri"/>
-          <w:sz w:val="34"/>
-          <w:szCs w:val="34"/>
-        </w:rPr>
-      </w:pPr>
-      <w:r>
-        <w:rPr>
-          <w:rFonts w:ascii="Calibri" w:hAnsi="Calibri" w:cs="Calibri"/>
-          <w:sz w:val="34"/>
-          <w:szCs w:val="34"/>
+          <w:rFonts w:cs="Calibri"/>
+          <w:sz w:val="32"/>
+          <w:szCs w:val="32"/>
+        </w:rPr>
+      </w:pPr>
+      <w:r>
+        <w:rPr>
+          <w:rFonts w:cs="Calibri"/>
+          <w:sz w:val="32"/>
+          <w:szCs w:val="32"/>
         </w:rPr>
         <w:t># Validate identity, action, and resource ownership on every request. Never let users modify roles, pricing, or other users' data via the API.</w:t>
       </w:r>
@@ -2176,26 +1987,26 @@
       <w:pPr>
         <w:jc w:val="both"/>
         <w:rPr>
-          <w:rFonts w:ascii="Calibri" w:hAnsi="Calibri" w:cs="Calibri"/>
-          <w:sz w:val="34"/>
-          <w:szCs w:val="34"/>
-        </w:rPr>
-      </w:pPr>
-    </w:p>
-    <w:p>
-      <w:pPr>
-        <w:jc w:val="both"/>
-        <w:rPr>
-          <w:rFonts w:ascii="Calibri" w:hAnsi="Calibri" w:cs="Calibri"/>
-          <w:sz w:val="34"/>
-          <w:szCs w:val="34"/>
-        </w:rPr>
-      </w:pPr>
-      <w:r>
-        <w:rPr>
-          <w:rFonts w:ascii="Calibri" w:hAnsi="Calibri" w:cs="Calibri"/>
-          <w:sz w:val="34"/>
-          <w:szCs w:val="34"/>
+          <w:rFonts w:cs="Calibri"/>
+          <w:sz w:val="32"/>
+          <w:szCs w:val="32"/>
+        </w:rPr>
+      </w:pPr>
+    </w:p>
+    <w:p>
+      <w:pPr>
+        <w:jc w:val="both"/>
+        <w:rPr>
+          <w:rFonts w:cs="Calibri"/>
+          <w:sz w:val="32"/>
+          <w:szCs w:val="32"/>
+        </w:rPr>
+      </w:pPr>
+      <w:r>
+        <w:rPr>
+          <w:rFonts w:cs="Calibri"/>
+          <w:sz w:val="32"/>
+          <w:szCs w:val="32"/>
         </w:rPr>
         <w:t>Business logic abuse:</w:t>
       </w:r>
@@ -2204,16 +2015,16 @@
       <w:pPr>
         <w:jc w:val="both"/>
         <w:rPr>
-          <w:rFonts w:ascii="Calibri" w:hAnsi="Calibri" w:cs="Calibri"/>
-          <w:sz w:val="34"/>
-          <w:szCs w:val="34"/>
-        </w:rPr>
-      </w:pPr>
-      <w:r>
-        <w:rPr>
-          <w:rFonts w:ascii="Calibri" w:hAnsi="Calibri" w:cs="Calibri"/>
-          <w:sz w:val="34"/>
-          <w:szCs w:val="34"/>
+          <w:rFonts w:cs="Calibri"/>
+          <w:sz w:val="32"/>
+          <w:szCs w:val="32"/>
+        </w:rPr>
+      </w:pPr>
+      <w:r>
+        <w:rPr>
+          <w:rFonts w:cs="Calibri"/>
+          <w:sz w:val="32"/>
+          <w:szCs w:val="32"/>
         </w:rPr>
         <w:t># Each individual API may work correctly, but the flow between them can be broken. Skipping a required step (like payment) to reach a later one (like receiving rewards) is valid HTTP but invalid business logic.</w:t>
       </w:r>
@@ -2222,138 +2033,130 @@
       <w:pPr>
         <w:jc w:val="both"/>
         <w:rPr>
-          <w:rFonts w:ascii="Calibri" w:hAnsi="Calibri" w:cs="Calibri"/>
-          <w:sz w:val="34"/>
-          <w:szCs w:val="34"/>
-        </w:rPr>
-      </w:pPr>
-      <w:r>
-        <w:rPr>
-          <w:rFonts w:ascii="Calibri" w:hAnsi="Calibri" w:cs="Calibri"/>
-          <w:sz w:val="34"/>
-          <w:szCs w:val="34"/>
-        </w:rPr>
-        <w:t xml:space="preserve"># Mental model, factory assembly line: we can't ship a product that hasn't been assembled. If someone jumps straight to </w:t>
-      </w:r>
-      <w:r>
-        <w:rPr>
-          <w:rFonts w:ascii="Calibri" w:hAnsi="Calibri" w:cs="Calibri"/>
-          <w:sz w:val="34"/>
-          <w:szCs w:val="34"/>
+          <w:rFonts w:cs="Calibri"/>
+          <w:sz w:val="32"/>
+          <w:szCs w:val="32"/>
+        </w:rPr>
+      </w:pPr>
+      <w:r>
+        <w:rPr>
+          <w:rFonts w:cs="Calibri"/>
+          <w:sz w:val="32"/>
+          <w:szCs w:val="32"/>
+        </w:rPr>
+        <w:t># Mental model, factory assembly line: we can't ship a product that hasn't been assembled. If someone jumps straight to "package and ship" without running the build step, the line breaks but only if we check.</w:t>
+      </w:r>
+    </w:p>
+    <w:p>
+      <w:pPr>
+        <w:jc w:val="both"/>
+        <w:rPr>
+          <w:rFonts w:cs="Calibri"/>
+          <w:b/>
+          <w:bCs/>
+          <w:sz w:val="28"/>
+          <w:szCs w:val="28"/>
+        </w:rPr>
+      </w:pPr>
+      <w:r>
+        <w:rPr>
+          <w:rFonts w:cs="Calibri"/>
+          <w:b/>
+          <w:bCs/>
+          <w:sz w:val="28"/>
+          <w:szCs w:val="28"/>
+        </w:rPr>
+        <w:t xml:space="preserve">Valid flow:   Cart → Payment → Reward </w:t>
+      </w:r>
+      <w:r>
+        <w:rPr>
+          <w:rFonts w:cs="Segoe UI Symbol"/>
+          <w:b/>
+          <w:bCs/>
+          <w:sz w:val="28"/>
+          <w:szCs w:val="28"/>
+        </w:rPr>
+        <w:t>✓</w:t>
+      </w:r>
+    </w:p>
+    <w:p>
+      <w:pPr>
+        <w:jc w:val="both"/>
+        <w:rPr>
+          <w:rFonts w:cs="Calibri"/>
+          <w:b/>
+          <w:bCs/>
+          <w:sz w:val="28"/>
+          <w:szCs w:val="28"/>
+        </w:rPr>
+      </w:pPr>
+      <w:r>
+        <w:rPr>
+          <w:rFonts w:cs="Calibri"/>
+          <w:b/>
+          <w:bCs/>
+          <w:sz w:val="28"/>
+          <w:szCs w:val="28"/>
+        </w:rPr>
+        <w:t>Abused flow:  Cart ──────────</w:t>
+      </w:r>
+      <w:r>
+        <w:rPr>
+          <w:rFonts w:ascii="Arial" w:hAnsi="Arial" w:cs="Arial"/>
+          <w:b/>
+          <w:bCs/>
+          <w:sz w:val="28"/>
+          <w:szCs w:val="28"/>
+        </w:rPr>
+        <w:t>►</w:t>
+      </w:r>
+      <w:r>
+        <w:rPr>
+          <w:rFonts w:cs="Calibri"/>
+          <w:b/>
+          <w:bCs/>
+          <w:sz w:val="28"/>
+          <w:szCs w:val="28"/>
+        </w:rPr>
+        <w:t xml:space="preserve"> Reward </w:t>
+      </w:r>
+      <w:r>
+        <w:rPr>
+          <w:rFonts w:ascii="Segoe UI Symbol" w:hAnsi="Segoe UI Symbol" w:cs="Segoe UI Symbol"/>
+          <w:b/>
+          <w:bCs/>
+          <w:sz w:val="28"/>
+          <w:szCs w:val="28"/>
+        </w:rPr>
+        <w:t>✗</w:t>
+      </w:r>
+      <w:r>
+        <w:rPr>
+          <w:rFonts w:cs="Calibri"/>
+          <w:b/>
+          <w:bCs/>
+          <w:sz w:val="28"/>
+          <w:szCs w:val="28"/>
+        </w:rPr>
+        <w:t xml:space="preserve"> (no guard)</w:t>
+      </w:r>
+    </w:p>
+    <w:p>
+      <w:pPr>
+        <w:jc w:val="both"/>
+        <w:rPr>
+          <w:rFonts w:cs="Calibri"/>
+          <w:sz w:val="32"/>
+          <w:szCs w:val="32"/>
+        </w:rPr>
+      </w:pPr>
+      <w:r>
+        <w:rPr>
+          <w:rFonts w:cs="Calibri"/>
+          <w:sz w:val="32"/>
+          <w:szCs w:val="32"/>
         </w:rPr>
         <w:lastRenderedPageBreak/>
-        <w:t>"package and ship" without running the build step, the line breaks but only if we check.</w:t>
-      </w:r>
-    </w:p>
-    <w:p>
-      <w:pPr>
-        <w:jc w:val="both"/>
-        <w:rPr>
-          <w:rFonts w:ascii="Calibri" w:hAnsi="Calibri" w:cs="Calibri"/>
-          <w:b/>
-          <w:bCs/>
-          <w:sz w:val="34"/>
-          <w:szCs w:val="34"/>
-        </w:rPr>
-      </w:pPr>
-      <w:r>
-        <w:rPr>
-          <w:rFonts w:ascii="Calibri" w:hAnsi="Calibri" w:cs="Calibri"/>
-          <w:b/>
-          <w:bCs/>
-          <w:sz w:val="34"/>
-          <w:szCs w:val="34"/>
-        </w:rPr>
-        <w:t xml:space="preserve">Valid flow:   Cart → Payment → Reward </w:t>
-      </w:r>
-      <w:r>
-        <w:rPr>
-          <w:rFonts w:ascii="Segoe UI Symbol" w:hAnsi="Segoe UI Symbol" w:cs="Segoe UI Symbol"/>
-          <w:b/>
-          <w:bCs/>
-          <w:sz w:val="34"/>
-          <w:szCs w:val="34"/>
-        </w:rPr>
-        <w:t>✓</w:t>
-      </w:r>
-    </w:p>
-    <w:p>
-      <w:pPr>
-        <w:jc w:val="both"/>
-        <w:rPr>
-          <w:rFonts w:ascii="Calibri" w:hAnsi="Calibri" w:cs="Calibri"/>
-          <w:b/>
-          <w:bCs/>
-          <w:sz w:val="34"/>
-          <w:szCs w:val="34"/>
-        </w:rPr>
-      </w:pPr>
-      <w:r>
-        <w:rPr>
-          <w:rFonts w:ascii="Calibri" w:hAnsi="Calibri" w:cs="Calibri"/>
-          <w:b/>
-          <w:bCs/>
-          <w:sz w:val="34"/>
-          <w:szCs w:val="34"/>
-        </w:rPr>
-        <w:t>Abused flow:  Cart ──────────</w:t>
-      </w:r>
-      <w:r>
-        <w:rPr>
-          <w:rFonts w:ascii="Arial" w:hAnsi="Arial" w:cs="Arial"/>
-          <w:b/>
-          <w:bCs/>
-          <w:sz w:val="34"/>
-          <w:szCs w:val="34"/>
-        </w:rPr>
-        <w:t>►</w:t>
-      </w:r>
-      <w:r>
-        <w:rPr>
-          <w:rFonts w:ascii="Calibri" w:hAnsi="Calibri" w:cs="Calibri"/>
-          <w:b/>
-          <w:bCs/>
-          <w:sz w:val="34"/>
-          <w:szCs w:val="34"/>
-        </w:rPr>
-        <w:t xml:space="preserve"> Reward </w:t>
-      </w:r>
-      <w:r>
-        <w:rPr>
-          <w:rFonts w:ascii="Segoe UI Symbol" w:hAnsi="Segoe UI Symbol" w:cs="Segoe UI Symbol"/>
-          <w:b/>
-          <w:bCs/>
-          <w:sz w:val="34"/>
-          <w:szCs w:val="34"/>
-        </w:rPr>
-        <w:t>✗</w:t>
-      </w:r>
-      <w:r>
-        <w:rPr>
-          <w:rFonts w:ascii="Calibri" w:hAnsi="Calibri" w:cs="Calibri"/>
-          <w:b/>
-          <w:bCs/>
-          <w:sz w:val="34"/>
-          <w:szCs w:val="34"/>
-        </w:rPr>
-        <w:t xml:space="preserve"> (no guard)</w:t>
-      </w:r>
-    </w:p>
-    <w:p>
-      <w:pPr>
-        <w:jc w:val="both"/>
-        <w:rPr>
-          <w:rFonts w:ascii="Calibri" w:hAnsi="Calibri" w:cs="Calibri"/>
-          <w:sz w:val="34"/>
-          <w:szCs w:val="34"/>
-        </w:rPr>
-      </w:pPr>
-      <w:r>
-        <w:rPr>
-          <w:rFonts w:ascii="Calibri" w:hAnsi="Calibri" w:cs="Calibri"/>
-          <w:sz w:val="34"/>
-          <w:szCs w:val="34"/>
-        </w:rPr>
         <w:t># Validate the entire user journey, not just individual endpoints. Check prerequisite state server-side before allowing the next step.</w:t>
       </w:r>
     </w:p>
@@ -2361,26 +2164,26 @@
       <w:pPr>
         <w:jc w:val="both"/>
         <w:rPr>
-          <w:rFonts w:ascii="Calibri" w:hAnsi="Calibri" w:cs="Calibri"/>
-          <w:sz w:val="34"/>
-          <w:szCs w:val="34"/>
-        </w:rPr>
-      </w:pPr>
-    </w:p>
-    <w:p>
-      <w:pPr>
-        <w:jc w:val="both"/>
-        <w:rPr>
-          <w:rFonts w:ascii="Calibri" w:hAnsi="Calibri" w:cs="Calibri"/>
-          <w:sz w:val="34"/>
-          <w:szCs w:val="34"/>
-        </w:rPr>
-      </w:pPr>
-      <w:r>
-        <w:rPr>
-          <w:rFonts w:ascii="Calibri" w:hAnsi="Calibri" w:cs="Calibri"/>
-          <w:sz w:val="34"/>
-          <w:szCs w:val="34"/>
+          <w:rFonts w:cs="Calibri"/>
+          <w:sz w:val="32"/>
+          <w:szCs w:val="32"/>
+        </w:rPr>
+      </w:pPr>
+    </w:p>
+    <w:p>
+      <w:pPr>
+        <w:jc w:val="both"/>
+        <w:rPr>
+          <w:rFonts w:cs="Calibri"/>
+          <w:sz w:val="32"/>
+          <w:szCs w:val="32"/>
+        </w:rPr>
+      </w:pPr>
+      <w:r>
+        <w:rPr>
+          <w:rFonts w:cs="Calibri"/>
+          <w:sz w:val="32"/>
+          <w:szCs w:val="32"/>
         </w:rPr>
         <w:t>Blind trust in external APIs:</w:t>
       </w:r>
@@ -2389,16 +2192,16 @@
       <w:pPr>
         <w:jc w:val="both"/>
         <w:rPr>
-          <w:rFonts w:ascii="Calibri" w:hAnsi="Calibri" w:cs="Calibri"/>
-          <w:sz w:val="34"/>
-          <w:szCs w:val="34"/>
-        </w:rPr>
-      </w:pPr>
-      <w:r>
-        <w:rPr>
-          <w:rFonts w:ascii="Calibri" w:hAnsi="Calibri" w:cs="Calibri"/>
-          <w:sz w:val="34"/>
-          <w:szCs w:val="34"/>
+          <w:rFonts w:cs="Calibri"/>
+          <w:sz w:val="32"/>
+          <w:szCs w:val="32"/>
+        </w:rPr>
+      </w:pPr>
+      <w:r>
+        <w:rPr>
+          <w:rFonts w:cs="Calibri"/>
+          <w:sz w:val="32"/>
+          <w:szCs w:val="32"/>
         </w:rPr>
         <w:t># Modern apps chain external services like auth providers, payment gateways, data APIs. If that third-party is compromised or returns a forged response, and we trust it blindly, our system inherits the breach.</w:t>
       </w:r>
@@ -2407,32 +2210,32 @@
       <w:pPr>
         <w:jc w:val="both"/>
         <w:rPr>
-          <w:rFonts w:ascii="Calibri" w:hAnsi="Calibri" w:cs="Calibri"/>
-          <w:sz w:val="34"/>
-          <w:szCs w:val="34"/>
-        </w:rPr>
-      </w:pPr>
-      <w:r>
-        <w:rPr>
-          <w:rFonts w:ascii="Calibri" w:hAnsi="Calibri" w:cs="Calibri"/>
-          <w:sz w:val="34"/>
-          <w:szCs w:val="34"/>
+          <w:rFonts w:cs="Calibri"/>
+          <w:sz w:val="32"/>
+          <w:szCs w:val="32"/>
+        </w:rPr>
+      </w:pPr>
+      <w:r>
+        <w:rPr>
+          <w:rFonts w:cs="Calibri"/>
+          <w:sz w:val="32"/>
+          <w:szCs w:val="32"/>
         </w:rPr>
         <w:t xml:space="preserve"># Mental model, package delivery, just because a box has Amazon's label doesn't mean it's safe. We still check the contents. A compromised delivery service sending </w:t>
       </w:r>
       <w:r>
         <w:rPr>
-          <w:rFonts w:ascii="Calibri" w:hAnsi="Calibri" w:cs="Calibri"/>
-          <w:sz w:val="34"/>
-          <w:szCs w:val="34"/>
+          <w:rFonts w:cs="Calibri"/>
+          <w:sz w:val="32"/>
+          <w:szCs w:val="32"/>
         </w:rPr>
         <w:t>us</w:t>
       </w:r>
       <w:r>
         <w:rPr>
-          <w:rFonts w:ascii="Calibri" w:hAnsi="Calibri" w:cs="Calibri"/>
-          <w:sz w:val="34"/>
-          <w:szCs w:val="34"/>
+          <w:rFonts w:cs="Calibri"/>
+          <w:sz w:val="32"/>
+          <w:szCs w:val="32"/>
         </w:rPr>
         <w:t xml:space="preserve"> a "valid" package is still a threat.</w:t>
       </w:r>
@@ -2441,40 +2244,40 @@
       <w:pPr>
         <w:jc w:val="both"/>
         <w:rPr>
-          <w:rFonts w:ascii="Calibri" w:hAnsi="Calibri" w:cs="Calibri"/>
-          <w:sz w:val="34"/>
-          <w:szCs w:val="34"/>
-        </w:rPr>
-      </w:pPr>
-      <w:r>
-        <w:rPr>
-          <w:rFonts w:ascii="Calibri" w:hAnsi="Calibri" w:cs="Calibri"/>
-          <w:sz w:val="34"/>
-          <w:szCs w:val="34"/>
+          <w:rFonts w:cs="Calibri"/>
+          <w:sz w:val="32"/>
+          <w:szCs w:val="32"/>
+        </w:rPr>
+      </w:pPr>
+      <w:r>
+        <w:rPr>
+          <w:rFonts w:cs="Calibri"/>
+          <w:sz w:val="32"/>
+          <w:szCs w:val="32"/>
         </w:rPr>
         <w:t xml:space="preserve"># </w:t>
       </w:r>
       <w:r>
         <w:rPr>
-          <w:rFonts w:ascii="Calibri" w:hAnsi="Calibri" w:cs="Calibri"/>
-          <w:sz w:val="34"/>
-          <w:szCs w:val="34"/>
+          <w:rFonts w:cs="Calibri"/>
+          <w:sz w:val="32"/>
+          <w:szCs w:val="32"/>
         </w:rPr>
         <w:t>Always verify tokens and responses from external services on our side.</w:t>
       </w:r>
       <w:r>
         <w:rPr>
-          <w:rFonts w:ascii="Calibri" w:hAnsi="Calibri" w:cs="Calibri"/>
-          <w:sz w:val="34"/>
-          <w:szCs w:val="34"/>
+          <w:rFonts w:cs="Calibri"/>
+          <w:sz w:val="32"/>
+          <w:szCs w:val="32"/>
         </w:rPr>
         <w:t xml:space="preserve"> </w:t>
       </w:r>
       <w:r>
         <w:rPr>
-          <w:rFonts w:ascii="Calibri" w:hAnsi="Calibri" w:cs="Calibri"/>
-          <w:sz w:val="34"/>
-          <w:szCs w:val="34"/>
+          <w:rFonts w:cs="Calibri"/>
+          <w:sz w:val="32"/>
+          <w:szCs w:val="32"/>
         </w:rPr>
         <w:t>Have fallback security checks that don't depend on the third-party being honest.</w:t>
       </w:r>
@@ -2483,26 +2286,26 @@
       <w:pPr>
         <w:jc w:val="both"/>
         <w:rPr>
-          <w:rFonts w:ascii="Calibri" w:hAnsi="Calibri" w:cs="Calibri"/>
-          <w:sz w:val="34"/>
-          <w:szCs w:val="34"/>
-        </w:rPr>
-      </w:pPr>
-    </w:p>
-    <w:p>
-      <w:pPr>
-        <w:jc w:val="both"/>
-        <w:rPr>
-          <w:rFonts w:ascii="Calibri" w:hAnsi="Calibri" w:cs="Calibri"/>
-          <w:sz w:val="34"/>
-          <w:szCs w:val="34"/>
-        </w:rPr>
-      </w:pPr>
-      <w:r>
-        <w:rPr>
-          <w:rFonts w:ascii="Calibri" w:hAnsi="Calibri" w:cs="Calibri"/>
-          <w:sz w:val="34"/>
-          <w:szCs w:val="34"/>
+          <w:rFonts w:cs="Calibri"/>
+          <w:sz w:val="32"/>
+          <w:szCs w:val="32"/>
+        </w:rPr>
+      </w:pPr>
+    </w:p>
+    <w:p>
+      <w:pPr>
+        <w:jc w:val="both"/>
+        <w:rPr>
+          <w:rFonts w:cs="Calibri"/>
+          <w:sz w:val="32"/>
+          <w:szCs w:val="32"/>
+        </w:rPr>
+      </w:pPr>
+      <w:r>
+        <w:rPr>
+          <w:rFonts w:cs="Calibri"/>
+          <w:sz w:val="32"/>
+          <w:szCs w:val="32"/>
         </w:rPr>
         <w:t>SSRF (server-side request forgery):</w:t>
       </w:r>
@@ -2511,16 +2314,16 @@
       <w:pPr>
         <w:jc w:val="both"/>
         <w:rPr>
-          <w:rFonts w:ascii="Calibri" w:hAnsi="Calibri" w:cs="Calibri"/>
-          <w:sz w:val="34"/>
-          <w:szCs w:val="34"/>
-        </w:rPr>
-      </w:pPr>
-      <w:r>
-        <w:rPr>
-          <w:rFonts w:ascii="Calibri" w:hAnsi="Calibri" w:cs="Calibri"/>
-          <w:sz w:val="34"/>
-          <w:szCs w:val="34"/>
+          <w:rFonts w:cs="Calibri"/>
+          <w:sz w:val="32"/>
+          <w:szCs w:val="32"/>
+        </w:rPr>
+      </w:pPr>
+      <w:r>
+        <w:rPr>
+          <w:rFonts w:cs="Calibri"/>
+          <w:sz w:val="32"/>
+          <w:szCs w:val="32"/>
         </w:rPr>
         <w:t># Our server fetches a URL provided by the user. The attacker doesn't give a real URL, they give our internal admin endpoint, cloud metadata, or private service. Our own server becomes the attacker's tool.</w:t>
       </w:r>
@@ -2529,80 +2332,80 @@
       <w:pPr>
         <w:jc w:val="both"/>
         <w:rPr>
-          <w:rFonts w:ascii="Calibri" w:hAnsi="Calibri" w:cs="Calibri"/>
-          <w:sz w:val="34"/>
-          <w:szCs w:val="34"/>
-        </w:rPr>
-      </w:pPr>
-      <w:r>
-        <w:rPr>
-          <w:rFonts w:ascii="Calibri" w:hAnsi="Calibri" w:cs="Calibri"/>
-          <w:sz w:val="34"/>
-          <w:szCs w:val="34"/>
+          <w:rFonts w:cs="Calibri"/>
+          <w:sz w:val="32"/>
+          <w:szCs w:val="32"/>
+        </w:rPr>
+      </w:pPr>
+      <w:r>
+        <w:rPr>
+          <w:rFonts w:cs="Calibri"/>
+          <w:sz w:val="32"/>
+          <w:szCs w:val="32"/>
+        </w:rPr>
+        <w:t># Mental model, the puppet, the attacker isn't breaking into our house, they're making us unlock our own backdoor from the inside. We're the one making the request; they're just pulling our strings.</w:t>
+      </w:r>
+    </w:p>
+    <w:p>
+      <w:pPr>
+        <w:jc w:val="both"/>
+        <w:rPr>
+          <w:rFonts w:cs="Calibri"/>
+          <w:b/>
+          <w:bCs/>
+          <w:sz w:val="32"/>
+          <w:szCs w:val="32"/>
+        </w:rPr>
+      </w:pPr>
+      <w:r>
+        <w:rPr>
+          <w:rFonts w:cs="Calibri"/>
+          <w:b/>
+          <w:bCs/>
+          <w:sz w:val="32"/>
+          <w:szCs w:val="32"/>
+        </w:rPr>
+        <w:t>Attacker gives: http://169.254.169.254/metadata</w:t>
+      </w:r>
+    </w:p>
+    <w:p>
+      <w:pPr>
+        <w:jc w:val="both"/>
+        <w:rPr>
+          <w:rFonts w:cs="Calibri"/>
+          <w:b/>
+          <w:bCs/>
+          <w:sz w:val="32"/>
+          <w:szCs w:val="32"/>
+        </w:rPr>
+      </w:pPr>
+      <w:r>
+        <w:rPr>
+          <w:rFonts w:cs="Calibri"/>
+          <w:b/>
+          <w:bCs/>
+          <w:sz w:val="32"/>
+          <w:szCs w:val="32"/>
+        </w:rPr>
+        <w:t>Our server fetches it → leaks cloud credentials</w:t>
+      </w:r>
+    </w:p>
+    <w:p>
+      <w:pPr>
+        <w:jc w:val="both"/>
+        <w:rPr>
+          <w:rFonts w:cs="Calibri"/>
+          <w:sz w:val="32"/>
+          <w:szCs w:val="32"/>
+        </w:rPr>
+      </w:pPr>
+      <w:r>
+        <w:rPr>
+          <w:rFonts w:cs="Calibri"/>
+          <w:sz w:val="32"/>
+          <w:szCs w:val="32"/>
         </w:rPr>
         <w:lastRenderedPageBreak/>
-        <w:t># Mental model, the puppet, the attacker isn't breaking into our house, they're making us unlock our own backdoor from the inside. We're the one making the request; they're just pulling our strings.</w:t>
-      </w:r>
-    </w:p>
-    <w:p>
-      <w:pPr>
-        <w:jc w:val="both"/>
-        <w:rPr>
-          <w:rFonts w:ascii="Calibri" w:hAnsi="Calibri" w:cs="Calibri"/>
-          <w:b/>
-          <w:bCs/>
-          <w:sz w:val="34"/>
-          <w:szCs w:val="34"/>
-        </w:rPr>
-      </w:pPr>
-      <w:r>
-        <w:rPr>
-          <w:rFonts w:ascii="Calibri" w:hAnsi="Calibri" w:cs="Calibri"/>
-          <w:b/>
-          <w:bCs/>
-          <w:sz w:val="34"/>
-          <w:szCs w:val="34"/>
-        </w:rPr>
-        <w:t>Attacker gives: http://169.254.169.254/metadata</w:t>
-      </w:r>
-    </w:p>
-    <w:p>
-      <w:pPr>
-        <w:jc w:val="both"/>
-        <w:rPr>
-          <w:rFonts w:ascii="Calibri" w:hAnsi="Calibri" w:cs="Calibri"/>
-          <w:b/>
-          <w:bCs/>
-          <w:sz w:val="34"/>
-          <w:szCs w:val="34"/>
-        </w:rPr>
-      </w:pPr>
-      <w:r>
-        <w:rPr>
-          <w:rFonts w:ascii="Calibri" w:hAnsi="Calibri" w:cs="Calibri"/>
-          <w:b/>
-          <w:bCs/>
-          <w:sz w:val="34"/>
-          <w:szCs w:val="34"/>
-        </w:rPr>
-        <w:t>Our server fetches it → leaks cloud credentials</w:t>
-      </w:r>
-    </w:p>
-    <w:p>
-      <w:pPr>
-        <w:jc w:val="both"/>
-        <w:rPr>
-          <w:rFonts w:ascii="Calibri" w:hAnsi="Calibri" w:cs="Calibri"/>
-          <w:sz w:val="34"/>
-          <w:szCs w:val="34"/>
-        </w:rPr>
-      </w:pPr>
-      <w:r>
-        <w:rPr>
-          <w:rFonts w:ascii="Calibri" w:hAnsi="Calibri" w:cs="Calibri"/>
-          <w:sz w:val="34"/>
-          <w:szCs w:val="34"/>
-        </w:rPr>
         <w:t># Allowlist the domains or IPs our server is allowed to request. Never fetch arbitrary user-provided URLs without strict validation.</w:t>
       </w:r>
     </w:p>
@@ -2610,26 +2413,26 @@
       <w:pPr>
         <w:jc w:val="both"/>
         <w:rPr>
-          <w:rFonts w:ascii="Calibri" w:hAnsi="Calibri" w:cs="Calibri"/>
-          <w:sz w:val="34"/>
-          <w:szCs w:val="34"/>
-        </w:rPr>
-      </w:pPr>
-    </w:p>
-    <w:p>
-      <w:pPr>
-        <w:jc w:val="both"/>
-        <w:rPr>
-          <w:rFonts w:ascii="Calibri" w:hAnsi="Calibri" w:cs="Calibri"/>
-          <w:sz w:val="34"/>
-          <w:szCs w:val="34"/>
-        </w:rPr>
-      </w:pPr>
-      <w:r>
-        <w:rPr>
-          <w:rFonts w:ascii="Calibri" w:hAnsi="Calibri" w:cs="Calibri"/>
-          <w:sz w:val="34"/>
-          <w:szCs w:val="34"/>
+          <w:rFonts w:cs="Calibri"/>
+          <w:sz w:val="32"/>
+          <w:szCs w:val="32"/>
+        </w:rPr>
+      </w:pPr>
+    </w:p>
+    <w:p>
+      <w:pPr>
+        <w:jc w:val="both"/>
+        <w:rPr>
+          <w:rFonts w:cs="Calibri"/>
+          <w:sz w:val="32"/>
+          <w:szCs w:val="32"/>
+        </w:rPr>
+      </w:pPr>
+      <w:r>
+        <w:rPr>
+          <w:rFonts w:cs="Calibri"/>
+          <w:sz w:val="32"/>
+          <w:szCs w:val="32"/>
         </w:rPr>
         <w:t>Security misconfiguration:</w:t>
       </w:r>
@@ -2638,16 +2441,16 @@
       <w:pPr>
         <w:jc w:val="both"/>
         <w:rPr>
-          <w:rFonts w:ascii="Calibri" w:hAnsi="Calibri" w:cs="Calibri"/>
-          <w:sz w:val="34"/>
-          <w:szCs w:val="34"/>
-        </w:rPr>
-      </w:pPr>
-      <w:r>
-        <w:rPr>
-          <w:rFonts w:ascii="Calibri" w:hAnsi="Calibri" w:cs="Calibri"/>
-          <w:sz w:val="34"/>
-          <w:szCs w:val="34"/>
+          <w:rFonts w:cs="Calibri"/>
+          <w:sz w:val="32"/>
+          <w:szCs w:val="32"/>
+        </w:rPr>
+      </w:pPr>
+      <w:r>
+        <w:rPr>
+          <w:rFonts w:cs="Calibri"/>
+          <w:sz w:val="32"/>
+          <w:szCs w:val="32"/>
         </w:rPr>
         <w:t># This isn't a bug in our code. It's a gap in our environment. Default credentials, debug mode in production, verbose error messages, open ports. These are individually minor, collectively catastrophic.</w:t>
       </w:r>
@@ -2656,16 +2459,16 @@
       <w:pPr>
         <w:jc w:val="both"/>
         <w:rPr>
-          <w:rFonts w:ascii="Calibri" w:hAnsi="Calibri" w:cs="Calibri"/>
-          <w:sz w:val="34"/>
-          <w:szCs w:val="34"/>
-        </w:rPr>
-      </w:pPr>
-      <w:r>
-        <w:rPr>
-          <w:rFonts w:ascii="Calibri" w:hAnsi="Calibri" w:cs="Calibri"/>
-          <w:sz w:val="34"/>
-          <w:szCs w:val="34"/>
+          <w:rFonts w:cs="Calibri"/>
+          <w:sz w:val="32"/>
+          <w:szCs w:val="32"/>
+        </w:rPr>
+      </w:pPr>
+      <w:r>
+        <w:rPr>
+          <w:rFonts w:cs="Calibri"/>
+          <w:sz w:val="32"/>
+          <w:szCs w:val="32"/>
         </w:rPr>
         <w:t># Mental model, a fortress with a sticky note, impenetrable walls, drawbridge, guards — but the master key is taped to the front gate with the default password written on it.</w:t>
       </w:r>
@@ -2674,16 +2477,16 @@
       <w:pPr>
         <w:jc w:val="both"/>
         <w:rPr>
-          <w:rFonts w:ascii="Calibri" w:hAnsi="Calibri" w:cs="Calibri"/>
-          <w:sz w:val="34"/>
-          <w:szCs w:val="34"/>
-        </w:rPr>
-      </w:pPr>
-      <w:r>
-        <w:rPr>
-          <w:rFonts w:ascii="Calibri" w:hAnsi="Calibri" w:cs="Calibri"/>
-          <w:sz w:val="34"/>
-          <w:szCs w:val="34"/>
+          <w:rFonts w:cs="Calibri"/>
+          <w:sz w:val="32"/>
+          <w:szCs w:val="32"/>
+        </w:rPr>
+      </w:pPr>
+      <w:r>
+        <w:rPr>
+          <w:rFonts w:cs="Calibri"/>
+          <w:sz w:val="32"/>
+          <w:szCs w:val="32"/>
         </w:rPr>
         <w:t># Change all default credentials immediately. Disable debug mode before deployment. A secure app in an insecure environment is still insecure.</w:t>
       </w:r>
@@ -2692,26 +2495,26 @@
       <w:pPr>
         <w:jc w:val="both"/>
         <w:rPr>
-          <w:rFonts w:ascii="Calibri" w:hAnsi="Calibri" w:cs="Calibri"/>
-          <w:sz w:val="34"/>
-          <w:szCs w:val="34"/>
-        </w:rPr>
-      </w:pPr>
-    </w:p>
-    <w:p>
-      <w:pPr>
-        <w:jc w:val="both"/>
-        <w:rPr>
-          <w:rFonts w:ascii="Calibri" w:hAnsi="Calibri" w:cs="Calibri"/>
-          <w:sz w:val="34"/>
-          <w:szCs w:val="34"/>
-        </w:rPr>
-      </w:pPr>
-      <w:r>
-        <w:rPr>
-          <w:rFonts w:ascii="Calibri" w:hAnsi="Calibri" w:cs="Calibri"/>
-          <w:sz w:val="34"/>
-          <w:szCs w:val="34"/>
+          <w:rFonts w:cs="Calibri"/>
+          <w:sz w:val="32"/>
+          <w:szCs w:val="32"/>
+        </w:rPr>
+      </w:pPr>
+    </w:p>
+    <w:p>
+      <w:pPr>
+        <w:jc w:val="both"/>
+        <w:rPr>
+          <w:rFonts w:cs="Calibri"/>
+          <w:sz w:val="32"/>
+          <w:szCs w:val="32"/>
+        </w:rPr>
+      </w:pPr>
+      <w:r>
+        <w:rPr>
+          <w:rFonts w:cs="Calibri"/>
+          <w:sz w:val="32"/>
+          <w:szCs w:val="32"/>
         </w:rPr>
         <w:t>API inventory:</w:t>
       </w:r>
@@ -2720,16 +2523,16 @@
       <w:pPr>
         <w:jc w:val="both"/>
         <w:rPr>
-          <w:rFonts w:ascii="Calibri" w:hAnsi="Calibri" w:cs="Calibri"/>
-          <w:sz w:val="34"/>
-          <w:szCs w:val="34"/>
-        </w:rPr>
-      </w:pPr>
-      <w:r>
-        <w:rPr>
-          <w:rFonts w:ascii="Calibri" w:hAnsi="Calibri" w:cs="Calibri"/>
-          <w:sz w:val="34"/>
-          <w:szCs w:val="34"/>
+          <w:rFonts w:cs="Calibri"/>
+          <w:sz w:val="32"/>
+          <w:szCs w:val="32"/>
+        </w:rPr>
+      </w:pPr>
+      <w:r>
+        <w:rPr>
+          <w:rFonts w:cs="Calibri"/>
+          <w:sz w:val="32"/>
+          <w:szCs w:val="32"/>
         </w:rPr>
         <w:t># We can't secure what we don't know exists. Shadow APIs like old test endpoints/APIs, forgotten versions, undocumented routes accumulate over time. One unguarded endpoint or API is enough.</w:t>
       </w:r>
@@ -2738,64 +2541,64 @@
       <w:pPr>
         <w:jc w:val="both"/>
         <w:rPr>
-          <w:rFonts w:ascii="Calibri" w:hAnsi="Calibri" w:cs="Calibri"/>
-          <w:sz w:val="34"/>
-          <w:szCs w:val="34"/>
-        </w:rPr>
-      </w:pPr>
-      <w:r>
-        <w:rPr>
-          <w:rFonts w:ascii="Calibri" w:hAnsi="Calibri" w:cs="Calibri"/>
-          <w:sz w:val="34"/>
-          <w:szCs w:val="34"/>
+          <w:rFonts w:cs="Calibri"/>
+          <w:sz w:val="32"/>
+          <w:szCs w:val="32"/>
+        </w:rPr>
+      </w:pPr>
+      <w:r>
+        <w:rPr>
+          <w:rFonts w:cs="Calibri"/>
+          <w:sz w:val="32"/>
+          <w:szCs w:val="32"/>
+        </w:rPr>
+        <w:t># Mental model, the forgotten side door, we secure the front door, the windows, the back door. But there's a service entrance from three years ago that no one remembers. That's the one the attacker finds.</w:t>
+      </w:r>
+    </w:p>
+    <w:p>
+      <w:pPr>
+        <w:jc w:val="both"/>
+        <w:rPr>
+          <w:rFonts w:cs="Calibri"/>
+          <w:sz w:val="32"/>
+          <w:szCs w:val="32"/>
+        </w:rPr>
+      </w:pPr>
+      <w:r>
+        <w:rPr>
+          <w:rFonts w:cs="Calibri"/>
+          <w:sz w:val="32"/>
+          <w:szCs w:val="32"/>
+        </w:rPr>
+        <w:t># Maintain a living registry of all API routes like active, deprecated, and internal. Decommission unused endpoints completely; don't just remove them from docs.</w:t>
+      </w:r>
+    </w:p>
+    <w:p>
+      <w:pPr>
+        <w:jc w:val="both"/>
+        <w:rPr>
+          <w:rFonts w:cs="Calibri"/>
+          <w:sz w:val="32"/>
+          <w:szCs w:val="32"/>
+        </w:rPr>
+      </w:pPr>
+    </w:p>
+    <w:p>
+      <w:pPr>
+        <w:jc w:val="both"/>
+        <w:rPr>
+          <w:rFonts w:cs="Calibri"/>
+          <w:sz w:val="32"/>
+          <w:szCs w:val="32"/>
+        </w:rPr>
+      </w:pPr>
+      <w:r>
+        <w:rPr>
+          <w:rFonts w:cs="Calibri"/>
+          <w:sz w:val="32"/>
+          <w:szCs w:val="32"/>
         </w:rPr>
         <w:lastRenderedPageBreak/>
-        <w:t># Mental model, the forgotten side door, we secure the front door, the windows, the back door. But there's a service entrance from three years ago that no one remembers. That's the one the attacker finds.</w:t>
-      </w:r>
-    </w:p>
-    <w:p>
-      <w:pPr>
-        <w:jc w:val="both"/>
-        <w:rPr>
-          <w:rFonts w:ascii="Calibri" w:hAnsi="Calibri" w:cs="Calibri"/>
-          <w:sz w:val="34"/>
-          <w:szCs w:val="34"/>
-        </w:rPr>
-      </w:pPr>
-      <w:r>
-        <w:rPr>
-          <w:rFonts w:ascii="Calibri" w:hAnsi="Calibri" w:cs="Calibri"/>
-          <w:sz w:val="34"/>
-          <w:szCs w:val="34"/>
-        </w:rPr>
-        <w:t># Maintain a living registry of all API routes like active, deprecated, and internal. Decommission unused endpoints completely; don't just remove them from docs.</w:t>
-      </w:r>
-    </w:p>
-    <w:p>
-      <w:pPr>
-        <w:jc w:val="both"/>
-        <w:rPr>
-          <w:rFonts w:ascii="Calibri" w:hAnsi="Calibri" w:cs="Calibri"/>
-          <w:sz w:val="34"/>
-          <w:szCs w:val="34"/>
-        </w:rPr>
-      </w:pPr>
-    </w:p>
-    <w:p>
-      <w:pPr>
-        <w:jc w:val="both"/>
-        <w:rPr>
-          <w:rFonts w:ascii="Calibri" w:hAnsi="Calibri" w:cs="Calibri"/>
-          <w:sz w:val="34"/>
-          <w:szCs w:val="34"/>
-        </w:rPr>
-      </w:pPr>
-      <w:r>
-        <w:rPr>
-          <w:rFonts w:ascii="Calibri" w:hAnsi="Calibri" w:cs="Calibri"/>
-          <w:sz w:val="34"/>
-          <w:szCs w:val="34"/>
-        </w:rPr>
         <w:t>Rate limiting:</w:t>
       </w:r>
     </w:p>
@@ -2803,16 +2606,16 @@
       <w:pPr>
         <w:jc w:val="both"/>
         <w:rPr>
-          <w:rFonts w:ascii="Calibri" w:hAnsi="Calibri" w:cs="Calibri"/>
-          <w:sz w:val="34"/>
-          <w:szCs w:val="34"/>
-        </w:rPr>
-      </w:pPr>
-      <w:r>
-        <w:rPr>
-          <w:rFonts w:ascii="Calibri" w:hAnsi="Calibri" w:cs="Calibri"/>
-          <w:sz w:val="34"/>
-          <w:szCs w:val="34"/>
+          <w:rFonts w:cs="Calibri"/>
+          <w:sz w:val="32"/>
+          <w:szCs w:val="32"/>
+        </w:rPr>
+      </w:pPr>
+      <w:r>
+        <w:rPr>
+          <w:rFonts w:cs="Calibri"/>
+          <w:sz w:val="32"/>
+          <w:szCs w:val="32"/>
         </w:rPr>
         <w:t># Without request limits, an attacker only needs time. OTP brute-force, password stuffing, credential harvesting all of them become trivial when there's no throttle on how fast they can try.</w:t>
       </w:r>
@@ -2821,16 +2624,16 @@
       <w:pPr>
         <w:jc w:val="both"/>
         <w:rPr>
-          <w:rFonts w:ascii="Calibri" w:hAnsi="Calibri" w:cs="Calibri"/>
-          <w:sz w:val="34"/>
-          <w:szCs w:val="34"/>
-        </w:rPr>
-      </w:pPr>
-      <w:r>
-        <w:rPr>
-          <w:rFonts w:ascii="Calibri" w:hAnsi="Calibri" w:cs="Calibri"/>
-          <w:sz w:val="34"/>
-          <w:szCs w:val="34"/>
+          <w:rFonts w:cs="Calibri"/>
+          <w:sz w:val="32"/>
+          <w:szCs w:val="32"/>
+        </w:rPr>
+      </w:pPr>
+      <w:r>
+        <w:rPr>
+          <w:rFonts w:cs="Calibri"/>
+          <w:sz w:val="32"/>
+          <w:szCs w:val="32"/>
         </w:rPr>
         <w:t># Mental model, ATM PIN lock, 3 wrong PINs and the card is frozen. The bank doesn't trust that we'll eventually guess right. Without rate limiting, our API gives unlimited guesses.</w:t>
       </w:r>
@@ -2839,20 +2642,20 @@
       <w:pPr>
         <w:jc w:val="both"/>
         <w:rPr>
-          <w:rFonts w:ascii="Calibri" w:hAnsi="Calibri" w:cs="Calibri"/>
-          <w:b/>
-          <w:bCs/>
-          <w:sz w:val="34"/>
-          <w:szCs w:val="34"/>
-        </w:rPr>
-      </w:pPr>
-      <w:r>
-        <w:rPr>
-          <w:rFonts w:ascii="Calibri" w:hAnsi="Calibri" w:cs="Calibri"/>
-          <w:b/>
-          <w:bCs/>
-          <w:sz w:val="34"/>
-          <w:szCs w:val="34"/>
+          <w:rFonts w:cs="Calibri"/>
+          <w:b/>
+          <w:bCs/>
+          <w:sz w:val="28"/>
+          <w:szCs w:val="28"/>
+        </w:rPr>
+      </w:pPr>
+      <w:r>
+        <w:rPr>
+          <w:rFonts w:cs="Calibri"/>
+          <w:b/>
+          <w:bCs/>
+          <w:sz w:val="28"/>
+          <w:szCs w:val="28"/>
         </w:rPr>
         <w:t>Without limit: try 1,000,000 OTPs → succeed eventually</w:t>
       </w:r>
@@ -2861,20 +2664,20 @@
       <w:pPr>
         <w:jc w:val="both"/>
         <w:rPr>
-          <w:rFonts w:ascii="Calibri" w:hAnsi="Calibri" w:cs="Calibri"/>
-          <w:b/>
-          <w:bCs/>
-          <w:sz w:val="34"/>
-          <w:szCs w:val="34"/>
-        </w:rPr>
-      </w:pPr>
-      <w:r>
-        <w:rPr>
-          <w:rFonts w:ascii="Calibri" w:hAnsi="Calibri" w:cs="Calibri"/>
-          <w:b/>
-          <w:bCs/>
-          <w:sz w:val="34"/>
-          <w:szCs w:val="34"/>
+          <w:rFonts w:cs="Calibri"/>
+          <w:b/>
+          <w:bCs/>
+          <w:sz w:val="28"/>
+          <w:szCs w:val="28"/>
+        </w:rPr>
+      </w:pPr>
+      <w:r>
+        <w:rPr>
+          <w:rFonts w:cs="Calibri"/>
+          <w:b/>
+          <w:bCs/>
+          <w:sz w:val="28"/>
+          <w:szCs w:val="28"/>
         </w:rPr>
         <w:t>With limit:    try 5 per minute → effectively blocked</w:t>
       </w:r>
@@ -2883,34 +2686,34 @@
       <w:pPr>
         <w:jc w:val="both"/>
         <w:rPr>
-          <w:rFonts w:ascii="Calibri" w:hAnsi="Calibri" w:cs="Calibri"/>
-          <w:sz w:val="34"/>
-          <w:szCs w:val="34"/>
-        </w:rPr>
-      </w:pPr>
-      <w:r>
-        <w:rPr>
-          <w:rFonts w:ascii="Calibri" w:hAnsi="Calibri" w:cs="Calibri"/>
-          <w:sz w:val="34"/>
-          <w:szCs w:val="34"/>
+          <w:rFonts w:cs="Calibri"/>
+          <w:sz w:val="32"/>
+          <w:szCs w:val="32"/>
+        </w:rPr>
+      </w:pPr>
+      <w:r>
+        <w:rPr>
+          <w:rFonts w:cs="Calibri"/>
+          <w:sz w:val="32"/>
+          <w:szCs w:val="32"/>
         </w:rPr>
         <w:t xml:space="preserve"># Apply rate limits per user, per IP, and per endpoint especially auth flows. Return </w:t>
       </w:r>
       <w:r>
         <w:rPr>
-          <w:rFonts w:ascii="Calibri" w:hAnsi="Calibri" w:cs="Calibri"/>
-          <w:b/>
-          <w:bCs/>
-          <w:sz w:val="34"/>
-          <w:szCs w:val="34"/>
+          <w:rFonts w:cs="Calibri"/>
+          <w:b/>
+          <w:bCs/>
+          <w:sz w:val="32"/>
+          <w:szCs w:val="32"/>
         </w:rPr>
         <w:t>429</w:t>
       </w:r>
       <w:r>
         <w:rPr>
-          <w:rFonts w:ascii="Calibri" w:hAnsi="Calibri" w:cs="Calibri"/>
-          <w:sz w:val="34"/>
-          <w:szCs w:val="34"/>
+          <w:rFonts w:cs="Calibri"/>
+          <w:sz w:val="32"/>
+          <w:szCs w:val="32"/>
         </w:rPr>
         <w:t xml:space="preserve"> (status code) Too Many Requests and add exponential backoff for repeat offenders.</w:t>
       </w:r>
@@ -2919,26 +2722,26 @@
       <w:pPr>
         <w:jc w:val="both"/>
         <w:rPr>
-          <w:rFonts w:ascii="Calibri" w:hAnsi="Calibri" w:cs="Calibri"/>
-          <w:sz w:val="34"/>
-          <w:szCs w:val="34"/>
-        </w:rPr>
-      </w:pPr>
-    </w:p>
-    <w:p>
-      <w:pPr>
-        <w:jc w:val="both"/>
-        <w:rPr>
-          <w:rFonts w:ascii="Calibri" w:hAnsi="Calibri" w:cs="Calibri"/>
-          <w:sz w:val="34"/>
-          <w:szCs w:val="34"/>
-        </w:rPr>
-      </w:pPr>
-      <w:r>
-        <w:rPr>
-          <w:rFonts w:ascii="Calibri" w:hAnsi="Calibri" w:cs="Calibri"/>
-          <w:sz w:val="34"/>
-          <w:szCs w:val="34"/>
+          <w:rFonts w:cs="Calibri"/>
+          <w:sz w:val="32"/>
+          <w:szCs w:val="32"/>
+        </w:rPr>
+      </w:pPr>
+    </w:p>
+    <w:p>
+      <w:pPr>
+        <w:jc w:val="both"/>
+        <w:rPr>
+          <w:rFonts w:cs="Calibri"/>
+          <w:sz w:val="32"/>
+          <w:szCs w:val="32"/>
+        </w:rPr>
+      </w:pPr>
+      <w:r>
+        <w:rPr>
+          <w:rFonts w:cs="Calibri"/>
+          <w:sz w:val="32"/>
+          <w:szCs w:val="32"/>
         </w:rPr>
         <w:t>Input validation:</w:t>
       </w:r>
@@ -2947,16 +2750,16 @@
       <w:pPr>
         <w:jc w:val="both"/>
         <w:rPr>
-          <w:rFonts w:ascii="Calibri" w:hAnsi="Calibri" w:cs="Calibri"/>
-          <w:sz w:val="34"/>
-          <w:szCs w:val="34"/>
-        </w:rPr>
-      </w:pPr>
-      <w:r>
-        <w:rPr>
-          <w:rFonts w:ascii="Calibri" w:hAnsi="Calibri" w:cs="Calibri"/>
-          <w:sz w:val="34"/>
-          <w:szCs w:val="34"/>
+          <w:rFonts w:cs="Calibri"/>
+          <w:sz w:val="32"/>
+          <w:szCs w:val="32"/>
+        </w:rPr>
+      </w:pPr>
+      <w:r>
+        <w:rPr>
+          <w:rFonts w:cs="Calibri"/>
+          <w:sz w:val="32"/>
+          <w:szCs w:val="32"/>
         </w:rPr>
         <w:t># Accepting user input without sanitization is handing someone a keyboard connected directly to our database. A search box or search field becomes a weapon; a form field becomes a terminal.</w:t>
       </w:r>
@@ -2965,18 +2768,17 @@
       <w:pPr>
         <w:jc w:val="both"/>
         <w:rPr>
-          <w:rFonts w:ascii="Calibri" w:hAnsi="Calibri" w:cs="Calibri"/>
-          <w:sz w:val="34"/>
-          <w:szCs w:val="34"/>
-        </w:rPr>
-      </w:pPr>
-      <w:r>
-        <w:rPr>
-          <w:rFonts w:ascii="Calibri" w:hAnsi="Calibri" w:cs="Calibri"/>
-          <w:sz w:val="34"/>
-          <w:szCs w:val="34"/>
-        </w:rPr>
-        <w:lastRenderedPageBreak/>
+          <w:rFonts w:cs="Calibri"/>
+          <w:sz w:val="32"/>
+          <w:szCs w:val="32"/>
+        </w:rPr>
+      </w:pPr>
+      <w:r>
+        <w:rPr>
+          <w:rFonts w:cs="Calibri"/>
+          <w:sz w:val="32"/>
+          <w:szCs w:val="32"/>
+        </w:rPr>
         <w:t># Mental model, airport security, every person and bag pass through a scanner before entering the terminal. We don't wave through passengers because "they look fine." Every input is untrusted by default.</w:t>
       </w:r>
     </w:p>
@@ -2984,20 +2786,20 @@
       <w:pPr>
         <w:jc w:val="both"/>
         <w:rPr>
-          <w:rFonts w:ascii="Calibri" w:hAnsi="Calibri" w:cs="Calibri"/>
-          <w:b/>
-          <w:bCs/>
-          <w:sz w:val="34"/>
-          <w:szCs w:val="34"/>
-        </w:rPr>
-      </w:pPr>
-      <w:r>
-        <w:rPr>
-          <w:rFonts w:ascii="Calibri" w:hAnsi="Calibri" w:cs="Calibri"/>
-          <w:b/>
-          <w:bCs/>
-          <w:sz w:val="34"/>
-          <w:szCs w:val="34"/>
+          <w:rFonts w:cs="Calibri"/>
+          <w:b/>
+          <w:bCs/>
+          <w:sz w:val="28"/>
+          <w:szCs w:val="28"/>
+        </w:rPr>
+      </w:pPr>
+      <w:r>
+        <w:rPr>
+          <w:rFonts w:cs="Calibri"/>
+          <w:b/>
+          <w:bCs/>
+          <w:sz w:val="28"/>
+          <w:szCs w:val="28"/>
         </w:rPr>
         <w:t>User input → [Validate] → [Sanitize] → Process</w:t>
       </w:r>
@@ -3006,20 +2808,20 @@
       <w:pPr>
         <w:jc w:val="both"/>
         <w:rPr>
-          <w:rFonts w:ascii="Calibri" w:hAnsi="Calibri" w:cs="Calibri"/>
-          <w:b/>
-          <w:bCs/>
-          <w:sz w:val="34"/>
-          <w:szCs w:val="34"/>
-        </w:rPr>
-      </w:pPr>
-      <w:r>
-        <w:rPr>
-          <w:rFonts w:ascii="Calibri" w:hAnsi="Calibri" w:cs="Calibri"/>
-          <w:b/>
-          <w:bCs/>
-          <w:sz w:val="34"/>
-          <w:szCs w:val="34"/>
+          <w:rFonts w:cs="Calibri"/>
+          <w:b/>
+          <w:bCs/>
+          <w:sz w:val="28"/>
+          <w:szCs w:val="28"/>
+        </w:rPr>
+      </w:pPr>
+      <w:r>
+        <w:rPr>
+          <w:rFonts w:cs="Calibri"/>
+          <w:b/>
+          <w:bCs/>
+          <w:sz w:val="28"/>
+          <w:szCs w:val="28"/>
         </w:rPr>
         <w:t xml:space="preserve">                ↓ fail</w:t>
       </w:r>
@@ -3028,20 +2830,20 @@
       <w:pPr>
         <w:jc w:val="both"/>
         <w:rPr>
-          <w:rFonts w:ascii="Calibri" w:hAnsi="Calibri" w:cs="Calibri"/>
-          <w:b/>
-          <w:bCs/>
-          <w:sz w:val="34"/>
-          <w:szCs w:val="34"/>
-        </w:rPr>
-      </w:pPr>
-      <w:r>
-        <w:rPr>
-          <w:rFonts w:ascii="Calibri" w:hAnsi="Calibri" w:cs="Calibri"/>
-          <w:b/>
-          <w:bCs/>
-          <w:sz w:val="34"/>
-          <w:szCs w:val="34"/>
+          <w:rFonts w:cs="Calibri"/>
+          <w:b/>
+          <w:bCs/>
+          <w:sz w:val="28"/>
+          <w:szCs w:val="28"/>
+        </w:rPr>
+      </w:pPr>
+      <w:r>
+        <w:rPr>
+          <w:rFonts w:cs="Calibri"/>
+          <w:b/>
+          <w:bCs/>
+          <w:sz w:val="28"/>
+          <w:szCs w:val="28"/>
         </w:rPr>
         <w:t xml:space="preserve">              Reject + log</w:t>
       </w:r>
@@ -3050,16 +2852,16 @@
       <w:pPr>
         <w:jc w:val="both"/>
         <w:rPr>
-          <w:rFonts w:ascii="Calibri" w:hAnsi="Calibri" w:cs="Calibri"/>
-          <w:sz w:val="34"/>
-          <w:szCs w:val="34"/>
-        </w:rPr>
-      </w:pPr>
-      <w:r>
-        <w:rPr>
-          <w:rFonts w:ascii="Calibri" w:hAnsi="Calibri" w:cs="Calibri"/>
-          <w:sz w:val="34"/>
-          <w:szCs w:val="34"/>
+          <w:rFonts w:cs="Calibri"/>
+          <w:sz w:val="32"/>
+          <w:szCs w:val="32"/>
+        </w:rPr>
+      </w:pPr>
+      <w:r>
+        <w:rPr>
+          <w:rFonts w:cs="Calibri"/>
+          <w:sz w:val="32"/>
+          <w:szCs w:val="32"/>
         </w:rPr>
         <w:t># Validate type, length, format, and range on every input field. Sanitize before storing or executing. Never interpolate raw user input into queries.</w:t>
       </w:r>
@@ -3068,26 +2870,26 @@
       <w:pPr>
         <w:jc w:val="both"/>
         <w:rPr>
-          <w:rFonts w:ascii="Calibri" w:hAnsi="Calibri" w:cs="Calibri"/>
-          <w:sz w:val="34"/>
-          <w:szCs w:val="34"/>
-        </w:rPr>
-      </w:pPr>
-    </w:p>
-    <w:p>
-      <w:pPr>
-        <w:jc w:val="both"/>
-        <w:rPr>
-          <w:rFonts w:ascii="Calibri" w:hAnsi="Calibri" w:cs="Calibri"/>
-          <w:sz w:val="34"/>
-          <w:szCs w:val="34"/>
-        </w:rPr>
-      </w:pPr>
-      <w:r>
-        <w:rPr>
-          <w:rFonts w:ascii="Calibri" w:hAnsi="Calibri" w:cs="Calibri"/>
-          <w:sz w:val="34"/>
-          <w:szCs w:val="34"/>
+          <w:rFonts w:cs="Calibri"/>
+          <w:sz w:val="32"/>
+          <w:szCs w:val="32"/>
+        </w:rPr>
+      </w:pPr>
+    </w:p>
+    <w:p>
+      <w:pPr>
+        <w:jc w:val="both"/>
+        <w:rPr>
+          <w:rFonts w:cs="Calibri"/>
+          <w:sz w:val="32"/>
+          <w:szCs w:val="32"/>
+        </w:rPr>
+      </w:pPr>
+      <w:r>
+        <w:rPr>
+          <w:rFonts w:cs="Calibri"/>
+          <w:sz w:val="32"/>
+          <w:szCs w:val="32"/>
         </w:rPr>
         <w:t>Sensitive data exposure:</w:t>
       </w:r>
@@ -3096,16 +2898,16 @@
       <w:pPr>
         <w:jc w:val="both"/>
         <w:rPr>
-          <w:rFonts w:ascii="Calibri" w:hAnsi="Calibri" w:cs="Calibri"/>
-          <w:sz w:val="34"/>
-          <w:szCs w:val="34"/>
-        </w:rPr>
-      </w:pPr>
-      <w:r>
-        <w:rPr>
-          <w:rFonts w:ascii="Calibri" w:hAnsi="Calibri" w:cs="Calibri"/>
-          <w:sz w:val="34"/>
-          <w:szCs w:val="34"/>
+          <w:rFonts w:cs="Calibri"/>
+          <w:sz w:val="32"/>
+          <w:szCs w:val="32"/>
+        </w:rPr>
+      </w:pPr>
+      <w:r>
+        <w:rPr>
+          <w:rFonts w:cs="Calibri"/>
+          <w:sz w:val="32"/>
+          <w:szCs w:val="32"/>
         </w:rPr>
         <w:t># Even valid, authorized requests can expose too much. API responses including passwords, tokens, internal IDs, or personal data that aren't needed by the client are a liability. Once data is out, it can't be recalled.</w:t>
       </w:r>
@@ -3114,16 +2916,16 @@
       <w:pPr>
         <w:jc w:val="both"/>
         <w:rPr>
-          <w:rFonts w:ascii="Calibri" w:hAnsi="Calibri" w:cs="Calibri"/>
-          <w:sz w:val="34"/>
-          <w:szCs w:val="34"/>
-        </w:rPr>
-      </w:pPr>
-      <w:r>
-        <w:rPr>
-          <w:rFonts w:ascii="Calibri" w:hAnsi="Calibri" w:cs="Calibri"/>
-          <w:sz w:val="34"/>
-          <w:szCs w:val="34"/>
+          <w:rFonts w:cs="Calibri"/>
+          <w:sz w:val="32"/>
+          <w:szCs w:val="32"/>
+        </w:rPr>
+      </w:pPr>
+      <w:r>
+        <w:rPr>
+          <w:rFonts w:cs="Calibri"/>
+          <w:sz w:val="32"/>
+          <w:szCs w:val="32"/>
         </w:rPr>
         <w:t># Mental model, the oversharing waiter, we ordered pasta. The waiter brings the dish, lists the recipe, the supplier invoices, and the owner's home address. We only needed the pasta.</w:t>
       </w:r>
@@ -3132,16 +2934,16 @@
       <w:pPr>
         <w:jc w:val="both"/>
         <w:rPr>
-          <w:rFonts w:ascii="Calibri" w:hAnsi="Calibri" w:cs="Calibri"/>
-          <w:sz w:val="34"/>
-          <w:szCs w:val="34"/>
-        </w:rPr>
-      </w:pPr>
-      <w:r>
-        <w:rPr>
-          <w:rFonts w:ascii="Calibri" w:hAnsi="Calibri" w:cs="Calibri"/>
-          <w:sz w:val="34"/>
-          <w:szCs w:val="34"/>
+          <w:rFonts w:cs="Calibri"/>
+          <w:sz w:val="32"/>
+          <w:szCs w:val="32"/>
+        </w:rPr>
+      </w:pPr>
+      <w:r>
+        <w:rPr>
+          <w:rFonts w:cs="Calibri"/>
+          <w:sz w:val="32"/>
+          <w:szCs w:val="32"/>
         </w:rPr>
         <w:t># Return only the fields the client actually needs, implement response filtering. Never expose passwords (even hashed), internal tokens, or raw database IDs in responses.</w:t>
       </w:r>
@@ -3150,9 +2952,9 @@
       <w:pPr>
         <w:jc w:val="both"/>
         <w:rPr>
-          <w:rFonts w:ascii="Calibri" w:hAnsi="Calibri" w:cs="Calibri"/>
-          <w:sz w:val="34"/>
-          <w:szCs w:val="34"/>
+          <w:rFonts w:cs="Calibri"/>
+          <w:sz w:val="32"/>
+          <w:szCs w:val="32"/>
         </w:rPr>
       </w:pPr>
     </w:p>
@@ -3160,16 +2962,16 @@
       <w:pPr>
         <w:jc w:val="center"/>
         <w:rPr>
-          <w:rFonts w:ascii="Calibri" w:hAnsi="Calibri" w:cs="Calibri"/>
-          <w:sz w:val="34"/>
-          <w:szCs w:val="34"/>
-        </w:rPr>
-      </w:pPr>
-      <w:r>
-        <w:rPr>
-          <w:rFonts w:ascii="Calibri" w:hAnsi="Calibri" w:cs="Calibri"/>
-          <w:sz w:val="34"/>
-          <w:szCs w:val="34"/>
+          <w:rFonts w:cs="Calibri"/>
+          <w:sz w:val="32"/>
+          <w:szCs w:val="32"/>
+        </w:rPr>
+      </w:pPr>
+      <w:r>
+        <w:rPr>
+          <w:rFonts w:cs="Calibri"/>
+          <w:sz w:val="32"/>
+          <w:szCs w:val="32"/>
         </w:rPr>
         <w:t>Break</w:t>
       </w:r>
@@ -3178,32 +2980,31 @@
       <w:pPr>
         <w:jc w:val="both"/>
         <w:rPr>
-          <w:rFonts w:ascii="Calibri" w:hAnsi="Calibri" w:cs="Calibri"/>
-          <w:sz w:val="34"/>
-          <w:szCs w:val="34"/>
-        </w:rPr>
-      </w:pPr>
-    </w:p>
-    <w:p>
-      <w:pPr>
-        <w:jc w:val="both"/>
-        <w:rPr>
-          <w:rFonts w:ascii="Calibri" w:hAnsi="Calibri" w:cs="Calibri"/>
-          <w:b/>
-          <w:bCs/>
-          <w:sz w:val="34"/>
-          <w:szCs w:val="34"/>
-        </w:rPr>
-      </w:pPr>
-      <w:r>
-        <w:rPr>
-          <w:rFonts w:ascii="Calibri" w:hAnsi="Calibri" w:cs="Calibri"/>
-          <w:b/>
-          <w:bCs/>
-          <w:sz w:val="34"/>
-          <w:szCs w:val="34"/>
-        </w:rPr>
-        <w:lastRenderedPageBreak/>
+          <w:rFonts w:cs="Calibri"/>
+          <w:sz w:val="32"/>
+          <w:szCs w:val="32"/>
+        </w:rPr>
+      </w:pPr>
+    </w:p>
+    <w:p>
+      <w:pPr>
+        <w:jc w:val="both"/>
+        <w:rPr>
+          <w:rFonts w:cs="Calibri"/>
+          <w:b/>
+          <w:bCs/>
+          <w:sz w:val="32"/>
+          <w:szCs w:val="32"/>
+        </w:rPr>
+      </w:pPr>
+      <w:r>
+        <w:rPr>
+          <w:rFonts w:cs="Calibri"/>
+          <w:b/>
+          <w:bCs/>
+          <w:sz w:val="32"/>
+          <w:szCs w:val="32"/>
+        </w:rPr>
         <w:t>Types of API Authentication:</w:t>
       </w:r>
     </w:p>
@@ -3211,24 +3012,24 @@
       <w:pPr>
         <w:jc w:val="both"/>
         <w:rPr>
-          <w:rFonts w:ascii="Calibri" w:hAnsi="Calibri" w:cs="Calibri"/>
-          <w:sz w:val="34"/>
-          <w:szCs w:val="34"/>
-        </w:rPr>
-      </w:pPr>
-      <w:r>
-        <w:rPr>
-          <w:rFonts w:ascii="Calibri" w:hAnsi="Calibri" w:cs="Calibri"/>
-          <w:sz w:val="34"/>
-          <w:szCs w:val="34"/>
+          <w:rFonts w:cs="Calibri"/>
+          <w:sz w:val="32"/>
+          <w:szCs w:val="32"/>
+        </w:rPr>
+      </w:pPr>
+      <w:r>
+        <w:rPr>
+          <w:rFonts w:cs="Calibri"/>
+          <w:sz w:val="32"/>
+          <w:szCs w:val="32"/>
         </w:rPr>
         <w:t xml:space="preserve"># </w:t>
       </w:r>
       <w:r>
         <w:rPr>
-          <w:rFonts w:ascii="Calibri" w:hAnsi="Calibri" w:cs="Calibri"/>
-          <w:sz w:val="34"/>
-          <w:szCs w:val="34"/>
+          <w:rFonts w:cs="Calibri"/>
+          <w:sz w:val="32"/>
+          <w:szCs w:val="32"/>
         </w:rPr>
         <w:t>Types:</w:t>
       </w:r>
@@ -3242,20 +3043,20 @@
         </w:numPr>
         <w:jc w:val="both"/>
         <w:rPr>
-          <w:rFonts w:ascii="Calibri" w:hAnsi="Calibri" w:cs="Calibri"/>
-          <w:b/>
-          <w:bCs/>
-          <w:sz w:val="34"/>
-          <w:szCs w:val="34"/>
-        </w:rPr>
-      </w:pPr>
-      <w:r>
-        <w:rPr>
-          <w:rFonts w:ascii="Calibri" w:hAnsi="Calibri" w:cs="Calibri"/>
-          <w:b/>
-          <w:bCs/>
-          <w:sz w:val="34"/>
-          <w:szCs w:val="34"/>
+          <w:rFonts w:cs="Calibri"/>
+          <w:b/>
+          <w:bCs/>
+          <w:sz w:val="32"/>
+          <w:szCs w:val="32"/>
+        </w:rPr>
+      </w:pPr>
+      <w:r>
+        <w:rPr>
+          <w:rFonts w:cs="Calibri"/>
+          <w:b/>
+          <w:bCs/>
+          <w:sz w:val="32"/>
+          <w:szCs w:val="32"/>
         </w:rPr>
         <w:t>Basic Authentication:</w:t>
       </w:r>
@@ -3264,16 +3065,16 @@
       <w:pPr>
         <w:jc w:val="both"/>
         <w:rPr>
-          <w:rFonts w:ascii="Calibri" w:hAnsi="Calibri" w:cs="Calibri"/>
-          <w:sz w:val="34"/>
-          <w:szCs w:val="34"/>
-        </w:rPr>
-      </w:pPr>
-      <w:r>
-        <w:rPr>
-          <w:rFonts w:ascii="Calibri" w:hAnsi="Calibri" w:cs="Calibri"/>
-          <w:sz w:val="34"/>
-          <w:szCs w:val="34"/>
+          <w:rFonts w:cs="Calibri"/>
+          <w:sz w:val="32"/>
+          <w:szCs w:val="32"/>
+        </w:rPr>
+      </w:pPr>
+      <w:r>
+        <w:rPr>
+          <w:rFonts w:cs="Calibri"/>
+          <w:sz w:val="32"/>
+          <w:szCs w:val="32"/>
         </w:rPr>
         <w:t># The client sends a user-name and password to the API with every HTTP request using the “Authorization” header like:</w:t>
       </w:r>
@@ -3282,22 +3083,22 @@
       <w:pPr>
         <w:jc w:val="both"/>
         <w:rPr>
-          <w:rFonts w:ascii="Calibri" w:hAnsi="Calibri" w:cs="Calibri"/>
+          <w:rFonts w:cs="Calibri"/>
           <w:b/>
           <w:bCs/>
           <w:color w:val="D86DCB" w:themeColor="accent5" w:themeTint="99"/>
-          <w:sz w:val="34"/>
-          <w:szCs w:val="34"/>
-        </w:rPr>
-      </w:pPr>
-      <w:r>
-        <w:rPr>
-          <w:rFonts w:ascii="Calibri" w:hAnsi="Calibri" w:cs="Calibri"/>
+          <w:sz w:val="32"/>
+          <w:szCs w:val="32"/>
+        </w:rPr>
+      </w:pPr>
+      <w:r>
+        <w:rPr>
+          <w:rFonts w:cs="Calibri"/>
           <w:b/>
           <w:bCs/>
           <w:color w:val="D86DCB" w:themeColor="accent5" w:themeTint="99"/>
-          <w:sz w:val="34"/>
-          <w:szCs w:val="34"/>
+          <w:sz w:val="32"/>
+          <w:szCs w:val="32"/>
         </w:rPr>
         <w:t>headers: {</w:t>
       </w:r>
@@ -3306,46 +3107,46 @@
       <w:pPr>
         <w:jc w:val="both"/>
         <w:rPr>
-          <w:rFonts w:ascii="Calibri" w:hAnsi="Calibri" w:cs="Calibri"/>
+          <w:rFonts w:cs="Calibri"/>
           <w:b/>
           <w:bCs/>
           <w:color w:val="D86DCB" w:themeColor="accent5" w:themeTint="99"/>
-          <w:sz w:val="34"/>
-          <w:szCs w:val="34"/>
-        </w:rPr>
-      </w:pPr>
-      <w:r>
-        <w:rPr>
-          <w:rFonts w:ascii="Calibri" w:hAnsi="Calibri" w:cs="Calibri"/>
+          <w:sz w:val="32"/>
+          <w:szCs w:val="32"/>
+        </w:rPr>
+      </w:pPr>
+      <w:r>
+        <w:rPr>
+          <w:rFonts w:cs="Calibri"/>
           <w:b/>
           <w:bCs/>
           <w:color w:val="D86DCB" w:themeColor="accent5" w:themeTint="99"/>
-          <w:sz w:val="34"/>
-          <w:szCs w:val="34"/>
+          <w:sz w:val="32"/>
+          <w:szCs w:val="32"/>
         </w:rPr>
         <w:t xml:space="preserve">   “Authorization</w:t>
       </w:r>
       <w:proofErr w:type="gramStart"/>
       <w:r>
         <w:rPr>
-          <w:rFonts w:ascii="Calibri" w:hAnsi="Calibri" w:cs="Calibri"/>
+          <w:rFonts w:cs="Calibri"/>
           <w:b/>
           <w:bCs/>
           <w:color w:val="D86DCB" w:themeColor="accent5" w:themeTint="99"/>
-          <w:sz w:val="34"/>
-          <w:szCs w:val="34"/>
+          <w:sz w:val="32"/>
+          <w:szCs w:val="32"/>
         </w:rPr>
         <w:t>” :</w:t>
       </w:r>
       <w:proofErr w:type="gramEnd"/>
       <w:r>
         <w:rPr>
-          <w:rFonts w:ascii="Calibri" w:hAnsi="Calibri" w:cs="Calibri"/>
+          <w:rFonts w:cs="Calibri"/>
           <w:b/>
           <w:bCs/>
           <w:color w:val="D86DCB" w:themeColor="accent5" w:themeTint="99"/>
-          <w:sz w:val="34"/>
-          <w:szCs w:val="34"/>
+          <w:sz w:val="32"/>
+          <w:szCs w:val="32"/>
         </w:rPr>
         <w:t xml:space="preserve"> “…”</w:t>
       </w:r>
@@ -3354,22 +3155,22 @@
       <w:pPr>
         <w:jc w:val="both"/>
         <w:rPr>
-          <w:rFonts w:ascii="Calibri" w:hAnsi="Calibri" w:cs="Calibri"/>
+          <w:rFonts w:cs="Calibri"/>
           <w:b/>
           <w:bCs/>
           <w:color w:val="D86DCB" w:themeColor="accent5" w:themeTint="99"/>
-          <w:sz w:val="34"/>
-          <w:szCs w:val="34"/>
-        </w:rPr>
-      </w:pPr>
-      <w:r>
-        <w:rPr>
-          <w:rFonts w:ascii="Calibri" w:hAnsi="Calibri" w:cs="Calibri"/>
+          <w:sz w:val="32"/>
+          <w:szCs w:val="32"/>
+        </w:rPr>
+      </w:pPr>
+      <w:r>
+        <w:rPr>
+          <w:rFonts w:cs="Calibri"/>
           <w:b/>
           <w:bCs/>
           <w:color w:val="D86DCB" w:themeColor="accent5" w:themeTint="99"/>
-          <w:sz w:val="34"/>
-          <w:szCs w:val="34"/>
+          <w:sz w:val="32"/>
+          <w:szCs w:val="32"/>
         </w:rPr>
         <w:t>}</w:t>
       </w:r>
@@ -3378,76 +3179,77 @@
       <w:pPr>
         <w:jc w:val="both"/>
         <w:rPr>
-          <w:rFonts w:ascii="Calibri" w:hAnsi="Calibri" w:cs="Calibri"/>
-          <w:sz w:val="34"/>
-          <w:szCs w:val="34"/>
-        </w:rPr>
-      </w:pPr>
-      <w:r>
-        <w:rPr>
-          <w:rFonts w:ascii="Calibri" w:hAnsi="Calibri" w:cs="Calibri"/>
-          <w:sz w:val="34"/>
-          <w:szCs w:val="34"/>
-        </w:rPr>
+          <w:rFonts w:cs="Calibri"/>
+          <w:sz w:val="32"/>
+          <w:szCs w:val="32"/>
+        </w:rPr>
+      </w:pPr>
+      <w:r>
+        <w:rPr>
+          <w:rFonts w:cs="Calibri"/>
+          <w:sz w:val="32"/>
+          <w:szCs w:val="32"/>
+        </w:rPr>
+        <w:lastRenderedPageBreak/>
         <w:t xml:space="preserve"># The credentials are encoded using </w:t>
       </w:r>
       <w:r>
         <w:rPr>
-          <w:rFonts w:ascii="Calibri" w:hAnsi="Calibri" w:cs="Calibri"/>
-          <w:b/>
-          <w:bCs/>
-          <w:sz w:val="34"/>
-          <w:szCs w:val="34"/>
+          <w:rFonts w:cs="Calibri"/>
+          <w:b/>
+          <w:bCs/>
+          <w:sz w:val="32"/>
+          <w:szCs w:val="32"/>
         </w:rPr>
         <w:t>Base64</w:t>
       </w:r>
       <w:r>
         <w:rPr>
-          <w:rFonts w:ascii="Calibri" w:hAnsi="Calibri" w:cs="Calibri"/>
-          <w:sz w:val="34"/>
-          <w:szCs w:val="34"/>
+          <w:rFonts w:cs="Calibri"/>
+          <w:sz w:val="32"/>
+          <w:szCs w:val="32"/>
         </w:rPr>
         <w:t xml:space="preserve"> format but </w:t>
       </w:r>
       <w:proofErr w:type="spellStart"/>
       <w:r>
         <w:rPr>
-          <w:rFonts w:ascii="Calibri" w:hAnsi="Calibri" w:cs="Calibri"/>
-          <w:sz w:val="34"/>
-          <w:szCs w:val="34"/>
+          <w:rFonts w:cs="Calibri"/>
+          <w:sz w:val="32"/>
+          <w:szCs w:val="32"/>
         </w:rPr>
         <w:t>its</w:t>
       </w:r>
       <w:proofErr w:type="spellEnd"/>
       <w:r>
         <w:rPr>
-          <w:rFonts w:ascii="Calibri" w:hAnsi="Calibri" w:cs="Calibri"/>
-          <w:sz w:val="34"/>
-          <w:szCs w:val="34"/>
+          <w:rFonts w:cs="Calibri"/>
+          <w:sz w:val="32"/>
+          <w:szCs w:val="32"/>
         </w:rPr>
         <w:t xml:space="preserve"> not an encryption method but an encoding method. </w:t>
       </w:r>
       <w:r>
         <w:rPr>
-          <w:rFonts w:ascii="Calibri" w:hAnsi="Calibri" w:cs="Calibri"/>
-          <w:sz w:val="34"/>
-          <w:szCs w:val="34"/>
+          <w:rFonts w:cs="Calibri"/>
+          <w:sz w:val="32"/>
+          <w:szCs w:val="32"/>
         </w:rPr>
         <w:t>So,</w:t>
       </w:r>
       <w:r>
         <w:rPr>
-          <w:rFonts w:ascii="Calibri" w:hAnsi="Calibri" w:cs="Calibri"/>
-          <w:sz w:val="34"/>
-          <w:szCs w:val="34"/>
+          <w:rFonts w:cs="Calibri"/>
+          <w:sz w:val="32"/>
+          <w:szCs w:val="32"/>
         </w:rPr>
         <w:t xml:space="preserve"> unless HTTPS is used there’s risk of </w:t>
       </w:r>
       <w:r>
         <w:rPr>
-          <w:rFonts w:ascii="Calibri" w:hAnsi="Calibri" w:cs="Calibri"/>
-          <w:sz w:val="34"/>
-          <w:szCs w:val="34"/>
+          <w:rFonts w:cs="Calibri"/>
+          <w:sz w:val="32"/>
+          <w:szCs w:val="32"/>
         </w:rPr>
         <w:t>credentials getting decoded by attacker</w:t>
       </w:r>
@@ -3456,34 +3258,34 @@
       <w:pPr>
         <w:jc w:val="both"/>
         <w:rPr>
-          <w:rFonts w:ascii="Calibri" w:hAnsi="Calibri" w:cs="Calibri"/>
-          <w:sz w:val="34"/>
-          <w:szCs w:val="34"/>
-        </w:rPr>
-      </w:pPr>
-      <w:r>
-        <w:rPr>
-          <w:rFonts w:ascii="Calibri" w:hAnsi="Calibri" w:cs="Calibri"/>
-          <w:sz w:val="34"/>
-          <w:szCs w:val="34"/>
+          <w:rFonts w:cs="Calibri"/>
+          <w:sz w:val="32"/>
+          <w:szCs w:val="32"/>
+        </w:rPr>
+      </w:pPr>
+      <w:r>
+        <w:rPr>
+          <w:rFonts w:cs="Calibri"/>
+          <w:sz w:val="32"/>
+          <w:szCs w:val="32"/>
         </w:rPr>
         <w:t xml:space="preserve"># Rarely used in </w:t>
       </w:r>
       <w:proofErr w:type="spellStart"/>
       <w:r>
         <w:rPr>
-          <w:rFonts w:ascii="Calibri" w:hAnsi="Calibri" w:cs="Calibri"/>
-          <w:sz w:val="34"/>
-          <w:szCs w:val="34"/>
+          <w:rFonts w:cs="Calibri"/>
+          <w:sz w:val="32"/>
+          <w:szCs w:val="32"/>
         </w:rPr>
         <w:t>todays</w:t>
       </w:r>
       <w:proofErr w:type="spellEnd"/>
       <w:r>
         <w:rPr>
-          <w:rFonts w:ascii="Calibri" w:hAnsi="Calibri" w:cs="Calibri"/>
-          <w:sz w:val="34"/>
-          <w:szCs w:val="34"/>
+          <w:rFonts w:cs="Calibri"/>
+          <w:sz w:val="32"/>
+          <w:szCs w:val="32"/>
         </w:rPr>
         <w:t xml:space="preserve"> production environments and repeatedly sending credentials is risky.</w:t>
       </w:r>
@@ -3492,9 +3294,9 @@
       <w:pPr>
         <w:jc w:val="both"/>
         <w:rPr>
-          <w:rFonts w:ascii="Calibri" w:hAnsi="Calibri" w:cs="Calibri"/>
-          <w:sz w:val="34"/>
-          <w:szCs w:val="34"/>
+          <w:rFonts w:cs="Calibri"/>
+          <w:sz w:val="32"/>
+          <w:szCs w:val="32"/>
         </w:rPr>
       </w:pPr>
     </w:p>
@@ -3507,20 +3309,20 @@
         </w:numPr>
         <w:jc w:val="both"/>
         <w:rPr>
-          <w:rFonts w:ascii="Calibri" w:hAnsi="Calibri" w:cs="Calibri"/>
-          <w:b/>
-          <w:bCs/>
-          <w:sz w:val="34"/>
-          <w:szCs w:val="34"/>
-        </w:rPr>
-      </w:pPr>
-      <w:r>
-        <w:rPr>
-          <w:rFonts w:ascii="Calibri" w:hAnsi="Calibri" w:cs="Calibri"/>
-          <w:b/>
-          <w:bCs/>
-          <w:sz w:val="34"/>
-          <w:szCs w:val="34"/>
+          <w:rFonts w:cs="Calibri"/>
+          <w:b/>
+          <w:bCs/>
+          <w:sz w:val="32"/>
+          <w:szCs w:val="32"/>
+        </w:rPr>
+      </w:pPr>
+      <w:r>
+        <w:rPr>
+          <w:rFonts w:cs="Calibri"/>
+          <w:b/>
+          <w:bCs/>
+          <w:sz w:val="32"/>
+          <w:szCs w:val="32"/>
         </w:rPr>
         <w:t>Digest Authentication:</w:t>
       </w:r>
@@ -3529,16 +3331,16 @@
       <w:pPr>
         <w:jc w:val="both"/>
         <w:rPr>
-          <w:rFonts w:ascii="Calibri" w:hAnsi="Calibri" w:cs="Calibri"/>
-          <w:sz w:val="34"/>
-          <w:szCs w:val="34"/>
-        </w:rPr>
-      </w:pPr>
-      <w:r>
-        <w:rPr>
-          <w:rFonts w:ascii="Calibri" w:hAnsi="Calibri" w:cs="Calibri"/>
-          <w:sz w:val="34"/>
-          <w:szCs w:val="34"/>
+          <w:rFonts w:cs="Calibri"/>
+          <w:sz w:val="32"/>
+          <w:szCs w:val="32"/>
+        </w:rPr>
+      </w:pPr>
+      <w:r>
+        <w:rPr>
+          <w:rFonts w:cs="Calibri"/>
+          <w:sz w:val="32"/>
+          <w:szCs w:val="32"/>
         </w:rPr>
         <w:t># It works using a challenge-response mechanism. Instead of sending the password directly the server first sends a challenge to the client. Then client generates a hash-response using the password and the challenge value. The server verifies that hash instead of checking raw password</w:t>
       </w:r>
@@ -3547,16 +3349,16 @@
       <w:pPr>
         <w:jc w:val="both"/>
         <w:rPr>
-          <w:rFonts w:ascii="Calibri" w:hAnsi="Calibri" w:cs="Calibri"/>
-          <w:sz w:val="34"/>
-          <w:szCs w:val="34"/>
-        </w:rPr>
-      </w:pPr>
-      <w:r>
-        <w:rPr>
-          <w:rFonts w:ascii="Calibri" w:hAnsi="Calibri" w:cs="Calibri"/>
-          <w:sz w:val="34"/>
-          <w:szCs w:val="34"/>
+          <w:rFonts w:cs="Calibri"/>
+          <w:sz w:val="32"/>
+          <w:szCs w:val="32"/>
+        </w:rPr>
+      </w:pPr>
+      <w:r>
+        <w:rPr>
+          <w:rFonts w:cs="Calibri"/>
+          <w:sz w:val="32"/>
+          <w:szCs w:val="32"/>
         </w:rPr>
         <w:t># This prevents the password being transmitted in plain form. But its more complex and not widely used in modern systems because token-based approaches are easier to scale</w:t>
       </w:r>
@@ -3565,9 +3367,9 @@
       <w:pPr>
         <w:jc w:val="both"/>
         <w:rPr>
-          <w:rFonts w:ascii="Calibri" w:hAnsi="Calibri" w:cs="Calibri"/>
-          <w:sz w:val="34"/>
-          <w:szCs w:val="34"/>
+          <w:rFonts w:cs="Calibri"/>
+          <w:sz w:val="32"/>
+          <w:szCs w:val="32"/>
         </w:rPr>
       </w:pPr>
     </w:p>
@@ -3580,22 +3382,21 @@
         </w:numPr>
         <w:jc w:val="both"/>
         <w:rPr>
-          <w:rFonts w:ascii="Calibri" w:hAnsi="Calibri" w:cs="Calibri"/>
-          <w:b/>
-          <w:bCs/>
-          <w:sz w:val="34"/>
-          <w:szCs w:val="34"/>
-        </w:rPr>
-      </w:pPr>
-      <w:r>
-        <w:rPr>
-          <w:rFonts w:ascii="Calibri" w:hAnsi="Calibri" w:cs="Calibri"/>
-          <w:b/>
-          <w:bCs/>
-          <w:sz w:val="34"/>
-          <w:szCs w:val="34"/>
-        </w:rPr>
-        <w:lastRenderedPageBreak/>
+          <w:rFonts w:cs="Calibri"/>
+          <w:b/>
+          <w:bCs/>
+          <w:sz w:val="32"/>
+          <w:szCs w:val="32"/>
+        </w:rPr>
+      </w:pPr>
+      <w:r>
+        <w:rPr>
+          <w:rFonts w:cs="Calibri"/>
+          <w:b/>
+          <w:bCs/>
+          <w:sz w:val="32"/>
+          <w:szCs w:val="32"/>
+        </w:rPr>
         <w:t>Session Authentication:</w:t>
       </w:r>
     </w:p>
@@ -3603,60 +3404,60 @@
       <w:pPr>
         <w:jc w:val="both"/>
         <w:rPr>
-          <w:rFonts w:ascii="Calibri" w:hAnsi="Calibri" w:cs="Calibri"/>
-          <w:sz w:val="34"/>
-          <w:szCs w:val="34"/>
-        </w:rPr>
-      </w:pPr>
-      <w:r>
-        <w:rPr>
-          <w:rFonts w:ascii="Calibri" w:hAnsi="Calibri" w:cs="Calibri"/>
-          <w:sz w:val="34"/>
-          <w:szCs w:val="34"/>
+          <w:rFonts w:cs="Calibri"/>
+          <w:sz w:val="32"/>
+          <w:szCs w:val="32"/>
+        </w:rPr>
+      </w:pPr>
+      <w:r>
+        <w:rPr>
+          <w:rFonts w:cs="Calibri"/>
+          <w:sz w:val="32"/>
+          <w:szCs w:val="32"/>
         </w:rPr>
         <w:t># It’s the traditional login mechanism but when user is successfully logged in, the server creates a sessio</w:t>
       </w:r>
       <w:r>
         <w:rPr>
-          <w:rFonts w:ascii="Calibri" w:hAnsi="Calibri" w:cs="Calibri"/>
-          <w:sz w:val="34"/>
-          <w:szCs w:val="34"/>
+          <w:rFonts w:cs="Calibri"/>
+          <w:sz w:val="32"/>
+          <w:szCs w:val="32"/>
         </w:rPr>
         <w:t xml:space="preserve">n </w:t>
       </w:r>
       <w:r>
         <w:rPr>
-          <w:rFonts w:ascii="Calibri" w:hAnsi="Calibri" w:cs="Calibri"/>
-          <w:sz w:val="34"/>
-          <w:szCs w:val="34"/>
+          <w:rFonts w:cs="Calibri"/>
+          <w:sz w:val="32"/>
+          <w:szCs w:val="32"/>
         </w:rPr>
         <w:t>that represents the authenticated user</w:t>
       </w:r>
       <w:r>
         <w:rPr>
-          <w:rFonts w:ascii="Calibri" w:hAnsi="Calibri" w:cs="Calibri"/>
-          <w:sz w:val="34"/>
-          <w:szCs w:val="34"/>
+          <w:rFonts w:cs="Calibri"/>
+          <w:sz w:val="32"/>
+          <w:szCs w:val="32"/>
         </w:rPr>
         <w:t xml:space="preserve">. The server stores that session and sends a </w:t>
       </w:r>
       <w:proofErr w:type="spellStart"/>
       <w:r>
         <w:rPr>
-          <w:rFonts w:ascii="Calibri" w:hAnsi="Calibri" w:cs="Calibri"/>
-          <w:b/>
-          <w:bCs/>
-          <w:sz w:val="34"/>
-          <w:szCs w:val="34"/>
+          <w:rFonts w:cs="Calibri"/>
+          <w:b/>
+          <w:bCs/>
+          <w:sz w:val="32"/>
+          <w:szCs w:val="32"/>
         </w:rPr>
         <w:t>Session_ID</w:t>
       </w:r>
       <w:proofErr w:type="spellEnd"/>
       <w:r>
         <w:rPr>
-          <w:rFonts w:ascii="Calibri" w:hAnsi="Calibri" w:cs="Calibri"/>
-          <w:sz w:val="34"/>
-          <w:szCs w:val="34"/>
+          <w:rFonts w:cs="Calibri"/>
+          <w:sz w:val="32"/>
+          <w:szCs w:val="32"/>
         </w:rPr>
         <w:t xml:space="preserve"> back to the Browser usually through a cookie</w:t>
       </w:r>
@@ -3665,36 +3466,36 @@
       <w:pPr>
         <w:jc w:val="both"/>
         <w:rPr>
-          <w:rFonts w:ascii="Calibri" w:hAnsi="Calibri" w:cs="Calibri"/>
-          <w:sz w:val="34"/>
-          <w:szCs w:val="34"/>
-        </w:rPr>
-      </w:pPr>
-      <w:r>
-        <w:rPr>
-          <w:rFonts w:ascii="Calibri" w:hAnsi="Calibri" w:cs="Calibri"/>
-          <w:sz w:val="34"/>
-          <w:szCs w:val="34"/>
+          <w:rFonts w:cs="Calibri"/>
+          <w:sz w:val="32"/>
+          <w:szCs w:val="32"/>
+        </w:rPr>
+      </w:pPr>
+      <w:r>
+        <w:rPr>
+          <w:rFonts w:cs="Calibri"/>
+          <w:sz w:val="32"/>
+          <w:szCs w:val="32"/>
         </w:rPr>
         <w:t xml:space="preserve"># On every subsequent request the Browser automatically sends that cookie back to the server. Then the server reads the </w:t>
       </w:r>
       <w:proofErr w:type="spellStart"/>
       <w:r>
         <w:rPr>
-          <w:rFonts w:ascii="Calibri" w:hAnsi="Calibri" w:cs="Calibri"/>
-          <w:b/>
-          <w:bCs/>
-          <w:sz w:val="34"/>
-          <w:szCs w:val="34"/>
+          <w:rFonts w:cs="Calibri"/>
+          <w:b/>
+          <w:bCs/>
+          <w:sz w:val="32"/>
+          <w:szCs w:val="32"/>
         </w:rPr>
         <w:t>Session_ID</w:t>
       </w:r>
       <w:proofErr w:type="spellEnd"/>
       <w:r>
         <w:rPr>
-          <w:rFonts w:ascii="Calibri" w:hAnsi="Calibri" w:cs="Calibri"/>
-          <w:sz w:val="34"/>
-          <w:szCs w:val="34"/>
+          <w:rFonts w:cs="Calibri"/>
+          <w:sz w:val="32"/>
+          <w:szCs w:val="32"/>
         </w:rPr>
         <w:t xml:space="preserve"> and knows which user is making the request.</w:t>
       </w:r>
@@ -3703,16 +3504,16 @@
       <w:pPr>
         <w:jc w:val="both"/>
         <w:rPr>
-          <w:rFonts w:ascii="Calibri" w:hAnsi="Calibri" w:cs="Calibri"/>
-          <w:sz w:val="34"/>
-          <w:szCs w:val="34"/>
-        </w:rPr>
-      </w:pPr>
-      <w:r>
-        <w:rPr>
-          <w:rFonts w:ascii="Calibri" w:hAnsi="Calibri" w:cs="Calibri"/>
-          <w:sz w:val="34"/>
-          <w:szCs w:val="34"/>
+          <w:rFonts w:cs="Calibri"/>
+          <w:sz w:val="32"/>
+          <w:szCs w:val="32"/>
+        </w:rPr>
+      </w:pPr>
+      <w:r>
+        <w:rPr>
+          <w:rFonts w:cs="Calibri"/>
+          <w:sz w:val="32"/>
+          <w:szCs w:val="32"/>
         </w:rPr>
         <w:t># But for this the server has to store the user sessions and harder to manage when system scale across multiple servers. Useful for only Server-Side Rendering</w:t>
       </w:r>
@@ -3721,9 +3522,9 @@
       <w:pPr>
         <w:jc w:val="both"/>
         <w:rPr>
-          <w:rFonts w:ascii="Calibri" w:hAnsi="Calibri" w:cs="Calibri"/>
-          <w:sz w:val="34"/>
-          <w:szCs w:val="34"/>
+          <w:rFonts w:cs="Calibri"/>
+          <w:sz w:val="32"/>
+          <w:szCs w:val="32"/>
         </w:rPr>
       </w:pPr>
     </w:p>
@@ -3736,20 +3537,20 @@
         </w:numPr>
         <w:jc w:val="both"/>
         <w:rPr>
-          <w:rFonts w:ascii="Calibri" w:hAnsi="Calibri" w:cs="Calibri"/>
-          <w:b/>
-          <w:bCs/>
-          <w:sz w:val="34"/>
-          <w:szCs w:val="34"/>
-        </w:rPr>
-      </w:pPr>
-      <w:r>
-        <w:rPr>
-          <w:rFonts w:ascii="Calibri" w:hAnsi="Calibri" w:cs="Calibri"/>
-          <w:b/>
-          <w:bCs/>
-          <w:sz w:val="34"/>
-          <w:szCs w:val="34"/>
+          <w:rFonts w:cs="Calibri"/>
+          <w:b/>
+          <w:bCs/>
+          <w:sz w:val="32"/>
+          <w:szCs w:val="32"/>
+        </w:rPr>
+      </w:pPr>
+      <w:r>
+        <w:rPr>
+          <w:rFonts w:cs="Calibri"/>
+          <w:b/>
+          <w:bCs/>
+          <w:sz w:val="32"/>
+          <w:szCs w:val="32"/>
         </w:rPr>
         <w:t>API Key Authentication:</w:t>
       </w:r>
@@ -3758,24 +3559,24 @@
       <w:pPr>
         <w:jc w:val="both"/>
         <w:rPr>
-          <w:rFonts w:ascii="Calibri" w:hAnsi="Calibri" w:cs="Calibri"/>
-          <w:sz w:val="34"/>
-          <w:szCs w:val="34"/>
-        </w:rPr>
-      </w:pPr>
-      <w:r>
-        <w:rPr>
-          <w:rFonts w:ascii="Calibri" w:hAnsi="Calibri" w:cs="Calibri"/>
-          <w:sz w:val="34"/>
-          <w:szCs w:val="34"/>
+          <w:rFonts w:cs="Calibri"/>
+          <w:sz w:val="32"/>
+          <w:szCs w:val="32"/>
+        </w:rPr>
+      </w:pPr>
+      <w:r>
+        <w:rPr>
+          <w:rFonts w:cs="Calibri"/>
+          <w:sz w:val="32"/>
+          <w:szCs w:val="32"/>
         </w:rPr>
         <w:t xml:space="preserve"># </w:t>
       </w:r>
       <w:r>
         <w:rPr>
-          <w:rFonts w:ascii="Calibri" w:hAnsi="Calibri" w:cs="Calibri"/>
-          <w:sz w:val="34"/>
-          <w:szCs w:val="34"/>
+          <w:rFonts w:cs="Calibri"/>
+          <w:sz w:val="32"/>
+          <w:szCs w:val="32"/>
         </w:rPr>
         <w:t>It is a unique identifier assigned to a developer or application. The client includes this key with each request, so the server can identify which application is calling the API.</w:t>
       </w:r>
@@ -3784,16 +3585,16 @@
       <w:pPr>
         <w:jc w:val="both"/>
         <w:rPr>
-          <w:rFonts w:ascii="Calibri" w:hAnsi="Calibri" w:cs="Calibri"/>
-          <w:sz w:val="34"/>
-          <w:szCs w:val="34"/>
-        </w:rPr>
-      </w:pPr>
-      <w:r>
-        <w:rPr>
-          <w:rFonts w:ascii="Calibri" w:hAnsi="Calibri" w:cs="Calibri"/>
-          <w:sz w:val="34"/>
-          <w:szCs w:val="34"/>
+          <w:rFonts w:cs="Calibri"/>
+          <w:sz w:val="32"/>
+          <w:szCs w:val="32"/>
+        </w:rPr>
+      </w:pPr>
+      <w:r>
+        <w:rPr>
+          <w:rFonts w:cs="Calibri"/>
+          <w:sz w:val="32"/>
+          <w:szCs w:val="32"/>
         </w:rPr>
         <w:t># API keys are commonly used for public APIs, such as maps, weather services, or payment integrations. However, API keys usually identify the application rather than the individual user, so they are often combined with other security mechanisms.</w:t>
       </w:r>
@@ -3802,9 +3603,9 @@
       <w:pPr>
         <w:jc w:val="both"/>
         <w:rPr>
-          <w:rFonts w:ascii="Calibri" w:hAnsi="Calibri" w:cs="Calibri"/>
-          <w:sz w:val="34"/>
-          <w:szCs w:val="34"/>
+          <w:rFonts w:cs="Calibri"/>
+          <w:sz w:val="32"/>
+          <w:szCs w:val="32"/>
         </w:rPr>
       </w:pPr>
     </w:p>
@@ -3817,20 +3618,20 @@
         </w:numPr>
         <w:jc w:val="both"/>
         <w:rPr>
-          <w:rFonts w:ascii="Calibri" w:hAnsi="Calibri" w:cs="Calibri"/>
-          <w:b/>
-          <w:bCs/>
-          <w:sz w:val="34"/>
-          <w:szCs w:val="34"/>
-        </w:rPr>
-      </w:pPr>
-      <w:r>
-        <w:rPr>
-          <w:rFonts w:ascii="Calibri" w:hAnsi="Calibri" w:cs="Calibri"/>
-          <w:b/>
-          <w:bCs/>
-          <w:sz w:val="34"/>
-          <w:szCs w:val="34"/>
+          <w:rFonts w:cs="Calibri"/>
+          <w:b/>
+          <w:bCs/>
+          <w:sz w:val="32"/>
+          <w:szCs w:val="32"/>
+        </w:rPr>
+      </w:pPr>
+      <w:r>
+        <w:rPr>
+          <w:rFonts w:cs="Calibri"/>
+          <w:b/>
+          <w:bCs/>
+          <w:sz w:val="32"/>
+          <w:szCs w:val="32"/>
         </w:rPr>
         <w:t>Bearer Token Authentication:</w:t>
       </w:r>
@@ -3839,16 +3640,16 @@
       <w:pPr>
         <w:jc w:val="both"/>
         <w:rPr>
-          <w:rFonts w:ascii="Calibri" w:hAnsi="Calibri" w:cs="Calibri"/>
-          <w:sz w:val="34"/>
-          <w:szCs w:val="34"/>
-        </w:rPr>
-      </w:pPr>
-      <w:r>
-        <w:rPr>
-          <w:rFonts w:ascii="Calibri" w:hAnsi="Calibri" w:cs="Calibri"/>
-          <w:sz w:val="34"/>
-          <w:szCs w:val="34"/>
+          <w:rFonts w:cs="Calibri"/>
+          <w:sz w:val="32"/>
+          <w:szCs w:val="32"/>
+        </w:rPr>
+      </w:pPr>
+      <w:r>
+        <w:rPr>
+          <w:rFonts w:cs="Calibri"/>
+          <w:sz w:val="32"/>
+          <w:szCs w:val="32"/>
         </w:rPr>
         <w:t># It means the client sends a token in the “Authorization” header with the format like this:</w:t>
       </w:r>
@@ -3857,22 +3658,22 @@
       <w:pPr>
         <w:jc w:val="both"/>
         <w:rPr>
-          <w:rFonts w:ascii="Calibri" w:hAnsi="Calibri" w:cs="Calibri"/>
+          <w:rFonts w:cs="Calibri"/>
           <w:b/>
           <w:bCs/>
           <w:color w:val="D86DCB" w:themeColor="accent5" w:themeTint="99"/>
-          <w:sz w:val="34"/>
-          <w:szCs w:val="34"/>
-        </w:rPr>
-      </w:pPr>
-      <w:r>
-        <w:rPr>
-          <w:rFonts w:ascii="Calibri" w:hAnsi="Calibri" w:cs="Calibri"/>
+          <w:sz w:val="32"/>
+          <w:szCs w:val="32"/>
+        </w:rPr>
+      </w:pPr>
+      <w:r>
+        <w:rPr>
+          <w:rFonts w:cs="Calibri"/>
           <w:b/>
           <w:bCs/>
           <w:color w:val="D86DCB" w:themeColor="accent5" w:themeTint="99"/>
-          <w:sz w:val="34"/>
-          <w:szCs w:val="34"/>
+          <w:sz w:val="32"/>
+          <w:szCs w:val="32"/>
         </w:rPr>
         <w:t>headers: {</w:t>
       </w:r>
@@ -3881,47 +3682,46 @@
       <w:pPr>
         <w:jc w:val="both"/>
         <w:rPr>
-          <w:rFonts w:ascii="Calibri" w:hAnsi="Calibri" w:cs="Calibri"/>
+          <w:rFonts w:cs="Calibri"/>
           <w:b/>
           <w:bCs/>
           <w:color w:val="D86DCB" w:themeColor="accent5" w:themeTint="99"/>
-          <w:sz w:val="34"/>
-          <w:szCs w:val="34"/>
-        </w:rPr>
-      </w:pPr>
-      <w:r>
-        <w:rPr>
-          <w:rFonts w:ascii="Calibri" w:hAnsi="Calibri" w:cs="Calibri"/>
+          <w:sz w:val="32"/>
+          <w:szCs w:val="32"/>
+        </w:rPr>
+      </w:pPr>
+      <w:r>
+        <w:rPr>
+          <w:rFonts w:cs="Calibri"/>
           <w:b/>
           <w:bCs/>
           <w:color w:val="D86DCB" w:themeColor="accent5" w:themeTint="99"/>
-          <w:sz w:val="34"/>
-          <w:szCs w:val="34"/>
-        </w:rPr>
-        <w:lastRenderedPageBreak/>
+          <w:sz w:val="32"/>
+          <w:szCs w:val="32"/>
+        </w:rPr>
         <w:t xml:space="preserve">   “Authorization</w:t>
       </w:r>
       <w:proofErr w:type="gramStart"/>
       <w:r>
         <w:rPr>
-          <w:rFonts w:ascii="Calibri" w:hAnsi="Calibri" w:cs="Calibri"/>
+          <w:rFonts w:cs="Calibri"/>
           <w:b/>
           <w:bCs/>
           <w:color w:val="D86DCB" w:themeColor="accent5" w:themeTint="99"/>
-          <w:sz w:val="34"/>
-          <w:szCs w:val="34"/>
+          <w:sz w:val="32"/>
+          <w:szCs w:val="32"/>
         </w:rPr>
         <w:t>” :</w:t>
       </w:r>
       <w:proofErr w:type="gramEnd"/>
       <w:r>
         <w:rPr>
-          <w:rFonts w:ascii="Calibri" w:hAnsi="Calibri" w:cs="Calibri"/>
+          <w:rFonts w:cs="Calibri"/>
           <w:b/>
           <w:bCs/>
           <w:color w:val="D86DCB" w:themeColor="accent5" w:themeTint="99"/>
-          <w:sz w:val="34"/>
-          <w:szCs w:val="34"/>
+          <w:sz w:val="32"/>
+          <w:szCs w:val="32"/>
         </w:rPr>
         <w:t xml:space="preserve"> “Bearer …”</w:t>
       </w:r>
@@ -3930,22 +3730,22 @@
       <w:pPr>
         <w:jc w:val="both"/>
         <w:rPr>
-          <w:rFonts w:ascii="Calibri" w:hAnsi="Calibri" w:cs="Calibri"/>
+          <w:rFonts w:cs="Calibri"/>
           <w:b/>
           <w:bCs/>
           <w:color w:val="D86DCB" w:themeColor="accent5" w:themeTint="99"/>
-          <w:sz w:val="34"/>
-          <w:szCs w:val="34"/>
-        </w:rPr>
-      </w:pPr>
-      <w:r>
-        <w:rPr>
-          <w:rFonts w:ascii="Calibri" w:hAnsi="Calibri" w:cs="Calibri"/>
+          <w:sz w:val="32"/>
+          <w:szCs w:val="32"/>
+        </w:rPr>
+      </w:pPr>
+      <w:r>
+        <w:rPr>
+          <w:rFonts w:cs="Calibri"/>
           <w:b/>
           <w:bCs/>
           <w:color w:val="D86DCB" w:themeColor="accent5" w:themeTint="99"/>
-          <w:sz w:val="34"/>
-          <w:szCs w:val="34"/>
+          <w:sz w:val="32"/>
+          <w:szCs w:val="32"/>
         </w:rPr>
         <w:t>}</w:t>
       </w:r>
@@ -3954,16 +3754,16 @@
       <w:pPr>
         <w:jc w:val="both"/>
         <w:rPr>
-          <w:rFonts w:ascii="Calibri" w:hAnsi="Calibri" w:cs="Calibri"/>
-          <w:sz w:val="34"/>
-          <w:szCs w:val="34"/>
-        </w:rPr>
-      </w:pPr>
-      <w:r>
-        <w:rPr>
-          <w:rFonts w:ascii="Calibri" w:hAnsi="Calibri" w:cs="Calibri"/>
-          <w:sz w:val="34"/>
-          <w:szCs w:val="34"/>
+          <w:rFonts w:cs="Calibri"/>
+          <w:sz w:val="32"/>
+          <w:szCs w:val="32"/>
+        </w:rPr>
+      </w:pPr>
+      <w:r>
+        <w:rPr>
+          <w:rFonts w:cs="Calibri"/>
+          <w:sz w:val="32"/>
+          <w:szCs w:val="32"/>
         </w:rPr>
         <w:t># The word Bearer simply means that whoever holds the token is allowed to use it. The server verifies the token and allows access to the requested resource. Here, the server does not need to store session state</w:t>
       </w:r>
@@ -3972,16 +3772,16 @@
       <w:pPr>
         <w:jc w:val="both"/>
         <w:rPr>
-          <w:rFonts w:ascii="Calibri" w:hAnsi="Calibri" w:cs="Calibri"/>
-          <w:sz w:val="34"/>
-          <w:szCs w:val="34"/>
-        </w:rPr>
-      </w:pPr>
-      <w:r>
-        <w:rPr>
-          <w:rFonts w:ascii="Calibri" w:hAnsi="Calibri" w:cs="Calibri"/>
-          <w:sz w:val="34"/>
-          <w:szCs w:val="34"/>
+          <w:rFonts w:cs="Calibri"/>
+          <w:sz w:val="32"/>
+          <w:szCs w:val="32"/>
+        </w:rPr>
+      </w:pPr>
+      <w:r>
+        <w:rPr>
+          <w:rFonts w:cs="Calibri"/>
+          <w:sz w:val="32"/>
+          <w:szCs w:val="32"/>
         </w:rPr>
         <w:t>#  However, Bearer tokens must be protected carefully because anyone who obtains the token can impersonate the user until the token expires. Many bearer tokens today are implemented using JSON Web Tokens, commonly called JWTs.</w:t>
       </w:r>
@@ -3990,9 +3790,9 @@
       <w:pPr>
         <w:jc w:val="both"/>
         <w:rPr>
-          <w:rFonts w:ascii="Calibri" w:hAnsi="Calibri" w:cs="Calibri"/>
-          <w:sz w:val="34"/>
-          <w:szCs w:val="34"/>
+          <w:rFonts w:cs="Calibri"/>
+          <w:sz w:val="32"/>
+          <w:szCs w:val="32"/>
         </w:rPr>
       </w:pPr>
     </w:p>
@@ -4005,20 +3805,20 @@
         </w:numPr>
         <w:jc w:val="both"/>
         <w:rPr>
-          <w:rFonts w:ascii="Calibri" w:hAnsi="Calibri" w:cs="Calibri"/>
-          <w:b/>
-          <w:bCs/>
-          <w:sz w:val="34"/>
-          <w:szCs w:val="34"/>
-        </w:rPr>
-      </w:pPr>
-      <w:r>
-        <w:rPr>
-          <w:rFonts w:ascii="Calibri" w:hAnsi="Calibri" w:cs="Calibri"/>
-          <w:b/>
-          <w:bCs/>
-          <w:sz w:val="34"/>
-          <w:szCs w:val="34"/>
+          <w:rFonts w:cs="Calibri"/>
+          <w:b/>
+          <w:bCs/>
+          <w:sz w:val="32"/>
+          <w:szCs w:val="32"/>
+        </w:rPr>
+      </w:pPr>
+      <w:r>
+        <w:rPr>
+          <w:rFonts w:cs="Calibri"/>
+          <w:b/>
+          <w:bCs/>
+          <w:sz w:val="32"/>
+          <w:szCs w:val="32"/>
         </w:rPr>
         <w:t>JWT Authentication:</w:t>
       </w:r>
@@ -4027,52 +3827,53 @@
       <w:pPr>
         <w:jc w:val="both"/>
         <w:rPr>
-          <w:rFonts w:ascii="Calibri" w:hAnsi="Calibri" w:cs="Calibri"/>
-          <w:sz w:val="34"/>
-          <w:szCs w:val="34"/>
-        </w:rPr>
-      </w:pPr>
-      <w:r>
-        <w:rPr>
-          <w:rFonts w:ascii="Calibri" w:hAnsi="Calibri" w:cs="Calibri"/>
-          <w:sz w:val="34"/>
-          <w:szCs w:val="34"/>
-        </w:rPr>
+          <w:rFonts w:cs="Calibri"/>
+          <w:sz w:val="32"/>
+          <w:szCs w:val="32"/>
+        </w:rPr>
+      </w:pPr>
+      <w:r>
+        <w:rPr>
+          <w:rFonts w:cs="Calibri"/>
+          <w:sz w:val="32"/>
+          <w:szCs w:val="32"/>
+        </w:rPr>
+        <w:lastRenderedPageBreak/>
         <w:t xml:space="preserve"># </w:t>
       </w:r>
       <w:r>
         <w:rPr>
-          <w:rFonts w:ascii="Calibri" w:hAnsi="Calibri" w:cs="Calibri"/>
-          <w:b/>
-          <w:bCs/>
-          <w:sz w:val="34"/>
-          <w:szCs w:val="34"/>
+          <w:rFonts w:cs="Calibri"/>
+          <w:b/>
+          <w:bCs/>
+          <w:sz w:val="32"/>
+          <w:szCs w:val="32"/>
         </w:rPr>
         <w:t xml:space="preserve">JWT </w:t>
       </w:r>
       <w:r>
         <w:rPr>
-          <w:rFonts w:ascii="Calibri" w:hAnsi="Calibri" w:cs="Calibri"/>
-          <w:sz w:val="34"/>
-          <w:szCs w:val="34"/>
+          <w:rFonts w:cs="Calibri"/>
+          <w:sz w:val="32"/>
+          <w:szCs w:val="32"/>
         </w:rPr>
         <w:t>(JSON Web Token)</w:t>
       </w:r>
       <w:r>
         <w:rPr>
-          <w:rFonts w:ascii="Calibri" w:hAnsi="Calibri" w:cs="Calibri"/>
-          <w:b/>
-          <w:bCs/>
-          <w:sz w:val="34"/>
-          <w:szCs w:val="34"/>
+          <w:rFonts w:cs="Calibri"/>
+          <w:b/>
+          <w:bCs/>
+          <w:sz w:val="32"/>
+          <w:szCs w:val="32"/>
         </w:rPr>
         <w:t xml:space="preserve"> </w:t>
       </w:r>
       <w:r>
         <w:rPr>
-          <w:rFonts w:ascii="Calibri" w:hAnsi="Calibri" w:cs="Calibri"/>
-          <w:sz w:val="34"/>
-          <w:szCs w:val="34"/>
+          <w:rFonts w:cs="Calibri"/>
+          <w:sz w:val="32"/>
+          <w:szCs w:val="32"/>
         </w:rPr>
         <w:t>is not a protocol. It is simply a token format. The format contains three parts:</w:t>
       </w:r>
@@ -4086,34 +3887,34 @@
         </w:numPr>
         <w:jc w:val="both"/>
         <w:rPr>
-          <w:rFonts w:ascii="Calibri" w:hAnsi="Calibri" w:cs="Calibri"/>
-          <w:sz w:val="34"/>
-          <w:szCs w:val="34"/>
-        </w:rPr>
-      </w:pPr>
-      <w:r>
-        <w:rPr>
-          <w:rFonts w:ascii="Calibri" w:hAnsi="Calibri" w:cs="Calibri"/>
-          <w:b/>
-          <w:bCs/>
-          <w:sz w:val="34"/>
-          <w:szCs w:val="34"/>
+          <w:rFonts w:cs="Calibri"/>
+          <w:sz w:val="32"/>
+          <w:szCs w:val="32"/>
+        </w:rPr>
+      </w:pPr>
+      <w:r>
+        <w:rPr>
+          <w:rFonts w:cs="Calibri"/>
+          <w:b/>
+          <w:bCs/>
+          <w:sz w:val="32"/>
+          <w:szCs w:val="32"/>
         </w:rPr>
         <w:t>HEADER:</w:t>
       </w:r>
       <w:r>
         <w:rPr>
-          <w:rFonts w:ascii="Calibri" w:hAnsi="Calibri" w:cs="Calibri"/>
-          <w:sz w:val="34"/>
-          <w:szCs w:val="34"/>
+          <w:rFonts w:cs="Calibri"/>
+          <w:sz w:val="32"/>
+          <w:szCs w:val="32"/>
         </w:rPr>
         <w:t xml:space="preserve"> Specifying algorithm and type (JWT)</w:t>
       </w:r>
       <w:r>
         <w:rPr>
-          <w:rFonts w:ascii="Calibri" w:hAnsi="Calibri" w:cs="Calibri"/>
-          <w:sz w:val="34"/>
-          <w:szCs w:val="34"/>
+          <w:rFonts w:cs="Calibri"/>
+          <w:sz w:val="32"/>
+          <w:szCs w:val="32"/>
         </w:rPr>
         <w:t>. Which is Base64 encoded.</w:t>
       </w:r>
@@ -4122,22 +3923,22 @@
       <w:pPr>
         <w:jc w:val="both"/>
         <w:rPr>
-          <w:rFonts w:ascii="Calibri" w:hAnsi="Calibri" w:cs="Calibri"/>
+          <w:rFonts w:cs="Calibri"/>
           <w:b/>
           <w:bCs/>
           <w:color w:val="D86DCB" w:themeColor="accent5" w:themeTint="99"/>
-          <w:sz w:val="34"/>
-          <w:szCs w:val="34"/>
-        </w:rPr>
-      </w:pPr>
-      <w:r>
-        <w:rPr>
-          <w:rFonts w:ascii="Calibri" w:hAnsi="Calibri" w:cs="Calibri"/>
+          <w:sz w:val="32"/>
+          <w:szCs w:val="32"/>
+        </w:rPr>
+      </w:pPr>
+      <w:r>
+        <w:rPr>
+          <w:rFonts w:cs="Calibri"/>
           <w:b/>
           <w:bCs/>
           <w:color w:val="D86DCB" w:themeColor="accent5" w:themeTint="99"/>
-          <w:sz w:val="34"/>
-          <w:szCs w:val="34"/>
+          <w:sz w:val="32"/>
+          <w:szCs w:val="32"/>
         </w:rPr>
         <w:t>{</w:t>
       </w:r>
@@ -4146,34 +3947,34 @@
       <w:pPr>
         <w:jc w:val="both"/>
         <w:rPr>
-          <w:rFonts w:ascii="Calibri" w:hAnsi="Calibri" w:cs="Calibri"/>
+          <w:rFonts w:cs="Calibri"/>
           <w:b/>
           <w:bCs/>
           <w:color w:val="D86DCB" w:themeColor="accent5" w:themeTint="99"/>
-          <w:sz w:val="34"/>
-          <w:szCs w:val="34"/>
-        </w:rPr>
-      </w:pPr>
-      <w:r>
-        <w:rPr>
-          <w:rFonts w:ascii="Calibri" w:hAnsi="Calibri" w:cs="Calibri"/>
+          <w:sz w:val="32"/>
+          <w:szCs w:val="32"/>
+        </w:rPr>
+      </w:pPr>
+      <w:r>
+        <w:rPr>
+          <w:rFonts w:cs="Calibri"/>
           <w:b/>
           <w:bCs/>
           <w:color w:val="D86DCB" w:themeColor="accent5" w:themeTint="99"/>
-          <w:sz w:val="34"/>
-          <w:szCs w:val="34"/>
+          <w:sz w:val="32"/>
+          <w:szCs w:val="32"/>
         </w:rPr>
         <w:t xml:space="preserve">   “</w:t>
       </w:r>
       <w:proofErr w:type="spellStart"/>
       <w:r>
         <w:rPr>
-          <w:rFonts w:ascii="Calibri" w:hAnsi="Calibri" w:cs="Calibri"/>
+          <w:rFonts w:cs="Calibri"/>
           <w:b/>
           <w:bCs/>
           <w:color w:val="D86DCB" w:themeColor="accent5" w:themeTint="99"/>
-          <w:sz w:val="34"/>
-          <w:szCs w:val="34"/>
+          <w:sz w:val="32"/>
+          <w:szCs w:val="32"/>
         </w:rPr>
         <w:t>alg</w:t>
       </w:r>
@@ -4181,24 +3982,24 @@
       <w:proofErr w:type="gramStart"/>
       <w:r>
         <w:rPr>
-          <w:rFonts w:ascii="Calibri" w:hAnsi="Calibri" w:cs="Calibri"/>
+          <w:rFonts w:cs="Calibri"/>
           <w:b/>
           <w:bCs/>
           <w:color w:val="D86DCB" w:themeColor="accent5" w:themeTint="99"/>
-          <w:sz w:val="34"/>
-          <w:szCs w:val="34"/>
+          <w:sz w:val="32"/>
+          <w:szCs w:val="32"/>
         </w:rPr>
         <w:t>” :</w:t>
       </w:r>
       <w:proofErr w:type="gramEnd"/>
       <w:r>
         <w:rPr>
-          <w:rFonts w:ascii="Calibri" w:hAnsi="Calibri" w:cs="Calibri"/>
+          <w:rFonts w:cs="Calibri"/>
           <w:b/>
           <w:bCs/>
           <w:color w:val="D86DCB" w:themeColor="accent5" w:themeTint="99"/>
-          <w:sz w:val="34"/>
-          <w:szCs w:val="34"/>
+          <w:sz w:val="32"/>
+          <w:szCs w:val="32"/>
         </w:rPr>
         <w:t xml:space="preserve"> “RS256”,</w:t>
       </w:r>
@@ -4207,46 +4008,46 @@
       <w:pPr>
         <w:jc w:val="both"/>
         <w:rPr>
-          <w:rFonts w:ascii="Calibri" w:hAnsi="Calibri" w:cs="Calibri"/>
+          <w:rFonts w:cs="Calibri"/>
           <w:b/>
           <w:bCs/>
           <w:color w:val="D86DCB" w:themeColor="accent5" w:themeTint="99"/>
-          <w:sz w:val="34"/>
-          <w:szCs w:val="34"/>
-        </w:rPr>
-      </w:pPr>
-      <w:r>
-        <w:rPr>
-          <w:rFonts w:ascii="Calibri" w:hAnsi="Calibri" w:cs="Calibri"/>
+          <w:sz w:val="32"/>
+          <w:szCs w:val="32"/>
+        </w:rPr>
+      </w:pPr>
+      <w:r>
+        <w:rPr>
+          <w:rFonts w:cs="Calibri"/>
           <w:b/>
           <w:bCs/>
           <w:color w:val="D86DCB" w:themeColor="accent5" w:themeTint="99"/>
-          <w:sz w:val="34"/>
-          <w:szCs w:val="34"/>
+          <w:sz w:val="32"/>
+          <w:szCs w:val="32"/>
         </w:rPr>
         <w:t xml:space="preserve">    “type</w:t>
       </w:r>
       <w:proofErr w:type="gramStart"/>
       <w:r>
         <w:rPr>
-          <w:rFonts w:ascii="Calibri" w:hAnsi="Calibri" w:cs="Calibri"/>
+          <w:rFonts w:cs="Calibri"/>
           <w:b/>
           <w:bCs/>
           <w:color w:val="D86DCB" w:themeColor="accent5" w:themeTint="99"/>
-          <w:sz w:val="34"/>
-          <w:szCs w:val="34"/>
+          <w:sz w:val="32"/>
+          <w:szCs w:val="32"/>
         </w:rPr>
         <w:t>” :</w:t>
       </w:r>
       <w:proofErr w:type="gramEnd"/>
       <w:r>
         <w:rPr>
-          <w:rFonts w:ascii="Calibri" w:hAnsi="Calibri" w:cs="Calibri"/>
+          <w:rFonts w:cs="Calibri"/>
           <w:b/>
           <w:bCs/>
           <w:color w:val="D86DCB" w:themeColor="accent5" w:themeTint="99"/>
-          <w:sz w:val="34"/>
-          <w:szCs w:val="34"/>
+          <w:sz w:val="32"/>
+          <w:szCs w:val="32"/>
         </w:rPr>
         <w:t xml:space="preserve"> “JWT”</w:t>
       </w:r>
@@ -4255,22 +4056,22 @@
       <w:pPr>
         <w:jc w:val="both"/>
         <w:rPr>
-          <w:rFonts w:ascii="Calibri" w:hAnsi="Calibri" w:cs="Calibri"/>
+          <w:rFonts w:cs="Calibri"/>
           <w:b/>
           <w:bCs/>
           <w:color w:val="D86DCB" w:themeColor="accent5" w:themeTint="99"/>
-          <w:sz w:val="34"/>
-          <w:szCs w:val="34"/>
-        </w:rPr>
-      </w:pPr>
-      <w:r>
-        <w:rPr>
-          <w:rFonts w:ascii="Calibri" w:hAnsi="Calibri" w:cs="Calibri"/>
+          <w:sz w:val="32"/>
+          <w:szCs w:val="32"/>
+        </w:rPr>
+      </w:pPr>
+      <w:r>
+        <w:rPr>
+          <w:rFonts w:cs="Calibri"/>
           <w:b/>
           <w:bCs/>
           <w:color w:val="D86DCB" w:themeColor="accent5" w:themeTint="99"/>
-          <w:sz w:val="34"/>
-          <w:szCs w:val="34"/>
+          <w:sz w:val="32"/>
+          <w:szCs w:val="32"/>
         </w:rPr>
         <w:t xml:space="preserve">   …</w:t>
       </w:r>
@@ -4279,22 +4080,22 @@
       <w:pPr>
         <w:jc w:val="both"/>
         <w:rPr>
-          <w:rFonts w:ascii="Calibri" w:hAnsi="Calibri" w:cs="Calibri"/>
+          <w:rFonts w:cs="Calibri"/>
           <w:b/>
           <w:bCs/>
           <w:color w:val="D86DCB" w:themeColor="accent5" w:themeTint="99"/>
-          <w:sz w:val="34"/>
-          <w:szCs w:val="34"/>
-        </w:rPr>
-      </w:pPr>
-      <w:r>
-        <w:rPr>
-          <w:rFonts w:ascii="Calibri" w:hAnsi="Calibri" w:cs="Calibri"/>
+          <w:sz w:val="32"/>
+          <w:szCs w:val="32"/>
+        </w:rPr>
+      </w:pPr>
+      <w:r>
+        <w:rPr>
+          <w:rFonts w:cs="Calibri"/>
           <w:b/>
           <w:bCs/>
           <w:color w:val="D86DCB" w:themeColor="accent5" w:themeTint="99"/>
-          <w:sz w:val="34"/>
-          <w:szCs w:val="34"/>
+          <w:sz w:val="32"/>
+          <w:szCs w:val="32"/>
         </w:rPr>
         <w:t>}</w:t>
       </w:r>
@@ -4308,42 +4109,42 @@
         </w:numPr>
         <w:jc w:val="both"/>
         <w:rPr>
-          <w:rFonts w:ascii="Calibri" w:hAnsi="Calibri" w:cs="Calibri"/>
-          <w:sz w:val="34"/>
-          <w:szCs w:val="34"/>
-        </w:rPr>
-      </w:pPr>
-      <w:r>
-        <w:rPr>
-          <w:rFonts w:ascii="Calibri" w:hAnsi="Calibri" w:cs="Calibri"/>
-          <w:b/>
-          <w:bCs/>
-          <w:sz w:val="34"/>
-          <w:szCs w:val="34"/>
+          <w:rFonts w:cs="Calibri"/>
+          <w:sz w:val="32"/>
+          <w:szCs w:val="32"/>
+        </w:rPr>
+      </w:pPr>
+      <w:r>
+        <w:rPr>
+          <w:rFonts w:cs="Calibri"/>
+          <w:b/>
+          <w:bCs/>
+          <w:sz w:val="32"/>
+          <w:szCs w:val="32"/>
         </w:rPr>
         <w:t>PAYLOAD:</w:t>
       </w:r>
       <w:r>
         <w:rPr>
-          <w:rFonts w:ascii="Calibri" w:hAnsi="Calibri" w:cs="Calibri"/>
-          <w:sz w:val="34"/>
-          <w:szCs w:val="34"/>
+          <w:rFonts w:cs="Calibri"/>
+          <w:sz w:val="32"/>
+          <w:szCs w:val="32"/>
         </w:rPr>
         <w:t xml:space="preserve"> </w:t>
       </w:r>
       <w:r>
         <w:rPr>
-          <w:rFonts w:ascii="Calibri" w:hAnsi="Calibri" w:cs="Calibri"/>
-          <w:sz w:val="34"/>
-          <w:szCs w:val="34"/>
+          <w:rFonts w:cs="Calibri"/>
+          <w:sz w:val="32"/>
+          <w:szCs w:val="32"/>
         </w:rPr>
         <w:t>Contains information about the user in a structured JSON payload</w:t>
       </w:r>
       <w:r>
         <w:rPr>
-          <w:rFonts w:ascii="Calibri" w:hAnsi="Calibri" w:cs="Calibri"/>
-          <w:sz w:val="34"/>
-          <w:szCs w:val="34"/>
+          <w:rFonts w:cs="Calibri"/>
+          <w:sz w:val="32"/>
+          <w:szCs w:val="32"/>
         </w:rPr>
         <w:t>. Also, Base64 encoded</w:t>
       </w:r>
@@ -4352,22 +4153,22 @@
       <w:pPr>
         <w:jc w:val="both"/>
         <w:rPr>
-          <w:rFonts w:ascii="Calibri" w:hAnsi="Calibri" w:cs="Calibri"/>
+          <w:rFonts w:cs="Calibri"/>
           <w:b/>
           <w:bCs/>
           <w:color w:val="D86DCB" w:themeColor="accent5" w:themeTint="99"/>
-          <w:sz w:val="34"/>
-          <w:szCs w:val="34"/>
-        </w:rPr>
-      </w:pPr>
-      <w:r>
-        <w:rPr>
-          <w:rFonts w:ascii="Calibri" w:hAnsi="Calibri" w:cs="Calibri"/>
+          <w:sz w:val="32"/>
+          <w:szCs w:val="32"/>
+        </w:rPr>
+      </w:pPr>
+      <w:r>
+        <w:rPr>
+          <w:rFonts w:cs="Calibri"/>
           <w:b/>
           <w:bCs/>
           <w:color w:val="D86DCB" w:themeColor="accent5" w:themeTint="99"/>
-          <w:sz w:val="34"/>
-          <w:szCs w:val="34"/>
+          <w:sz w:val="32"/>
+          <w:szCs w:val="32"/>
         </w:rPr>
         <w:t>{</w:t>
       </w:r>
@@ -4376,47 +4177,46 @@
       <w:pPr>
         <w:jc w:val="both"/>
         <w:rPr>
-          <w:rFonts w:ascii="Calibri" w:hAnsi="Calibri" w:cs="Calibri"/>
+          <w:rFonts w:cs="Calibri"/>
           <w:b/>
           <w:bCs/>
           <w:color w:val="D86DCB" w:themeColor="accent5" w:themeTint="99"/>
-          <w:sz w:val="34"/>
-          <w:szCs w:val="34"/>
-        </w:rPr>
-      </w:pPr>
-      <w:r>
-        <w:rPr>
-          <w:rFonts w:ascii="Calibri" w:hAnsi="Calibri" w:cs="Calibri"/>
+          <w:sz w:val="32"/>
+          <w:szCs w:val="32"/>
+        </w:rPr>
+      </w:pPr>
+      <w:r>
+        <w:rPr>
+          <w:rFonts w:cs="Calibri"/>
           <w:b/>
           <w:bCs/>
           <w:color w:val="D86DCB" w:themeColor="accent5" w:themeTint="99"/>
-          <w:sz w:val="34"/>
-          <w:szCs w:val="34"/>
-        </w:rPr>
-        <w:lastRenderedPageBreak/>
+          <w:sz w:val="32"/>
+          <w:szCs w:val="32"/>
+        </w:rPr>
         <w:t xml:space="preserve">   “name</w:t>
       </w:r>
       <w:proofErr w:type="gramStart"/>
       <w:r>
         <w:rPr>
-          <w:rFonts w:ascii="Calibri" w:hAnsi="Calibri" w:cs="Calibri"/>
+          <w:rFonts w:cs="Calibri"/>
           <w:b/>
           <w:bCs/>
           <w:color w:val="D86DCB" w:themeColor="accent5" w:themeTint="99"/>
-          <w:sz w:val="34"/>
-          <w:szCs w:val="34"/>
+          <w:sz w:val="32"/>
+          <w:szCs w:val="32"/>
         </w:rPr>
         <w:t>” :</w:t>
       </w:r>
       <w:proofErr w:type="gramEnd"/>
       <w:r>
         <w:rPr>
-          <w:rFonts w:ascii="Calibri" w:hAnsi="Calibri" w:cs="Calibri"/>
+          <w:rFonts w:cs="Calibri"/>
           <w:b/>
           <w:bCs/>
           <w:color w:val="D86DCB" w:themeColor="accent5" w:themeTint="99"/>
-          <w:sz w:val="34"/>
-          <w:szCs w:val="34"/>
+          <w:sz w:val="32"/>
+          <w:szCs w:val="32"/>
         </w:rPr>
         <w:t xml:space="preserve"> “Nazmul Hasan”,</w:t>
       </w:r>
@@ -4425,46 +4225,46 @@
       <w:pPr>
         <w:jc w:val="both"/>
         <w:rPr>
-          <w:rFonts w:ascii="Calibri" w:hAnsi="Calibri" w:cs="Calibri"/>
+          <w:rFonts w:cs="Calibri"/>
           <w:b/>
           <w:bCs/>
           <w:color w:val="D86DCB" w:themeColor="accent5" w:themeTint="99"/>
-          <w:sz w:val="34"/>
-          <w:szCs w:val="34"/>
-        </w:rPr>
-      </w:pPr>
-      <w:r>
-        <w:rPr>
-          <w:rFonts w:ascii="Calibri" w:hAnsi="Calibri" w:cs="Calibri"/>
+          <w:sz w:val="32"/>
+          <w:szCs w:val="32"/>
+        </w:rPr>
+      </w:pPr>
+      <w:r>
+        <w:rPr>
+          <w:rFonts w:cs="Calibri"/>
           <w:b/>
           <w:bCs/>
           <w:color w:val="D86DCB" w:themeColor="accent5" w:themeTint="99"/>
-          <w:sz w:val="34"/>
-          <w:szCs w:val="34"/>
+          <w:sz w:val="32"/>
+          <w:szCs w:val="32"/>
         </w:rPr>
         <w:t xml:space="preserve">    “exp</w:t>
       </w:r>
       <w:proofErr w:type="gramStart"/>
       <w:r>
         <w:rPr>
-          <w:rFonts w:ascii="Calibri" w:hAnsi="Calibri" w:cs="Calibri"/>
+          <w:rFonts w:cs="Calibri"/>
           <w:b/>
           <w:bCs/>
           <w:color w:val="D86DCB" w:themeColor="accent5" w:themeTint="99"/>
-          <w:sz w:val="34"/>
-          <w:szCs w:val="34"/>
+          <w:sz w:val="32"/>
+          <w:szCs w:val="32"/>
         </w:rPr>
         <w:t>” :</w:t>
       </w:r>
       <w:proofErr w:type="gramEnd"/>
       <w:r>
         <w:rPr>
-          <w:rFonts w:ascii="Calibri" w:hAnsi="Calibri" w:cs="Calibri"/>
+          <w:rFonts w:cs="Calibri"/>
           <w:b/>
           <w:bCs/>
           <w:color w:val="D86DCB" w:themeColor="accent5" w:themeTint="99"/>
-          <w:sz w:val="34"/>
-          <w:szCs w:val="34"/>
+          <w:sz w:val="32"/>
+          <w:szCs w:val="32"/>
         </w:rPr>
         <w:t xml:space="preserve"> 1703037180,</w:t>
       </w:r>
@@ -4473,22 +4273,22 @@
       <w:pPr>
         <w:jc w:val="both"/>
         <w:rPr>
-          <w:rFonts w:ascii="Calibri" w:hAnsi="Calibri" w:cs="Calibri"/>
+          <w:rFonts w:cs="Calibri"/>
           <w:b/>
           <w:bCs/>
           <w:color w:val="D86DCB" w:themeColor="accent5" w:themeTint="99"/>
-          <w:sz w:val="34"/>
-          <w:szCs w:val="34"/>
-        </w:rPr>
-      </w:pPr>
-      <w:r>
-        <w:rPr>
-          <w:rFonts w:ascii="Calibri" w:hAnsi="Calibri" w:cs="Calibri"/>
+          <w:sz w:val="32"/>
+          <w:szCs w:val="32"/>
+        </w:rPr>
+      </w:pPr>
+      <w:r>
+        <w:rPr>
+          <w:rFonts w:cs="Calibri"/>
           <w:b/>
           <w:bCs/>
           <w:color w:val="D86DCB" w:themeColor="accent5" w:themeTint="99"/>
-          <w:sz w:val="34"/>
-          <w:szCs w:val="34"/>
+          <w:sz w:val="32"/>
+          <w:szCs w:val="32"/>
         </w:rPr>
         <w:t xml:space="preserve">    “sub” …,</w:t>
       </w:r>
@@ -4497,46 +4297,46 @@
       <w:pPr>
         <w:jc w:val="both"/>
         <w:rPr>
-          <w:rFonts w:ascii="Calibri" w:hAnsi="Calibri" w:cs="Calibri"/>
+          <w:rFonts w:cs="Calibri"/>
           <w:b/>
           <w:bCs/>
           <w:color w:val="D86DCB" w:themeColor="accent5" w:themeTint="99"/>
-          <w:sz w:val="34"/>
-          <w:szCs w:val="34"/>
-        </w:rPr>
-      </w:pPr>
-      <w:r>
-        <w:rPr>
-          <w:rFonts w:ascii="Calibri" w:hAnsi="Calibri" w:cs="Calibri"/>
+          <w:sz w:val="32"/>
+          <w:szCs w:val="32"/>
+        </w:rPr>
+      </w:pPr>
+      <w:r>
+        <w:rPr>
+          <w:rFonts w:cs="Calibri"/>
           <w:b/>
           <w:bCs/>
           <w:color w:val="D86DCB" w:themeColor="accent5" w:themeTint="99"/>
-          <w:sz w:val="34"/>
-          <w:szCs w:val="34"/>
+          <w:sz w:val="32"/>
+          <w:szCs w:val="32"/>
         </w:rPr>
         <w:t xml:space="preserve">   </w:t>
       </w:r>
       <w:proofErr w:type="gramStart"/>
       <w:r>
         <w:rPr>
-          <w:rFonts w:ascii="Calibri" w:hAnsi="Calibri" w:cs="Calibri"/>
+          <w:rFonts w:cs="Calibri"/>
           <w:b/>
           <w:bCs/>
           <w:color w:val="D86DCB" w:themeColor="accent5" w:themeTint="99"/>
-          <w:sz w:val="34"/>
-          <w:szCs w:val="34"/>
+          <w:sz w:val="32"/>
+          <w:szCs w:val="32"/>
         </w:rPr>
         <w:t>“ admin</w:t>
       </w:r>
       <w:proofErr w:type="gramEnd"/>
       <w:r>
         <w:rPr>
-          <w:rFonts w:ascii="Calibri" w:hAnsi="Calibri" w:cs="Calibri"/>
+          <w:rFonts w:cs="Calibri"/>
           <w:b/>
           <w:bCs/>
           <w:color w:val="D86DCB" w:themeColor="accent5" w:themeTint="99"/>
-          <w:sz w:val="34"/>
-          <w:szCs w:val="34"/>
+          <w:sz w:val="32"/>
+          <w:szCs w:val="32"/>
         </w:rPr>
         <w:t>” : true</w:t>
       </w:r>
@@ -4545,22 +4345,22 @@
       <w:pPr>
         <w:jc w:val="both"/>
         <w:rPr>
-          <w:rFonts w:ascii="Calibri" w:hAnsi="Calibri" w:cs="Calibri"/>
+          <w:rFonts w:cs="Calibri"/>
           <w:b/>
           <w:bCs/>
           <w:color w:val="D86DCB" w:themeColor="accent5" w:themeTint="99"/>
-          <w:sz w:val="34"/>
-          <w:szCs w:val="34"/>
-        </w:rPr>
-      </w:pPr>
-      <w:r>
-        <w:rPr>
-          <w:rFonts w:ascii="Calibri" w:hAnsi="Calibri" w:cs="Calibri"/>
+          <w:sz w:val="32"/>
+          <w:szCs w:val="32"/>
+        </w:rPr>
+      </w:pPr>
+      <w:r>
+        <w:rPr>
+          <w:rFonts w:cs="Calibri"/>
           <w:b/>
           <w:bCs/>
           <w:color w:val="D86DCB" w:themeColor="accent5" w:themeTint="99"/>
-          <w:sz w:val="34"/>
-          <w:szCs w:val="34"/>
+          <w:sz w:val="32"/>
+          <w:szCs w:val="32"/>
         </w:rPr>
         <w:t xml:space="preserve">   …</w:t>
       </w:r>
@@ -4569,22 +4369,22 @@
       <w:pPr>
         <w:jc w:val="both"/>
         <w:rPr>
-          <w:rFonts w:ascii="Calibri" w:hAnsi="Calibri" w:cs="Calibri"/>
+          <w:rFonts w:cs="Calibri"/>
           <w:b/>
           <w:bCs/>
           <w:color w:val="D86DCB" w:themeColor="accent5" w:themeTint="99"/>
-          <w:sz w:val="34"/>
-          <w:szCs w:val="34"/>
-        </w:rPr>
-      </w:pPr>
-      <w:r>
-        <w:rPr>
-          <w:rFonts w:ascii="Calibri" w:hAnsi="Calibri" w:cs="Calibri"/>
+          <w:sz w:val="32"/>
+          <w:szCs w:val="32"/>
+        </w:rPr>
+      </w:pPr>
+      <w:r>
+        <w:rPr>
+          <w:rFonts w:cs="Calibri"/>
           <w:b/>
           <w:bCs/>
           <w:color w:val="D86DCB" w:themeColor="accent5" w:themeTint="99"/>
-          <w:sz w:val="34"/>
-          <w:szCs w:val="34"/>
+          <w:sz w:val="32"/>
+          <w:szCs w:val="32"/>
         </w:rPr>
         <w:t>}</w:t>
       </w:r>
@@ -4598,34 +4398,34 @@
         </w:numPr>
         <w:jc w:val="both"/>
         <w:rPr>
-          <w:rFonts w:ascii="Calibri" w:hAnsi="Calibri" w:cs="Calibri"/>
-          <w:sz w:val="34"/>
-          <w:szCs w:val="34"/>
-        </w:rPr>
-      </w:pPr>
-      <w:r>
-        <w:rPr>
-          <w:rFonts w:ascii="Calibri" w:hAnsi="Calibri" w:cs="Calibri"/>
-          <w:b/>
-          <w:bCs/>
-          <w:sz w:val="34"/>
-          <w:szCs w:val="34"/>
+          <w:rFonts w:cs="Calibri"/>
+          <w:sz w:val="32"/>
+          <w:szCs w:val="32"/>
+        </w:rPr>
+      </w:pPr>
+      <w:r>
+        <w:rPr>
+          <w:rFonts w:cs="Calibri"/>
+          <w:b/>
+          <w:bCs/>
+          <w:sz w:val="32"/>
+          <w:szCs w:val="32"/>
         </w:rPr>
         <w:t xml:space="preserve">SIGNATURE: </w:t>
       </w:r>
       <w:r>
         <w:rPr>
-          <w:rFonts w:ascii="Calibri" w:hAnsi="Calibri" w:cs="Calibri"/>
-          <w:sz w:val="34"/>
-          <w:szCs w:val="34"/>
+          <w:rFonts w:cs="Calibri"/>
+          <w:sz w:val="32"/>
+          <w:szCs w:val="32"/>
         </w:rPr>
         <w:t>Cryptography signature signed by server to ensure the data inside the token has not been modified</w:t>
       </w:r>
       <w:r>
         <w:rPr>
-          <w:rFonts w:ascii="Calibri" w:hAnsi="Calibri" w:cs="Calibri"/>
-          <w:sz w:val="34"/>
-          <w:szCs w:val="34"/>
+          <w:rFonts w:cs="Calibri"/>
+          <w:sz w:val="32"/>
+          <w:szCs w:val="32"/>
         </w:rPr>
         <w:t>. Which is computed or encrypted</w:t>
       </w:r>
@@ -4634,56 +4434,56 @@
       <w:pPr>
         <w:jc w:val="both"/>
         <w:rPr>
-          <w:rFonts w:ascii="Calibri" w:hAnsi="Calibri" w:cs="Calibri"/>
-          <w:sz w:val="34"/>
-          <w:szCs w:val="34"/>
-        </w:rPr>
-      </w:pPr>
-      <w:r>
-        <w:rPr>
-          <w:rFonts w:ascii="Calibri" w:hAnsi="Calibri" w:cs="Calibri"/>
-          <w:sz w:val="34"/>
-          <w:szCs w:val="34"/>
+          <w:rFonts w:cs="Calibri"/>
+          <w:sz w:val="32"/>
+          <w:szCs w:val="32"/>
+        </w:rPr>
+      </w:pPr>
+      <w:r>
+        <w:rPr>
+          <w:rFonts w:cs="Calibri"/>
+          <w:sz w:val="32"/>
+          <w:szCs w:val="32"/>
         </w:rPr>
         <w:t xml:space="preserve"># </w:t>
       </w:r>
       <w:r>
         <w:rPr>
-          <w:rFonts w:ascii="Calibri" w:hAnsi="Calibri" w:cs="Calibri"/>
-          <w:sz w:val="34"/>
-          <w:szCs w:val="34"/>
+          <w:rFonts w:cs="Calibri"/>
+          <w:sz w:val="32"/>
+          <w:szCs w:val="32"/>
         </w:rPr>
         <w:t>Because the</w:t>
       </w:r>
       <w:r>
         <w:rPr>
-          <w:rFonts w:ascii="Calibri" w:hAnsi="Calibri" w:cs="Calibri"/>
-          <w:sz w:val="34"/>
-          <w:szCs w:val="34"/>
+          <w:rFonts w:cs="Calibri"/>
+          <w:sz w:val="32"/>
+          <w:szCs w:val="32"/>
         </w:rPr>
         <w:t xml:space="preserve"> JWT</w:t>
       </w:r>
       <w:r>
         <w:rPr>
-          <w:rFonts w:ascii="Calibri" w:hAnsi="Calibri" w:cs="Calibri"/>
-          <w:sz w:val="34"/>
-          <w:szCs w:val="34"/>
+          <w:rFonts w:cs="Calibri"/>
+          <w:sz w:val="32"/>
+          <w:szCs w:val="32"/>
         </w:rPr>
         <w:t xml:space="preserve"> token contains the information needed to identify the user, the server can verify requests without querying a database every time. This makes JWTs very useful</w:t>
       </w:r>
       <w:r>
         <w:rPr>
-          <w:rFonts w:ascii="Calibri" w:hAnsi="Calibri" w:cs="Calibri"/>
-          <w:sz w:val="34"/>
-          <w:szCs w:val="34"/>
+          <w:rFonts w:cs="Calibri"/>
+          <w:sz w:val="32"/>
+          <w:szCs w:val="32"/>
         </w:rPr>
         <w:t xml:space="preserve"> </w:t>
       </w:r>
       <w:r>
         <w:rPr>
-          <w:rFonts w:ascii="Calibri" w:hAnsi="Calibri" w:cs="Calibri"/>
-          <w:sz w:val="34"/>
-          <w:szCs w:val="34"/>
+          <w:rFonts w:cs="Calibri"/>
+          <w:sz w:val="32"/>
+          <w:szCs w:val="32"/>
         </w:rPr>
         <w:t>in distributed systems and microservice architectures.</w:t>
       </w:r>
@@ -4692,40 +4492,41 @@
       <w:pPr>
         <w:jc w:val="both"/>
         <w:rPr>
-          <w:rFonts w:ascii="Calibri" w:hAnsi="Calibri" w:cs="Calibri"/>
-          <w:sz w:val="34"/>
-          <w:szCs w:val="34"/>
-        </w:rPr>
-      </w:pPr>
-      <w:r>
-        <w:rPr>
-          <w:rFonts w:ascii="Calibri" w:hAnsi="Calibri" w:cs="Calibri"/>
-          <w:sz w:val="34"/>
-          <w:szCs w:val="34"/>
-        </w:rPr>
+          <w:rFonts w:cs="Calibri"/>
+          <w:sz w:val="32"/>
+          <w:szCs w:val="32"/>
+        </w:rPr>
+      </w:pPr>
+      <w:r>
+        <w:rPr>
+          <w:rFonts w:cs="Calibri"/>
+          <w:sz w:val="32"/>
+          <w:szCs w:val="32"/>
+        </w:rPr>
+        <w:lastRenderedPageBreak/>
         <w:t xml:space="preserve"># </w:t>
       </w:r>
       <w:r>
         <w:rPr>
-          <w:rFonts w:ascii="Calibri" w:hAnsi="Calibri" w:cs="Calibri"/>
-          <w:sz w:val="34"/>
-          <w:szCs w:val="34"/>
+          <w:rFonts w:cs="Calibri"/>
+          <w:sz w:val="32"/>
+          <w:szCs w:val="32"/>
         </w:rPr>
         <w:t>When</w:t>
       </w:r>
       <w:r>
         <w:rPr>
-          <w:rFonts w:ascii="Calibri" w:hAnsi="Calibri" w:cs="Calibri"/>
-          <w:sz w:val="34"/>
-          <w:szCs w:val="34"/>
+          <w:rFonts w:cs="Calibri"/>
+          <w:sz w:val="32"/>
+          <w:szCs w:val="32"/>
         </w:rPr>
         <w:t xml:space="preserve"> JWT</w:t>
       </w:r>
       <w:r>
         <w:rPr>
-          <w:rFonts w:ascii="Calibri" w:hAnsi="Calibri" w:cs="Calibri"/>
-          <w:sz w:val="34"/>
-          <w:szCs w:val="34"/>
+          <w:rFonts w:cs="Calibri"/>
+          <w:sz w:val="32"/>
+          <w:szCs w:val="32"/>
         </w:rPr>
         <w:t xml:space="preserve"> tokens are used in real systems, they usually come in two forms:</w:t>
       </w:r>
@@ -4739,54 +4540,54 @@
         </w:numPr>
         <w:jc w:val="both"/>
         <w:rPr>
-          <w:rFonts w:ascii="Calibri" w:hAnsi="Calibri" w:cs="Calibri"/>
-          <w:sz w:val="34"/>
-          <w:szCs w:val="34"/>
-        </w:rPr>
-      </w:pPr>
-      <w:r>
-        <w:rPr>
-          <w:rFonts w:ascii="Calibri" w:hAnsi="Calibri" w:cs="Calibri"/>
-          <w:b/>
-          <w:bCs/>
-          <w:sz w:val="34"/>
-          <w:szCs w:val="34"/>
+          <w:rFonts w:cs="Calibri"/>
+          <w:sz w:val="32"/>
+          <w:szCs w:val="32"/>
+        </w:rPr>
+      </w:pPr>
+      <w:r>
+        <w:rPr>
+          <w:rFonts w:cs="Calibri"/>
+          <w:b/>
+          <w:bCs/>
+          <w:sz w:val="32"/>
+          <w:szCs w:val="32"/>
         </w:rPr>
         <w:t>A</w:t>
       </w:r>
       <w:r>
         <w:rPr>
-          <w:rFonts w:ascii="Calibri" w:hAnsi="Calibri" w:cs="Calibri"/>
-          <w:b/>
-          <w:bCs/>
-          <w:sz w:val="34"/>
-          <w:szCs w:val="34"/>
+          <w:rFonts w:cs="Calibri"/>
+          <w:b/>
+          <w:bCs/>
+          <w:sz w:val="32"/>
+          <w:szCs w:val="32"/>
         </w:rPr>
         <w:t xml:space="preserve">ccess </w:t>
       </w:r>
       <w:r>
         <w:rPr>
-          <w:rFonts w:ascii="Calibri" w:hAnsi="Calibri" w:cs="Calibri"/>
-          <w:b/>
-          <w:bCs/>
-          <w:sz w:val="34"/>
-          <w:szCs w:val="34"/>
+          <w:rFonts w:cs="Calibri"/>
+          <w:b/>
+          <w:bCs/>
+          <w:sz w:val="32"/>
+          <w:szCs w:val="32"/>
         </w:rPr>
         <w:t>Token:</w:t>
       </w:r>
       <w:r>
         <w:rPr>
-          <w:rFonts w:ascii="Calibri" w:hAnsi="Calibri" w:cs="Calibri"/>
-          <w:sz w:val="34"/>
-          <w:szCs w:val="34"/>
+          <w:rFonts w:cs="Calibri"/>
+          <w:sz w:val="32"/>
+          <w:szCs w:val="32"/>
         </w:rPr>
         <w:t xml:space="preserve"> It</w:t>
       </w:r>
       <w:r>
         <w:rPr>
-          <w:rFonts w:ascii="Calibri" w:hAnsi="Calibri" w:cs="Calibri"/>
-          <w:sz w:val="34"/>
-          <w:szCs w:val="34"/>
+          <w:rFonts w:cs="Calibri"/>
+          <w:sz w:val="32"/>
+          <w:szCs w:val="32"/>
         </w:rPr>
         <w:t xml:space="preserve"> is used to access protected APIs. These tokens are intentionally short-lived, often lasting only minutes or hours. If an access token is compromised, the attacker only has a limited window of time to use it.</w:t>
       </w:r>
@@ -4800,50 +4601,50 @@
         </w:numPr>
         <w:jc w:val="both"/>
         <w:rPr>
-          <w:rFonts w:ascii="Calibri" w:hAnsi="Calibri" w:cs="Calibri"/>
-          <w:sz w:val="34"/>
-          <w:szCs w:val="34"/>
-        </w:rPr>
-      </w:pPr>
-      <w:r>
-        <w:rPr>
-          <w:rFonts w:ascii="Calibri" w:hAnsi="Calibri" w:cs="Calibri"/>
-          <w:b/>
-          <w:bCs/>
-          <w:sz w:val="34"/>
-          <w:szCs w:val="34"/>
+          <w:rFonts w:cs="Calibri"/>
+          <w:sz w:val="32"/>
+          <w:szCs w:val="32"/>
+        </w:rPr>
+      </w:pPr>
+      <w:r>
+        <w:rPr>
+          <w:rFonts w:cs="Calibri"/>
+          <w:b/>
+          <w:bCs/>
+          <w:sz w:val="32"/>
+          <w:szCs w:val="32"/>
         </w:rPr>
         <w:t>Refresh Token:</w:t>
       </w:r>
       <w:r>
         <w:rPr>
-          <w:rFonts w:ascii="Calibri" w:hAnsi="Calibri" w:cs="Calibri"/>
-          <w:sz w:val="34"/>
-          <w:szCs w:val="34"/>
+          <w:rFonts w:cs="Calibri"/>
+          <w:sz w:val="32"/>
+          <w:szCs w:val="32"/>
         </w:rPr>
         <w:t xml:space="preserve"> a </w:t>
       </w:r>
       <w:r>
         <w:rPr>
-          <w:rFonts w:ascii="Calibri" w:hAnsi="Calibri" w:cs="Calibri"/>
-          <w:sz w:val="34"/>
-          <w:szCs w:val="34"/>
+          <w:rFonts w:cs="Calibri"/>
+          <w:sz w:val="32"/>
+          <w:szCs w:val="32"/>
         </w:rPr>
         <w:t>refresh token is different. It is longer-lived and is used to request a new access token when the old one expires. This allows applications to</w:t>
       </w:r>
       <w:r>
         <w:rPr>
-          <w:rFonts w:ascii="Calibri" w:hAnsi="Calibri" w:cs="Calibri"/>
-          <w:sz w:val="34"/>
-          <w:szCs w:val="34"/>
+          <w:rFonts w:cs="Calibri"/>
+          <w:sz w:val="32"/>
+          <w:szCs w:val="32"/>
         </w:rPr>
         <w:t xml:space="preserve"> </w:t>
       </w:r>
       <w:r>
         <w:rPr>
-          <w:rFonts w:ascii="Calibri" w:hAnsi="Calibri" w:cs="Calibri"/>
-          <w:sz w:val="34"/>
-          <w:szCs w:val="34"/>
+          <w:rFonts w:cs="Calibri"/>
+          <w:sz w:val="32"/>
+          <w:szCs w:val="32"/>
         </w:rPr>
         <w:t>maintain a user's login session without forcing them to repeatedly enter their credentials.</w:t>
       </w:r>
@@ -4852,26 +4653,26 @@
       <w:pPr>
         <w:jc w:val="both"/>
         <w:rPr>
-          <w:rFonts w:ascii="Calibri" w:hAnsi="Calibri" w:cs="Calibri"/>
-          <w:sz w:val="34"/>
-          <w:szCs w:val="34"/>
-        </w:rPr>
-      </w:pPr>
-    </w:p>
-    <w:p>
-      <w:pPr>
-        <w:jc w:val="both"/>
-        <w:rPr>
-          <w:rFonts w:ascii="Calibri" w:hAnsi="Calibri" w:cs="Calibri"/>
-          <w:sz w:val="34"/>
-          <w:szCs w:val="34"/>
-        </w:rPr>
-      </w:pPr>
-      <w:r>
-        <w:rPr>
-          <w:rFonts w:ascii="Calibri" w:hAnsi="Calibri" w:cs="Calibri"/>
-          <w:sz w:val="34"/>
-          <w:szCs w:val="34"/>
+          <w:rFonts w:cs="Calibri"/>
+          <w:sz w:val="32"/>
+          <w:szCs w:val="32"/>
+        </w:rPr>
+      </w:pPr>
+    </w:p>
+    <w:p>
+      <w:pPr>
+        <w:jc w:val="both"/>
+        <w:rPr>
+          <w:rFonts w:cs="Calibri"/>
+          <w:sz w:val="32"/>
+          <w:szCs w:val="32"/>
+        </w:rPr>
+      </w:pPr>
+      <w:r>
+        <w:rPr>
+          <w:rFonts w:cs="Calibri"/>
+          <w:sz w:val="32"/>
+          <w:szCs w:val="32"/>
         </w:rPr>
         <w:t>Workflow of JWT:</w:t>
       </w:r>
@@ -4880,18 +4681,17 @@
       <w:pPr>
         <w:jc w:val="both"/>
         <w:rPr>
-          <w:rFonts w:ascii="Calibri" w:hAnsi="Calibri" w:cs="Calibri"/>
-          <w:sz w:val="34"/>
-          <w:szCs w:val="34"/>
-        </w:rPr>
-      </w:pPr>
-      <w:r>
-        <w:rPr>
-          <w:rFonts w:ascii="Calibri" w:hAnsi="Calibri" w:cs="Calibri"/>
-          <w:sz w:val="34"/>
-          <w:szCs w:val="34"/>
-        </w:rPr>
-        <w:lastRenderedPageBreak/>
+          <w:rFonts w:cs="Calibri"/>
+          <w:sz w:val="32"/>
+          <w:szCs w:val="32"/>
+        </w:rPr>
+      </w:pPr>
+      <w:r>
+        <w:rPr>
+          <w:rFonts w:cs="Calibri"/>
+          <w:sz w:val="32"/>
+          <w:szCs w:val="32"/>
+        </w:rPr>
         <w:t># Here’s how the authentication flow works:</w:t>
       </w:r>
     </w:p>
@@ -4899,20 +4699,20 @@
       <w:pPr>
         <w:jc w:val="both"/>
         <w:rPr>
-          <w:rFonts w:ascii="Calibri" w:hAnsi="Calibri" w:cs="Calibri"/>
-          <w:b/>
-          <w:bCs/>
-          <w:sz w:val="30"/>
-          <w:szCs w:val="30"/>
-        </w:rPr>
-      </w:pPr>
-      <w:r>
-        <w:rPr>
-          <w:rFonts w:ascii="Calibri" w:hAnsi="Calibri" w:cs="Calibri"/>
-          <w:b/>
-          <w:bCs/>
-          <w:sz w:val="30"/>
-          <w:szCs w:val="30"/>
+          <w:rFonts w:cs="Calibri"/>
+          <w:b/>
+          <w:bCs/>
+          <w:sz w:val="28"/>
+          <w:szCs w:val="28"/>
+        </w:rPr>
+      </w:pPr>
+      <w:r>
+        <w:rPr>
+          <w:rFonts w:cs="Calibri"/>
+          <w:b/>
+          <w:bCs/>
+          <w:sz w:val="28"/>
+          <w:szCs w:val="28"/>
         </w:rPr>
         <w:t xml:space="preserve">User logs in using credentials (username and pass) in the web page and authenticated </w:t>
       </w:r>
@@ -4921,30 +4721,30 @@
       <w:pPr>
         <w:jc w:val="both"/>
         <w:rPr>
-          <w:rFonts w:ascii="Calibri" w:hAnsi="Calibri" w:cs="Calibri"/>
-          <w:b/>
-          <w:bCs/>
-          <w:sz w:val="30"/>
-          <w:szCs w:val="30"/>
-        </w:rPr>
-      </w:pPr>
-      <w:r>
-        <w:rPr>
-          <w:rFonts w:ascii="Calibri" w:hAnsi="Calibri" w:cs="Calibri"/>
-          <w:b/>
-          <w:bCs/>
-          <w:sz w:val="30"/>
-          <w:szCs w:val="30"/>
+          <w:rFonts w:cs="Calibri"/>
+          <w:b/>
+          <w:bCs/>
+          <w:sz w:val="28"/>
+          <w:szCs w:val="28"/>
+        </w:rPr>
+      </w:pPr>
+      <w:r>
+        <w:rPr>
+          <w:rFonts w:cs="Calibri"/>
+          <w:b/>
+          <w:bCs/>
+          <w:sz w:val="28"/>
+          <w:szCs w:val="28"/>
         </w:rPr>
         <w:t xml:space="preserve">                </w:t>
       </w:r>
       <w:r>
         <w:rPr>
-          <w:rFonts w:ascii="Calibri" w:hAnsi="Calibri" w:cs="Calibri"/>
-          <w:b/>
-          <w:bCs/>
-          <w:sz w:val="30"/>
-          <w:szCs w:val="30"/>
+          <w:rFonts w:cs="Calibri"/>
+          <w:b/>
+          <w:bCs/>
+          <w:sz w:val="28"/>
+          <w:szCs w:val="28"/>
         </w:rPr>
         <w:sym w:font="Wingdings" w:char="F0E2"/>
       </w:r>
@@ -4953,20 +4753,20 @@
       <w:pPr>
         <w:jc w:val="both"/>
         <w:rPr>
-          <w:rFonts w:ascii="Calibri" w:hAnsi="Calibri" w:cs="Calibri"/>
-          <w:b/>
-          <w:bCs/>
-          <w:sz w:val="30"/>
-          <w:szCs w:val="30"/>
-        </w:rPr>
-      </w:pPr>
-      <w:r>
-        <w:rPr>
-          <w:rFonts w:ascii="Calibri" w:hAnsi="Calibri" w:cs="Calibri"/>
-          <w:b/>
-          <w:bCs/>
-          <w:sz w:val="30"/>
-          <w:szCs w:val="30"/>
+          <w:rFonts w:cs="Calibri"/>
+          <w:b/>
+          <w:bCs/>
+          <w:sz w:val="28"/>
+          <w:szCs w:val="28"/>
+        </w:rPr>
+      </w:pPr>
+      <w:r>
+        <w:rPr>
+          <w:rFonts w:cs="Calibri"/>
+          <w:b/>
+          <w:bCs/>
+          <w:sz w:val="28"/>
+          <w:szCs w:val="28"/>
         </w:rPr>
         <w:t>Backend Server creates and signs JWT and returns Cookie + JWT</w:t>
       </w:r>
@@ -4975,30 +4775,30 @@
       <w:pPr>
         <w:jc w:val="both"/>
         <w:rPr>
-          <w:rFonts w:ascii="Calibri" w:hAnsi="Calibri" w:cs="Calibri"/>
-          <w:b/>
-          <w:bCs/>
-          <w:sz w:val="30"/>
-          <w:szCs w:val="30"/>
-        </w:rPr>
-      </w:pPr>
-      <w:r>
-        <w:rPr>
-          <w:rFonts w:ascii="Calibri" w:hAnsi="Calibri" w:cs="Calibri"/>
-          <w:b/>
-          <w:bCs/>
-          <w:sz w:val="30"/>
-          <w:szCs w:val="30"/>
+          <w:rFonts w:cs="Calibri"/>
+          <w:b/>
+          <w:bCs/>
+          <w:sz w:val="28"/>
+          <w:szCs w:val="28"/>
+        </w:rPr>
+      </w:pPr>
+      <w:r>
+        <w:rPr>
+          <w:rFonts w:cs="Calibri"/>
+          <w:b/>
+          <w:bCs/>
+          <w:sz w:val="28"/>
+          <w:szCs w:val="28"/>
         </w:rPr>
         <w:t xml:space="preserve">                </w:t>
       </w:r>
       <w:r>
         <w:rPr>
-          <w:rFonts w:ascii="Calibri" w:hAnsi="Calibri" w:cs="Calibri"/>
-          <w:b/>
-          <w:bCs/>
-          <w:sz w:val="30"/>
-          <w:szCs w:val="30"/>
+          <w:rFonts w:cs="Calibri"/>
+          <w:b/>
+          <w:bCs/>
+          <w:sz w:val="28"/>
+          <w:szCs w:val="28"/>
         </w:rPr>
         <w:sym w:font="Wingdings" w:char="F0E2"/>
       </w:r>
@@ -5007,20 +4807,20 @@
       <w:pPr>
         <w:jc w:val="both"/>
         <w:rPr>
-          <w:rFonts w:ascii="Calibri" w:hAnsi="Calibri" w:cs="Calibri"/>
-          <w:b/>
-          <w:bCs/>
-          <w:sz w:val="30"/>
-          <w:szCs w:val="30"/>
-        </w:rPr>
-      </w:pPr>
-      <w:r>
-        <w:rPr>
-          <w:rFonts w:ascii="Calibri" w:hAnsi="Calibri" w:cs="Calibri"/>
-          <w:b/>
-          <w:bCs/>
-          <w:sz w:val="30"/>
-          <w:szCs w:val="30"/>
+          <w:rFonts w:cs="Calibri"/>
+          <w:b/>
+          <w:bCs/>
+          <w:sz w:val="28"/>
+          <w:szCs w:val="28"/>
+        </w:rPr>
+      </w:pPr>
+      <w:r>
+        <w:rPr>
+          <w:rFonts w:cs="Calibri"/>
+          <w:b/>
+          <w:bCs/>
+          <w:sz w:val="28"/>
+          <w:szCs w:val="28"/>
         </w:rPr>
         <w:t>User accesses web page again, Request + Cookie is sent</w:t>
       </w:r>
@@ -5029,30 +4829,30 @@
       <w:pPr>
         <w:jc w:val="both"/>
         <w:rPr>
-          <w:rFonts w:ascii="Calibri" w:hAnsi="Calibri" w:cs="Calibri"/>
-          <w:b/>
-          <w:bCs/>
-          <w:sz w:val="30"/>
-          <w:szCs w:val="30"/>
-        </w:rPr>
-      </w:pPr>
-      <w:r>
-        <w:rPr>
-          <w:rFonts w:ascii="Calibri" w:hAnsi="Calibri" w:cs="Calibri"/>
-          <w:b/>
-          <w:bCs/>
-          <w:sz w:val="30"/>
-          <w:szCs w:val="30"/>
+          <w:rFonts w:cs="Calibri"/>
+          <w:b/>
+          <w:bCs/>
+          <w:sz w:val="28"/>
+          <w:szCs w:val="28"/>
+        </w:rPr>
+      </w:pPr>
+      <w:r>
+        <w:rPr>
+          <w:rFonts w:cs="Calibri"/>
+          <w:b/>
+          <w:bCs/>
+          <w:sz w:val="28"/>
+          <w:szCs w:val="28"/>
         </w:rPr>
         <w:t xml:space="preserve">                </w:t>
       </w:r>
       <w:r>
         <w:rPr>
-          <w:rFonts w:ascii="Calibri" w:hAnsi="Calibri" w:cs="Calibri"/>
-          <w:b/>
-          <w:bCs/>
-          <w:sz w:val="30"/>
-          <w:szCs w:val="30"/>
+          <w:rFonts w:cs="Calibri"/>
+          <w:b/>
+          <w:bCs/>
+          <w:sz w:val="28"/>
+          <w:szCs w:val="28"/>
         </w:rPr>
         <w:sym w:font="Wingdings" w:char="F0E2"/>
       </w:r>
@@ -5061,20 +4861,20 @@
       <w:pPr>
         <w:jc w:val="both"/>
         <w:rPr>
-          <w:rFonts w:ascii="Calibri" w:hAnsi="Calibri" w:cs="Calibri"/>
-          <w:b/>
-          <w:bCs/>
-          <w:sz w:val="30"/>
-          <w:szCs w:val="30"/>
-        </w:rPr>
-      </w:pPr>
-      <w:r>
-        <w:rPr>
-          <w:rFonts w:ascii="Calibri" w:hAnsi="Calibri" w:cs="Calibri"/>
-          <w:b/>
-          <w:bCs/>
-          <w:sz w:val="30"/>
-          <w:szCs w:val="30"/>
+          <w:rFonts w:cs="Calibri"/>
+          <w:b/>
+          <w:bCs/>
+          <w:sz w:val="28"/>
+          <w:szCs w:val="28"/>
+        </w:rPr>
+      </w:pPr>
+      <w:r>
+        <w:rPr>
+          <w:rFonts w:cs="Calibri"/>
+          <w:b/>
+          <w:bCs/>
+          <w:sz w:val="28"/>
+          <w:szCs w:val="28"/>
         </w:rPr>
         <w:t>Backend Server verifies JWT and returns Response Data after verification</w:t>
       </w:r>
@@ -5083,9 +4883,9 @@
       <w:pPr>
         <w:jc w:val="both"/>
         <w:rPr>
-          <w:rFonts w:ascii="Calibri" w:hAnsi="Calibri" w:cs="Calibri"/>
-          <w:sz w:val="34"/>
-          <w:szCs w:val="34"/>
+          <w:rFonts w:cs="Calibri"/>
+          <w:sz w:val="32"/>
+          <w:szCs w:val="32"/>
         </w:rPr>
       </w:pPr>
     </w:p>
@@ -5098,20 +4898,20 @@
         </w:numPr>
         <w:jc w:val="both"/>
         <w:rPr>
-          <w:rFonts w:ascii="Calibri" w:hAnsi="Calibri" w:cs="Calibri"/>
-          <w:b/>
-          <w:bCs/>
-          <w:sz w:val="34"/>
-          <w:szCs w:val="34"/>
-        </w:rPr>
-      </w:pPr>
-      <w:r>
-        <w:rPr>
-          <w:rFonts w:ascii="Calibri" w:hAnsi="Calibri" w:cs="Calibri"/>
-          <w:b/>
-          <w:bCs/>
-          <w:sz w:val="34"/>
-          <w:szCs w:val="34"/>
+          <w:rFonts w:cs="Calibri"/>
+          <w:b/>
+          <w:bCs/>
+          <w:sz w:val="32"/>
+          <w:szCs w:val="32"/>
+        </w:rPr>
+      </w:pPr>
+      <w:r>
+        <w:rPr>
+          <w:rFonts w:cs="Calibri"/>
+          <w:b/>
+          <w:bCs/>
+          <w:sz w:val="32"/>
+          <w:szCs w:val="32"/>
         </w:rPr>
         <w:t>OAuth 2.0:</w:t>
       </w:r>
@@ -5120,34 +4920,43 @@
       <w:pPr>
         <w:jc w:val="both"/>
         <w:rPr>
-          <w:rFonts w:ascii="Calibri" w:hAnsi="Calibri" w:cs="Calibri"/>
-          <w:sz w:val="34"/>
-          <w:szCs w:val="34"/>
-        </w:rPr>
-      </w:pPr>
-      <w:r>
-        <w:rPr>
-          <w:rFonts w:ascii="Calibri" w:hAnsi="Calibri" w:cs="Calibri"/>
-          <w:sz w:val="34"/>
-          <w:szCs w:val="34"/>
-        </w:rPr>
-        <w:t># It is an authorization framework designed to allow applications to access resources on behalf of a user without ever seeing the user's password. For example, when an application asks for permission to access our Google Drive or GitHub account, OAuth is typically used.</w:t>
-      </w:r>
-    </w:p>
-    <w:p>
-      <w:pPr>
-        <w:jc w:val="both"/>
-        <w:rPr>
-          <w:rFonts w:ascii="Calibri" w:hAnsi="Calibri" w:cs="Calibri"/>
-          <w:sz w:val="34"/>
-          <w:szCs w:val="34"/>
-        </w:rPr>
-      </w:pPr>
-      <w:r>
-        <w:rPr>
-          <w:rFonts w:ascii="Calibri" w:hAnsi="Calibri" w:cs="Calibri"/>
-          <w:sz w:val="34"/>
-          <w:szCs w:val="34"/>
+          <w:rFonts w:cs="Calibri"/>
+          <w:sz w:val="32"/>
+          <w:szCs w:val="32"/>
+        </w:rPr>
+      </w:pPr>
+      <w:r>
+        <w:rPr>
+          <w:rFonts w:cs="Calibri"/>
+          <w:sz w:val="32"/>
+          <w:szCs w:val="32"/>
+        </w:rPr>
+        <w:t xml:space="preserve"># It is an authorization framework designed to allow applications to access resources on behalf of a user without ever seeing the user's password. For example, when an application asks for permission </w:t>
+      </w:r>
+      <w:r>
+        <w:rPr>
+          <w:rFonts w:cs="Calibri"/>
+          <w:sz w:val="32"/>
+          <w:szCs w:val="32"/>
+        </w:rPr>
+        <w:lastRenderedPageBreak/>
+        <w:t>to access our Google Drive or GitHub account, OAuth is typically used.</w:t>
+      </w:r>
+    </w:p>
+    <w:p>
+      <w:pPr>
+        <w:jc w:val="both"/>
+        <w:rPr>
+          <w:rFonts w:cs="Calibri"/>
+          <w:sz w:val="32"/>
+          <w:szCs w:val="32"/>
+        </w:rPr>
+      </w:pPr>
+      <w:r>
+        <w:rPr>
+          <w:rFonts w:cs="Calibri"/>
+          <w:sz w:val="32"/>
+          <w:szCs w:val="32"/>
         </w:rPr>
         <w:t># The user authenticates with the external provider, and the application receives an access token that grants limited permissions. OAuth focuses on authorization, deciding what an application is allowed to access.</w:t>
       </w:r>
@@ -5156,16 +4965,16 @@
       <w:pPr>
         <w:jc w:val="both"/>
         <w:rPr>
-          <w:rFonts w:ascii="Calibri" w:hAnsi="Calibri" w:cs="Calibri"/>
-          <w:sz w:val="34"/>
-          <w:szCs w:val="34"/>
-        </w:rPr>
-      </w:pPr>
-      <w:r>
-        <w:rPr>
-          <w:rFonts w:ascii="Calibri" w:hAnsi="Calibri" w:cs="Calibri"/>
-          <w:sz w:val="34"/>
-          <w:szCs w:val="34"/>
+          <w:rFonts w:cs="Calibri"/>
+          <w:sz w:val="32"/>
+          <w:szCs w:val="32"/>
+        </w:rPr>
+      </w:pPr>
+      <w:r>
+        <w:rPr>
+          <w:rFonts w:cs="Calibri"/>
+          <w:sz w:val="32"/>
+          <w:szCs w:val="32"/>
         </w:rPr>
         <w:t># However, OAuth alone does not provide a standardized way to verify a user's identity. That's why OpenID Connect, often called OIDC, was introduced.</w:t>
       </w:r>
@@ -5174,9 +4983,9 @@
       <w:pPr>
         <w:jc w:val="both"/>
         <w:rPr>
-          <w:rFonts w:ascii="Calibri" w:hAnsi="Calibri" w:cs="Calibri"/>
-          <w:sz w:val="34"/>
-          <w:szCs w:val="34"/>
+          <w:rFonts w:cs="Calibri"/>
+          <w:sz w:val="32"/>
+          <w:szCs w:val="32"/>
         </w:rPr>
       </w:pPr>
     </w:p>
@@ -5189,20 +4998,20 @@
         </w:numPr>
         <w:jc w:val="both"/>
         <w:rPr>
-          <w:rFonts w:ascii="Calibri" w:hAnsi="Calibri" w:cs="Calibri"/>
-          <w:b/>
-          <w:bCs/>
-          <w:sz w:val="34"/>
-          <w:szCs w:val="34"/>
-        </w:rPr>
-      </w:pPr>
-      <w:r>
-        <w:rPr>
-          <w:rFonts w:ascii="Calibri" w:hAnsi="Calibri" w:cs="Calibri"/>
-          <w:b/>
-          <w:bCs/>
-          <w:sz w:val="34"/>
-          <w:szCs w:val="34"/>
+          <w:rFonts w:cs="Calibri"/>
+          <w:b/>
+          <w:bCs/>
+          <w:sz w:val="32"/>
+          <w:szCs w:val="32"/>
+        </w:rPr>
+      </w:pPr>
+      <w:r>
+        <w:rPr>
+          <w:rFonts w:cs="Calibri"/>
+          <w:b/>
+          <w:bCs/>
+          <w:sz w:val="32"/>
+          <w:szCs w:val="32"/>
         </w:rPr>
         <w:t>OpenID Connect:</w:t>
       </w:r>
@@ -5211,63 +5020,62 @@
       <w:pPr>
         <w:jc w:val="both"/>
         <w:rPr>
-          <w:rFonts w:ascii="Calibri" w:hAnsi="Calibri" w:cs="Calibri"/>
-          <w:sz w:val="34"/>
-          <w:szCs w:val="34"/>
-        </w:rPr>
-      </w:pPr>
-      <w:r>
-        <w:rPr>
-          <w:rFonts w:ascii="Calibri" w:hAnsi="Calibri" w:cs="Calibri"/>
-          <w:sz w:val="34"/>
-          <w:szCs w:val="34"/>
-        </w:rPr>
-        <w:lastRenderedPageBreak/>
+          <w:rFonts w:cs="Calibri"/>
+          <w:sz w:val="32"/>
+          <w:szCs w:val="32"/>
+        </w:rPr>
+      </w:pPr>
+      <w:r>
+        <w:rPr>
+          <w:rFonts w:cs="Calibri"/>
+          <w:sz w:val="32"/>
+          <w:szCs w:val="32"/>
+        </w:rPr>
         <w:t>#</w:t>
       </w:r>
       <w:r>
         <w:rPr>
-          <w:rFonts w:ascii="Calibri" w:hAnsi="Calibri" w:cs="Calibri"/>
-          <w:b/>
-          <w:bCs/>
-          <w:sz w:val="34"/>
-          <w:szCs w:val="34"/>
+          <w:rFonts w:cs="Calibri"/>
+          <w:b/>
+          <w:bCs/>
+          <w:sz w:val="32"/>
+          <w:szCs w:val="32"/>
         </w:rPr>
         <w:t xml:space="preserve"> </w:t>
       </w:r>
       <w:r>
         <w:rPr>
-          <w:rFonts w:ascii="Calibri" w:hAnsi="Calibri" w:cs="Calibri"/>
-          <w:b/>
-          <w:bCs/>
-          <w:sz w:val="34"/>
-          <w:szCs w:val="34"/>
+          <w:rFonts w:cs="Calibri"/>
+          <w:b/>
+          <w:bCs/>
+          <w:sz w:val="32"/>
+          <w:szCs w:val="32"/>
         </w:rPr>
         <w:t>OIDC</w:t>
       </w:r>
       <w:r>
         <w:rPr>
-          <w:rFonts w:ascii="Calibri" w:hAnsi="Calibri" w:cs="Calibri"/>
-          <w:sz w:val="34"/>
-          <w:szCs w:val="34"/>
+          <w:rFonts w:cs="Calibri"/>
+          <w:sz w:val="32"/>
+          <w:szCs w:val="32"/>
         </w:rPr>
         <w:t xml:space="preserve"> builds on top of</w:t>
       </w:r>
       <w:r>
         <w:rPr>
-          <w:rFonts w:ascii="Calibri" w:hAnsi="Calibri" w:cs="Calibri"/>
-          <w:b/>
-          <w:bCs/>
-          <w:sz w:val="34"/>
-          <w:szCs w:val="34"/>
+          <w:rFonts w:cs="Calibri"/>
+          <w:b/>
+          <w:bCs/>
+          <w:sz w:val="32"/>
+          <w:szCs w:val="32"/>
         </w:rPr>
         <w:t xml:space="preserve"> OAuth 2.0</w:t>
       </w:r>
       <w:r>
         <w:rPr>
-          <w:rFonts w:ascii="Calibri" w:hAnsi="Calibri" w:cs="Calibri"/>
-          <w:sz w:val="34"/>
-          <w:szCs w:val="34"/>
+          <w:rFonts w:cs="Calibri"/>
+          <w:sz w:val="32"/>
+          <w:szCs w:val="32"/>
         </w:rPr>
         <w:t xml:space="preserve"> and adds an identity layer. It introduces something called an ID token, which contains verified information about the user. Like:</w:t>
       </w:r>
@@ -5276,22 +5084,22 @@
       <w:pPr>
         <w:jc w:val="both"/>
         <w:rPr>
-          <w:rFonts w:ascii="Calibri" w:hAnsi="Calibri" w:cs="Calibri"/>
+          <w:rFonts w:cs="Calibri"/>
           <w:b/>
           <w:bCs/>
           <w:color w:val="D86DCB" w:themeColor="accent5" w:themeTint="99"/>
-          <w:sz w:val="34"/>
-          <w:szCs w:val="34"/>
-        </w:rPr>
-      </w:pPr>
-      <w:r>
-        <w:rPr>
-          <w:rFonts w:ascii="Calibri" w:hAnsi="Calibri" w:cs="Calibri"/>
+          <w:sz w:val="32"/>
+          <w:szCs w:val="32"/>
+        </w:rPr>
+      </w:pPr>
+      <w:r>
+        <w:rPr>
+          <w:rFonts w:cs="Calibri"/>
           <w:b/>
           <w:bCs/>
           <w:color w:val="D86DCB" w:themeColor="accent5" w:themeTint="99"/>
-          <w:sz w:val="34"/>
-          <w:szCs w:val="34"/>
+          <w:sz w:val="32"/>
+          <w:szCs w:val="32"/>
         </w:rPr>
         <w:t>{</w:t>
       </w:r>
@@ -5300,46 +5108,46 @@
       <w:pPr>
         <w:jc w:val="both"/>
         <w:rPr>
-          <w:rFonts w:ascii="Calibri" w:hAnsi="Calibri" w:cs="Calibri"/>
+          <w:rFonts w:cs="Calibri"/>
           <w:b/>
           <w:bCs/>
           <w:color w:val="D86DCB" w:themeColor="accent5" w:themeTint="99"/>
-          <w:sz w:val="34"/>
-          <w:szCs w:val="34"/>
-        </w:rPr>
-      </w:pPr>
-      <w:r>
-        <w:rPr>
-          <w:rFonts w:ascii="Calibri" w:hAnsi="Calibri" w:cs="Calibri"/>
+          <w:sz w:val="32"/>
+          <w:szCs w:val="32"/>
+        </w:rPr>
+      </w:pPr>
+      <w:r>
+        <w:rPr>
+          <w:rFonts w:cs="Calibri"/>
           <w:b/>
           <w:bCs/>
           <w:color w:val="D86DCB" w:themeColor="accent5" w:themeTint="99"/>
-          <w:sz w:val="34"/>
-          <w:szCs w:val="34"/>
+          <w:sz w:val="32"/>
+          <w:szCs w:val="32"/>
         </w:rPr>
         <w:t xml:space="preserve">  “NAME</w:t>
       </w:r>
       <w:proofErr w:type="gramStart"/>
       <w:r>
         <w:rPr>
-          <w:rFonts w:ascii="Calibri" w:hAnsi="Calibri" w:cs="Calibri"/>
+          <w:rFonts w:cs="Calibri"/>
           <w:b/>
           <w:bCs/>
           <w:color w:val="D86DCB" w:themeColor="accent5" w:themeTint="99"/>
-          <w:sz w:val="34"/>
-          <w:szCs w:val="34"/>
+          <w:sz w:val="32"/>
+          <w:szCs w:val="32"/>
         </w:rPr>
         <w:t>” :</w:t>
       </w:r>
       <w:proofErr w:type="gramEnd"/>
       <w:r>
         <w:rPr>
-          <w:rFonts w:ascii="Calibri" w:hAnsi="Calibri" w:cs="Calibri"/>
+          <w:rFonts w:cs="Calibri"/>
           <w:b/>
           <w:bCs/>
           <w:color w:val="D86DCB" w:themeColor="accent5" w:themeTint="99"/>
-          <w:sz w:val="34"/>
-          <w:szCs w:val="34"/>
+          <w:sz w:val="32"/>
+          <w:szCs w:val="32"/>
         </w:rPr>
         <w:t xml:space="preserve"> “User”,</w:t>
       </w:r>
@@ -5348,46 +5156,46 @@
       <w:pPr>
         <w:jc w:val="both"/>
         <w:rPr>
-          <w:rFonts w:ascii="Calibri" w:hAnsi="Calibri" w:cs="Calibri"/>
+          <w:rFonts w:cs="Calibri"/>
           <w:b/>
           <w:bCs/>
           <w:color w:val="D86DCB" w:themeColor="accent5" w:themeTint="99"/>
-          <w:sz w:val="34"/>
-          <w:szCs w:val="34"/>
-        </w:rPr>
-      </w:pPr>
-      <w:r>
-        <w:rPr>
-          <w:rFonts w:ascii="Calibri" w:hAnsi="Calibri" w:cs="Calibri"/>
+          <w:sz w:val="32"/>
+          <w:szCs w:val="32"/>
+        </w:rPr>
+      </w:pPr>
+      <w:r>
+        <w:rPr>
+          <w:rFonts w:cs="Calibri"/>
           <w:b/>
           <w:bCs/>
           <w:color w:val="D86DCB" w:themeColor="accent5" w:themeTint="99"/>
-          <w:sz w:val="34"/>
-          <w:szCs w:val="34"/>
+          <w:sz w:val="32"/>
+          <w:szCs w:val="32"/>
         </w:rPr>
         <w:t xml:space="preserve">  “EMAIL</w:t>
       </w:r>
       <w:proofErr w:type="gramStart"/>
       <w:r>
         <w:rPr>
-          <w:rFonts w:ascii="Calibri" w:hAnsi="Calibri" w:cs="Calibri"/>
+          <w:rFonts w:cs="Calibri"/>
           <w:b/>
           <w:bCs/>
           <w:color w:val="D86DCB" w:themeColor="accent5" w:themeTint="99"/>
-          <w:sz w:val="34"/>
-          <w:szCs w:val="34"/>
+          <w:sz w:val="32"/>
+          <w:szCs w:val="32"/>
         </w:rPr>
         <w:t>” :</w:t>
       </w:r>
       <w:proofErr w:type="gramEnd"/>
       <w:r>
         <w:rPr>
-          <w:rFonts w:ascii="Calibri" w:hAnsi="Calibri" w:cs="Calibri"/>
+          <w:rFonts w:cs="Calibri"/>
           <w:b/>
           <w:bCs/>
           <w:color w:val="D86DCB" w:themeColor="accent5" w:themeTint="99"/>
-          <w:sz w:val="34"/>
-          <w:szCs w:val="34"/>
+          <w:sz w:val="32"/>
+          <w:szCs w:val="32"/>
         </w:rPr>
         <w:t xml:space="preserve"> “user@gmail.com”</w:t>
       </w:r>
@@ -5396,22 +5204,22 @@
       <w:pPr>
         <w:jc w:val="both"/>
         <w:rPr>
-          <w:rFonts w:ascii="Calibri" w:hAnsi="Calibri" w:cs="Calibri"/>
+          <w:rFonts w:cs="Calibri"/>
           <w:b/>
           <w:bCs/>
           <w:color w:val="D86DCB" w:themeColor="accent5" w:themeTint="99"/>
-          <w:sz w:val="34"/>
-          <w:szCs w:val="34"/>
-        </w:rPr>
-      </w:pPr>
-      <w:r>
-        <w:rPr>
-          <w:rFonts w:ascii="Calibri" w:hAnsi="Calibri" w:cs="Calibri"/>
+          <w:sz w:val="32"/>
+          <w:szCs w:val="32"/>
+        </w:rPr>
+      </w:pPr>
+      <w:r>
+        <w:rPr>
+          <w:rFonts w:cs="Calibri"/>
           <w:b/>
           <w:bCs/>
           <w:color w:val="D86DCB" w:themeColor="accent5" w:themeTint="99"/>
-          <w:sz w:val="34"/>
-          <w:szCs w:val="34"/>
+          <w:sz w:val="32"/>
+          <w:szCs w:val="32"/>
         </w:rPr>
         <w:t>}</w:t>
       </w:r>
@@ -5420,16 +5228,16 @@
       <w:pPr>
         <w:jc w:val="both"/>
         <w:rPr>
-          <w:rFonts w:ascii="Calibri" w:hAnsi="Calibri" w:cs="Calibri"/>
-          <w:sz w:val="34"/>
-          <w:szCs w:val="34"/>
-        </w:rPr>
-      </w:pPr>
-      <w:r>
-        <w:rPr>
-          <w:rFonts w:ascii="Calibri" w:hAnsi="Calibri" w:cs="Calibri"/>
-          <w:sz w:val="34"/>
-          <w:szCs w:val="34"/>
+          <w:rFonts w:cs="Calibri"/>
+          <w:sz w:val="32"/>
+          <w:szCs w:val="32"/>
+        </w:rPr>
+      </w:pPr>
+      <w:r>
+        <w:rPr>
+          <w:rFonts w:cs="Calibri"/>
+          <w:sz w:val="32"/>
+          <w:szCs w:val="32"/>
         </w:rPr>
         <w:t># This allows applications to confirm the user's identity without managing passwords themselves. Modern login systems, such as:</w:t>
       </w:r>
@@ -5443,16 +5251,16 @@
         </w:numPr>
         <w:jc w:val="both"/>
         <w:rPr>
-          <w:rFonts w:ascii="Calibri" w:hAnsi="Calibri" w:cs="Calibri"/>
-          <w:sz w:val="34"/>
-          <w:szCs w:val="34"/>
-        </w:rPr>
-      </w:pPr>
-      <w:r>
-        <w:rPr>
-          <w:rFonts w:ascii="Calibri" w:hAnsi="Calibri" w:cs="Calibri"/>
-          <w:sz w:val="34"/>
-          <w:szCs w:val="34"/>
+          <w:rFonts w:cs="Calibri"/>
+          <w:sz w:val="32"/>
+          <w:szCs w:val="32"/>
+        </w:rPr>
+      </w:pPr>
+      <w:r>
+        <w:rPr>
+          <w:rFonts w:cs="Calibri"/>
+          <w:sz w:val="32"/>
+          <w:szCs w:val="32"/>
         </w:rPr>
         <w:t>Sign in with “Google Account”</w:t>
       </w:r>
@@ -5466,16 +5274,16 @@
         </w:numPr>
         <w:jc w:val="both"/>
         <w:rPr>
-          <w:rFonts w:ascii="Calibri" w:hAnsi="Calibri" w:cs="Calibri"/>
-          <w:sz w:val="34"/>
-          <w:szCs w:val="34"/>
-        </w:rPr>
-      </w:pPr>
-      <w:r>
-        <w:rPr>
-          <w:rFonts w:ascii="Calibri" w:hAnsi="Calibri" w:cs="Calibri"/>
-          <w:sz w:val="34"/>
-          <w:szCs w:val="34"/>
+          <w:rFonts w:cs="Calibri"/>
+          <w:sz w:val="32"/>
+          <w:szCs w:val="32"/>
+        </w:rPr>
+      </w:pPr>
+      <w:r>
+        <w:rPr>
+          <w:rFonts w:cs="Calibri"/>
+          <w:sz w:val="32"/>
+          <w:szCs w:val="32"/>
         </w:rPr>
         <w:t>Or sign in with “Microsoft Account”</w:t>
       </w:r>
@@ -5484,16 +5292,16 @@
       <w:pPr>
         <w:jc w:val="both"/>
         <w:rPr>
-          <w:rFonts w:ascii="Calibri" w:hAnsi="Calibri" w:cs="Calibri"/>
-          <w:sz w:val="34"/>
-          <w:szCs w:val="34"/>
-        </w:rPr>
-      </w:pPr>
-      <w:r>
-        <w:rPr>
-          <w:rFonts w:ascii="Calibri" w:hAnsi="Calibri" w:cs="Calibri"/>
-          <w:sz w:val="34"/>
-          <w:szCs w:val="34"/>
+          <w:rFonts w:cs="Calibri"/>
+          <w:sz w:val="32"/>
+          <w:szCs w:val="32"/>
+        </w:rPr>
+      </w:pPr>
+      <w:r>
+        <w:rPr>
+          <w:rFonts w:cs="Calibri"/>
+          <w:sz w:val="32"/>
+          <w:szCs w:val="32"/>
         </w:rPr>
         <w:t># Are typically implemented using OpenID Connect.</w:t>
       </w:r>
@@ -5502,9 +5310,9 @@
       <w:pPr>
         <w:jc w:val="both"/>
         <w:rPr>
-          <w:rFonts w:ascii="Calibri" w:hAnsi="Calibri" w:cs="Calibri"/>
-          <w:sz w:val="34"/>
-          <w:szCs w:val="34"/>
+          <w:rFonts w:cs="Calibri"/>
+          <w:sz w:val="32"/>
+          <w:szCs w:val="32"/>
         </w:rPr>
       </w:pPr>
     </w:p>
@@ -5517,20 +5325,20 @@
         </w:numPr>
         <w:jc w:val="both"/>
         <w:rPr>
-          <w:rFonts w:ascii="Calibri" w:hAnsi="Calibri" w:cs="Calibri"/>
-          <w:b/>
-          <w:bCs/>
-          <w:sz w:val="34"/>
-          <w:szCs w:val="34"/>
-        </w:rPr>
-      </w:pPr>
-      <w:r>
-        <w:rPr>
-          <w:rFonts w:ascii="Calibri" w:hAnsi="Calibri" w:cs="Calibri"/>
-          <w:b/>
-          <w:bCs/>
-          <w:sz w:val="34"/>
-          <w:szCs w:val="34"/>
+          <w:rFonts w:cs="Calibri"/>
+          <w:b/>
+          <w:bCs/>
+          <w:sz w:val="32"/>
+          <w:szCs w:val="32"/>
+        </w:rPr>
+      </w:pPr>
+      <w:r>
+        <w:rPr>
+          <w:rFonts w:cs="Calibri"/>
+          <w:b/>
+          <w:bCs/>
+          <w:sz w:val="32"/>
+          <w:szCs w:val="32"/>
         </w:rPr>
         <w:t>SSO (Single Sign On):</w:t>
       </w:r>
@@ -5539,70 +5347,71 @@
       <w:pPr>
         <w:jc w:val="both"/>
         <w:rPr>
-          <w:rFonts w:ascii="Calibri" w:hAnsi="Calibri" w:cs="Calibri"/>
-          <w:sz w:val="34"/>
-          <w:szCs w:val="34"/>
-        </w:rPr>
-      </w:pPr>
-      <w:r>
-        <w:rPr>
-          <w:rFonts w:ascii="Calibri" w:hAnsi="Calibri" w:cs="Calibri"/>
-          <w:sz w:val="34"/>
-          <w:szCs w:val="34"/>
-        </w:rPr>
+          <w:rFonts w:cs="Calibri"/>
+          <w:sz w:val="32"/>
+          <w:szCs w:val="32"/>
+        </w:rPr>
+      </w:pPr>
+      <w:r>
+        <w:rPr>
+          <w:rFonts w:cs="Calibri"/>
+          <w:sz w:val="32"/>
+          <w:szCs w:val="32"/>
+        </w:rPr>
+        <w:lastRenderedPageBreak/>
         <w:t xml:space="preserve"># Finally, many organizations implement </w:t>
       </w:r>
       <w:r>
         <w:rPr>
-          <w:rFonts w:ascii="Calibri" w:hAnsi="Calibri" w:cs="Calibri"/>
-          <w:b/>
-          <w:bCs/>
-          <w:sz w:val="34"/>
-          <w:szCs w:val="34"/>
+          <w:rFonts w:cs="Calibri"/>
+          <w:b/>
+          <w:bCs/>
+          <w:sz w:val="32"/>
+          <w:szCs w:val="32"/>
         </w:rPr>
         <w:t>Single Sign-On</w:t>
       </w:r>
       <w:r>
         <w:rPr>
-          <w:rFonts w:ascii="Calibri" w:hAnsi="Calibri" w:cs="Calibri"/>
-          <w:sz w:val="34"/>
-          <w:szCs w:val="34"/>
+          <w:rFonts w:cs="Calibri"/>
+          <w:sz w:val="32"/>
+          <w:szCs w:val="32"/>
         </w:rPr>
         <w:t xml:space="preserve">, or </w:t>
       </w:r>
       <w:r>
         <w:rPr>
-          <w:rFonts w:ascii="Calibri" w:hAnsi="Calibri" w:cs="Calibri"/>
-          <w:b/>
-          <w:bCs/>
-          <w:sz w:val="34"/>
-          <w:szCs w:val="34"/>
+          <w:rFonts w:cs="Calibri"/>
+          <w:b/>
+          <w:bCs/>
+          <w:sz w:val="32"/>
+          <w:szCs w:val="32"/>
         </w:rPr>
         <w:t>SSO</w:t>
       </w:r>
       <w:r>
         <w:rPr>
-          <w:rFonts w:ascii="Calibri" w:hAnsi="Calibri" w:cs="Calibri"/>
-          <w:sz w:val="34"/>
-          <w:szCs w:val="34"/>
+          <w:rFonts w:cs="Calibri"/>
+          <w:sz w:val="32"/>
+          <w:szCs w:val="32"/>
         </w:rPr>
         <w:t xml:space="preserve">. </w:t>
       </w:r>
       <w:r>
         <w:rPr>
-          <w:rFonts w:ascii="Calibri" w:hAnsi="Calibri" w:cs="Calibri"/>
-          <w:b/>
-          <w:bCs/>
-          <w:sz w:val="34"/>
-          <w:szCs w:val="34"/>
+          <w:rFonts w:cs="Calibri"/>
+          <w:b/>
+          <w:bCs/>
+          <w:sz w:val="32"/>
+          <w:szCs w:val="32"/>
         </w:rPr>
         <w:t>Single Sign-On</w:t>
       </w:r>
       <w:r>
         <w:rPr>
-          <w:rFonts w:ascii="Calibri" w:hAnsi="Calibri" w:cs="Calibri"/>
-          <w:sz w:val="34"/>
-          <w:szCs w:val="34"/>
+          <w:rFonts w:cs="Calibri"/>
+          <w:sz w:val="32"/>
+          <w:szCs w:val="32"/>
         </w:rPr>
         <w:t xml:space="preserve"> is not a specific protocol, but a user experience. It means the user signs in once and gains access to multiple applications without logging in again.</w:t>
       </w:r>
@@ -5611,16 +5420,16 @@
       <w:pPr>
         <w:jc w:val="both"/>
         <w:rPr>
-          <w:rFonts w:ascii="Calibri" w:hAnsi="Calibri" w:cs="Calibri"/>
-          <w:sz w:val="34"/>
-          <w:szCs w:val="34"/>
-        </w:rPr>
-      </w:pPr>
-      <w:r>
-        <w:rPr>
-          <w:rFonts w:ascii="Calibri" w:hAnsi="Calibri" w:cs="Calibri"/>
-          <w:sz w:val="34"/>
-          <w:szCs w:val="34"/>
+          <w:rFonts w:cs="Calibri"/>
+          <w:sz w:val="32"/>
+          <w:szCs w:val="32"/>
+        </w:rPr>
+      </w:pPr>
+      <w:r>
+        <w:rPr>
+          <w:rFonts w:cs="Calibri"/>
+          <w:sz w:val="32"/>
+          <w:szCs w:val="32"/>
         </w:rPr>
         <w:t># For example, when we log into our company account and automatically gain access to:</w:t>
       </w:r>
@@ -5634,16 +5443,16 @@
         </w:numPr>
         <w:jc w:val="both"/>
         <w:rPr>
-          <w:rFonts w:ascii="Calibri" w:hAnsi="Calibri" w:cs="Calibri"/>
-          <w:sz w:val="34"/>
-          <w:szCs w:val="34"/>
-        </w:rPr>
-      </w:pPr>
-      <w:r>
-        <w:rPr>
-          <w:rFonts w:ascii="Calibri" w:hAnsi="Calibri" w:cs="Calibri"/>
-          <w:sz w:val="34"/>
-          <w:szCs w:val="34"/>
+          <w:rFonts w:cs="Calibri"/>
+          <w:sz w:val="32"/>
+          <w:szCs w:val="32"/>
+        </w:rPr>
+      </w:pPr>
+      <w:r>
+        <w:rPr>
+          <w:rFonts w:cs="Calibri"/>
+          <w:sz w:val="32"/>
+          <w:szCs w:val="32"/>
         </w:rPr>
         <w:t>Email</w:t>
       </w:r>
@@ -5657,16 +5466,16 @@
         </w:numPr>
         <w:jc w:val="both"/>
         <w:rPr>
-          <w:rFonts w:ascii="Calibri" w:hAnsi="Calibri" w:cs="Calibri"/>
-          <w:sz w:val="34"/>
-          <w:szCs w:val="34"/>
-        </w:rPr>
-      </w:pPr>
-      <w:r>
-        <w:rPr>
-          <w:rFonts w:ascii="Calibri" w:hAnsi="Calibri" w:cs="Calibri"/>
-          <w:sz w:val="34"/>
-          <w:szCs w:val="34"/>
+          <w:rFonts w:cs="Calibri"/>
+          <w:sz w:val="32"/>
+          <w:szCs w:val="32"/>
+        </w:rPr>
+      </w:pPr>
+      <w:r>
+        <w:rPr>
+          <w:rFonts w:cs="Calibri"/>
+          <w:sz w:val="32"/>
+          <w:szCs w:val="32"/>
         </w:rPr>
         <w:t>Dashboards</w:t>
       </w:r>
@@ -5680,16 +5489,16 @@
         </w:numPr>
         <w:jc w:val="both"/>
         <w:rPr>
-          <w:rFonts w:ascii="Calibri" w:hAnsi="Calibri" w:cs="Calibri"/>
-          <w:sz w:val="34"/>
-          <w:szCs w:val="34"/>
-        </w:rPr>
-      </w:pPr>
-      <w:r>
-        <w:rPr>
-          <w:rFonts w:ascii="Calibri" w:hAnsi="Calibri" w:cs="Calibri"/>
-          <w:sz w:val="34"/>
-          <w:szCs w:val="34"/>
+          <w:rFonts w:cs="Calibri"/>
+          <w:sz w:val="32"/>
+          <w:szCs w:val="32"/>
+        </w:rPr>
+      </w:pPr>
+      <w:r>
+        <w:rPr>
+          <w:rFonts w:cs="Calibri"/>
+          <w:sz w:val="32"/>
+          <w:szCs w:val="32"/>
         </w:rPr>
         <w:t>And internal tools,</w:t>
       </w:r>
@@ -5698,71 +5507,70 @@
       <w:pPr>
         <w:jc w:val="both"/>
         <w:rPr>
-          <w:rFonts w:ascii="Calibri" w:hAnsi="Calibri" w:cs="Calibri"/>
-          <w:sz w:val="34"/>
-          <w:szCs w:val="34"/>
-        </w:rPr>
-      </w:pPr>
-      <w:r>
-        <w:rPr>
-          <w:rFonts w:ascii="Calibri" w:hAnsi="Calibri" w:cs="Calibri"/>
-          <w:sz w:val="34"/>
-          <w:szCs w:val="34"/>
-        </w:rPr>
-        <w:lastRenderedPageBreak/>
+          <w:rFonts w:cs="Calibri"/>
+          <w:sz w:val="32"/>
+          <w:szCs w:val="32"/>
+        </w:rPr>
+      </w:pPr>
+      <w:r>
+        <w:rPr>
+          <w:rFonts w:cs="Calibri"/>
+          <w:sz w:val="32"/>
+          <w:szCs w:val="32"/>
+        </w:rPr>
         <w:t xml:space="preserve"># That is </w:t>
       </w:r>
       <w:r>
         <w:rPr>
-          <w:rFonts w:ascii="Calibri" w:hAnsi="Calibri" w:cs="Calibri"/>
-          <w:b/>
-          <w:bCs/>
-          <w:sz w:val="34"/>
-          <w:szCs w:val="34"/>
+          <w:rFonts w:cs="Calibri"/>
+          <w:b/>
+          <w:bCs/>
+          <w:sz w:val="32"/>
+          <w:szCs w:val="32"/>
         </w:rPr>
         <w:t>SSO</w:t>
       </w:r>
       <w:r>
         <w:rPr>
-          <w:rFonts w:ascii="Calibri" w:hAnsi="Calibri" w:cs="Calibri"/>
-          <w:sz w:val="34"/>
-          <w:szCs w:val="34"/>
+          <w:rFonts w:cs="Calibri"/>
+          <w:sz w:val="32"/>
+          <w:szCs w:val="32"/>
         </w:rPr>
         <w:t xml:space="preserve">. Behind the scenes, identity protocols such as </w:t>
       </w:r>
       <w:r>
         <w:rPr>
-          <w:rFonts w:ascii="Calibri" w:hAnsi="Calibri" w:cs="Calibri"/>
-          <w:b/>
-          <w:bCs/>
-          <w:sz w:val="34"/>
-          <w:szCs w:val="34"/>
+          <w:rFonts w:cs="Calibri"/>
+          <w:b/>
+          <w:bCs/>
+          <w:sz w:val="32"/>
+          <w:szCs w:val="32"/>
         </w:rPr>
         <w:t>OpenID Connect</w:t>
       </w:r>
       <w:r>
         <w:rPr>
-          <w:rFonts w:ascii="Calibri" w:hAnsi="Calibri" w:cs="Calibri"/>
-          <w:sz w:val="34"/>
-          <w:szCs w:val="34"/>
+          <w:rFonts w:cs="Calibri"/>
+          <w:sz w:val="32"/>
+          <w:szCs w:val="32"/>
         </w:rPr>
         <w:t xml:space="preserve"> or </w:t>
       </w:r>
       <w:r>
         <w:rPr>
-          <w:rFonts w:ascii="Calibri" w:hAnsi="Calibri" w:cs="Calibri"/>
-          <w:b/>
-          <w:bCs/>
-          <w:sz w:val="34"/>
-          <w:szCs w:val="34"/>
+          <w:rFonts w:cs="Calibri"/>
+          <w:b/>
+          <w:bCs/>
+          <w:sz w:val="32"/>
+          <w:szCs w:val="32"/>
         </w:rPr>
         <w:t>SAML</w:t>
       </w:r>
       <w:r>
         <w:rPr>
-          <w:rFonts w:ascii="Calibri" w:hAnsi="Calibri" w:cs="Calibri"/>
-          <w:sz w:val="34"/>
-          <w:szCs w:val="34"/>
+          <w:rFonts w:cs="Calibri"/>
+          <w:sz w:val="32"/>
+          <w:szCs w:val="32"/>
         </w:rPr>
         <w:t xml:space="preserve"> make this possible.</w:t>
       </w:r>
@@ -5771,9 +5579,9 @@
       <w:pPr>
         <w:jc w:val="both"/>
         <w:rPr>
-          <w:rFonts w:ascii="Calibri" w:hAnsi="Calibri" w:cs="Calibri"/>
-          <w:sz w:val="34"/>
-          <w:szCs w:val="34"/>
+          <w:rFonts w:cs="Calibri"/>
+          <w:sz w:val="32"/>
+          <w:szCs w:val="32"/>
         </w:rPr>
       </w:pPr>
     </w:p>
@@ -5781,18 +5589,18 @@
       <w:pPr>
         <w:jc w:val="center"/>
         <w:rPr>
-          <w:rFonts w:ascii="Calibri" w:hAnsi="Calibri" w:cs="Calibri"/>
-          <w:b/>
-          <w:bCs/>
-          <w:sz w:val="34"/>
-          <w:szCs w:val="34"/>
-        </w:rPr>
-      </w:pPr>
-      <w:r>
-        <w:rPr>
-          <w:rFonts w:ascii="Calibri" w:hAnsi="Calibri" w:cs="Calibri"/>
-          <w:sz w:val="34"/>
-          <w:szCs w:val="34"/>
+          <w:rFonts w:cs="Calibri"/>
+          <w:b/>
+          <w:bCs/>
+          <w:sz w:val="32"/>
+          <w:szCs w:val="32"/>
+        </w:rPr>
+      </w:pPr>
+      <w:r>
+        <w:rPr>
+          <w:rFonts w:cs="Calibri"/>
+          <w:sz w:val="32"/>
+          <w:szCs w:val="32"/>
         </w:rPr>
         <w:t>Break</w:t>
       </w:r>
@@ -5800,30 +5608,30 @@
     <w:p>
       <w:pPr>
         <w:rPr>
-          <w:rFonts w:ascii="Calibri" w:hAnsi="Calibri" w:cs="Calibri"/>
-          <w:sz w:val="34"/>
-          <w:szCs w:val="34"/>
-        </w:rPr>
-      </w:pPr>
-    </w:p>
-    <w:p>
-      <w:pPr>
-        <w:jc w:val="both"/>
-        <w:rPr>
-          <w:rFonts w:ascii="Calibri" w:hAnsi="Calibri" w:cs="Calibri"/>
-          <w:b/>
-          <w:bCs/>
-          <w:sz w:val="34"/>
-          <w:szCs w:val="34"/>
-        </w:rPr>
-      </w:pPr>
-      <w:r>
-        <w:rPr>
-          <w:rFonts w:ascii="Calibri" w:hAnsi="Calibri" w:cs="Calibri"/>
-          <w:b/>
-          <w:bCs/>
-          <w:sz w:val="34"/>
-          <w:szCs w:val="34"/>
+          <w:rFonts w:cs="Calibri"/>
+          <w:sz w:val="32"/>
+          <w:szCs w:val="32"/>
+        </w:rPr>
+      </w:pPr>
+    </w:p>
+    <w:p>
+      <w:pPr>
+        <w:jc w:val="both"/>
+        <w:rPr>
+          <w:rFonts w:cs="Calibri"/>
+          <w:b/>
+          <w:bCs/>
+          <w:sz w:val="32"/>
+          <w:szCs w:val="32"/>
+        </w:rPr>
+      </w:pPr>
+      <w:r>
+        <w:rPr>
+          <w:rFonts w:cs="Calibri"/>
+          <w:b/>
+          <w:bCs/>
+          <w:sz w:val="32"/>
+          <w:szCs w:val="32"/>
         </w:rPr>
         <w:t>Idempotency in API:</w:t>
       </w:r>
@@ -5832,16 +5640,16 @@
       <w:pPr>
         <w:jc w:val="both"/>
         <w:rPr>
-          <w:rFonts w:ascii="Calibri" w:hAnsi="Calibri" w:cs="Calibri"/>
-          <w:sz w:val="34"/>
-          <w:szCs w:val="34"/>
-        </w:rPr>
-      </w:pPr>
-      <w:r>
-        <w:rPr>
-          <w:rFonts w:ascii="Calibri" w:hAnsi="Calibri" w:cs="Calibri"/>
-          <w:sz w:val="34"/>
-          <w:szCs w:val="34"/>
+          <w:rFonts w:cs="Calibri"/>
+          <w:sz w:val="32"/>
+          <w:szCs w:val="32"/>
+        </w:rPr>
+      </w:pPr>
+      <w:r>
+        <w:rPr>
+          <w:rFonts w:cs="Calibri"/>
+          <w:sz w:val="32"/>
+          <w:szCs w:val="32"/>
         </w:rPr>
         <w:t># IMPORTANT backend concept, Idempotency means “Performing the same operation multiple times has the same effect as performing it once”. Like even if same request reaches the server multiple times due to:</w:t>
       </w:r>
@@ -5855,16 +5663,16 @@
         </w:numPr>
         <w:jc w:val="both"/>
         <w:rPr>
-          <w:rFonts w:ascii="Calibri" w:hAnsi="Calibri" w:cs="Calibri"/>
-          <w:sz w:val="34"/>
-          <w:szCs w:val="34"/>
-        </w:rPr>
-      </w:pPr>
-      <w:r>
-        <w:rPr>
-          <w:rFonts w:ascii="Calibri" w:hAnsi="Calibri" w:cs="Calibri"/>
-          <w:sz w:val="34"/>
-          <w:szCs w:val="34"/>
+          <w:rFonts w:cs="Calibri"/>
+          <w:sz w:val="32"/>
+          <w:szCs w:val="32"/>
+        </w:rPr>
+      </w:pPr>
+      <w:r>
+        <w:rPr>
+          <w:rFonts w:cs="Calibri"/>
+          <w:sz w:val="32"/>
+          <w:szCs w:val="32"/>
         </w:rPr>
         <w:t>Retries</w:t>
       </w:r>
@@ -5878,16 +5686,16 @@
         </w:numPr>
         <w:jc w:val="both"/>
         <w:rPr>
-          <w:rFonts w:ascii="Calibri" w:hAnsi="Calibri" w:cs="Calibri"/>
-          <w:sz w:val="34"/>
-          <w:szCs w:val="34"/>
-        </w:rPr>
-      </w:pPr>
-      <w:r>
-        <w:rPr>
-          <w:rFonts w:ascii="Calibri" w:hAnsi="Calibri" w:cs="Calibri"/>
-          <w:sz w:val="34"/>
-          <w:szCs w:val="34"/>
+          <w:rFonts w:cs="Calibri"/>
+          <w:sz w:val="32"/>
+          <w:szCs w:val="32"/>
+        </w:rPr>
+      </w:pPr>
+      <w:r>
+        <w:rPr>
+          <w:rFonts w:cs="Calibri"/>
+          <w:sz w:val="32"/>
+          <w:szCs w:val="32"/>
         </w:rPr>
         <w:t>Timeouts</w:t>
       </w:r>
@@ -5901,16 +5709,16 @@
         </w:numPr>
         <w:jc w:val="both"/>
         <w:rPr>
-          <w:rFonts w:ascii="Calibri" w:hAnsi="Calibri" w:cs="Calibri"/>
-          <w:sz w:val="34"/>
-          <w:szCs w:val="34"/>
-        </w:rPr>
-      </w:pPr>
-      <w:r>
-        <w:rPr>
-          <w:rFonts w:ascii="Calibri" w:hAnsi="Calibri" w:cs="Calibri"/>
-          <w:sz w:val="34"/>
-          <w:szCs w:val="34"/>
+          <w:rFonts w:cs="Calibri"/>
+          <w:sz w:val="32"/>
+          <w:szCs w:val="32"/>
+        </w:rPr>
+      </w:pPr>
+      <w:r>
+        <w:rPr>
+          <w:rFonts w:cs="Calibri"/>
+          <w:sz w:val="32"/>
+          <w:szCs w:val="32"/>
         </w:rPr>
         <w:t>Or accidental double clicks</w:t>
       </w:r>
@@ -5919,16 +5727,16 @@
       <w:pPr>
         <w:jc w:val="both"/>
         <w:rPr>
-          <w:rFonts w:ascii="Calibri" w:hAnsi="Calibri" w:cs="Calibri"/>
-          <w:sz w:val="34"/>
-          <w:szCs w:val="34"/>
-        </w:rPr>
-      </w:pPr>
-      <w:r>
-        <w:rPr>
-          <w:rFonts w:ascii="Calibri" w:hAnsi="Calibri" w:cs="Calibri"/>
-          <w:sz w:val="34"/>
-          <w:szCs w:val="34"/>
+          <w:rFonts w:cs="Calibri"/>
+          <w:sz w:val="32"/>
+          <w:szCs w:val="32"/>
+        </w:rPr>
+      </w:pPr>
+      <w:r>
+        <w:rPr>
+          <w:rFonts w:cs="Calibri"/>
+          <w:sz w:val="32"/>
+          <w:szCs w:val="32"/>
         </w:rPr>
         <w:t># It should be the processed only once</w:t>
       </w:r>
@@ -5937,26 +5745,26 @@
       <w:pPr>
         <w:jc w:val="both"/>
         <w:rPr>
-          <w:rFonts w:ascii="Calibri" w:hAnsi="Calibri" w:cs="Calibri"/>
-          <w:sz w:val="34"/>
-          <w:szCs w:val="34"/>
-        </w:rPr>
-      </w:pPr>
-    </w:p>
-    <w:p>
-      <w:pPr>
-        <w:jc w:val="both"/>
-        <w:rPr>
-          <w:rFonts w:ascii="Calibri" w:hAnsi="Calibri" w:cs="Calibri"/>
-          <w:sz w:val="34"/>
-          <w:szCs w:val="34"/>
-        </w:rPr>
-      </w:pPr>
-      <w:r>
-        <w:rPr>
-          <w:rFonts w:ascii="Calibri" w:hAnsi="Calibri" w:cs="Calibri"/>
-          <w:sz w:val="34"/>
-          <w:szCs w:val="34"/>
+          <w:rFonts w:cs="Calibri"/>
+          <w:sz w:val="32"/>
+          <w:szCs w:val="32"/>
+        </w:rPr>
+      </w:pPr>
+    </w:p>
+    <w:p>
+      <w:pPr>
+        <w:jc w:val="both"/>
+        <w:rPr>
+          <w:rFonts w:cs="Calibri"/>
+          <w:sz w:val="32"/>
+          <w:szCs w:val="32"/>
+        </w:rPr>
+      </w:pPr>
+      <w:r>
+        <w:rPr>
+          <w:rFonts w:cs="Calibri"/>
+          <w:sz w:val="32"/>
+          <w:szCs w:val="32"/>
         </w:rPr>
         <w:t>The Problem:</w:t>
       </w:r>
@@ -5965,17 +5773,18 @@
       <w:pPr>
         <w:jc w:val="both"/>
         <w:rPr>
-          <w:rFonts w:ascii="Calibri" w:hAnsi="Calibri" w:cs="Calibri"/>
-          <w:sz w:val="34"/>
-          <w:szCs w:val="34"/>
-        </w:rPr>
-      </w:pPr>
-      <w:r>
-        <w:rPr>
-          <w:rFonts w:ascii="Calibri" w:hAnsi="Calibri" w:cs="Calibri"/>
-          <w:sz w:val="34"/>
-          <w:szCs w:val="34"/>
-        </w:rPr>
+          <w:rFonts w:cs="Calibri"/>
+          <w:sz w:val="32"/>
+          <w:szCs w:val="32"/>
+        </w:rPr>
+      </w:pPr>
+      <w:r>
+        <w:rPr>
+          <w:rFonts w:cs="Calibri"/>
+          <w:sz w:val="32"/>
+          <w:szCs w:val="32"/>
+        </w:rPr>
+        <w:lastRenderedPageBreak/>
         <w:t># Imagine we are buying headphone online. We click “Pay” payment button and the payment is successful but our internet disconnects before the confirmation reaches us. We think it failed, so we click again.</w:t>
       </w:r>
     </w:p>
@@ -5983,16 +5792,16 @@
       <w:pPr>
         <w:jc w:val="both"/>
         <w:rPr>
-          <w:rFonts w:ascii="Calibri" w:hAnsi="Calibri" w:cs="Calibri"/>
-          <w:sz w:val="34"/>
-          <w:szCs w:val="34"/>
-        </w:rPr>
-      </w:pPr>
-      <w:r>
-        <w:rPr>
-          <w:rFonts w:ascii="Calibri" w:hAnsi="Calibri" w:cs="Calibri"/>
-          <w:sz w:val="34"/>
-          <w:szCs w:val="34"/>
+          <w:rFonts w:cs="Calibri"/>
+          <w:sz w:val="32"/>
+          <w:szCs w:val="32"/>
+        </w:rPr>
+      </w:pPr>
+      <w:r>
+        <w:rPr>
+          <w:rFonts w:cs="Calibri"/>
+          <w:sz w:val="32"/>
+          <w:szCs w:val="32"/>
         </w:rPr>
         <w:t># Without idempotency our server sees two separate requests which could lead to double payment because our server processed the same request twice. Same thing can also happen during account creation</w:t>
       </w:r>
@@ -6001,28 +5810,27 @@
       <w:pPr>
         <w:jc w:val="both"/>
         <w:rPr>
-          <w:rFonts w:ascii="Calibri" w:hAnsi="Calibri" w:cs="Calibri"/>
-          <w:sz w:val="34"/>
-          <w:szCs w:val="34"/>
-        </w:rPr>
-      </w:pPr>
-    </w:p>
-    <w:p>
-      <w:pPr>
-        <w:jc w:val="both"/>
-        <w:rPr>
-          <w:rFonts w:ascii="Calibri" w:hAnsi="Calibri" w:cs="Calibri"/>
-          <w:sz w:val="34"/>
-          <w:szCs w:val="34"/>
-        </w:rPr>
-      </w:pPr>
-      <w:r>
-        <w:rPr>
-          <w:rFonts w:ascii="Calibri" w:hAnsi="Calibri" w:cs="Calibri"/>
-          <w:sz w:val="34"/>
-          <w:szCs w:val="34"/>
-        </w:rPr>
-        <w:lastRenderedPageBreak/>
+          <w:rFonts w:cs="Calibri"/>
+          <w:sz w:val="32"/>
+          <w:szCs w:val="32"/>
+        </w:rPr>
+      </w:pPr>
+    </w:p>
+    <w:p>
+      <w:pPr>
+        <w:jc w:val="both"/>
+        <w:rPr>
+          <w:rFonts w:cs="Calibri"/>
+          <w:sz w:val="32"/>
+          <w:szCs w:val="32"/>
+        </w:rPr>
+      </w:pPr>
+      <w:r>
+        <w:rPr>
+          <w:rFonts w:cs="Calibri"/>
+          <w:sz w:val="32"/>
+          <w:szCs w:val="32"/>
+        </w:rPr>
         <w:t>The Solution:</w:t>
       </w:r>
     </w:p>
@@ -6030,16 +5838,16 @@
       <w:pPr>
         <w:jc w:val="both"/>
         <w:rPr>
-          <w:rFonts w:ascii="Calibri" w:hAnsi="Calibri" w:cs="Calibri"/>
-          <w:sz w:val="34"/>
-          <w:szCs w:val="34"/>
-        </w:rPr>
-      </w:pPr>
-      <w:r>
-        <w:rPr>
-          <w:rFonts w:ascii="Calibri" w:hAnsi="Calibri" w:cs="Calibri"/>
-          <w:sz w:val="34"/>
-          <w:szCs w:val="34"/>
+          <w:rFonts w:cs="Calibri"/>
+          <w:sz w:val="32"/>
+          <w:szCs w:val="32"/>
+        </w:rPr>
+      </w:pPr>
+      <w:r>
+        <w:rPr>
+          <w:rFonts w:cs="Calibri"/>
+          <w:sz w:val="32"/>
+          <w:szCs w:val="32"/>
         </w:rPr>
         <w:t># Use Idempotency-Key. The client sends a unique key with the request. The server stores both the key and the response after processing it and if the user retires because of timeout etc.</w:t>
       </w:r>
@@ -6048,16 +5856,16 @@
       <w:pPr>
         <w:jc w:val="both"/>
         <w:rPr>
-          <w:rFonts w:ascii="Calibri" w:hAnsi="Calibri" w:cs="Calibri"/>
-          <w:sz w:val="34"/>
-          <w:szCs w:val="34"/>
-        </w:rPr>
-      </w:pPr>
-      <w:r>
-        <w:rPr>
-          <w:rFonts w:ascii="Calibri" w:hAnsi="Calibri" w:cs="Calibri"/>
-          <w:sz w:val="34"/>
-          <w:szCs w:val="34"/>
+          <w:rFonts w:cs="Calibri"/>
+          <w:sz w:val="32"/>
+          <w:szCs w:val="32"/>
+        </w:rPr>
+      </w:pPr>
+      <w:r>
+        <w:rPr>
+          <w:rFonts w:cs="Calibri"/>
+          <w:sz w:val="32"/>
+          <w:szCs w:val="32"/>
         </w:rPr>
         <w:t># Server would look for the Key first instead of processing another payment and returns the previous response</w:t>
       </w:r>
@@ -6066,32 +5874,32 @@
       <w:pPr>
         <w:jc w:val="both"/>
         <w:rPr>
-          <w:rFonts w:ascii="Calibri" w:hAnsi="Calibri" w:cs="Calibri"/>
-          <w:sz w:val="34"/>
-          <w:szCs w:val="34"/>
-        </w:rPr>
-      </w:pPr>
-      <w:r>
-        <w:rPr>
-          <w:rFonts w:ascii="Calibri" w:hAnsi="Calibri" w:cs="Calibri"/>
-          <w:sz w:val="34"/>
-          <w:szCs w:val="34"/>
+          <w:rFonts w:cs="Calibri"/>
+          <w:sz w:val="32"/>
+          <w:szCs w:val="32"/>
+        </w:rPr>
+      </w:pPr>
+      <w:r>
+        <w:rPr>
+          <w:rFonts w:cs="Calibri"/>
+          <w:sz w:val="32"/>
+          <w:szCs w:val="32"/>
         </w:rPr>
         <w:t xml:space="preserve"># </w:t>
       </w:r>
       <w:r>
         <w:rPr>
-          <w:rFonts w:ascii="Calibri" w:hAnsi="Calibri" w:cs="Calibri"/>
-          <w:sz w:val="34"/>
-          <w:szCs w:val="34"/>
+          <w:rFonts w:cs="Calibri"/>
+          <w:sz w:val="32"/>
+          <w:szCs w:val="32"/>
         </w:rPr>
         <w:t>So,</w:t>
       </w:r>
       <w:r>
         <w:rPr>
-          <w:rFonts w:ascii="Calibri" w:hAnsi="Calibri" w:cs="Calibri"/>
-          <w:sz w:val="34"/>
-          <w:szCs w:val="34"/>
+          <w:rFonts w:cs="Calibri"/>
+          <w:sz w:val="32"/>
+          <w:szCs w:val="32"/>
         </w:rPr>
         <w:t xml:space="preserve"> the flow becomes:</w:t>
       </w:r>
@@ -6100,20 +5908,20 @@
       <w:pPr>
         <w:jc w:val="both"/>
         <w:rPr>
-          <w:rFonts w:ascii="Calibri" w:hAnsi="Calibri" w:cs="Calibri"/>
-          <w:b/>
-          <w:bCs/>
-          <w:sz w:val="30"/>
-          <w:szCs w:val="30"/>
-        </w:rPr>
-      </w:pPr>
-      <w:r>
-        <w:rPr>
-          <w:rFonts w:ascii="Calibri" w:hAnsi="Calibri" w:cs="Calibri"/>
-          <w:b/>
-          <w:bCs/>
-          <w:sz w:val="30"/>
-          <w:szCs w:val="30"/>
+          <w:rFonts w:cs="Calibri"/>
+          <w:b/>
+          <w:bCs/>
+          <w:sz w:val="28"/>
+          <w:szCs w:val="28"/>
+        </w:rPr>
+      </w:pPr>
+      <w:r>
+        <w:rPr>
+          <w:rFonts w:cs="Calibri"/>
+          <w:b/>
+          <w:bCs/>
+          <w:sz w:val="28"/>
+          <w:szCs w:val="28"/>
         </w:rPr>
         <w:t>First request</w:t>
       </w:r>
@@ -6122,60 +5930,60 @@
       <w:pPr>
         <w:jc w:val="both"/>
         <w:rPr>
-          <w:rFonts w:ascii="Calibri" w:hAnsi="Calibri" w:cs="Calibri"/>
-          <w:b/>
-          <w:bCs/>
-          <w:sz w:val="30"/>
-          <w:szCs w:val="30"/>
-        </w:rPr>
-      </w:pPr>
-      <w:r>
-        <w:rPr>
-          <w:rFonts w:ascii="Calibri" w:hAnsi="Calibri" w:cs="Calibri"/>
-          <w:b/>
-          <w:bCs/>
-          <w:sz w:val="30"/>
-          <w:szCs w:val="30"/>
+          <w:rFonts w:cs="Calibri"/>
+          <w:b/>
+          <w:bCs/>
+          <w:sz w:val="28"/>
+          <w:szCs w:val="28"/>
+        </w:rPr>
+      </w:pPr>
+      <w:r>
+        <w:rPr>
+          <w:rFonts w:cs="Calibri"/>
+          <w:b/>
+          <w:bCs/>
+          <w:sz w:val="28"/>
+          <w:szCs w:val="28"/>
         </w:rPr>
         <w:t xml:space="preserve">User </w:t>
       </w:r>
       <w:r>
         <w:rPr>
-          <w:rFonts w:ascii="Calibri" w:hAnsi="Calibri" w:cs="Calibri"/>
-          <w:b/>
-          <w:bCs/>
-          <w:sz w:val="30"/>
-          <w:szCs w:val="30"/>
+          <w:rFonts w:cs="Calibri"/>
+          <w:b/>
+          <w:bCs/>
+          <w:sz w:val="28"/>
+          <w:szCs w:val="28"/>
         </w:rPr>
         <w:sym w:font="Wingdings" w:char="F0E0"/>
       </w:r>
       <w:r>
         <w:rPr>
-          <w:rFonts w:ascii="Calibri" w:hAnsi="Calibri" w:cs="Calibri"/>
-          <w:b/>
-          <w:bCs/>
-          <w:sz w:val="30"/>
-          <w:szCs w:val="30"/>
+          <w:rFonts w:cs="Calibri"/>
+          <w:b/>
+          <w:bCs/>
+          <w:sz w:val="28"/>
+          <w:szCs w:val="28"/>
         </w:rPr>
         <w:t xml:space="preserve"> Server </w:t>
       </w:r>
       <w:r>
         <w:rPr>
-          <w:rFonts w:ascii="Calibri" w:hAnsi="Calibri" w:cs="Calibri"/>
-          <w:b/>
-          <w:bCs/>
-          <w:sz w:val="30"/>
-          <w:szCs w:val="30"/>
+          <w:rFonts w:cs="Calibri"/>
+          <w:b/>
+          <w:bCs/>
+          <w:sz w:val="28"/>
+          <w:szCs w:val="28"/>
         </w:rPr>
         <w:sym w:font="Wingdings" w:char="F0E0"/>
       </w:r>
       <w:r>
         <w:rPr>
-          <w:rFonts w:ascii="Calibri" w:hAnsi="Calibri" w:cs="Calibri"/>
-          <w:b/>
-          <w:bCs/>
-          <w:sz w:val="30"/>
-          <w:szCs w:val="30"/>
+          <w:rFonts w:cs="Calibri"/>
+          <w:b/>
+          <w:bCs/>
+          <w:sz w:val="28"/>
+          <w:szCs w:val="28"/>
         </w:rPr>
         <w:t xml:space="preserve"> Database/Bank</w:t>
       </w:r>
@@ -6184,32 +5992,32 @@
       <w:pPr>
         <w:jc w:val="both"/>
         <w:rPr>
-          <w:rFonts w:ascii="Calibri" w:hAnsi="Calibri" w:cs="Calibri"/>
-          <w:b/>
-          <w:bCs/>
-          <w:sz w:val="30"/>
-          <w:szCs w:val="30"/>
-        </w:rPr>
-      </w:pPr>
-    </w:p>
-    <w:p>
-      <w:pPr>
-        <w:jc w:val="both"/>
-        <w:rPr>
-          <w:rFonts w:ascii="Calibri" w:hAnsi="Calibri" w:cs="Calibri"/>
-          <w:b/>
-          <w:bCs/>
-          <w:sz w:val="30"/>
-          <w:szCs w:val="30"/>
-        </w:rPr>
-      </w:pPr>
-      <w:r>
-        <w:rPr>
-          <w:rFonts w:ascii="Calibri" w:hAnsi="Calibri" w:cs="Calibri"/>
-          <w:b/>
-          <w:bCs/>
-          <w:sz w:val="30"/>
-          <w:szCs w:val="30"/>
+          <w:rFonts w:cs="Calibri"/>
+          <w:b/>
+          <w:bCs/>
+          <w:sz w:val="28"/>
+          <w:szCs w:val="28"/>
+        </w:rPr>
+      </w:pPr>
+    </w:p>
+    <w:p>
+      <w:pPr>
+        <w:jc w:val="both"/>
+        <w:rPr>
+          <w:rFonts w:cs="Calibri"/>
+          <w:b/>
+          <w:bCs/>
+          <w:sz w:val="28"/>
+          <w:szCs w:val="28"/>
+        </w:rPr>
+      </w:pPr>
+      <w:r>
+        <w:rPr>
+          <w:rFonts w:cs="Calibri"/>
+          <w:b/>
+          <w:bCs/>
+          <w:sz w:val="28"/>
+          <w:szCs w:val="28"/>
         </w:rPr>
         <w:t>Retry</w:t>
       </w:r>
@@ -6218,40 +6026,40 @@
       <w:pPr>
         <w:jc w:val="both"/>
         <w:rPr>
-          <w:rFonts w:ascii="Calibri" w:hAnsi="Calibri" w:cs="Calibri"/>
-          <w:b/>
-          <w:bCs/>
-          <w:sz w:val="30"/>
-          <w:szCs w:val="30"/>
-        </w:rPr>
-      </w:pPr>
-      <w:r>
-        <w:rPr>
-          <w:rFonts w:ascii="Calibri" w:hAnsi="Calibri" w:cs="Calibri"/>
-          <w:b/>
-          <w:bCs/>
-          <w:sz w:val="30"/>
-          <w:szCs w:val="30"/>
+          <w:rFonts w:cs="Calibri"/>
+          <w:b/>
+          <w:bCs/>
+          <w:sz w:val="28"/>
+          <w:szCs w:val="28"/>
+        </w:rPr>
+      </w:pPr>
+      <w:r>
+        <w:rPr>
+          <w:rFonts w:cs="Calibri"/>
+          <w:b/>
+          <w:bCs/>
+          <w:sz w:val="28"/>
+          <w:szCs w:val="28"/>
         </w:rPr>
         <w:t xml:space="preserve">User </w:t>
       </w:r>
       <w:r>
         <w:rPr>
-          <w:rFonts w:ascii="Calibri" w:hAnsi="Calibri" w:cs="Calibri"/>
-          <w:b/>
-          <w:bCs/>
-          <w:sz w:val="30"/>
-          <w:szCs w:val="30"/>
+          <w:rFonts w:cs="Calibri"/>
+          <w:b/>
+          <w:bCs/>
+          <w:sz w:val="28"/>
+          <w:szCs w:val="28"/>
         </w:rPr>
         <w:sym w:font="Wingdings" w:char="F0E0"/>
       </w:r>
       <w:r>
         <w:rPr>
-          <w:rFonts w:ascii="Calibri" w:hAnsi="Calibri" w:cs="Calibri"/>
-          <w:b/>
-          <w:bCs/>
-          <w:sz w:val="30"/>
-          <w:szCs w:val="30"/>
+          <w:rFonts w:cs="Calibri"/>
+          <w:b/>
+          <w:bCs/>
+          <w:sz w:val="28"/>
+          <w:szCs w:val="28"/>
         </w:rPr>
         <w:t xml:space="preserve"> Server</w:t>
       </w:r>
@@ -6260,20 +6068,20 @@
       <w:pPr>
         <w:jc w:val="both"/>
         <w:rPr>
-          <w:rFonts w:ascii="Calibri" w:hAnsi="Calibri" w:cs="Calibri"/>
-          <w:b/>
-          <w:bCs/>
-          <w:sz w:val="30"/>
-          <w:szCs w:val="30"/>
-        </w:rPr>
-      </w:pPr>
-      <w:r>
-        <w:rPr>
-          <w:rFonts w:ascii="Calibri" w:hAnsi="Calibri" w:cs="Calibri"/>
-          <w:b/>
-          <w:bCs/>
-          <w:sz w:val="30"/>
-          <w:szCs w:val="30"/>
+          <w:rFonts w:cs="Calibri"/>
+          <w:b/>
+          <w:bCs/>
+          <w:sz w:val="28"/>
+          <w:szCs w:val="28"/>
+        </w:rPr>
+      </w:pPr>
+      <w:r>
+        <w:rPr>
+          <w:rFonts w:cs="Calibri"/>
+          <w:b/>
+          <w:bCs/>
+          <w:sz w:val="28"/>
+          <w:szCs w:val="28"/>
         </w:rPr>
         <w:t xml:space="preserve">        │</w:t>
       </w:r>
@@ -6282,20 +6090,20 @@
       <w:pPr>
         <w:jc w:val="both"/>
         <w:rPr>
-          <w:rFonts w:ascii="Calibri" w:hAnsi="Calibri" w:cs="Calibri"/>
-          <w:b/>
-          <w:bCs/>
-          <w:sz w:val="30"/>
-          <w:szCs w:val="30"/>
-        </w:rPr>
-      </w:pPr>
-      <w:r>
-        <w:rPr>
-          <w:rFonts w:ascii="Calibri" w:hAnsi="Calibri" w:cs="Calibri"/>
-          <w:b/>
-          <w:bCs/>
-          <w:sz w:val="30"/>
-          <w:szCs w:val="30"/>
+          <w:rFonts w:cs="Calibri"/>
+          <w:b/>
+          <w:bCs/>
+          <w:sz w:val="28"/>
+          <w:szCs w:val="28"/>
+        </w:rPr>
+      </w:pPr>
+      <w:r>
+        <w:rPr>
+          <w:rFonts w:cs="Calibri"/>
+          <w:b/>
+          <w:bCs/>
+          <w:sz w:val="28"/>
+          <w:szCs w:val="28"/>
         </w:rPr>
         <w:t xml:space="preserve">        └── Already processed.</w:t>
       </w:r>
@@ -6304,20 +6112,20 @@
       <w:pPr>
         <w:jc w:val="both"/>
         <w:rPr>
-          <w:rFonts w:ascii="Calibri" w:hAnsi="Calibri" w:cs="Calibri"/>
-          <w:b/>
-          <w:bCs/>
-          <w:sz w:val="30"/>
-          <w:szCs w:val="30"/>
-        </w:rPr>
-      </w:pPr>
-      <w:r>
-        <w:rPr>
-          <w:rFonts w:ascii="Calibri" w:hAnsi="Calibri" w:cs="Calibri"/>
-          <w:b/>
-          <w:bCs/>
-          <w:sz w:val="30"/>
-          <w:szCs w:val="30"/>
+          <w:rFonts w:cs="Calibri"/>
+          <w:b/>
+          <w:bCs/>
+          <w:sz w:val="28"/>
+          <w:szCs w:val="28"/>
+        </w:rPr>
+      </w:pPr>
+      <w:r>
+        <w:rPr>
+          <w:rFonts w:cs="Calibri"/>
+          <w:b/>
+          <w:bCs/>
+          <w:sz w:val="28"/>
+          <w:szCs w:val="28"/>
         </w:rPr>
         <w:t xml:space="preserve">            Return previous response.</w:t>
       </w:r>
@@ -6326,16 +6134,16 @@
       <w:pPr>
         <w:jc w:val="both"/>
         <w:rPr>
-          <w:rFonts w:ascii="Calibri" w:hAnsi="Calibri" w:cs="Calibri"/>
-          <w:sz w:val="34"/>
-          <w:szCs w:val="34"/>
-        </w:rPr>
-      </w:pPr>
-      <w:r>
-        <w:rPr>
-          <w:rFonts w:ascii="Calibri" w:hAnsi="Calibri" w:cs="Calibri"/>
-          <w:sz w:val="34"/>
-          <w:szCs w:val="34"/>
+          <w:rFonts w:cs="Calibri"/>
+          <w:sz w:val="32"/>
+          <w:szCs w:val="32"/>
+        </w:rPr>
+      </w:pPr>
+      <w:r>
+        <w:rPr>
+          <w:rFonts w:cs="Calibri"/>
+          <w:sz w:val="32"/>
+          <w:szCs w:val="32"/>
         </w:rPr>
         <w:t># There a bunch of other ways to implement Idempotency but this is the common one</w:t>
       </w:r>
@@ -6344,9 +6152,9 @@
       <w:pPr>
         <w:jc w:val="both"/>
         <w:rPr>
-          <w:rFonts w:ascii="Calibri" w:hAnsi="Calibri" w:cs="Calibri"/>
-          <w:sz w:val="34"/>
-          <w:szCs w:val="34"/>
+          <w:rFonts w:cs="Calibri"/>
+          <w:sz w:val="32"/>
+          <w:szCs w:val="32"/>
         </w:rPr>
       </w:pPr>
     </w:p>
@@ -6354,16 +6162,16 @@
       <w:pPr>
         <w:jc w:val="center"/>
         <w:rPr>
-          <w:rFonts w:ascii="Calibri" w:hAnsi="Calibri" w:cs="Calibri"/>
-          <w:sz w:val="34"/>
-          <w:szCs w:val="34"/>
-        </w:rPr>
-      </w:pPr>
-      <w:r>
-        <w:rPr>
-          <w:rFonts w:ascii="Calibri" w:hAnsi="Calibri" w:cs="Calibri"/>
-          <w:sz w:val="34"/>
-          <w:szCs w:val="34"/>
+          <w:rFonts w:cs="Calibri"/>
+          <w:sz w:val="32"/>
+          <w:szCs w:val="32"/>
+        </w:rPr>
+      </w:pPr>
+      <w:r>
+        <w:rPr>
+          <w:rFonts w:cs="Calibri"/>
+          <w:sz w:val="32"/>
+          <w:szCs w:val="32"/>
         </w:rPr>
         <w:t>Break</w:t>
       </w:r>
@@ -6372,29 +6180,29 @@
       <w:pPr>
         <w:jc w:val="both"/>
         <w:rPr>
-          <w:rFonts w:ascii="Calibri" w:hAnsi="Calibri" w:cs="Calibri"/>
-          <w:sz w:val="34"/>
-          <w:szCs w:val="34"/>
-        </w:rPr>
-      </w:pPr>
-    </w:p>
-    <w:p>
-      <w:pPr>
-        <w:jc w:val="both"/>
-        <w:rPr>
-          <w:rFonts w:ascii="Calibri" w:hAnsi="Calibri" w:cs="Calibri"/>
-          <w:sz w:val="34"/>
-          <w:szCs w:val="34"/>
-        </w:rPr>
-      </w:pPr>
-    </w:p>
-    <w:p>
-      <w:pPr>
-        <w:jc w:val="both"/>
-        <w:rPr>
-          <w:rFonts w:ascii="Calibri" w:hAnsi="Calibri" w:cs="Calibri"/>
-          <w:sz w:val="34"/>
-          <w:szCs w:val="34"/>
+          <w:rFonts w:cs="Calibri"/>
+          <w:sz w:val="32"/>
+          <w:szCs w:val="32"/>
+        </w:rPr>
+      </w:pPr>
+    </w:p>
+    <w:p>
+      <w:pPr>
+        <w:jc w:val="both"/>
+        <w:rPr>
+          <w:rFonts w:cs="Calibri"/>
+          <w:sz w:val="32"/>
+          <w:szCs w:val="32"/>
+        </w:rPr>
+      </w:pPr>
+    </w:p>
+    <w:p>
+      <w:pPr>
+        <w:jc w:val="both"/>
+        <w:rPr>
+          <w:rFonts w:cs="Calibri"/>
+          <w:sz w:val="32"/>
+          <w:szCs w:val="32"/>
         </w:rPr>
       </w:pPr>
     </w:p>
